--- a/fuentes/621602_CF10_DI.docx
+++ b/fuentes/621602_CF10_DI.docx
@@ -1,6 +1,6 @@
 
 <file path=word/document.xml><?xml version="1.0" encoding="utf-8"?>
-<w:document xmlns:wpc="http://schemas.microsoft.com/office/word/2010/wordprocessingCanvas" xmlns:cx="http://schemas.microsoft.com/office/drawing/2014/chartex" xmlns:cx1="http://schemas.microsoft.com/office/drawing/2015/9/8/chartex" xmlns:cx2="http://schemas.microsoft.com/office/drawing/2015/10/21/chartex" xmlns:cx3="http://schemas.microsoft.com/office/drawing/2016/5/9/chartex" xmlns:cx4="http://schemas.microsoft.com/office/drawing/2016/5/10/chartex" xmlns:cx5="http://schemas.microsoft.com/office/drawing/2016/5/11/chartex" xmlns:cx6="http://schemas.microsoft.com/office/drawing/2016/5/12/chartex" xmlns:cx7="http://schemas.microsoft.com/office/drawing/2016/5/13/chartex" xmlns:cx8="http://schemas.microsoft.com/office/drawing/2016/5/14/chartex" xmlns:mc="http://schemas.openxmlformats.org/markup-compatibility/2006" xmlns:aink="http://schemas.microsoft.com/office/drawing/2016/ink" xmlns:am3d="http://schemas.microsoft.com/office/drawing/2017/model3d" xmlns:o="urn:schemas-microsoft-com:office:office" xmlns:oel="http://schemas.microsoft.com/office/2019/extlst" xmlns:r="http://schemas.openxmlformats.org/officeDocument/2006/relationships" xmlns:m="http://schemas.openxmlformats.org/officeDocument/2006/math" xmlns:v="urn:schemas-microsoft-com:vml" xmlns:wp14="http://schemas.microsoft.com/office/word/2010/wordprocessingDrawing" xmlns:wp="http://schemas.openxmlformats.org/drawingml/2006/wordprocessingDrawing" xmlns:w10="urn:schemas-microsoft-com:office:word" xmlns:w="http://schemas.openxmlformats.org/wordprocessingml/2006/main" xmlns:w14="http://schemas.microsoft.com/office/word/2010/wordml" xmlns:w15="http://schemas.microsoft.com/office/word/2012/wordml" xmlns:w16cex="http://schemas.microsoft.com/office/word/2018/wordml/cex" xmlns:w16cid="http://schemas.microsoft.com/office/word/2016/wordml/cid" xmlns:w16="http://schemas.microsoft.com/office/word/2018/wordml" xmlns:w16du="http://schemas.microsoft.com/office/word/2023/wordml/word16du" xmlns:w16sdtdh="http://schemas.microsoft.com/office/word/2020/wordml/sdtdatahash" xmlns:w16sdtfl="http://schemas.microsoft.com/office/word/2024/wordml/sdtformatlock" xmlns:w16se="http://schemas.microsoft.com/office/word/2015/wordml/symex" xmlns:wpg="http://schemas.microsoft.com/office/word/2010/wordprocessingGroup" xmlns:wpi="http://schemas.microsoft.com/office/word/2010/wordprocessingInk" xmlns:wne="http://schemas.microsoft.com/office/word/2006/wordml" xmlns:wps="http://schemas.microsoft.com/office/word/2010/wordprocessingShape" xmlns:a="http://schemas.openxmlformats.org/drawingml/2006/main" xmlns:pic="http://schemas.openxmlformats.org/drawingml/2006/picture" mc:Ignorable="w14 w15 w16se w16cid w16 w16cex w16sdtdh w16sdtfl w16du wp14">
+<w:document xmlns:wpc="http://schemas.microsoft.com/office/word/2010/wordprocessingCanvas" xmlns:cx="http://schemas.microsoft.com/office/drawing/2014/chartex" xmlns:cx1="http://schemas.microsoft.com/office/drawing/2015/9/8/chartex" xmlns:cx2="http://schemas.microsoft.com/office/drawing/2015/10/21/chartex" xmlns:cx3="http://schemas.microsoft.com/office/drawing/2016/5/9/chartex" xmlns:cx4="http://schemas.microsoft.com/office/drawing/2016/5/10/chartex" xmlns:cx5="http://schemas.microsoft.com/office/drawing/2016/5/11/chartex" xmlns:cx6="http://schemas.microsoft.com/office/drawing/2016/5/12/chartex" xmlns:cx7="http://schemas.microsoft.com/office/drawing/2016/5/13/chartex" xmlns:cx8="http://schemas.microsoft.com/office/drawing/2016/5/14/chartex" xmlns:mc="http://schemas.openxmlformats.org/markup-compatibility/2006" xmlns:aink="http://schemas.microsoft.com/office/drawing/2016/ink" xmlns:am3d="http://schemas.microsoft.com/office/drawing/2017/model3d" xmlns:o="urn:schemas-microsoft-com:office:office" xmlns:oel="http://schemas.microsoft.com/office/2019/extlst" xmlns:r="http://schemas.openxmlformats.org/officeDocument/2006/relationships" xmlns:m="http://schemas.openxmlformats.org/officeDocument/2006/math" xmlns:v="urn:schemas-microsoft-com:vml" xmlns:wp14="http://schemas.microsoft.com/office/word/2010/wordprocessingDrawing" xmlns:wp="http://schemas.openxmlformats.org/drawingml/2006/wordprocessingDrawing" xmlns:w10="urn:schemas-microsoft-com:office:word" xmlns:w="http://schemas.openxmlformats.org/wordprocessingml/2006/main" xmlns:w14="http://schemas.microsoft.com/office/word/2010/wordml" xmlns:w15="http://schemas.microsoft.com/office/word/2012/wordml" xmlns:w16cei="http://schemas.microsoft.com/office/word/2026/wordml/cei" xmlns:w16cex="http://schemas.microsoft.com/office/word/2018/wordml/cex" xmlns:w16cid="http://schemas.microsoft.com/office/word/2016/wordml/cid" xmlns:w16="http://schemas.microsoft.com/office/word/2018/wordml" xmlns:w16du="http://schemas.microsoft.com/office/word/2023/wordml/word16du" xmlns:w16sdtdh="http://schemas.microsoft.com/office/word/2020/wordml/sdtdatahash" xmlns:w16sdtfl="http://schemas.microsoft.com/office/word/2024/wordml/sdtformatlock" xmlns:w16se="http://schemas.microsoft.com/office/word/2015/wordml/symex" xmlns:wpg="http://schemas.microsoft.com/office/word/2010/wordprocessingGroup" xmlns:wpi="http://schemas.microsoft.com/office/word/2010/wordprocessingInk" xmlns:wne="http://schemas.microsoft.com/office/word/2006/wordml" xmlns:wps="http://schemas.microsoft.com/office/word/2010/wordprocessingShape" xmlns:a="http://schemas.openxmlformats.org/drawingml/2006/main" xmlns:pic="http://schemas.openxmlformats.org/drawingml/2006/picture" mc:Ignorable="w14 w15 w16se w16cid w16 w16cex w16sdtdh w16sdtfl w16du wp14">
   <w:body>
     <w:p>
       <w:pPr>
@@ -2384,7 +2384,25 @@
           <w:sz w:val="20"/>
           <w:szCs w:val="20"/>
         </w:rPr>
-        <w:t>This is the fee that is assigned to intermediaries, such as travel agencies, bed banks and marketing platforms, on which they can generate their profit or mark-up.</w:t>
+        <w:t>This is the fee that is assigned to intermediaries, such as travel agencies, bed banks</w:t>
+      </w:r>
+      <w:r>
+        <w:rPr>
+          <w:i/>
+          <w:iCs/>
+          <w:sz w:val="20"/>
+          <w:szCs w:val="20"/>
+        </w:rPr>
+        <w:t>,</w:t>
+      </w:r>
+      <w:r>
+        <w:rPr>
+          <w:i/>
+          <w:iCs/>
+          <w:sz w:val="20"/>
+          <w:szCs w:val="20"/>
+        </w:rPr>
+        <w:t xml:space="preserve"> and marketing platforms, on which they can generate their profit or markup.</w:t>
       </w:r>
     </w:p>
     <w:p>
@@ -2528,31 +2546,49 @@
           <w:sz w:val="20"/>
           <w:szCs w:val="20"/>
         </w:rPr>
-        <w:t>It is the rate that was informed to the client at the time of booking. If when the guest arrives there is not available room according to the confirmed rate, another one of better category is usually given for the same price, which means doing an upgrade.</w:t>
-      </w:r>
-    </w:p>
-    <w:p>
-      <w:pPr>
-        <w:rPr>
-          <w:sz w:val="20"/>
-          <w:szCs w:val="20"/>
-        </w:rPr>
-      </w:pPr>
-      <w:r>
-        <w:rPr>
-          <w:sz w:val="20"/>
-          <w:szCs w:val="20"/>
-        </w:rPr>
-        <w:t>Es la tarifa que se le informó al cliente al momento de la reserva. Si al llegar el huésped no hay disponible una habitación acorde con la tarifa confirmada, se suele dar otra de mejor categoría por el mismo precio, lo que significa hacer una mejora.</w:t>
-      </w:r>
-    </w:p>
-    <w:p>
-      <w:pPr>
-        <w:rPr>
-          <w:sz w:val="20"/>
-          <w:szCs w:val="20"/>
-        </w:rPr>
-      </w:pPr>
+        <w:t>It is the rate that was communicated to the guest at the time of booking. If, upon the guest's arrival, there is no room available at the confirmed rate, a room in a higher category is usually provided at the same price. This is known as an upgrade.</w:t>
+      </w:r>
+    </w:p>
+    <w:p>
+      <w:pPr>
+        <w:rPr>
+          <w:i/>
+          <w:iCs/>
+          <w:sz w:val="20"/>
+          <w:szCs w:val="20"/>
+        </w:rPr>
+      </w:pPr>
+    </w:p>
+    <w:p>
+      <w:pPr>
+        <w:rPr>
+          <w:sz w:val="20"/>
+          <w:szCs w:val="20"/>
+        </w:rPr>
+      </w:pPr>
+      <w:r>
+        <w:rPr>
+          <w:sz w:val="20"/>
+          <w:szCs w:val="20"/>
+        </w:rPr>
+        <w:t xml:space="preserve">Es la tarifa que fue informada al huésped en el momento de realizar la reserva. Si, al momento de su llegada, no hay una habitación disponible con la tarifa confirmada, normalmente se le asigna una habitación de una categoría superior por el mismo precio. A esto se le conoce como </w:t>
+      </w:r>
+      <w:r>
+        <w:rPr>
+          <w:i/>
+          <w:iCs/>
+          <w:sz w:val="20"/>
+          <w:szCs w:val="20"/>
+        </w:rPr>
+        <w:t>upgrade</w:t>
+      </w:r>
+      <w:r>
+        <w:rPr>
+          <w:sz w:val="20"/>
+          <w:szCs w:val="20"/>
+        </w:rPr>
+        <w:t xml:space="preserve"> (mejora de categoría).</w:t>
+      </w:r>
     </w:p>
     <w:p>
       <w:pPr>
@@ -2878,7 +2914,25 @@
           <w:sz w:val="20"/>
           <w:szCs w:val="20"/>
         </w:rPr>
-        <w:t>They are discounts which are applied for hotel promotion purposes, following some policies and restrictions. Example: non-refundable rates, children under 12 do not pay, pay 3 nights and stay 4.</w:t>
+        <w:t xml:space="preserve">They are discounts </w:t>
+      </w:r>
+      <w:r>
+        <w:rPr>
+          <w:i/>
+          <w:iCs/>
+          <w:sz w:val="20"/>
+          <w:szCs w:val="20"/>
+        </w:rPr>
+        <w:t>that</w:t>
+      </w:r>
+      <w:r>
+        <w:rPr>
+          <w:i/>
+          <w:iCs/>
+          <w:sz w:val="20"/>
+          <w:szCs w:val="20"/>
+        </w:rPr>
+        <w:t xml:space="preserve"> are applied for hotel promotion purposes, following some policies and restrictions. Example: non-refundable rates, children under 12 do not pay, pay 3 nights and stay 4.</w:t>
       </w:r>
     </w:p>
     <w:p>
@@ -2932,7 +2986,29 @@
           <w:sz w:val="20"/>
           <w:szCs w:val="20"/>
         </w:rPr>
-        <w:t>BAR Rate</w:t>
+        <w:t xml:space="preserve">BAR </w:t>
+      </w:r>
+      <w:r>
+        <w:rPr>
+          <w:b/>
+          <w:bCs/>
+          <w:i/>
+          <w:iCs/>
+          <w:sz w:val="20"/>
+          <w:szCs w:val="20"/>
+        </w:rPr>
+        <w:t>r</w:t>
+      </w:r>
+      <w:r>
+        <w:rPr>
+          <w:b/>
+          <w:bCs/>
+          <w:i/>
+          <w:iCs/>
+          <w:sz w:val="20"/>
+          <w:szCs w:val="20"/>
+        </w:rPr>
+        <w:t>ate</w:t>
       </w:r>
       <w:r>
         <w:rPr>
@@ -2960,7 +3036,25 @@
           <w:sz w:val="20"/>
           <w:szCs w:val="20"/>
         </w:rPr>
-        <w:t>With the increase in distribution channels, there was a time when the hotelier lost control over his price. It was common to see clients arriving at the hotel who had found, through an intermediary, a lower rate than the one offered directly by the hotel. To solve this problem, strengthen direct sales, and increase rate transparency, hoteliers began to publish the BAR (Best Available Rate) on their websites. The Best Available Rate guarantees that a lower rate will not be found in any distribution channel. The management of this type of rate is not only about price, but also about the value of the rate.</w:t>
+        <w:t>With the increase in distribution channels, there was a time when the hotelier lost control over his price. It was common to see clients arriving at the hotel who had found, through an intermediary, a lower rate than the one offered directly by the hotel. To solve this problem, strengthen direct sales, and increase rate transparency</w:t>
+      </w:r>
+      <w:r>
+        <w:rPr>
+          <w:i/>
+          <w:iCs/>
+          <w:sz w:val="20"/>
+          <w:szCs w:val="20"/>
+        </w:rPr>
+        <w:t>;</w:t>
+      </w:r>
+      <w:r>
+        <w:rPr>
+          <w:i/>
+          <w:iCs/>
+          <w:sz w:val="20"/>
+          <w:szCs w:val="20"/>
+        </w:rPr>
+        <w:t xml:space="preserve"> hoteliers began to publish the BAR (Best Available Rate) on their websites. The Best Available Rate guarantees that a lower rate will not be found in any distribution channel. The management of this type of rate is not only about price but also about the value of the rate.</w:t>
       </w:r>
     </w:p>
     <w:p>
@@ -2991,7 +3085,21 @@
           <w:sz w:val="20"/>
           <w:szCs w:val="20"/>
         </w:rPr>
-        <w:t> en inglés). La mejor tarifa disponible garantiza que no se va a encontrar una tarifa inferior en ningún canal de distribución. El manejo de este tipo de tarifas no tiene que ver solo con precio, sino con el valor de la tarifa.</w:t>
+        <w:t> en inglés). La mejor tarifa disponible garantiza que no se va a encontrar una tarifa inferior en ningún canal de distribución. El manejo de este tipo de tarifas no tiene que ver solo con</w:t>
+      </w:r>
+      <w:r>
+        <w:rPr>
+          <w:sz w:val="20"/>
+          <w:szCs w:val="20"/>
+        </w:rPr>
+        <w:t xml:space="preserve"> el</w:t>
+      </w:r>
+      <w:r>
+        <w:rPr>
+          <w:sz w:val="20"/>
+          <w:szCs w:val="20"/>
+        </w:rPr>
+        <w:t xml:space="preserve"> precio, sino con el valor de la tarifa.</w:t>
       </w:r>
     </w:p>
     <w:p>
@@ -3379,7 +3487,25 @@
           <w:sz w:val="20"/>
           <w:szCs w:val="20"/>
         </w:rPr>
-        <w:t>Packages are a way to market hotel products, to provide customers with more services, for more attractive prices. It can be packaged with own or third-party products. Example: wedding night plan, package with food and tour included.</w:t>
+        <w:t xml:space="preserve">Packages are a way to market hotel products, to provide customers with more services, for more attractive prices. It can be packaged with </w:t>
+      </w:r>
+      <w:r>
+        <w:rPr>
+          <w:i/>
+          <w:iCs/>
+          <w:sz w:val="20"/>
+          <w:szCs w:val="20"/>
+        </w:rPr>
+        <w:t xml:space="preserve">its </w:t>
+      </w:r>
+      <w:r>
+        <w:rPr>
+          <w:i/>
+          <w:iCs/>
+          <w:sz w:val="20"/>
+          <w:szCs w:val="20"/>
+        </w:rPr>
+        <w:t>own or third-party products. Example: wedding night plan, package with food and tour included.</w:t>
       </w:r>
     </w:p>
     <w:p>
@@ -3641,7 +3767,25 @@
                 <w:sz w:val="20"/>
                 <w:szCs w:val="20"/>
               </w:rPr>
-              <w:t>Hotels offer plans beside to the accommodation, with the purpose of promoting the second line of the hotel industry, which is the sale of food and beverage services.</w:t>
+              <w:t xml:space="preserve">Hotels offer plans </w:t>
+            </w:r>
+            <w:r>
+              <w:rPr>
+                <w:i/>
+                <w:iCs/>
+                <w:sz w:val="20"/>
+                <w:szCs w:val="20"/>
+              </w:rPr>
+              <w:t>in addition</w:t>
+            </w:r>
+            <w:r>
+              <w:rPr>
+                <w:i/>
+                <w:iCs/>
+                <w:sz w:val="20"/>
+                <w:szCs w:val="20"/>
+              </w:rPr>
+              <w:t xml:space="preserve"> to the accommodation, with the purpose of promoting the second line of the hotel industry, which is the sale of food and beverage services.</w:t>
             </w:r>
           </w:p>
           <w:p>
@@ -4068,7 +4212,61 @@
           <w:sz w:val="20"/>
           <w:szCs w:val="20"/>
         </w:rPr>
-        <w:t>Promotional codes: These are codes made up of numbers or letters and that when applied to payment generate a reduction in value. Example: “GET10”. The instruction would show something like: “By entering the code, get a 10</w:t>
+        <w:t xml:space="preserve">Promotional codes: </w:t>
+      </w:r>
+      <w:r>
+        <w:rPr>
+          <w:i/>
+          <w:iCs/>
+          <w:sz w:val="20"/>
+          <w:szCs w:val="20"/>
+        </w:rPr>
+        <w:t>t</w:t>
+      </w:r>
+      <w:r>
+        <w:rPr>
+          <w:i/>
+          <w:iCs/>
+          <w:sz w:val="20"/>
+          <w:szCs w:val="20"/>
+        </w:rPr>
+        <w:t>hese are codes made up of numbers or letters and that</w:t>
+      </w:r>
+      <w:r>
+        <w:rPr>
+          <w:i/>
+          <w:iCs/>
+          <w:sz w:val="20"/>
+          <w:szCs w:val="20"/>
+        </w:rPr>
+        <w:t>,</w:t>
+      </w:r>
+      <w:r>
+        <w:rPr>
+          <w:i/>
+          <w:iCs/>
+          <w:sz w:val="20"/>
+          <w:szCs w:val="20"/>
+        </w:rPr>
+        <w:t xml:space="preserve"> when applied to payment</w:t>
+      </w:r>
+      <w:r>
+        <w:rPr>
+          <w:i/>
+          <w:iCs/>
+          <w:sz w:val="20"/>
+          <w:szCs w:val="20"/>
+        </w:rPr>
+        <w:t>,</w:t>
+      </w:r>
+      <w:r>
+        <w:rPr>
+          <w:i/>
+          <w:iCs/>
+          <w:sz w:val="20"/>
+          <w:szCs w:val="20"/>
+        </w:rPr>
+        <w:t xml:space="preserve"> generate a reduction in value. Example: “GET10”. The instruction would show something like: “By entering the code, get a 10</w:t>
       </w:r>
       <w:r>
         <w:rPr>
@@ -4115,7 +4313,25 @@
           <w:sz w:val="20"/>
           <w:szCs w:val="20"/>
         </w:rPr>
-        <w:t>Discount plans: Here the discount promotes packaged products: Stay 3 nights x $300 and get all meals for free.</w:t>
+        <w:t xml:space="preserve">Discount plans: Here the discount promotes packaged products: Stay 3 nights </w:t>
+      </w:r>
+      <w:r>
+        <w:rPr>
+          <w:i/>
+          <w:iCs/>
+          <w:sz w:val="20"/>
+          <w:szCs w:val="20"/>
+        </w:rPr>
+        <w:t>for</w:t>
+      </w:r>
+      <w:r>
+        <w:rPr>
+          <w:i/>
+          <w:iCs/>
+          <w:sz w:val="20"/>
+          <w:szCs w:val="20"/>
+        </w:rPr>
+        <w:t xml:space="preserve"> $300 and get all meals for free.</w:t>
       </w:r>
     </w:p>
     <w:p>
@@ -4173,61 +4389,7 @@
           <w:sz w:val="20"/>
           <w:szCs w:val="20"/>
         </w:rPr>
-        <w:t>Direct discounts: This type of discount uses the strategy of showing the discount and the original price crossed out, to give the customer the perception that they are benefiting. Before $</w:t>
-      </w:r>
-      <w:r>
-        <w:rPr>
-          <w:i/>
-          <w:iCs/>
-          <w:sz w:val="20"/>
-          <w:szCs w:val="20"/>
-        </w:rPr>
-        <w:t xml:space="preserve"> </w:t>
-      </w:r>
-      <w:r>
-        <w:rPr>
-          <w:i/>
-          <w:iCs/>
-          <w:sz w:val="20"/>
-          <w:szCs w:val="20"/>
-        </w:rPr>
-        <w:t>250,000 - Today $</w:t>
-      </w:r>
-      <w:r>
-        <w:rPr>
-          <w:i/>
-          <w:iCs/>
-          <w:sz w:val="20"/>
-          <w:szCs w:val="20"/>
-        </w:rPr>
-        <w:t xml:space="preserve"> </w:t>
-      </w:r>
-      <w:r>
-        <w:rPr>
-          <w:i/>
-          <w:iCs/>
-          <w:sz w:val="20"/>
-          <w:szCs w:val="20"/>
-        </w:rPr>
-        <w:t>187,500. Save 25</w:t>
-      </w:r>
-      <w:r>
-        <w:rPr>
-          <w:i/>
-          <w:iCs/>
-          <w:sz w:val="20"/>
-          <w:szCs w:val="20"/>
-        </w:rPr>
-        <w:t xml:space="preserve"> </w:t>
-      </w:r>
-      <w:r>
-        <w:rPr>
-          <w:i/>
-          <w:iCs/>
-          <w:sz w:val="20"/>
-          <w:szCs w:val="20"/>
-        </w:rPr>
-        <w:t>%.</w:t>
+        <w:t>Direct discounts: This type of discount uses the strategy of showing the discount and the original price crossed out, to give the customer the perception that they are benefiting. Before $250,000 - Today $187,500. Save 25%.</w:t>
       </w:r>
       <w:commentRangeEnd w:id="4"/>
       <w:r>
@@ -4429,72 +4591,72 @@
           <w:sz w:val="20"/>
           <w:szCs w:val="20"/>
         </w:rPr>
-        <w:t>Descuentos en noches: Este tipo de descuentos busca aumentar la ocupación en fechas con baja concurrencia: Pague 3 noches de alojamiento y obtenga la cuarta noche gratis.</w:t>
-      </w:r>
-    </w:p>
-    <w:p>
-      <w:pPr>
-        <w:rPr>
-          <w:sz w:val="20"/>
-          <w:szCs w:val="20"/>
-        </w:rPr>
-      </w:pPr>
-    </w:p>
-    <w:p>
-      <w:pPr>
-        <w:rPr>
-          <w:sz w:val="20"/>
-          <w:szCs w:val="20"/>
-        </w:rPr>
-      </w:pPr>
-      <w:r>
-        <w:rPr>
-          <w:sz w:val="20"/>
-          <w:szCs w:val="20"/>
-        </w:rPr>
-        <w:t>Descuentos directos: Este tipo de descuentos usa la estrategia de mostrar el descuento y el precio original tachado, para dar la percepción al cliente de que se está beneficiando. Antes $</w:t>
-      </w:r>
-      <w:r>
-        <w:rPr>
-          <w:sz w:val="20"/>
-          <w:szCs w:val="20"/>
-        </w:rPr>
-        <w:t xml:space="preserve"> </w:t>
-      </w:r>
-      <w:r>
-        <w:rPr>
-          <w:sz w:val="20"/>
-          <w:szCs w:val="20"/>
-        </w:rPr>
-        <w:t>250.000 - Hoy $</w:t>
-      </w:r>
-      <w:r>
-        <w:rPr>
-          <w:sz w:val="20"/>
-          <w:szCs w:val="20"/>
-        </w:rPr>
-        <w:t xml:space="preserve"> </w:t>
-      </w:r>
-      <w:r>
-        <w:rPr>
-          <w:sz w:val="20"/>
-          <w:szCs w:val="20"/>
-        </w:rPr>
-        <w:t>187.500. Ahorre 25</w:t>
-      </w:r>
-      <w:r>
-        <w:rPr>
-          <w:sz w:val="20"/>
-          <w:szCs w:val="20"/>
-        </w:rPr>
-        <w:t xml:space="preserve"> </w:t>
-      </w:r>
-      <w:r>
-        <w:rPr>
-          <w:sz w:val="20"/>
-          <w:szCs w:val="20"/>
-        </w:rPr>
-        <w:t>%.</w:t>
+        <w:t xml:space="preserve">Descuentos en noches: </w:t>
+      </w:r>
+      <w:r>
+        <w:rPr>
+          <w:sz w:val="20"/>
+          <w:szCs w:val="20"/>
+        </w:rPr>
+        <w:t>e</w:t>
+      </w:r>
+      <w:r>
+        <w:rPr>
+          <w:sz w:val="20"/>
+          <w:szCs w:val="20"/>
+        </w:rPr>
+        <w:t xml:space="preserve">ste tipo de descuentos busca aumentar la ocupación en fechas con baja concurrencia: </w:t>
+      </w:r>
+      <w:r>
+        <w:rPr>
+          <w:sz w:val="20"/>
+          <w:szCs w:val="20"/>
+        </w:rPr>
+        <w:t>p</w:t>
+      </w:r>
+      <w:r>
+        <w:rPr>
+          <w:sz w:val="20"/>
+          <w:szCs w:val="20"/>
+        </w:rPr>
+        <w:t>ague 3 noches de alojamiento y obtenga la cuarta noche gratis.</w:t>
+      </w:r>
+    </w:p>
+    <w:p>
+      <w:pPr>
+        <w:rPr>
+          <w:sz w:val="20"/>
+          <w:szCs w:val="20"/>
+        </w:rPr>
+      </w:pPr>
+    </w:p>
+    <w:p>
+      <w:pPr>
+        <w:rPr>
+          <w:sz w:val="20"/>
+          <w:szCs w:val="20"/>
+        </w:rPr>
+      </w:pPr>
+      <w:r>
+        <w:rPr>
+          <w:sz w:val="20"/>
+          <w:szCs w:val="20"/>
+        </w:rPr>
+        <w:t xml:space="preserve">Descuentos directos: Este tipo de descuentos usa la estrategia de mostrar el descuento y el precio original tachado, para dar la percepción al cliente de que se está beneficiando. Antes $250.000 - </w:t>
+      </w:r>
+      <w:r>
+        <w:rPr>
+          <w:sz w:val="20"/>
+          <w:szCs w:val="20"/>
+        </w:rPr>
+        <w:t>h</w:t>
+      </w:r>
+      <w:r>
+        <w:rPr>
+          <w:sz w:val="20"/>
+          <w:szCs w:val="20"/>
+        </w:rPr>
+        <w:t>oy $187.500. Ahorre 25%.</w:t>
       </w:r>
       <w:commentRangeEnd w:id="5"/>
       <w:r>
@@ -4802,7 +4964,7 @@
               </wp:anchor>
             </w:drawing>
           </mc:Choice>
-          <mc:Fallback>
+          <mc:Fallback xmlns:pic="http://schemas.openxmlformats.org/drawingml/2006/picture" xmlns:a="http://schemas.openxmlformats.org/drawingml/2006/main">
             <w:pict w14:anchorId="203E81E9">
               <v:rect id="Rectángulo 8" style="position:absolute;margin-left:56.55pt;margin-top:12.9pt;width:352.5pt;height:79.5pt;z-index:251659264;visibility:visible;mso-wrap-style:square;mso-wrap-distance-left:9pt;mso-wrap-distance-top:0;mso-wrap-distance-right:9pt;mso-wrap-distance-bottom:0;mso-position-horizontal:absolute;mso-position-horizontal-relative:text;mso-position-vertical:absolute;mso-position-vertical-relative:text;v-text-anchor:middle" o:spid="_x0000_s1026" fillcolor="#a7bfde [1620]" strokecolor="#4579b8 [3044]" w14:anchorId="24F00CF0" o:gfxdata="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">
                 <v:fill type="gradient" color2="#e4ecf5 [500]" colors="0 #a3c4ff;22938f #bfd5ff;1 #e5eeff" angle="180" focus="100%" rotate="t"/>
@@ -5230,7 +5392,7 @@
               </wp:anchor>
             </w:drawing>
           </mc:Choice>
-          <mc:Fallback>
+          <mc:Fallback xmlns:pic="http://schemas.openxmlformats.org/drawingml/2006/picture" xmlns:a="http://schemas.openxmlformats.org/drawingml/2006/main">
             <w:pict w14:anchorId="0E765704">
               <v:rect id="Rectángulo 9" style="position:absolute;margin-left:42.3pt;margin-top:7.75pt;width:383.25pt;height:71.25pt;z-index:251660288;visibility:visible;mso-wrap-style:square;mso-wrap-distance-left:9pt;mso-wrap-distance-top:0;mso-wrap-distance-right:9pt;mso-wrap-distance-bottom:0;mso-position-horizontal:absolute;mso-position-horizontal-relative:text;mso-position-vertical:absolute;mso-position-vertical-relative:text;v-text-anchor:middle" o:spid="_x0000_s1027" fillcolor="#a7bfde [1620]" strokecolor="#4579b8 [3044]" w14:anchorId="3C54CFC5" o:gfxdata="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">
                 <v:fill type="gradient" color2="#e4ecf5 [500]" colors="0 #a3c4ff;22938f #bfd5ff;1 #e5eeff" angle="180" focus="100%" rotate="t"/>
@@ -6003,7 +6165,25 @@
                 <w:sz w:val="20"/>
                 <w:szCs w:val="20"/>
               </w:rPr>
-              <w:t xml:space="preserve">Adverbs are words that complement a verb, an adjective, or another adverb. These complement the meaning of the verb that they modify indicating the </w:t>
+              <w:t>Adverbs are words that complement a verb, an adjective, or another adverb. These complement the meaning of the verb that they modify</w:t>
+            </w:r>
+            <w:r>
+              <w:rPr>
+                <w:i/>
+                <w:iCs/>
+                <w:sz w:val="20"/>
+                <w:szCs w:val="20"/>
+              </w:rPr>
+              <w:t xml:space="preserve">, </w:t>
+            </w:r>
+            <w:r>
+              <w:rPr>
+                <w:i/>
+                <w:iCs/>
+                <w:sz w:val="20"/>
+                <w:szCs w:val="20"/>
+              </w:rPr>
+              <w:t xml:space="preserve">indicating the </w:t>
             </w:r>
             <w:r>
               <w:rPr>
@@ -6059,7 +6239,21 @@
                 <w:sz w:val="20"/>
                 <w:szCs w:val="20"/>
               </w:rPr>
-              <w:t xml:space="preserve">Los adverbios son palabras que complementan un verbo, un adjetivo u otro adverbio. Estos complementan el significado del verbo que modifican </w:t>
+              <w:t>Los adverbios son palabras que complementan un verbo, un adjetivo u otro adverbio. Estos complementan el significado del verbo que modifican</w:t>
+            </w:r>
+            <w:r>
+              <w:rPr>
+                <w:sz w:val="20"/>
+                <w:szCs w:val="20"/>
+              </w:rPr>
+              <w:t>,</w:t>
+            </w:r>
+            <w:r>
+              <w:rPr>
+                <w:sz w:val="20"/>
+                <w:szCs w:val="20"/>
+              </w:rPr>
+              <w:t xml:space="preserve"> </w:t>
             </w:r>
             <w:r>
               <w:rPr>
@@ -6134,7 +6328,43 @@
           <w:sz w:val="20"/>
           <w:szCs w:val="20"/>
         </w:rPr>
-        <w:t>The adjective when is used in the superlative form describes an object that is at the upper or lower end of a quality. Like the comparative, it is used in sentences in which a subject is compare to a group, according to the following structure:</w:t>
+        <w:t xml:space="preserve">The adjective when is used in the superlative form </w:t>
+      </w:r>
+      <w:r>
+        <w:rPr>
+          <w:i/>
+          <w:iCs/>
+          <w:sz w:val="20"/>
+          <w:szCs w:val="20"/>
+        </w:rPr>
+        <w:t xml:space="preserve">to </w:t>
+      </w:r>
+      <w:r>
+        <w:rPr>
+          <w:i/>
+          <w:iCs/>
+          <w:sz w:val="20"/>
+          <w:szCs w:val="20"/>
+        </w:rPr>
+        <w:t xml:space="preserve">describes an object that is at the upper or lower end of a quality. Like the comparative, it is used in sentences in which a subject is </w:t>
+      </w:r>
+      <w:r>
+        <w:rPr>
+          <w:i/>
+          <w:iCs/>
+          <w:sz w:val="20"/>
+          <w:szCs w:val="20"/>
+        </w:rPr>
+        <w:t>compared</w:t>
+      </w:r>
+      <w:r>
+        <w:rPr>
+          <w:i/>
+          <w:iCs/>
+          <w:sz w:val="20"/>
+          <w:szCs w:val="20"/>
+        </w:rPr>
+        <w:t xml:space="preserve"> to a group, according to the following structure:</w:t>
       </w:r>
     </w:p>
     <w:p>
@@ -6324,7 +6554,7 @@
               </wp:anchor>
             </w:drawing>
           </mc:Choice>
-          <mc:Fallback>
+          <mc:Fallback xmlns:pic="http://schemas.openxmlformats.org/drawingml/2006/picture" xmlns:a="http://schemas.openxmlformats.org/drawingml/2006/main">
             <w:pict w14:anchorId="68398D7D">
               <v:rect id="Rectángulo 10" style="position:absolute;margin-left:58.8pt;margin-top:10.95pt;width:355.5pt;height:74.25pt;z-index:251661312;visibility:visible;mso-wrap-style:square;mso-wrap-distance-left:9pt;mso-wrap-distance-top:0;mso-wrap-distance-right:9pt;mso-wrap-distance-bottom:0;mso-position-horizontal:absolute;mso-position-horizontal-relative:text;mso-position-vertical:absolute;mso-position-vertical-relative:text;v-text-anchor:middle" o:spid="_x0000_s1028" fillcolor="#a7bfde [1620]" strokecolor="#4579b8 [3044]" w14:anchorId="24F73870" o:gfxdata="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">
                 <v:fill type="gradient" color2="#e4ecf5 [500]" colors="0 #a3c4ff;22938f #bfd5ff;1 #e5eeff" angle="180" focus="100%" rotate="t"/>
@@ -6700,7 +6930,7 @@
               </wp:anchor>
             </w:drawing>
           </mc:Choice>
-          <mc:Fallback>
+          <mc:Fallback xmlns:pic="http://schemas.openxmlformats.org/drawingml/2006/picture" xmlns:a="http://schemas.openxmlformats.org/drawingml/2006/main">
             <w:pict w14:anchorId="2E115FED">
               <v:rect id="Rectángulo 11" style="position:absolute;margin-left:61.05pt;margin-top:3.75pt;width:372.75pt;height:90pt;z-index:251662336;visibility:visible;mso-wrap-style:square;mso-width-percent:0;mso-height-percent:0;mso-wrap-distance-left:9pt;mso-wrap-distance-top:0;mso-wrap-distance-right:9pt;mso-wrap-distance-bottom:0;mso-position-horizontal:absolute;mso-position-horizontal-relative:text;mso-position-vertical:absolute;mso-position-vertical-relative:text;mso-width-percent:0;mso-height-percent:0;mso-width-relative:margin;mso-height-relative:margin;v-text-anchor:middle" o:spid="_x0000_s1029" fillcolor="#a7bfde [1620]" strokecolor="#4579b8 [3044]" w14:anchorId="4BAA6EB0" o:gfxdata="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">
                 <v:fill type="gradient" color2="#e4ecf5 [500]" colors="0 #a3c4ff;22938f #bfd5ff;1 #e5eeff" angle="180" focus="100%" rotate="t"/>
@@ -7646,22 +7876,50 @@
           <w:sz w:val="20"/>
           <w:szCs w:val="20"/>
         </w:rPr>
-        <w:t>Sr. Pedroza su cuenta total es $254.325 pesos colombianos (doscientos cincuenta y cuatro mil trescientos veinticinco pesos colombianos).</w:t>
-      </w:r>
-    </w:p>
-    <w:p>
-      <w:pPr>
-        <w:rPr>
-          <w:sz w:val="20"/>
-          <w:szCs w:val="20"/>
-        </w:rPr>
-      </w:pPr>
-      <w:r>
-        <w:rPr>
-          <w:sz w:val="20"/>
-          <w:szCs w:val="20"/>
-        </w:rPr>
-        <w:t>Serian $ 72,66 dólares (setenta y dos dólares con sesenta y seis centavos).</w:t>
+        <w:t>Sr. Pedroza</w:t>
+      </w:r>
+      <w:r>
+        <w:rPr>
+          <w:sz w:val="20"/>
+          <w:szCs w:val="20"/>
+        </w:rPr>
+        <w:t>,</w:t>
+      </w:r>
+      <w:r>
+        <w:rPr>
+          <w:sz w:val="20"/>
+          <w:szCs w:val="20"/>
+        </w:rPr>
+        <w:t xml:space="preserve"> su cuenta total es $254.325 pesos colombianos (doscientos cincuenta y cuatro mil trescientos veinticinco pesos colombianos).</w:t>
+      </w:r>
+    </w:p>
+    <w:p>
+      <w:pPr>
+        <w:rPr>
+          <w:sz w:val="20"/>
+          <w:szCs w:val="20"/>
+        </w:rPr>
+      </w:pPr>
+      <w:r>
+        <w:rPr>
+          <w:sz w:val="20"/>
+          <w:szCs w:val="20"/>
+        </w:rPr>
+        <w:t>Ser</w:t>
+      </w:r>
+      <w:r>
+        <w:rPr>
+          <w:sz w:val="20"/>
+          <w:szCs w:val="20"/>
+        </w:rPr>
+        <w:t>ía</w:t>
+      </w:r>
+      <w:r>
+        <w:rPr>
+          <w:sz w:val="20"/>
+          <w:szCs w:val="20"/>
+        </w:rPr>
+        <w:t>n $72,66 dólares (setenta y dos dólares con sesenta y seis centavos).</w:t>
       </w:r>
       <w:commentRangeEnd w:id="9"/>
       <w:r>
@@ -7775,7 +8033,18 @@
           <w:sz w:val="20"/>
           <w:szCs w:val="20"/>
         </w:rPr>
-        <w:t>Guest Information and Reservations</w:t>
+        <w:t xml:space="preserve">Guest </w:t>
+      </w:r>
+      <w:r>
+        <w:rPr>
+          <w:b/>
+          <w:bCs/>
+          <w:i/>
+          <w:iCs/>
+          <w:sz w:val="20"/>
+          <w:szCs w:val="20"/>
+        </w:rPr>
+        <w:t>information and reservations</w:t>
       </w:r>
       <w:r>
         <w:rPr>
@@ -8124,7 +8393,25 @@
           <w:sz w:val="20"/>
           <w:szCs w:val="20"/>
         </w:rPr>
-        <w:t>When talking about titles in English, we refer to the formality with which people are treated according to gender. There are titles of common use and formal titles, which sometimes are referred to the professions and others to the nobility.</w:t>
+        <w:t xml:space="preserve">When talking about titles in English, we refer to the formality with which people are treated according to gender. There are titles of common use and formal titles, which sometimes are </w:t>
+      </w:r>
+      <w:r>
+        <w:rPr>
+          <w:i/>
+          <w:iCs/>
+          <w:sz w:val="20"/>
+          <w:szCs w:val="20"/>
+        </w:rPr>
+        <w:t>refer</w:t>
+      </w:r>
+      <w:r>
+        <w:rPr>
+          <w:i/>
+          <w:iCs/>
+          <w:sz w:val="20"/>
+          <w:szCs w:val="20"/>
+        </w:rPr>
+        <w:t xml:space="preserve"> to the professions and others to the nobility.</w:t>
       </w:r>
     </w:p>
     <w:p>
@@ -8861,30 +9148,58 @@
           <w:sz w:val="20"/>
           <w:szCs w:val="20"/>
         </w:rPr>
-        <w:t>Ahora refiriéndose a los títulos formales, estos deben ser utilizados con personas que poseen una dignidad, como reyes, reinas, embajadores, presidentes. En ese caso se utiliza:</w:t>
-      </w:r>
-    </w:p>
-    <w:p>
-      <w:pPr>
-        <w:rPr>
-          <w:sz w:val="20"/>
-          <w:szCs w:val="20"/>
-        </w:rPr>
-      </w:pPr>
-    </w:p>
-    <w:p>
-      <w:pPr>
-        <w:rPr>
-          <w:sz w:val="20"/>
-          <w:szCs w:val="20"/>
-        </w:rPr>
-      </w:pPr>
-      <w:r>
-        <w:rPr>
-          <w:sz w:val="20"/>
-          <w:szCs w:val="20"/>
-        </w:rPr>
-        <w:t>Majestad: Es el título utilizado para dirigirse a los monarcas (los Reyes y sus consortes). Se utiliza precedido por “Su”.</w:t>
+        <w:t>Ahora</w:t>
+      </w:r>
+      <w:r>
+        <w:rPr>
+          <w:sz w:val="20"/>
+          <w:szCs w:val="20"/>
+        </w:rPr>
+        <w:t>,</w:t>
+      </w:r>
+      <w:r>
+        <w:rPr>
+          <w:sz w:val="20"/>
+          <w:szCs w:val="20"/>
+        </w:rPr>
+        <w:t xml:space="preserve"> refiriéndose a los títulos formales, estos deben ser utilizados con personas que poseen una dignidad, como reyes, reinas, embajadores, presidentes. En ese caso se utiliza:</w:t>
+      </w:r>
+    </w:p>
+    <w:p>
+      <w:pPr>
+        <w:rPr>
+          <w:sz w:val="20"/>
+          <w:szCs w:val="20"/>
+        </w:rPr>
+      </w:pPr>
+    </w:p>
+    <w:p>
+      <w:pPr>
+        <w:rPr>
+          <w:sz w:val="20"/>
+          <w:szCs w:val="20"/>
+        </w:rPr>
+      </w:pPr>
+      <w:r>
+        <w:rPr>
+          <w:sz w:val="20"/>
+          <w:szCs w:val="20"/>
+        </w:rPr>
+        <w:t xml:space="preserve">Majestad: Es el título utilizado para dirigirse a los monarcas (los </w:t>
+      </w:r>
+      <w:r>
+        <w:rPr>
+          <w:sz w:val="20"/>
+          <w:szCs w:val="20"/>
+        </w:rPr>
+        <w:t>r</w:t>
+      </w:r>
+      <w:r>
+        <w:rPr>
+          <w:sz w:val="20"/>
+          <w:szCs w:val="20"/>
+        </w:rPr>
+        <w:t>eyes y sus consortes). Se utiliza precedido por “Su”.</w:t>
       </w:r>
     </w:p>
     <w:p>
@@ -8976,7 +9291,7 @@
           <w:sz w:val="20"/>
           <w:szCs w:val="20"/>
         </w:rPr>
-        <w:t>Excelencia: Este es un título de honor dado a ciertos altos funcionarios, como gobernadores, embajadores, realeza, nobleza, y obispos y arzobispos católicos romanos (precedidos por “Su”).</w:t>
+        <w:t>Excelencia: Este es un título de honor dado a ciertos altos funcionarios, como gobernadores, embajadores, realeza, nobleza y obispos y arzobispos católicos romanos (precedidos por “Su”).</w:t>
       </w:r>
     </w:p>
     <w:p>
@@ -9045,36 +9360,54 @@
           <w:sz w:val="20"/>
           <w:szCs w:val="20"/>
         </w:rPr>
-        <w:t>Finally, there are academic titles, that are used to recognize people with high educational degrees or positions. The most used are:</w:t>
-      </w:r>
-    </w:p>
-    <w:p>
-      <w:pPr>
-        <w:rPr>
-          <w:i/>
-          <w:iCs/>
-          <w:sz w:val="20"/>
-          <w:szCs w:val="20"/>
-        </w:rPr>
-      </w:pPr>
-    </w:p>
-    <w:p>
-      <w:pPr>
-        <w:rPr>
-          <w:i/>
-          <w:iCs/>
-          <w:sz w:val="20"/>
-          <w:szCs w:val="20"/>
-        </w:rPr>
-      </w:pPr>
-      <w:r>
-        <w:rPr>
-          <w:i/>
-          <w:iCs/>
-          <w:sz w:val="20"/>
-          <w:szCs w:val="20"/>
-        </w:rPr>
-        <w:t>Dr: (abbreviation for doctor) for the holder of a doctoral degree (e.g., PhD, MD) and for medical practitioners, dentists, and veterinary surgeons.</w:t>
+        <w:t>Finally, there are academic titles that are used to recognize people with high educational degrees or positions. The most used are:</w:t>
+      </w:r>
+    </w:p>
+    <w:p>
+      <w:pPr>
+        <w:rPr>
+          <w:i/>
+          <w:iCs/>
+          <w:sz w:val="20"/>
+          <w:szCs w:val="20"/>
+        </w:rPr>
+      </w:pPr>
+    </w:p>
+    <w:p>
+      <w:pPr>
+        <w:rPr>
+          <w:i/>
+          <w:iCs/>
+          <w:sz w:val="20"/>
+          <w:szCs w:val="20"/>
+        </w:rPr>
+      </w:pPr>
+      <w:r>
+        <w:rPr>
+          <w:i/>
+          <w:iCs/>
+          <w:sz w:val="20"/>
+          <w:szCs w:val="20"/>
+        </w:rPr>
+        <w:t>Dr</w:t>
+      </w:r>
+      <w:r>
+        <w:rPr>
+          <w:i/>
+          <w:iCs/>
+          <w:sz w:val="20"/>
+          <w:szCs w:val="20"/>
+        </w:rPr>
+        <w:t>.</w:t>
+      </w:r>
+      <w:r>
+        <w:rPr>
+          <w:i/>
+          <w:iCs/>
+          <w:sz w:val="20"/>
+          <w:szCs w:val="20"/>
+        </w:rPr>
+        <w:t>: (abbreviation for doctor) for the holder of a doctoral degree (e.g., PhD, MD) and for medical practitioners, dentists, and veterinary surgeons.</w:t>
       </w:r>
     </w:p>
     <w:p>
@@ -9378,7 +9711,25 @@
           <w:sz w:val="20"/>
           <w:szCs w:val="20"/>
         </w:rPr>
-        <w:t>A reservation is the beginning of the agreement between the hotel and a natural or legal person, which results in the accommodation contract, in which the former undertakes to provide the accommodation service under specified characteristics and the latter undertakes to use this service on the agreed date, making a payment for it. Based on this concept there are some types of reservations in the hotel environment, such as:</w:t>
+        <w:t>A reservation is the beginning of the agreement between the hotel and a natural or legal person, which results in the accommodation contract, in which the former undertakes to provide the accommodation service under specified characteristics and the latter undertakes to use this service on the agreed date, making a payment for it. Based on this concept</w:t>
+      </w:r>
+      <w:r>
+        <w:rPr>
+          <w:i/>
+          <w:iCs/>
+          <w:sz w:val="20"/>
+          <w:szCs w:val="20"/>
+        </w:rPr>
+        <w:t>,</w:t>
+      </w:r>
+      <w:r>
+        <w:rPr>
+          <w:i/>
+          <w:iCs/>
+          <w:sz w:val="20"/>
+          <w:szCs w:val="20"/>
+        </w:rPr>
+        <w:t xml:space="preserve"> there are some types of reservations in the hotel environment, such as:</w:t>
       </w:r>
     </w:p>
     <w:p>
@@ -11323,7 +11674,25 @@
           <w:sz w:val="20"/>
           <w:szCs w:val="20"/>
         </w:rPr>
-        <w:t>They are agreements established by management between the guest and the establishment and are aimed to clarify the conditions of service provision and the rules of behavior within the establishment. These rules are mentioned on the registration card that the guest signs at the check-in time. In addition to this, a copy of the rules and regulations should also be arranged in all rooms and posted on the website so that guests read and understand the management policies. This may also include local government policies that have to be followed by the guest.</w:t>
+        <w:t xml:space="preserve">They are agreements established by management between the guest and the establishment and are aimed </w:t>
+      </w:r>
+      <w:r>
+        <w:rPr>
+          <w:i/>
+          <w:iCs/>
+          <w:sz w:val="20"/>
+          <w:szCs w:val="20"/>
+        </w:rPr>
+        <w:t>at clarifying</w:t>
+      </w:r>
+      <w:r>
+        <w:rPr>
+          <w:i/>
+          <w:iCs/>
+          <w:sz w:val="20"/>
+          <w:szCs w:val="20"/>
+        </w:rPr>
+        <w:t xml:space="preserve"> the conditions of service provision and the rules of behavior within the establishment. These rules are mentioned on the registration card that the guest signs at the check-in time. In addition to this, a copy of the rules and regulations should also be arranged in all rooms and posted on the website so that guests read and understand the management policies. This may also include local government policies that have to be followed by the guest.</w:t>
       </w:r>
     </w:p>
     <w:p>
@@ -12496,30 +12865,62 @@
           <w:sz w:val="20"/>
           <w:szCs w:val="20"/>
         </w:rPr>
-        <w:t>They are customers who travel for work or business reasons, their stay usually does not exceed one week. They tend to be very demanding with service and are usually less price sensitive.</w:t>
-      </w:r>
-    </w:p>
-    <w:p>
-      <w:pPr>
-        <w:rPr>
-          <w:sz w:val="20"/>
-          <w:szCs w:val="20"/>
-        </w:rPr>
-      </w:pPr>
-    </w:p>
-    <w:p>
-      <w:pPr>
-        <w:rPr>
-          <w:sz w:val="20"/>
-          <w:szCs w:val="20"/>
-        </w:rPr>
-      </w:pPr>
-      <w:r>
-        <w:rPr>
-          <w:sz w:val="20"/>
-          <w:szCs w:val="20"/>
-        </w:rPr>
-        <w:t>Son los clientes que viajan por motivos de trabajo o negocios, su permanencia generalmente no excede una semana. Suelen ser muy exigentes con el servicio, y por lo general son menos sensibles al precio.</w:t>
+        <w:t>They are customers who travel for work or business reasons</w:t>
+      </w:r>
+      <w:r>
+        <w:rPr>
+          <w:i/>
+          <w:iCs/>
+          <w:sz w:val="20"/>
+          <w:szCs w:val="20"/>
+        </w:rPr>
+        <w:t>;</w:t>
+      </w:r>
+      <w:r>
+        <w:rPr>
+          <w:i/>
+          <w:iCs/>
+          <w:sz w:val="20"/>
+          <w:szCs w:val="20"/>
+        </w:rPr>
+        <w:t xml:space="preserve"> their stay usually does not exceed one week. They tend to be very demanding with service and are usually less price sensitive.</w:t>
+      </w:r>
+    </w:p>
+    <w:p>
+      <w:pPr>
+        <w:rPr>
+          <w:sz w:val="20"/>
+          <w:szCs w:val="20"/>
+        </w:rPr>
+      </w:pPr>
+    </w:p>
+    <w:p>
+      <w:pPr>
+        <w:rPr>
+          <w:sz w:val="20"/>
+          <w:szCs w:val="20"/>
+        </w:rPr>
+      </w:pPr>
+      <w:r>
+        <w:rPr>
+          <w:sz w:val="20"/>
+          <w:szCs w:val="20"/>
+        </w:rPr>
+        <w:t>Son los clientes que viajan por motivos de trabajo o negocios</w:t>
+      </w:r>
+      <w:r>
+        <w:rPr>
+          <w:sz w:val="20"/>
+          <w:szCs w:val="20"/>
+        </w:rPr>
+        <w:t>;</w:t>
+      </w:r>
+      <w:r>
+        <w:rPr>
+          <w:sz w:val="20"/>
+          <w:szCs w:val="20"/>
+        </w:rPr>
+        <w:t xml:space="preserve"> su permanencia generalmente no excede una semana. Suelen ser muy exigentes con el servicio, y por lo general son menos sensibles al precio.</w:t>
       </w:r>
     </w:p>
     <w:p>
@@ -12605,7 +13006,35 @@
           <w:sz w:val="20"/>
           <w:szCs w:val="20"/>
         </w:rPr>
-        <w:t>Los adultos mayores que por su disponibilidad de tiempo y recursos viajan generalmente con fines de esparcimiento. Se les conoce como la generación </w:t>
+        <w:t>Los adultos mayores que</w:t>
+      </w:r>
+      <w:r>
+        <w:rPr>
+          <w:sz w:val="20"/>
+          <w:szCs w:val="20"/>
+        </w:rPr>
+        <w:t>,</w:t>
+      </w:r>
+      <w:r>
+        <w:rPr>
+          <w:sz w:val="20"/>
+          <w:szCs w:val="20"/>
+        </w:rPr>
+        <w:t xml:space="preserve"> por su disponibilidad de tiempo y recursos</w:t>
+      </w:r>
+      <w:r>
+        <w:rPr>
+          <w:sz w:val="20"/>
+          <w:szCs w:val="20"/>
+        </w:rPr>
+        <w:t>,</w:t>
+      </w:r>
+      <w:r>
+        <w:rPr>
+          <w:sz w:val="20"/>
+          <w:szCs w:val="20"/>
+        </w:rPr>
+        <w:t xml:space="preserve"> viajan generalmente con fines de esparcimiento. Se les conoce como la generación </w:t>
       </w:r>
       <w:r>
         <w:rPr>
@@ -13781,7 +14210,7 @@
               </wp:anchor>
             </w:drawing>
           </mc:Choice>
-          <mc:Fallback>
+          <mc:Fallback xmlns:pic="http://schemas.openxmlformats.org/drawingml/2006/picture" xmlns:a="http://schemas.openxmlformats.org/drawingml/2006/main">
             <w:pict w14:anchorId="09B40139">
               <v:rect id="Rectángulo 19" style="position:absolute;margin-left:34.8pt;margin-top:7.85pt;width:468pt;height:153pt;z-index:251663360;visibility:visible;mso-wrap-style:square;mso-width-percent:0;mso-height-percent:0;mso-wrap-distance-left:9pt;mso-wrap-distance-top:0;mso-wrap-distance-right:9pt;mso-wrap-distance-bottom:0;mso-position-horizontal:absolute;mso-position-horizontal-relative:text;mso-position-vertical:absolute;mso-position-vertical-relative:text;mso-width-percent:0;mso-height-percent:0;mso-width-relative:margin;mso-height-relative:margin;v-text-anchor:middle" o:spid="_x0000_s1030" fillcolor="#a7bfde [1620]" strokecolor="#4579b8 [3044]" w14:anchorId="00728ABE" o:gfxdata="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">
                 <v:fill type="gradient" color2="#e4ecf5 [500]" colors="0 #a3c4ff;22938f #bfd5ff;1 #e5eeff" angle="180" focus="100%" rotate="t"/>
@@ -24467,7 +24896,6 @@
         <w:tc>
           <w:tcPr>
             <w:tcW w:w="3320" w:type="dxa"/>
-            <w:tcMar/>
             <w:vAlign w:val="center"/>
           </w:tcPr>
           <w:p>
@@ -24494,7 +24922,6 @@
         <w:tc>
           <w:tcPr>
             <w:tcW w:w="3321" w:type="dxa"/>
-            <w:tcMar/>
             <w:vAlign w:val="center"/>
           </w:tcPr>
           <w:p>
@@ -24521,25 +24948,24 @@
         <w:tc>
           <w:tcPr>
             <w:tcW w:w="3321" w:type="dxa"/>
-            <w:tcMar/>
           </w:tcPr>
           <w:p>
             <w:pPr>
               <w:rPr>
-                <w:b w:val="1"/>
-                <w:bCs w:val="1"/>
-                <w:i w:val="1"/>
-                <w:iCs w:val="1"/>
+                <w:b/>
+                <w:bCs/>
+                <w:i/>
+                <w:iCs/>
                 <w:sz w:val="20"/>
                 <w:szCs w:val="20"/>
               </w:rPr>
             </w:pPr>
             <w:r>
               <w:rPr>
-                <w:b w:val="1"/>
-                <w:bCs w:val="1"/>
-                <w:i w:val="1"/>
-                <w:iCs w:val="1"/>
+                <w:b/>
+                <w:bCs/>
+                <w:i/>
+                <w:iCs/>
                 <w:sz w:val="20"/>
                 <w:szCs w:val="20"/>
               </w:rPr>
@@ -24552,7 +24978,6 @@
         <w:tc>
           <w:tcPr>
             <w:tcW w:w="3320" w:type="dxa"/>
-            <w:tcMar/>
           </w:tcPr>
           <w:p>
             <w:pPr>
@@ -24575,7 +25000,6 @@
         <w:tc>
           <w:tcPr>
             <w:tcW w:w="3321" w:type="dxa"/>
-            <w:tcMar/>
             <w:vAlign w:val="center"/>
           </w:tcPr>
           <w:p>
@@ -24598,7 +25022,6 @@
         <w:tc>
           <w:tcPr>
             <w:tcW w:w="3321" w:type="dxa"/>
-            <w:tcMar/>
             <w:vAlign w:val="center"/>
           </w:tcPr>
           <w:p>
@@ -24623,7 +25046,6 @@
         <w:tc>
           <w:tcPr>
             <w:tcW w:w="3320" w:type="dxa"/>
-            <w:tcMar/>
           </w:tcPr>
           <w:p>
             <w:pPr>
@@ -24646,7 +25068,6 @@
         <w:tc>
           <w:tcPr>
             <w:tcW w:w="3321" w:type="dxa"/>
-            <w:tcMar/>
             <w:vAlign w:val="center"/>
           </w:tcPr>
           <w:p>
@@ -24669,7 +25090,6 @@
         <w:tc>
           <w:tcPr>
             <w:tcW w:w="3321" w:type="dxa"/>
-            <w:tcMar/>
             <w:vAlign w:val="center"/>
           </w:tcPr>
           <w:p>
@@ -24898,16 +25318,15 @@
         <w:tc>
           <w:tcPr>
             <w:tcW w:w="3320" w:type="dxa"/>
-            <w:tcMar/>
             <w:vAlign w:val="center"/>
           </w:tcPr>
           <w:p>
             <w:pPr>
               <w:rPr>
-                <w:b w:val="1"/>
-                <w:bCs w:val="1"/>
-                <w:i w:val="1"/>
-                <w:iCs w:val="1"/>
+                <w:b/>
+                <w:bCs/>
+                <w:i/>
+                <w:iCs/>
                 <w:sz w:val="20"/>
                 <w:szCs w:val="20"/>
               </w:rPr>
@@ -24916,8 +25335,8 @@
               <w:rPr>
                 <w:rStyle w:val="nfasis"/>
                 <w:rFonts w:ascii="Roboto" w:hAnsi="Roboto"/>
-                <w:b w:val="1"/>
-                <w:bCs w:val="1"/>
+                <w:b/>
+                <w:bCs/>
                 <w:bdr w:val="none" w:color="auto" w:sz="0" w:space="0" w:frame="1"/>
               </w:rPr>
               <w:t>Let + us</w:t>
@@ -24927,16 +25346,15 @@
         <w:tc>
           <w:tcPr>
             <w:tcW w:w="3321" w:type="dxa"/>
-            <w:tcMar/>
             <w:vAlign w:val="center"/>
           </w:tcPr>
           <w:p>
             <w:pPr>
               <w:rPr>
-                <w:b w:val="1"/>
-                <w:bCs w:val="1"/>
-                <w:i w:val="1"/>
-                <w:iCs w:val="1"/>
+                <w:b/>
+                <w:bCs/>
+                <w:i/>
+                <w:iCs/>
                 <w:sz w:val="20"/>
                 <w:szCs w:val="20"/>
               </w:rPr>
@@ -24945,8 +25363,8 @@
               <w:rPr>
                 <w:rStyle w:val="nfasis"/>
                 <w:rFonts w:ascii="Roboto" w:hAnsi="Roboto"/>
-                <w:b w:val="1"/>
-                <w:bCs w:val="1"/>
+                <w:b/>
+                <w:bCs/>
                 <w:bdr w:val="none" w:color="auto" w:sz="0" w:space="0" w:frame="1"/>
               </w:rPr>
               <w:t>Base (verbal form)</w:t>
@@ -24956,25 +25374,24 @@
         <w:tc>
           <w:tcPr>
             <w:tcW w:w="3321" w:type="dxa"/>
-            <w:tcMar/>
           </w:tcPr>
           <w:p>
             <w:pPr>
               <w:rPr>
-                <w:b w:val="1"/>
-                <w:bCs w:val="1"/>
-                <w:i w:val="1"/>
-                <w:iCs w:val="1"/>
+                <w:b/>
+                <w:bCs/>
+                <w:i/>
+                <w:iCs/>
                 <w:sz w:val="20"/>
                 <w:szCs w:val="20"/>
               </w:rPr>
             </w:pPr>
             <w:r>
               <w:rPr>
-                <w:b w:val="1"/>
-                <w:bCs w:val="1"/>
-                <w:i w:val="1"/>
-                <w:iCs w:val="1"/>
+                <w:b/>
+                <w:bCs/>
+                <w:i/>
+                <w:iCs/>
                 <w:sz w:val="20"/>
                 <w:szCs w:val="20"/>
               </w:rPr>
@@ -24987,7 +25404,6 @@
         <w:tc>
           <w:tcPr>
             <w:tcW w:w="3320" w:type="dxa"/>
-            <w:tcMar/>
           </w:tcPr>
           <w:p>
             <w:pPr>
@@ -25012,7 +25428,6 @@
         <w:tc>
           <w:tcPr>
             <w:tcW w:w="3321" w:type="dxa"/>
-            <w:tcMar/>
             <w:vAlign w:val="center"/>
           </w:tcPr>
           <w:p>
@@ -25037,7 +25452,6 @@
         <w:tc>
           <w:tcPr>
             <w:tcW w:w="3321" w:type="dxa"/>
-            <w:tcMar/>
             <w:vAlign w:val="center"/>
           </w:tcPr>
           <w:p>
@@ -25064,7 +25478,6 @@
         <w:tc>
           <w:tcPr>
             <w:tcW w:w="3320" w:type="dxa"/>
-            <w:tcMar/>
           </w:tcPr>
           <w:p>
             <w:pPr>
@@ -25089,7 +25502,6 @@
         <w:tc>
           <w:tcPr>
             <w:tcW w:w="3321" w:type="dxa"/>
-            <w:tcMar/>
             <w:vAlign w:val="center"/>
           </w:tcPr>
           <w:p>
@@ -25114,7 +25526,6 @@
         <w:tc>
           <w:tcPr>
             <w:tcW w:w="3321" w:type="dxa"/>
-            <w:tcMar/>
             <w:vAlign w:val="center"/>
           </w:tcPr>
           <w:p>
@@ -28927,19 +29338,24 @@
           </w:tcPr>
           <w:p>
             <w:pPr>
+              <w:pStyle w:val="Normal"/>
               <w:spacing w:line="276" w:lineRule="auto"/>
               <w:jc w:val="both"/>
               <w:rPr>
-                <w:i/>
-                <w:iCs/>
+                <w:b w:val="0"/>
+                <w:bCs w:val="0"/>
+                <w:i w:val="1"/>
+                <w:iCs w:val="1"/>
                 <w:sz w:val="20"/>
                 <w:szCs w:val="20"/>
               </w:rPr>
             </w:pPr>
             <w:r>
               <w:rPr>
-                <w:i/>
-                <w:iCs/>
+                <w:b w:val="0"/>
+                <w:bCs w:val="0"/>
+                <w:i w:val="1"/>
+                <w:iCs w:val="1"/>
                 <w:sz w:val="20"/>
                 <w:szCs w:val="20"/>
               </w:rPr>
@@ -28947,8 +29363,33 @@
             </w:r>
             <w:r>
               <w:rPr>
-                <w:i/>
-                <w:iCs/>
+                <w:b w:val="0"/>
+                <w:bCs w:val="0"/>
+                <w:i w:val="1"/>
+                <w:iCs w:val="1"/>
+                <w:sz w:val="20"/>
+                <w:szCs w:val="20"/>
+              </w:rPr>
+              <w:t xml:space="preserve">/ </w:t>
+            </w:r>
+            <w:r>
+              <w:rPr>
+                <w:rFonts w:ascii="Arial" w:hAnsi="Arial" w:eastAsia="Arial" w:cs="Arial"/>
+                <w:b w:val="0"/>
+                <w:bCs w:val="0"/>
+                <w:noProof w:val="0"/>
+                <w:sz w:val="20"/>
+                <w:szCs w:val="20"/>
+                <w:lang w:val="es-CO"/>
+              </w:rPr>
+              <w:t>Mejor Tarifa Disponible</w:t>
+            </w:r>
+            <w:r>
+              <w:rPr>
+                <w:b w:val="0"/>
+                <w:bCs w:val="0"/>
+                <w:i w:val="1"/>
+                <w:iCs w:val="1"/>
                 <w:sz w:val="20"/>
                 <w:szCs w:val="20"/>
               </w:rPr>
@@ -28974,9 +29415,9 @@
               <w:jc w:val="both"/>
               <w:rPr>
                 <w:b w:val="0"/>
-                <w:bCs/>
-                <w:i/>
-                <w:iCs/>
+                <w:bCs w:val="0"/>
+                <w:i w:val="1"/>
+                <w:iCs w:val="1"/>
                 <w:sz w:val="20"/>
                 <w:szCs w:val="20"/>
               </w:rPr>
@@ -28984,13 +29425,131 @@
             <w:r>
               <w:rPr>
                 <w:b w:val="0"/>
-                <w:bCs/>
-                <w:i/>
-                <w:iCs/>
+                <w:bCs w:val="0"/>
+                <w:i w:val="1"/>
+                <w:iCs w:val="1"/>
                 <w:sz w:val="20"/>
                 <w:szCs w:val="20"/>
               </w:rPr>
               <w:t xml:space="preserve"> this is an acronym for Best Available Rate, a rate created by hoteliers to confront the competency against the OTAs.</w:t>
+            </w:r>
+          </w:p>
+          <w:p>
+            <w:pPr>
+              <w:pStyle w:val="Normal"/>
+              <w:spacing w:line="276" w:lineRule="auto"/>
+              <w:jc w:val="both"/>
+              <w:rPr>
+                <w:rFonts w:ascii="Arial" w:hAnsi="Arial" w:eastAsia="Arial" w:cs="Arial"/>
+                <w:b w:val="0"/>
+                <w:bCs w:val="0"/>
+                <w:noProof w:val="0"/>
+                <w:sz w:val="20"/>
+                <w:szCs w:val="20"/>
+                <w:lang w:val="es-CO"/>
+              </w:rPr>
+            </w:pPr>
+            <w:r>
+              <w:rPr>
+                <w:rFonts w:ascii="Arial" w:hAnsi="Arial" w:eastAsia="Arial" w:cs="Arial"/>
+                <w:b w:val="0"/>
+                <w:bCs w:val="0"/>
+                <w:noProof w:val="0"/>
+                <w:sz w:val="20"/>
+                <w:szCs w:val="20"/>
+                <w:lang w:val="es-CO"/>
+              </w:rPr>
+              <w:t xml:space="preserve">es el acrónimo de </w:t>
+            </w:r>
+            <w:r>
+              <w:rPr>
+                <w:rFonts w:ascii="Arial" w:hAnsi="Arial" w:eastAsia="Arial" w:cs="Arial"/>
+                <w:b w:val="0"/>
+                <w:bCs w:val="0"/>
+                <w:i w:val="1"/>
+                <w:iCs w:val="1"/>
+                <w:noProof w:val="0"/>
+                <w:sz w:val="20"/>
+                <w:szCs w:val="20"/>
+                <w:lang w:val="es-CO"/>
+              </w:rPr>
+              <w:t xml:space="preserve">Best </w:t>
+            </w:r>
+            <w:r>
+              <w:rPr>
+                <w:rFonts w:ascii="Arial" w:hAnsi="Arial" w:eastAsia="Arial" w:cs="Arial"/>
+                <w:b w:val="0"/>
+                <w:bCs w:val="0"/>
+                <w:i w:val="1"/>
+                <w:iCs w:val="1"/>
+                <w:noProof w:val="0"/>
+                <w:sz w:val="20"/>
+                <w:szCs w:val="20"/>
+                <w:lang w:val="es-CO"/>
+              </w:rPr>
+              <w:t>Available</w:t>
+            </w:r>
+            <w:r>
+              <w:rPr>
+                <w:rFonts w:ascii="Arial" w:hAnsi="Arial" w:eastAsia="Arial" w:cs="Arial"/>
+                <w:b w:val="0"/>
+                <w:bCs w:val="0"/>
+                <w:i w:val="1"/>
+                <w:iCs w:val="1"/>
+                <w:noProof w:val="0"/>
+                <w:sz w:val="20"/>
+                <w:szCs w:val="20"/>
+                <w:lang w:val="es-CO"/>
+              </w:rPr>
+              <w:t xml:space="preserve"> Rate </w:t>
+            </w:r>
+            <w:r>
+              <w:rPr>
+                <w:rFonts w:ascii="Arial" w:hAnsi="Arial" w:eastAsia="Arial" w:cs="Arial"/>
+                <w:b w:val="0"/>
+                <w:bCs w:val="0"/>
+                <w:noProof w:val="0"/>
+                <w:sz w:val="20"/>
+                <w:szCs w:val="20"/>
+                <w:lang w:val="es-CO"/>
+              </w:rPr>
+              <w:t>(Mejor Tarifa Disponible)</w:t>
+            </w:r>
+            <w:r>
+              <w:rPr>
+                <w:rFonts w:ascii="Arial" w:hAnsi="Arial" w:eastAsia="Arial" w:cs="Arial"/>
+                <w:b w:val="0"/>
+                <w:bCs w:val="0"/>
+                <w:noProof w:val="0"/>
+                <w:sz w:val="20"/>
+                <w:szCs w:val="20"/>
+                <w:lang w:val="es-CO"/>
+              </w:rPr>
+              <w:t xml:space="preserve">. Corresponde a una tarifa creada por los establecimientos hoteleros para competir con las tarifas ofrecidas por las </w:t>
+            </w:r>
+            <w:r>
+              <w:rPr>
+                <w:rFonts w:ascii="Arial" w:hAnsi="Arial" w:eastAsia="Arial" w:cs="Arial"/>
+                <w:b w:val="0"/>
+                <w:bCs w:val="0"/>
+                <w:noProof w:val="0"/>
+                <w:sz w:val="20"/>
+                <w:szCs w:val="20"/>
+                <w:lang w:val="es-CO"/>
+              </w:rPr>
+              <w:t>OTA (Agencias de Viajes en Línea)</w:t>
+            </w:r>
+            <w:r>
+              <w:rPr>
+                <w:rFonts w:ascii="Arial" w:hAnsi="Arial" w:eastAsia="Arial" w:cs="Arial"/>
+                <w:b w:val="0"/>
+                <w:bCs w:val="0"/>
+                <w:noProof w:val="0"/>
+                <w:sz w:val="20"/>
+                <w:szCs w:val="20"/>
+                <w:lang w:val="es-CO"/>
+              </w:rPr>
+              <w:t>.</w:t>
             </w:r>
           </w:p>
         </w:tc>
@@ -29017,21 +29576,48 @@
               <w:jc w:val="both"/>
               <w:rPr>
                 <w:b w:val="0"/>
-                <w:i/>
-                <w:iCs/>
+                <w:bCs w:val="0"/>
+                <w:i w:val="1"/>
+                <w:iCs w:val="1"/>
                 <w:sz w:val="20"/>
                 <w:szCs w:val="20"/>
               </w:rPr>
             </w:pPr>
             <w:r>
               <w:rPr>
-                <w:bCs/>
-                <w:i/>
-                <w:iCs/>
-                <w:sz w:val="20"/>
-                <w:szCs w:val="20"/>
-              </w:rPr>
-              <w:t>Equinox:</w:t>
+                <w:i w:val="1"/>
+                <w:iCs w:val="1"/>
+                <w:sz w:val="20"/>
+                <w:szCs w:val="20"/>
+              </w:rPr>
+              <w:t>Equinox</w:t>
+            </w:r>
+            <w:r>
+              <w:rPr>
+                <w:i w:val="1"/>
+                <w:iCs w:val="1"/>
+                <w:sz w:val="20"/>
+                <w:szCs w:val="20"/>
+              </w:rPr>
+              <w:t xml:space="preserve">/ </w:t>
+            </w:r>
+            <w:r>
+              <w:rPr>
+                <w:i w:val="0"/>
+                <w:iCs w:val="0"/>
+                <w:sz w:val="20"/>
+                <w:szCs w:val="20"/>
+              </w:rPr>
+              <w:t>Equinoccio</w:t>
+            </w:r>
+            <w:r>
+              <w:rPr>
+                <w:i w:val="1"/>
+                <w:iCs w:val="1"/>
+                <w:sz w:val="20"/>
+                <w:szCs w:val="20"/>
+              </w:rPr>
+              <w:t>:</w:t>
             </w:r>
           </w:p>
         </w:tc>
@@ -29051,25 +29637,93 @@
             <w:pPr>
               <w:spacing w:line="276" w:lineRule="auto"/>
               <w:jc w:val="both"/>
-              <w:rPr>
-                <w:b w:val="0"/>
-                <w:bCs/>
-                <w:i/>
-                <w:iCs/>
-                <w:sz w:val="20"/>
-                <w:szCs w:val="20"/>
-              </w:rPr>
             </w:pPr>
             <w:r>
               <w:rPr>
                 <w:b w:val="0"/>
-                <w:bCs/>
-                <w:i/>
-                <w:iCs/>
+                <w:bCs w:val="0"/>
+                <w:i w:val="1"/>
+                <w:iCs w:val="1"/>
                 <w:sz w:val="20"/>
                 <w:szCs w:val="20"/>
               </w:rPr>
               <w:t>the time or date (twice each year) at which the sun crosses the celestial equator, when day and night are of approximately equal length (about 22 September and 20 March).</w:t>
+            </w:r>
+          </w:p>
+          <w:p>
+            <w:pPr>
+              <w:pStyle w:val="Normal"/>
+              <w:spacing w:line="276" w:lineRule="auto"/>
+              <w:jc w:val="both"/>
+              <w:rPr>
+                <w:rFonts w:ascii="Arial" w:hAnsi="Arial" w:eastAsia="Arial" w:cs="Arial"/>
+                <w:b w:val="0"/>
+                <w:bCs w:val="0"/>
+                <w:noProof w:val="0"/>
+                <w:sz w:val="20"/>
+                <w:szCs w:val="20"/>
+                <w:lang w:val="es-CO"/>
+              </w:rPr>
+            </w:pPr>
+            <w:r>
+              <w:rPr>
+                <w:rFonts w:ascii="Arial" w:hAnsi="Arial" w:eastAsia="Arial" w:cs="Arial"/>
+                <w:b w:val="0"/>
+                <w:bCs w:val="0"/>
+                <w:noProof w:val="0"/>
+                <w:sz w:val="20"/>
+                <w:szCs w:val="20"/>
+                <w:lang w:val="es-CO"/>
+              </w:rPr>
+              <w:t xml:space="preserve">momento o fecha del año (dos veces al año) en el que el Sol cruza el ecuador celeste, haciendo que el día y la noche tengan aproximadamente la misma duración. Ocurre alrededor del </w:t>
+            </w:r>
+            <w:r>
+              <w:rPr>
+                <w:rFonts w:ascii="Arial" w:hAnsi="Arial" w:eastAsia="Arial" w:cs="Arial"/>
+                <w:b w:val="0"/>
+                <w:bCs w:val="0"/>
+                <w:noProof w:val="0"/>
+                <w:sz w:val="20"/>
+                <w:szCs w:val="20"/>
+                <w:lang w:val="es-CO"/>
+              </w:rPr>
+              <w:t>20 de marzo</w:t>
+            </w:r>
+            <w:r>
+              <w:rPr>
+                <w:rFonts w:ascii="Arial" w:hAnsi="Arial" w:eastAsia="Arial" w:cs="Arial"/>
+                <w:b w:val="0"/>
+                <w:bCs w:val="0"/>
+                <w:noProof w:val="0"/>
+                <w:sz w:val="20"/>
+                <w:szCs w:val="20"/>
+                <w:lang w:val="es-CO"/>
+              </w:rPr>
+              <w:t xml:space="preserve"> y del </w:t>
+            </w:r>
+            <w:r>
+              <w:rPr>
+                <w:rFonts w:ascii="Arial" w:hAnsi="Arial" w:eastAsia="Arial" w:cs="Arial"/>
+                <w:b w:val="0"/>
+                <w:bCs w:val="0"/>
+                <w:noProof w:val="0"/>
+                <w:sz w:val="20"/>
+                <w:szCs w:val="20"/>
+                <w:lang w:val="es-CO"/>
+              </w:rPr>
+              <w:t>22 de septiembre</w:t>
+            </w:r>
+            <w:r>
+              <w:rPr>
+                <w:rFonts w:ascii="Arial" w:hAnsi="Arial" w:eastAsia="Arial" w:cs="Arial"/>
+                <w:b w:val="0"/>
+                <w:bCs w:val="0"/>
+                <w:noProof w:val="0"/>
+                <w:sz w:val="20"/>
+                <w:szCs w:val="20"/>
+                <w:lang w:val="es-CO"/>
+              </w:rPr>
+              <w:t>.</w:t>
             </w:r>
           </w:p>
         </w:tc>
@@ -29096,20 +29750,48 @@
               <w:jc w:val="both"/>
               <w:rPr>
                 <w:b w:val="0"/>
-                <w:i/>
-                <w:iCs/>
+                <w:bCs w:val="0"/>
+                <w:i w:val="1"/>
+                <w:iCs w:val="1"/>
                 <w:sz w:val="20"/>
                 <w:szCs w:val="20"/>
               </w:rPr>
             </w:pPr>
             <w:r>
               <w:rPr>
-                <w:i/>
-                <w:iCs/>
-                <w:sz w:val="20"/>
-                <w:szCs w:val="20"/>
-              </w:rPr>
-              <w:t>Job:</w:t>
+                <w:i w:val="1"/>
+                <w:iCs w:val="1"/>
+                <w:sz w:val="20"/>
+                <w:szCs w:val="20"/>
+              </w:rPr>
+              <w:t>Job</w:t>
+            </w:r>
+            <w:r>
+              <w:rPr>
+                <w:i w:val="1"/>
+                <w:iCs w:val="1"/>
+                <w:sz w:val="20"/>
+                <w:szCs w:val="20"/>
+              </w:rPr>
+              <w:t xml:space="preserve">/ </w:t>
+            </w:r>
+            <w:r>
+              <w:rPr>
+                <w:i w:val="0"/>
+                <w:iCs w:val="0"/>
+                <w:sz w:val="20"/>
+                <w:szCs w:val="20"/>
+              </w:rPr>
+              <w:t>Trabajo</w:t>
+            </w:r>
+            <w:r>
+              <w:rPr>
+                <w:i w:val="1"/>
+                <w:iCs w:val="1"/>
+                <w:sz w:val="20"/>
+                <w:szCs w:val="20"/>
+              </w:rPr>
+              <w:t>:</w:t>
             </w:r>
           </w:p>
         </w:tc>
@@ -29129,25 +29811,45 @@
             <w:pPr>
               <w:spacing w:line="276" w:lineRule="auto"/>
               <w:jc w:val="both"/>
-              <w:rPr>
-                <w:b w:val="0"/>
-                <w:bCs/>
-                <w:i/>
-                <w:iCs/>
-                <w:sz w:val="20"/>
-                <w:szCs w:val="20"/>
-              </w:rPr>
             </w:pPr>
             <w:r>
               <w:rPr>
                 <w:b w:val="0"/>
-                <w:bCs/>
-                <w:i/>
-                <w:iCs/>
+                <w:bCs w:val="0"/>
+                <w:i w:val="1"/>
+                <w:iCs w:val="1"/>
                 <w:sz w:val="20"/>
                 <w:szCs w:val="20"/>
               </w:rPr>
               <w:t>it is a regular remunerative position.</w:t>
+            </w:r>
+          </w:p>
+          <w:p>
+            <w:pPr>
+              <w:pStyle w:val="Normal"/>
+              <w:spacing w:line="276" w:lineRule="auto"/>
+              <w:jc w:val="both"/>
+              <w:rPr>
+                <w:rFonts w:ascii="Arial" w:hAnsi="Arial" w:eastAsia="Arial" w:cs="Arial"/>
+                <w:b w:val="0"/>
+                <w:bCs w:val="0"/>
+                <w:noProof w:val="0"/>
+                <w:sz w:val="20"/>
+                <w:szCs w:val="20"/>
+                <w:lang w:val="es-CO"/>
+              </w:rPr>
+            </w:pPr>
+            <w:r>
+              <w:rPr>
+                <w:rFonts w:ascii="Arial" w:hAnsi="Arial" w:eastAsia="Arial" w:cs="Arial"/>
+                <w:b w:val="0"/>
+                <w:bCs w:val="0"/>
+                <w:noProof w:val="0"/>
+                <w:sz w:val="20"/>
+                <w:szCs w:val="20"/>
+                <w:lang w:val="es-CO"/>
+              </w:rPr>
+              <w:t>es una ocupación o empleo remunerado que una persona desempeña de manera regular.</w:t>
             </w:r>
           </w:p>
         </w:tc>
@@ -29173,21 +29875,48 @@
               <w:spacing w:line="276" w:lineRule="auto"/>
               <w:rPr>
                 <w:b w:val="0"/>
-                <w:i/>
-                <w:iCs/>
+                <w:bCs w:val="0"/>
+                <w:i w:val="1"/>
+                <w:iCs w:val="1"/>
                 <w:sz w:val="20"/>
                 <w:szCs w:val="20"/>
               </w:rPr>
             </w:pPr>
             <w:r>
               <w:rPr>
-                <w:bCs/>
-                <w:i/>
-                <w:iCs/>
-                <w:sz w:val="20"/>
-                <w:szCs w:val="20"/>
-              </w:rPr>
-              <w:t>Position:</w:t>
+                <w:i w:val="1"/>
+                <w:iCs w:val="1"/>
+                <w:sz w:val="20"/>
+                <w:szCs w:val="20"/>
+              </w:rPr>
+              <w:t>Position</w:t>
+            </w:r>
+            <w:r>
+              <w:rPr>
+                <w:i w:val="1"/>
+                <w:iCs w:val="1"/>
+                <w:sz w:val="20"/>
+                <w:szCs w:val="20"/>
+              </w:rPr>
+              <w:t xml:space="preserve">/ </w:t>
+            </w:r>
+            <w:r>
+              <w:rPr>
+                <w:i w:val="0"/>
+                <w:iCs w:val="0"/>
+                <w:sz w:val="20"/>
+                <w:szCs w:val="20"/>
+              </w:rPr>
+              <w:t>Cargo</w:t>
+            </w:r>
+            <w:r>
+              <w:rPr>
+                <w:i w:val="1"/>
+                <w:iCs w:val="1"/>
+                <w:sz w:val="20"/>
+                <w:szCs w:val="20"/>
+              </w:rPr>
+              <w:t>:</w:t>
             </w:r>
           </w:p>
         </w:tc>
@@ -29207,25 +29936,63 @@
             <w:pPr>
               <w:spacing w:line="276" w:lineRule="auto"/>
               <w:jc w:val="both"/>
-              <w:rPr>
-                <w:b w:val="0"/>
-                <w:bCs/>
-                <w:i/>
-                <w:iCs/>
-                <w:sz w:val="20"/>
-                <w:szCs w:val="20"/>
-              </w:rPr>
             </w:pPr>
             <w:r>
               <w:rPr>
                 <w:b w:val="0"/>
-                <w:bCs/>
-                <w:i/>
-                <w:iCs/>
+                <w:bCs w:val="0"/>
+                <w:i w:val="1"/>
+                <w:iCs w:val="1"/>
                 <w:sz w:val="20"/>
                 <w:szCs w:val="20"/>
               </w:rPr>
               <w:t>in the context of human resources, it is an employment for which one has been hired. Example: I have been contracted as a receptionist.</w:t>
+            </w:r>
+          </w:p>
+          <w:p>
+            <w:pPr>
+              <w:pStyle w:val="Normal"/>
+              <w:spacing w:line="276" w:lineRule="auto"/>
+              <w:jc w:val="both"/>
+              <w:rPr>
+                <w:rFonts w:ascii="Arial" w:hAnsi="Arial" w:eastAsia="Arial" w:cs="Arial"/>
+                <w:b w:val="0"/>
+                <w:bCs w:val="0"/>
+                <w:i w:val="0"/>
+                <w:iCs w:val="0"/>
+                <w:noProof w:val="0"/>
+                <w:sz w:val="20"/>
+                <w:szCs w:val="20"/>
+                <w:lang w:val="es-CO"/>
+              </w:rPr>
+            </w:pPr>
+            <w:r>
+              <w:rPr>
+                <w:rFonts w:ascii="Arial" w:hAnsi="Arial" w:eastAsia="Arial" w:cs="Arial"/>
+                <w:b w:val="0"/>
+                <w:bCs w:val="0"/>
+                <w:i w:val="0"/>
+                <w:iCs w:val="0"/>
+                <w:noProof w:val="0"/>
+                <w:sz w:val="20"/>
+                <w:szCs w:val="20"/>
+                <w:lang w:val="es-CO"/>
+              </w:rPr>
+              <w:t>e</w:t>
+            </w:r>
+            <w:r>
+              <w:rPr>
+                <w:rFonts w:ascii="Arial" w:hAnsi="Arial" w:eastAsia="Arial" w:cs="Arial"/>
+                <w:b w:val="0"/>
+                <w:bCs w:val="0"/>
+                <w:i w:val="0"/>
+                <w:iCs w:val="0"/>
+                <w:noProof w:val="0"/>
+                <w:sz w:val="20"/>
+                <w:szCs w:val="20"/>
+                <w:lang w:val="es-CO"/>
+              </w:rPr>
+              <w:t>n el contexto de los recursos humanos, es el puesto de trabajo para el cual una persona ha sido contratada. Ejemplo: He sido contratado como recepcionista.</w:t>
             </w:r>
           </w:p>
         </w:tc>
@@ -29252,21 +30019,61 @@
               <w:jc w:val="both"/>
               <w:rPr>
                 <w:b w:val="0"/>
-                <w:i/>
-                <w:iCs/>
+                <w:bCs w:val="0"/>
+                <w:i w:val="1"/>
+                <w:iCs w:val="1"/>
                 <w:sz w:val="20"/>
                 <w:szCs w:val="20"/>
               </w:rPr>
             </w:pPr>
             <w:r>
               <w:rPr>
-                <w:bCs/>
-                <w:i/>
-                <w:iCs/>
-                <w:sz w:val="20"/>
-                <w:szCs w:val="20"/>
-              </w:rPr>
-              <w:t>Solstice:</w:t>
+                <w:i w:val="1"/>
+                <w:iCs w:val="1"/>
+                <w:sz w:val="20"/>
+                <w:szCs w:val="20"/>
+              </w:rPr>
+              <w:t>Solstice</w:t>
+            </w:r>
+            <w:r>
+              <w:rPr>
+                <w:i w:val="1"/>
+                <w:iCs w:val="1"/>
+                <w:sz w:val="20"/>
+                <w:szCs w:val="20"/>
+              </w:rPr>
+              <w:t xml:space="preserve">/ </w:t>
+            </w:r>
+            <w:r>
+              <w:rPr>
+                <w:b w:val="0"/>
+                <w:bCs w:val="0"/>
+                <w:i w:val="0"/>
+                <w:iCs w:val="0"/>
+                <w:sz w:val="20"/>
+                <w:szCs w:val="20"/>
+              </w:rPr>
+              <w:t>Solsitici</w:t>
+            </w:r>
+            <w:r>
+              <w:rPr>
+                <w:b w:val="0"/>
+                <w:bCs w:val="0"/>
+                <w:i w:val="1"/>
+                <w:iCs w:val="1"/>
+                <w:sz w:val="20"/>
+                <w:szCs w:val="20"/>
+              </w:rPr>
+              <w:t>o</w:t>
+            </w:r>
+            <w:r>
+              <w:rPr>
+                <w:i w:val="1"/>
+                <w:iCs w:val="1"/>
+                <w:sz w:val="20"/>
+                <w:szCs w:val="20"/>
+              </w:rPr>
+              <w:t>:</w:t>
             </w:r>
           </w:p>
         </w:tc>
@@ -29286,26 +30093,648 @@
             <w:pPr>
               <w:spacing w:line="276" w:lineRule="auto"/>
               <w:jc w:val="both"/>
-              <w:rPr>
-                <w:b w:val="0"/>
-                <w:bCs/>
-                <w:i/>
-                <w:iCs/>
-                <w:sz w:val="20"/>
-                <w:szCs w:val="20"/>
-              </w:rPr>
             </w:pPr>
             <w:r>
               <w:rPr>
                 <w:b w:val="0"/>
-                <w:bCs/>
-                <w:i/>
-                <w:iCs/>
-                <w:sz w:val="20"/>
-                <w:szCs w:val="20"/>
-              </w:rPr>
-              <w:t>the time or date (twice each year) at which the sun reaches its maximum or minimum declination, marked by the longest and shortest days (about 21 June and 22 December).</w:t>
+                <w:bCs w:val="0"/>
+                <w:i w:val="1"/>
+                <w:iCs w:val="1"/>
+                <w:sz w:val="20"/>
+                <w:szCs w:val="20"/>
+                <w:lang w:val="en-US"/>
+              </w:rPr>
+              <w:t>the</w:t>
             </w:r>
+            <w:r>
+              <w:rPr>
+                <w:b w:val="0"/>
+                <w:bCs w:val="0"/>
+                <w:i w:val="1"/>
+                <w:iCs w:val="1"/>
+                <w:sz w:val="20"/>
+                <w:szCs w:val="20"/>
+                <w:lang w:val="en-US"/>
+              </w:rPr>
+              <w:t xml:space="preserve"> time </w:t>
+            </w:r>
+            <w:r>
+              <w:rPr>
+                <w:b w:val="0"/>
+                <w:bCs w:val="0"/>
+                <w:i w:val="1"/>
+                <w:iCs w:val="1"/>
+                <w:sz w:val="20"/>
+                <w:szCs w:val="20"/>
+                <w:lang w:val="en-US"/>
+              </w:rPr>
+              <w:t>or</w:t>
+            </w:r>
+            <w:r>
+              <w:rPr>
+                <w:b w:val="0"/>
+                <w:bCs w:val="0"/>
+                <w:i w:val="1"/>
+                <w:iCs w:val="1"/>
+                <w:sz w:val="20"/>
+                <w:szCs w:val="20"/>
+                <w:lang w:val="en-US"/>
+              </w:rPr>
+              <w:t xml:space="preserve"> date (</w:t>
+            </w:r>
+            <w:r>
+              <w:rPr>
+                <w:b w:val="0"/>
+                <w:bCs w:val="0"/>
+                <w:i w:val="1"/>
+                <w:iCs w:val="1"/>
+                <w:sz w:val="20"/>
+                <w:szCs w:val="20"/>
+                <w:lang w:val="en-US"/>
+              </w:rPr>
+              <w:t>twice</w:t>
+            </w:r>
+            <w:r>
+              <w:rPr>
+                <w:b w:val="0"/>
+                <w:bCs w:val="0"/>
+                <w:i w:val="1"/>
+                <w:iCs w:val="1"/>
+                <w:sz w:val="20"/>
+                <w:szCs w:val="20"/>
+                <w:lang w:val="en-US"/>
+              </w:rPr>
+              <w:t xml:space="preserve"> </w:t>
+            </w:r>
+            <w:r>
+              <w:rPr>
+                <w:b w:val="0"/>
+                <w:bCs w:val="0"/>
+                <w:i w:val="1"/>
+                <w:iCs w:val="1"/>
+                <w:sz w:val="20"/>
+                <w:szCs w:val="20"/>
+                <w:lang w:val="en-US"/>
+              </w:rPr>
+              <w:t>each</w:t>
+            </w:r>
+            <w:r>
+              <w:rPr>
+                <w:b w:val="0"/>
+                <w:bCs w:val="0"/>
+                <w:i w:val="1"/>
+                <w:iCs w:val="1"/>
+                <w:sz w:val="20"/>
+                <w:szCs w:val="20"/>
+                <w:lang w:val="en-US"/>
+              </w:rPr>
+              <w:t xml:space="preserve"> </w:t>
+            </w:r>
+            <w:r>
+              <w:rPr>
+                <w:b w:val="0"/>
+                <w:bCs w:val="0"/>
+                <w:i w:val="1"/>
+                <w:iCs w:val="1"/>
+                <w:sz w:val="20"/>
+                <w:szCs w:val="20"/>
+                <w:lang w:val="en-US"/>
+              </w:rPr>
+              <w:t>year</w:t>
+            </w:r>
+            <w:r>
+              <w:rPr>
+                <w:b w:val="0"/>
+                <w:bCs w:val="0"/>
+                <w:i w:val="1"/>
+                <w:iCs w:val="1"/>
+                <w:sz w:val="20"/>
+                <w:szCs w:val="20"/>
+                <w:lang w:val="en-US"/>
+              </w:rPr>
+              <w:t xml:space="preserve">) at </w:t>
+            </w:r>
+            <w:r>
+              <w:rPr>
+                <w:b w:val="0"/>
+                <w:bCs w:val="0"/>
+                <w:i w:val="1"/>
+                <w:iCs w:val="1"/>
+                <w:sz w:val="20"/>
+                <w:szCs w:val="20"/>
+                <w:lang w:val="en-US"/>
+              </w:rPr>
+              <w:t>which</w:t>
+            </w:r>
+            <w:r>
+              <w:rPr>
+                <w:b w:val="0"/>
+                <w:bCs w:val="0"/>
+                <w:i w:val="1"/>
+                <w:iCs w:val="1"/>
+                <w:sz w:val="20"/>
+                <w:szCs w:val="20"/>
+                <w:lang w:val="en-US"/>
+              </w:rPr>
+              <w:t xml:space="preserve"> </w:t>
+            </w:r>
+            <w:r>
+              <w:rPr>
+                <w:b w:val="0"/>
+                <w:bCs w:val="0"/>
+                <w:i w:val="1"/>
+                <w:iCs w:val="1"/>
+                <w:sz w:val="20"/>
+                <w:szCs w:val="20"/>
+                <w:lang w:val="en-US"/>
+              </w:rPr>
+              <w:t>the</w:t>
+            </w:r>
+            <w:r>
+              <w:rPr>
+                <w:b w:val="0"/>
+                <w:bCs w:val="0"/>
+                <w:i w:val="1"/>
+                <w:iCs w:val="1"/>
+                <w:sz w:val="20"/>
+                <w:szCs w:val="20"/>
+                <w:lang w:val="en-US"/>
+              </w:rPr>
+              <w:t xml:space="preserve"> </w:t>
+            </w:r>
+            <w:r>
+              <w:rPr>
+                <w:b w:val="0"/>
+                <w:bCs w:val="0"/>
+                <w:i w:val="1"/>
+                <w:iCs w:val="1"/>
+                <w:sz w:val="20"/>
+                <w:szCs w:val="20"/>
+                <w:lang w:val="en-US"/>
+              </w:rPr>
+              <w:t>sun</w:t>
+            </w:r>
+            <w:r>
+              <w:rPr>
+                <w:b w:val="0"/>
+                <w:bCs w:val="0"/>
+                <w:i w:val="1"/>
+                <w:iCs w:val="1"/>
+                <w:sz w:val="20"/>
+                <w:szCs w:val="20"/>
+                <w:lang w:val="en-US"/>
+              </w:rPr>
+              <w:t xml:space="preserve"> </w:t>
+            </w:r>
+            <w:r>
+              <w:rPr>
+                <w:b w:val="0"/>
+                <w:bCs w:val="0"/>
+                <w:i w:val="1"/>
+                <w:iCs w:val="1"/>
+                <w:sz w:val="20"/>
+                <w:szCs w:val="20"/>
+                <w:lang w:val="en-US"/>
+              </w:rPr>
+              <w:t>reaches</w:t>
+            </w:r>
+            <w:r>
+              <w:rPr>
+                <w:b w:val="0"/>
+                <w:bCs w:val="0"/>
+                <w:i w:val="1"/>
+                <w:iCs w:val="1"/>
+                <w:sz w:val="20"/>
+                <w:szCs w:val="20"/>
+                <w:lang w:val="en-US"/>
+              </w:rPr>
+              <w:t xml:space="preserve"> </w:t>
+            </w:r>
+            <w:r>
+              <w:rPr>
+                <w:b w:val="0"/>
+                <w:bCs w:val="0"/>
+                <w:i w:val="1"/>
+                <w:iCs w:val="1"/>
+                <w:sz w:val="20"/>
+                <w:szCs w:val="20"/>
+                <w:lang w:val="en-US"/>
+              </w:rPr>
+              <w:t>its</w:t>
+            </w:r>
+            <w:r>
+              <w:rPr>
+                <w:b w:val="0"/>
+                <w:bCs w:val="0"/>
+                <w:i w:val="1"/>
+                <w:iCs w:val="1"/>
+                <w:sz w:val="20"/>
+                <w:szCs w:val="20"/>
+                <w:lang w:val="en-US"/>
+              </w:rPr>
+              <w:t xml:space="preserve"> </w:t>
+            </w:r>
+            <w:r>
+              <w:rPr>
+                <w:b w:val="0"/>
+                <w:bCs w:val="0"/>
+                <w:i w:val="1"/>
+                <w:iCs w:val="1"/>
+                <w:sz w:val="20"/>
+                <w:szCs w:val="20"/>
+                <w:lang w:val="en-US"/>
+              </w:rPr>
+              <w:t>maximum</w:t>
+            </w:r>
+            <w:r>
+              <w:rPr>
+                <w:b w:val="0"/>
+                <w:bCs w:val="0"/>
+                <w:i w:val="1"/>
+                <w:iCs w:val="1"/>
+                <w:sz w:val="20"/>
+                <w:szCs w:val="20"/>
+                <w:lang w:val="en-US"/>
+              </w:rPr>
+              <w:t xml:space="preserve"> </w:t>
+            </w:r>
+            <w:r>
+              <w:rPr>
+                <w:b w:val="0"/>
+                <w:bCs w:val="0"/>
+                <w:i w:val="1"/>
+                <w:iCs w:val="1"/>
+                <w:sz w:val="20"/>
+                <w:szCs w:val="20"/>
+                <w:lang w:val="en-US"/>
+              </w:rPr>
+              <w:t>or</w:t>
+            </w:r>
+            <w:r>
+              <w:rPr>
+                <w:b w:val="0"/>
+                <w:bCs w:val="0"/>
+                <w:i w:val="1"/>
+                <w:iCs w:val="1"/>
+                <w:sz w:val="20"/>
+                <w:szCs w:val="20"/>
+                <w:lang w:val="en-US"/>
+              </w:rPr>
+              <w:t xml:space="preserve"> </w:t>
+            </w:r>
+            <w:r>
+              <w:rPr>
+                <w:b w:val="0"/>
+                <w:bCs w:val="0"/>
+                <w:i w:val="1"/>
+                <w:iCs w:val="1"/>
+                <w:sz w:val="20"/>
+                <w:szCs w:val="20"/>
+                <w:lang w:val="en-US"/>
+              </w:rPr>
+              <w:t>minimum</w:t>
+            </w:r>
+            <w:r>
+              <w:rPr>
+                <w:b w:val="0"/>
+                <w:bCs w:val="0"/>
+                <w:i w:val="1"/>
+                <w:iCs w:val="1"/>
+                <w:sz w:val="20"/>
+                <w:szCs w:val="20"/>
+                <w:lang w:val="en-US"/>
+              </w:rPr>
+              <w:t xml:space="preserve"> </w:t>
+            </w:r>
+            <w:r>
+              <w:rPr>
+                <w:b w:val="0"/>
+                <w:bCs w:val="0"/>
+                <w:i w:val="1"/>
+                <w:iCs w:val="1"/>
+                <w:sz w:val="20"/>
+                <w:szCs w:val="20"/>
+                <w:lang w:val="en-US"/>
+              </w:rPr>
+              <w:t>declination</w:t>
+            </w:r>
+            <w:r>
+              <w:rPr>
+                <w:b w:val="0"/>
+                <w:bCs w:val="0"/>
+                <w:i w:val="1"/>
+                <w:iCs w:val="1"/>
+                <w:sz w:val="20"/>
+                <w:szCs w:val="20"/>
+                <w:lang w:val="en-US"/>
+              </w:rPr>
+              <w:t xml:space="preserve">, </w:t>
+            </w:r>
+            <w:r>
+              <w:rPr>
+                <w:b w:val="0"/>
+                <w:bCs w:val="0"/>
+                <w:i w:val="1"/>
+                <w:iCs w:val="1"/>
+                <w:sz w:val="20"/>
+                <w:szCs w:val="20"/>
+                <w:lang w:val="en-US"/>
+              </w:rPr>
+              <w:t>marked</w:t>
+            </w:r>
+            <w:r>
+              <w:rPr>
+                <w:b w:val="0"/>
+                <w:bCs w:val="0"/>
+                <w:i w:val="1"/>
+                <w:iCs w:val="1"/>
+                <w:sz w:val="20"/>
+                <w:szCs w:val="20"/>
+                <w:lang w:val="en-US"/>
+              </w:rPr>
+              <w:t xml:space="preserve"> </w:t>
+            </w:r>
+            <w:r>
+              <w:rPr>
+                <w:b w:val="0"/>
+                <w:bCs w:val="0"/>
+                <w:i w:val="1"/>
+                <w:iCs w:val="1"/>
+                <w:sz w:val="20"/>
+                <w:szCs w:val="20"/>
+                <w:lang w:val="en-US"/>
+              </w:rPr>
+              <w:t>by</w:t>
+            </w:r>
+            <w:r>
+              <w:rPr>
+                <w:b w:val="0"/>
+                <w:bCs w:val="0"/>
+                <w:i w:val="1"/>
+                <w:iCs w:val="1"/>
+                <w:sz w:val="20"/>
+                <w:szCs w:val="20"/>
+                <w:lang w:val="en-US"/>
+              </w:rPr>
+              <w:t xml:space="preserve"> </w:t>
+            </w:r>
+            <w:r>
+              <w:rPr>
+                <w:b w:val="0"/>
+                <w:bCs w:val="0"/>
+                <w:i w:val="1"/>
+                <w:iCs w:val="1"/>
+                <w:sz w:val="20"/>
+                <w:szCs w:val="20"/>
+                <w:lang w:val="en-US"/>
+              </w:rPr>
+              <w:t>the</w:t>
+            </w:r>
+            <w:r>
+              <w:rPr>
+                <w:b w:val="0"/>
+                <w:bCs w:val="0"/>
+                <w:i w:val="1"/>
+                <w:iCs w:val="1"/>
+                <w:sz w:val="20"/>
+                <w:szCs w:val="20"/>
+                <w:lang w:val="en-US"/>
+              </w:rPr>
+              <w:t xml:space="preserve"> </w:t>
+            </w:r>
+            <w:r>
+              <w:rPr>
+                <w:b w:val="0"/>
+                <w:bCs w:val="0"/>
+                <w:i w:val="1"/>
+                <w:iCs w:val="1"/>
+                <w:sz w:val="20"/>
+                <w:szCs w:val="20"/>
+                <w:lang w:val="en-US"/>
+              </w:rPr>
+              <w:t>longest</w:t>
+            </w:r>
+            <w:r>
+              <w:rPr>
+                <w:b w:val="0"/>
+                <w:bCs w:val="0"/>
+                <w:i w:val="1"/>
+                <w:iCs w:val="1"/>
+                <w:sz w:val="20"/>
+                <w:szCs w:val="20"/>
+                <w:lang w:val="en-US"/>
+              </w:rPr>
+              <w:t xml:space="preserve"> and </w:t>
+            </w:r>
+            <w:r>
+              <w:rPr>
+                <w:b w:val="0"/>
+                <w:bCs w:val="0"/>
+                <w:i w:val="1"/>
+                <w:iCs w:val="1"/>
+                <w:sz w:val="20"/>
+                <w:szCs w:val="20"/>
+                <w:lang w:val="en-US"/>
+              </w:rPr>
+              <w:t>shortest</w:t>
+            </w:r>
+            <w:r>
+              <w:rPr>
+                <w:b w:val="0"/>
+                <w:bCs w:val="0"/>
+                <w:i w:val="1"/>
+                <w:iCs w:val="1"/>
+                <w:sz w:val="20"/>
+                <w:szCs w:val="20"/>
+                <w:lang w:val="en-US"/>
+              </w:rPr>
+              <w:t xml:space="preserve"> </w:t>
+            </w:r>
+            <w:r>
+              <w:rPr>
+                <w:b w:val="0"/>
+                <w:bCs w:val="0"/>
+                <w:i w:val="1"/>
+                <w:iCs w:val="1"/>
+                <w:sz w:val="20"/>
+                <w:szCs w:val="20"/>
+                <w:lang w:val="en-US"/>
+              </w:rPr>
+              <w:t>days</w:t>
+            </w:r>
+            <w:r>
+              <w:rPr>
+                <w:b w:val="0"/>
+                <w:bCs w:val="0"/>
+                <w:i w:val="1"/>
+                <w:iCs w:val="1"/>
+                <w:sz w:val="20"/>
+                <w:szCs w:val="20"/>
+                <w:lang w:val="en-US"/>
+              </w:rPr>
+              <w:t xml:space="preserve"> (</w:t>
+            </w:r>
+            <w:r>
+              <w:rPr>
+                <w:b w:val="0"/>
+                <w:bCs w:val="0"/>
+                <w:i w:val="1"/>
+                <w:iCs w:val="1"/>
+                <w:sz w:val="20"/>
+                <w:szCs w:val="20"/>
+                <w:lang w:val="en-US"/>
+              </w:rPr>
+              <w:t>about</w:t>
+            </w:r>
+            <w:r>
+              <w:rPr>
+                <w:b w:val="0"/>
+                <w:bCs w:val="0"/>
+                <w:i w:val="1"/>
+                <w:iCs w:val="1"/>
+                <w:sz w:val="20"/>
+                <w:szCs w:val="20"/>
+                <w:lang w:val="en-US"/>
+              </w:rPr>
+              <w:t xml:space="preserve"> 21 June and 22 December).</w:t>
+            </w:r>
+            <w:r>
+              <w:rPr>
+                <w:b w:val="0"/>
+                <w:bCs w:val="0"/>
+                <w:i w:val="1"/>
+                <w:iCs w:val="1"/>
+                <w:sz w:val="20"/>
+                <w:szCs w:val="20"/>
+                <w:lang w:val="en-US"/>
+              </w:rPr>
+              <w:t xml:space="preserve"> </w:t>
+            </w:r>
+          </w:p>
+          <w:tbl>
+            <w:tblPr>
+              <w:tblStyle w:val="Tablanormal"/>
+              <w:bidiVisual w:val="0"/>
+              <w:tblW w:w="0" w:type="auto"/>
+              <w:tblLook w:val="06A0" w:firstRow="1" w:lastRow="0" w:firstColumn="1" w:lastColumn="0" w:noHBand="1" w:noVBand="1"/>
+            </w:tblPr>
+            <w:tblGrid>
+              <w:gridCol w:w="135"/>
+            </w:tblGrid>
+            <w:tr>
+              <w:trPr>
+                <w:trHeight w:val="300"/>
+              </w:trPr>
+              <w:tc>
+                <w:tcPr>
+                  <w:tcW w:w="135" w:type="dxa"/>
+                  <w:tcMar/>
+                  <w:vAlign w:val="center"/>
+                </w:tcPr>
+                <w:p/>
+              </w:tc>
+            </w:tr>
+          </w:tbl>
+          <w:tbl>
+            <w:tblPr>
+              <w:tblStyle w:val="Tablanormal"/>
+              <w:bidiVisual w:val="0"/>
+              <w:tblW w:w="0" w:type="auto"/>
+              <w:tblLook w:val="06A0" w:firstRow="1" w:lastRow="0" w:firstColumn="1" w:lastColumn="0" w:noHBand="1" w:noVBand="1"/>
+            </w:tblPr>
+            <w:tblGrid>
+              <w:gridCol w:w="7660"/>
+            </w:tblGrid>
+            <w:tr>
+              <w:trPr>
+                <w:trHeight w:val="300"/>
+              </w:trPr>
+              <w:tc>
+                <w:tcPr>
+                  <w:tcW w:w="7660" w:type="dxa"/>
+                  <w:tcMar/>
+                  <w:vAlign w:val="center"/>
+                </w:tcPr>
+                <w:p>
+                  <w:pPr>
+                    <w:bidi w:val="0"/>
+                    <w:spacing w:before="0" w:beforeAutospacing="off" w:after="0" w:afterAutospacing="off"/>
+                    <w:rPr>
+                      <w:rFonts w:ascii="Calibri" w:hAnsi="Calibri" w:eastAsia="Calibri" w:cs="Calibri" w:asciiTheme="majorAscii" w:hAnsiTheme="majorAscii" w:eastAsiaTheme="majorAscii" w:cstheme="majorAscii"/>
+                      <w:sz w:val="22"/>
+                      <w:szCs w:val="22"/>
+                    </w:rPr>
+                  </w:pPr>
+                  <w:r>
+                    <w:rPr>
+                      <w:rFonts w:ascii="Calibri" w:hAnsi="Calibri" w:eastAsia="Calibri" w:cs="Calibri" w:asciiTheme="majorAscii" w:hAnsiTheme="majorAscii" w:eastAsiaTheme="majorAscii" w:cstheme="majorAscii"/>
+                      <w:sz w:val="22"/>
+                      <w:szCs w:val="22"/>
+                    </w:rPr>
+                    <w:t>m</w:t>
+                  </w:r>
+                  <w:r>
+                    <w:rPr>
+                      <w:rFonts w:ascii="Calibri" w:hAnsi="Calibri" w:eastAsia="Calibri" w:cs="Calibri" w:asciiTheme="majorAscii" w:hAnsiTheme="majorAscii" w:eastAsiaTheme="majorAscii" w:cstheme="majorAscii"/>
+                      <w:sz w:val="22"/>
+                      <w:szCs w:val="22"/>
+                    </w:rPr>
+                    <w:t xml:space="preserve">omento o fecha del año (dos veces al año) en el que el Sol alcanza su máxima o mínima declinación, dando lugar al día más largo y al día más corto del año. Ocurre alrededor del </w:t>
+                  </w:r>
+                  <w:r>
+                    <w:rPr>
+                      <w:rFonts w:ascii="Calibri" w:hAnsi="Calibri" w:eastAsia="Calibri" w:cs="Calibri" w:asciiTheme="majorAscii" w:hAnsiTheme="majorAscii" w:eastAsiaTheme="majorAscii" w:cstheme="majorAscii"/>
+                      <w:b w:val="1"/>
+                      <w:bCs w:val="1"/>
+                      <w:sz w:val="22"/>
+                      <w:szCs w:val="22"/>
+                    </w:rPr>
+                    <w:t>21 de junio</w:t>
+                  </w:r>
+                  <w:r>
+                    <w:rPr>
+                      <w:rFonts w:ascii="Calibri" w:hAnsi="Calibri" w:eastAsia="Calibri" w:cs="Calibri" w:asciiTheme="majorAscii" w:hAnsiTheme="majorAscii" w:eastAsiaTheme="majorAscii" w:cstheme="majorAscii"/>
+                      <w:sz w:val="22"/>
+                      <w:szCs w:val="22"/>
+                    </w:rPr>
+                    <w:t xml:space="preserve"> y del </w:t>
+                  </w:r>
+                  <w:r>
+                    <w:rPr>
+                      <w:rFonts w:ascii="Calibri" w:hAnsi="Calibri" w:eastAsia="Calibri" w:cs="Calibri" w:asciiTheme="majorAscii" w:hAnsiTheme="majorAscii" w:eastAsiaTheme="majorAscii" w:cstheme="majorAscii"/>
+                      <w:b w:val="1"/>
+                      <w:bCs w:val="1"/>
+                      <w:sz w:val="22"/>
+                      <w:szCs w:val="22"/>
+                    </w:rPr>
+                    <w:t>22 de diciembre</w:t>
+                  </w:r>
+                  <w:r>
+                    <w:rPr>
+                      <w:rFonts w:ascii="Calibri" w:hAnsi="Calibri" w:eastAsia="Calibri" w:cs="Calibri" w:asciiTheme="majorAscii" w:hAnsiTheme="majorAscii" w:eastAsiaTheme="majorAscii" w:cstheme="majorAscii"/>
+                      <w:sz w:val="22"/>
+                      <w:szCs w:val="22"/>
+                    </w:rPr>
+                    <w:t>.</w:t>
+                  </w:r>
+                </w:p>
+              </w:tc>
+            </w:tr>
+          </w:tbl>
+          <w:p>
+            <w:pPr>
+              <w:spacing w:line="276" w:lineRule="auto"/>
+              <w:jc w:val="both"/>
+              <w:rPr>
+                <w:b w:val="0"/>
+                <w:bCs w:val="0"/>
+                <w:i w:val="1"/>
+                <w:iCs w:val="1"/>
+                <w:sz w:val="20"/>
+                <w:szCs w:val="20"/>
+                <w:lang w:val="en-US"/>
+              </w:rPr>
+            </w:pPr>
           </w:p>
         </w:tc>
       </w:tr>
@@ -30365,7 +31794,7 @@
 </file>
 
 <file path=word/comments.xml><?xml version="1.0" encoding="utf-8"?>
-<w:comments xmlns:wpc="http://schemas.microsoft.com/office/word/2010/wordprocessingCanvas" xmlns:cx="http://schemas.microsoft.com/office/drawing/2014/chartex" xmlns:cx1="http://schemas.microsoft.com/office/drawing/2015/9/8/chartex" xmlns:cx2="http://schemas.microsoft.com/office/drawing/2015/10/21/chartex" xmlns:cx3="http://schemas.microsoft.com/office/drawing/2016/5/9/chartex" xmlns:cx4="http://schemas.microsoft.com/office/drawing/2016/5/10/chartex" xmlns:cx5="http://schemas.microsoft.com/office/drawing/2016/5/11/chartex" xmlns:cx6="http://schemas.microsoft.com/office/drawing/2016/5/12/chartex" xmlns:cx7="http://schemas.microsoft.com/office/drawing/2016/5/13/chartex" xmlns:cx8="http://schemas.microsoft.com/office/drawing/2016/5/14/chartex" xmlns:mc="http://schemas.openxmlformats.org/markup-compatibility/2006" xmlns:aink="http://schemas.microsoft.com/office/drawing/2016/ink" xmlns:am3d="http://schemas.microsoft.com/office/drawing/2017/model3d" xmlns:o="urn:schemas-microsoft-com:office:office" xmlns:oel="http://schemas.microsoft.com/office/2019/extlst" xmlns:r="http://schemas.openxmlformats.org/officeDocument/2006/relationships" xmlns:m="http://schemas.openxmlformats.org/officeDocument/2006/math" xmlns:v="urn:schemas-microsoft-com:vml" xmlns:wp14="http://schemas.microsoft.com/office/word/2010/wordprocessingDrawing" xmlns:wp="http://schemas.openxmlformats.org/drawingml/2006/wordprocessingDrawing" xmlns:w10="urn:schemas-microsoft-com:office:word" xmlns:w="http://schemas.openxmlformats.org/wordprocessingml/2006/main" xmlns:w14="http://schemas.microsoft.com/office/word/2010/wordml" xmlns:w15="http://schemas.microsoft.com/office/word/2012/wordml" xmlns:w16cex="http://schemas.microsoft.com/office/word/2018/wordml/cex" xmlns:w16cid="http://schemas.microsoft.com/office/word/2016/wordml/cid" xmlns:w16="http://schemas.microsoft.com/office/word/2018/wordml" xmlns:w16du="http://schemas.microsoft.com/office/word/2023/wordml/word16du" xmlns:w16sdtdh="http://schemas.microsoft.com/office/word/2020/wordml/sdtdatahash" xmlns:w16sdtfl="http://schemas.microsoft.com/office/word/2024/wordml/sdtformatlock" xmlns:w16se="http://schemas.microsoft.com/office/word/2015/wordml/symex" xmlns:wpg="http://schemas.microsoft.com/office/word/2010/wordprocessingGroup" xmlns:wpi="http://schemas.microsoft.com/office/word/2010/wordprocessingInk" xmlns:wne="http://schemas.microsoft.com/office/word/2006/wordml" xmlns:wps="http://schemas.microsoft.com/office/word/2010/wordprocessingShape" xmlns:a="http://schemas.openxmlformats.org/drawingml/2006/main" xmlns:pic="http://schemas.openxmlformats.org/drawingml/2006/picture" xmlns:a14="http://schemas.microsoft.com/office/drawing/2010/main" mc:Ignorable="w14 w15 w16se w16cid w16 w16cex w16sdtdh w16sdtfl w16du wp14">
+<w:comments xmlns:wpc="http://schemas.microsoft.com/office/word/2010/wordprocessingCanvas" xmlns:cx="http://schemas.microsoft.com/office/drawing/2014/chartex" xmlns:cx1="http://schemas.microsoft.com/office/drawing/2015/9/8/chartex" xmlns:cx2="http://schemas.microsoft.com/office/drawing/2015/10/21/chartex" xmlns:cx3="http://schemas.microsoft.com/office/drawing/2016/5/9/chartex" xmlns:cx4="http://schemas.microsoft.com/office/drawing/2016/5/10/chartex" xmlns:cx5="http://schemas.microsoft.com/office/drawing/2016/5/11/chartex" xmlns:cx6="http://schemas.microsoft.com/office/drawing/2016/5/12/chartex" xmlns:cx7="http://schemas.microsoft.com/office/drawing/2016/5/13/chartex" xmlns:cx8="http://schemas.microsoft.com/office/drawing/2016/5/14/chartex" xmlns:mc="http://schemas.openxmlformats.org/markup-compatibility/2006" xmlns:aink="http://schemas.microsoft.com/office/drawing/2016/ink" xmlns:am3d="http://schemas.microsoft.com/office/drawing/2017/model3d" xmlns:o="urn:schemas-microsoft-com:office:office" xmlns:oel="http://schemas.microsoft.com/office/2019/extlst" xmlns:r="http://schemas.openxmlformats.org/officeDocument/2006/relationships" xmlns:m="http://schemas.openxmlformats.org/officeDocument/2006/math" xmlns:v="urn:schemas-microsoft-com:vml" xmlns:wp14="http://schemas.microsoft.com/office/word/2010/wordprocessingDrawing" xmlns:wp="http://schemas.openxmlformats.org/drawingml/2006/wordprocessingDrawing" xmlns:w10="urn:schemas-microsoft-com:office:word" xmlns:w="http://schemas.openxmlformats.org/wordprocessingml/2006/main" xmlns:w14="http://schemas.microsoft.com/office/word/2010/wordml" xmlns:w15="http://schemas.microsoft.com/office/word/2012/wordml" xmlns:w16cei="http://schemas.microsoft.com/office/word/2026/wordml/cei" xmlns:w16cex="http://schemas.microsoft.com/office/word/2018/wordml/cex" xmlns:w16cid="http://schemas.microsoft.com/office/word/2016/wordml/cid" xmlns:w16="http://schemas.microsoft.com/office/word/2018/wordml" xmlns:w16du="http://schemas.microsoft.com/office/word/2023/wordml/word16du" xmlns:w16sdtdh="http://schemas.microsoft.com/office/word/2020/wordml/sdtdatahash" xmlns:w16sdtfl="http://schemas.microsoft.com/office/word/2024/wordml/sdtformatlock" xmlns:w16se="http://schemas.microsoft.com/office/word/2015/wordml/symex" xmlns:wpg="http://schemas.microsoft.com/office/word/2010/wordprocessingGroup" xmlns:wpi="http://schemas.microsoft.com/office/word/2010/wordprocessingInk" xmlns:wne="http://schemas.microsoft.com/office/word/2006/wordml" xmlns:wps="http://schemas.microsoft.com/office/word/2010/wordprocessingShape" xmlns:a="http://schemas.openxmlformats.org/drawingml/2006/main" xmlns:pic="http://schemas.openxmlformats.org/drawingml/2006/picture" xmlns:a14="http://schemas.microsoft.com/office/drawing/2010/main" mc:Ignorable="w14 w15 w16se w16cid w16 w16cex w16sdtdh w16sdtfl w16du wp14">
   <w:comment w:initials="CC" w:author="Carolina Coca Salazar" w:date="2026-06-03T15:36:00Z" w:id="1">
     <w:p>
       <w:pPr>
@@ -30713,10 +32142,10 @@
           <w:noProof/>
         </w:rPr>
         <w:drawing>
-          <wp:inline distT="0" distB="0" distL="0" distR="0" wp14:anchorId="5CECB62C" wp14:editId="226BB061">
+          <wp:inline distT="0" distB="0" distL="0" distR="0" wp14:anchorId="7E15BFC8" wp14:editId="4D0BD25E">
             <wp:extent cx="6332220" cy="3235325"/>
             <wp:effectExtent l="0" t="0" r="0" b="3175"/>
-            <wp:docPr id="293304038" name="Imagen 4" descr="Image"/>
+            <wp:docPr id="2001177264" name="Imagen 6" descr="Image"/>
             <wp:cNvGraphicFramePr>
               <a:graphicFrameLocks xmlns:a="http://schemas.openxmlformats.org/drawingml/2006/main" noChangeAspect="1"/>
             </wp:cNvGraphicFramePr>
@@ -30724,7 +32153,7 @@
               <a:graphicData uri="http://schemas.openxmlformats.org/drawingml/2006/picture">
                 <pic:pic xmlns:pic="http://schemas.openxmlformats.org/drawingml/2006/picture">
                   <pic:nvPicPr>
-                    <pic:cNvPr id="293304038" name="Imagen 293304038" descr="Image"/>
+                    <pic:cNvPr id="2001177264" name="Imagen 2001177264" descr="Image"/>
                     <pic:cNvPicPr/>
                   </pic:nvPicPr>
                   <pic:blipFill>
@@ -30885,7 +32314,7 @@
           <w:i/>
           <w:iCs/>
         </w:rPr>
-        <w:t>Includes room rate plus American breakfast + Lunch + Dinner.</w:t>
+        <w:t>Includes room rate plus American breakfast + lunch + dinner.</w:t>
       </w:r>
     </w:p>
     <w:p>
@@ -30965,7 +32394,7 @@
           <w:i/>
           <w:iCs/>
         </w:rPr>
-        <w:t>Includes room rate plus American breakfast + Lunch + Dinner.</w:t>
+        <w:t>Includes room rate plus American breakfast + lunch + dinner.</w:t>
       </w:r>
     </w:p>
     <w:p>
@@ -31015,7 +32444,7 @@
           <w:b/>
           <w:bCs/>
         </w:rPr>
-        <w:t>Includes room rate plus Full breakfast.</w:t>
+        <w:t>Includes room rate plus full breakfast.</w:t>
       </w:r>
     </w:p>
     <w:p>
@@ -31032,7 +32461,7 @@
           <w:i/>
           <w:iCs/>
         </w:rPr>
-        <w:t>Bed &amp; Breakfast</w:t>
+        <w:t>Bed &amp; breakfast</w:t>
       </w:r>
     </w:p>
     <w:p>
@@ -31040,18 +32469,8 @@
         <w:pStyle w:val="Textocomentario"/>
       </w:pPr>
       <w:r>
-        <w:t>Incluye Cama y Desayuno. Ofrecen habitación con desayuno completo.</w:t>
-      </w:r>
-    </w:p>
-    <w:p>
-      <w:pPr>
-        <w:pStyle w:val="Textocomentario"/>
-      </w:pPr>
-    </w:p>
-    <w:p>
-      <w:pPr>
-        <w:pStyle w:val="Textocomentario"/>
-      </w:pPr>
+        <w:t>Incluye cama y desayuno. Ofrecen habitación con desayuno completo.</w:t>
+      </w:r>
     </w:p>
   </w:comment>
   <w:comment w:initials="CC" w:author="Carolina Coca Salazar" w:date="2026-06-03T15:50:00Z" w:id="4">
@@ -33317,7 +34736,7 @@
 </file>
 
 <file path=word/commentsExtended.xml><?xml version="1.0" encoding="utf-8"?>
-<w15:commentsEx xmlns:wpc="http://schemas.microsoft.com/office/word/2010/wordprocessingCanvas" xmlns:cx="http://schemas.microsoft.com/office/drawing/2014/chartex" xmlns:cx1="http://schemas.microsoft.com/office/drawing/2015/9/8/chartex" xmlns:cx2="http://schemas.microsoft.com/office/drawing/2015/10/21/chartex" xmlns:cx3="http://schemas.microsoft.com/office/drawing/2016/5/9/chartex" xmlns:cx4="http://schemas.microsoft.com/office/drawing/2016/5/10/chartex" xmlns:cx5="http://schemas.microsoft.com/office/drawing/2016/5/11/chartex" xmlns:cx6="http://schemas.microsoft.com/office/drawing/2016/5/12/chartex" xmlns:cx7="http://schemas.microsoft.com/office/drawing/2016/5/13/chartex" xmlns:cx8="http://schemas.microsoft.com/office/drawing/2016/5/14/chartex" xmlns:mc="http://schemas.openxmlformats.org/markup-compatibility/2006" xmlns:aink="http://schemas.microsoft.com/office/drawing/2016/ink" xmlns:am3d="http://schemas.microsoft.com/office/drawing/2017/model3d" xmlns:o="urn:schemas-microsoft-com:office:office" xmlns:oel="http://schemas.microsoft.com/office/2019/extlst" xmlns:r="http://schemas.openxmlformats.org/officeDocument/2006/relationships" xmlns:m="http://schemas.openxmlformats.org/officeDocument/2006/math" xmlns:v="urn:schemas-microsoft-com:vml" xmlns:wp14="http://schemas.microsoft.com/office/word/2010/wordprocessingDrawing" xmlns:wp="http://schemas.openxmlformats.org/drawingml/2006/wordprocessingDrawing" xmlns:w10="urn:schemas-microsoft-com:office:word" xmlns:w="http://schemas.openxmlformats.org/wordprocessingml/2006/main" xmlns:w14="http://schemas.microsoft.com/office/word/2010/wordml" xmlns:w15="http://schemas.microsoft.com/office/word/2012/wordml" xmlns:w16cex="http://schemas.microsoft.com/office/word/2018/wordml/cex" xmlns:w16cid="http://schemas.microsoft.com/office/word/2016/wordml/cid" xmlns:w16="http://schemas.microsoft.com/office/word/2018/wordml" xmlns:w16du="http://schemas.microsoft.com/office/word/2023/wordml/word16du" xmlns:w16sdtdh="http://schemas.microsoft.com/office/word/2020/wordml/sdtdatahash" xmlns:w16sdtfl="http://schemas.microsoft.com/office/word/2024/wordml/sdtformatlock" xmlns:w16se="http://schemas.microsoft.com/office/word/2015/wordml/symex" xmlns:wpg="http://schemas.microsoft.com/office/word/2010/wordprocessingGroup" xmlns:wpi="http://schemas.microsoft.com/office/word/2010/wordprocessingInk" xmlns:wne="http://schemas.microsoft.com/office/word/2006/wordml" xmlns:wps="http://schemas.microsoft.com/office/word/2010/wordprocessingShape" mc:Ignorable="w14 w15 w16se w16cid w16 w16cex w16sdtdh w16sdtfl w16du wp14">
+<w15:commentsEx xmlns:wpc="http://schemas.microsoft.com/office/word/2010/wordprocessingCanvas" xmlns:cx="http://schemas.microsoft.com/office/drawing/2014/chartex" xmlns:cx1="http://schemas.microsoft.com/office/drawing/2015/9/8/chartex" xmlns:cx2="http://schemas.microsoft.com/office/drawing/2015/10/21/chartex" xmlns:cx3="http://schemas.microsoft.com/office/drawing/2016/5/9/chartex" xmlns:cx4="http://schemas.microsoft.com/office/drawing/2016/5/10/chartex" xmlns:cx5="http://schemas.microsoft.com/office/drawing/2016/5/11/chartex" xmlns:cx6="http://schemas.microsoft.com/office/drawing/2016/5/12/chartex" xmlns:cx7="http://schemas.microsoft.com/office/drawing/2016/5/13/chartex" xmlns:cx8="http://schemas.microsoft.com/office/drawing/2016/5/14/chartex" xmlns:mc="http://schemas.openxmlformats.org/markup-compatibility/2006" xmlns:aink="http://schemas.microsoft.com/office/drawing/2016/ink" xmlns:am3d="http://schemas.microsoft.com/office/drawing/2017/model3d" xmlns:o="urn:schemas-microsoft-com:office:office" xmlns:oel="http://schemas.microsoft.com/office/2019/extlst" xmlns:r="http://schemas.openxmlformats.org/officeDocument/2006/relationships" xmlns:m="http://schemas.openxmlformats.org/officeDocument/2006/math" xmlns:v="urn:schemas-microsoft-com:vml" xmlns:wp14="http://schemas.microsoft.com/office/word/2010/wordprocessingDrawing" xmlns:wp="http://schemas.openxmlformats.org/drawingml/2006/wordprocessingDrawing" xmlns:w10="urn:schemas-microsoft-com:office:word" xmlns:w="http://schemas.openxmlformats.org/wordprocessingml/2006/main" xmlns:w14="http://schemas.microsoft.com/office/word/2010/wordml" xmlns:w15="http://schemas.microsoft.com/office/word/2012/wordml" xmlns:w16cei="http://schemas.microsoft.com/office/word/2026/wordml/cei" xmlns:w16cex="http://schemas.microsoft.com/office/word/2018/wordml/cex" xmlns:w16cid="http://schemas.microsoft.com/office/word/2016/wordml/cid" xmlns:w16="http://schemas.microsoft.com/office/word/2018/wordml" xmlns:w16du="http://schemas.microsoft.com/office/word/2023/wordml/word16du" xmlns:w16sdtdh="http://schemas.microsoft.com/office/word/2020/wordml/sdtdatahash" xmlns:w16sdtfl="http://schemas.microsoft.com/office/word/2024/wordml/sdtformatlock" xmlns:w16se="http://schemas.microsoft.com/office/word/2015/wordml/symex" xmlns:wpg="http://schemas.microsoft.com/office/word/2010/wordprocessingGroup" xmlns:wpi="http://schemas.microsoft.com/office/word/2010/wordprocessingInk" xmlns:wne="http://schemas.microsoft.com/office/word/2006/wordml" xmlns:wps="http://schemas.microsoft.com/office/word/2010/wordprocessingShape" mc:Ignorable="w14 w15 w16se w16cid w16 w16cex w16sdtdh w16sdtfl w16du wp14">
   <w15:commentEx w15:paraId="2E104BBC" w15:done="0"/>
   <w15:commentEx w15:paraId="6749F0AF" w15:done="0"/>
   <w15:commentEx w15:paraId="40BE3CBE" w15:done="0"/>
@@ -33357,7 +34776,7 @@
 </file>
 
 <file path=word/commentsExtensible.xml><?xml version="1.0" encoding="utf-8"?>
-<w16cex:commentsExtensible xmlns:wpc="http://schemas.microsoft.com/office/word/2010/wordprocessingCanvas" xmlns:cx="http://schemas.microsoft.com/office/drawing/2014/chartex" xmlns:cx1="http://schemas.microsoft.com/office/drawing/2015/9/8/chartex" xmlns:cx2="http://schemas.microsoft.com/office/drawing/2015/10/21/chartex" xmlns:cx3="http://schemas.microsoft.com/office/drawing/2016/5/9/chartex" xmlns:cx4="http://schemas.microsoft.com/office/drawing/2016/5/10/chartex" xmlns:cx5="http://schemas.microsoft.com/office/drawing/2016/5/11/chartex" xmlns:cx6="http://schemas.microsoft.com/office/drawing/2016/5/12/chartex" xmlns:cx7="http://schemas.microsoft.com/office/drawing/2016/5/13/chartex" xmlns:cx8="http://schemas.microsoft.com/office/drawing/2016/5/14/chartex" xmlns:cr="http://schemas.microsoft.com/office/comments/2020/reactions" xmlns:mc="http://schemas.openxmlformats.org/markup-compatibility/2006" xmlns:aink="http://schemas.microsoft.com/office/drawing/2016/ink" xmlns:am3d="http://schemas.microsoft.com/office/drawing/2017/model3d" xmlns:o="urn:schemas-microsoft-com:office:office" xmlns:oel="http://schemas.microsoft.com/office/2019/extlst" xmlns:r="http://schemas.openxmlformats.org/officeDocument/2006/relationships" xmlns:m="http://schemas.openxmlformats.org/officeDocument/2006/math" xmlns:v="urn:schemas-microsoft-com:vml" xmlns:wp14="http://schemas.microsoft.com/office/word/2010/wordprocessingDrawing" xmlns:wp="http://schemas.openxmlformats.org/drawingml/2006/wordprocessingDrawing" xmlns:w10="urn:schemas-microsoft-com:office:word" xmlns:w="http://schemas.openxmlformats.org/wordprocessingml/2006/main" xmlns:w14="http://schemas.microsoft.com/office/word/2010/wordml" xmlns:w15="http://schemas.microsoft.com/office/word/2012/wordml" xmlns:w16cex="http://schemas.microsoft.com/office/word/2018/wordml/cex" xmlns:w16cid="http://schemas.microsoft.com/office/word/2016/wordml/cid" xmlns:w16="http://schemas.microsoft.com/office/word/2018/wordml" xmlns:w16du="http://schemas.microsoft.com/office/word/2023/wordml/word16du" xmlns:w16sdtdh="http://schemas.microsoft.com/office/word/2020/wordml/sdtdatahash" xmlns:w16sdtfl="http://schemas.microsoft.com/office/word/2024/wordml/sdtformatlock" xmlns:w16se="http://schemas.microsoft.com/office/word/2015/wordml/symex" xmlns:wpg="http://schemas.microsoft.com/office/word/2010/wordprocessingGroup" xmlns:wpi="http://schemas.microsoft.com/office/word/2010/wordprocessingInk" xmlns:wne="http://schemas.microsoft.com/office/word/2006/wordml" xmlns:wps="http://schemas.microsoft.com/office/word/2010/wordprocessingShape" mc:Ignorable="w14 w15 w16se w16cid w16 w16cex w16sdtdh w16sdtfl cr w16du wp14">
+<w16cex:commentsExtensible xmlns:wpc="http://schemas.microsoft.com/office/word/2010/wordprocessingCanvas" xmlns:cx="http://schemas.microsoft.com/office/drawing/2014/chartex" xmlns:cx1="http://schemas.microsoft.com/office/drawing/2015/9/8/chartex" xmlns:cx2="http://schemas.microsoft.com/office/drawing/2015/10/21/chartex" xmlns:cx3="http://schemas.microsoft.com/office/drawing/2016/5/9/chartex" xmlns:cx4="http://schemas.microsoft.com/office/drawing/2016/5/10/chartex" xmlns:cx5="http://schemas.microsoft.com/office/drawing/2016/5/11/chartex" xmlns:cx6="http://schemas.microsoft.com/office/drawing/2016/5/12/chartex" xmlns:cx7="http://schemas.microsoft.com/office/drawing/2016/5/13/chartex" xmlns:cx8="http://schemas.microsoft.com/office/drawing/2016/5/14/chartex" xmlns:cr="http://schemas.microsoft.com/office/comments/2020/reactions" xmlns:mc="http://schemas.openxmlformats.org/markup-compatibility/2006" xmlns:aink="http://schemas.microsoft.com/office/drawing/2016/ink" xmlns:am3d="http://schemas.microsoft.com/office/drawing/2017/model3d" xmlns:o="urn:schemas-microsoft-com:office:office" xmlns:oel="http://schemas.microsoft.com/office/2019/extlst" xmlns:r="http://schemas.openxmlformats.org/officeDocument/2006/relationships" xmlns:m="http://schemas.openxmlformats.org/officeDocument/2006/math" xmlns:v="urn:schemas-microsoft-com:vml" xmlns:wp14="http://schemas.microsoft.com/office/word/2010/wordprocessingDrawing" xmlns:wp="http://schemas.openxmlformats.org/drawingml/2006/wordprocessingDrawing" xmlns:w10="urn:schemas-microsoft-com:office:word" xmlns:w="http://schemas.openxmlformats.org/wordprocessingml/2006/main" xmlns:w14="http://schemas.microsoft.com/office/word/2010/wordml" xmlns:w15="http://schemas.microsoft.com/office/word/2012/wordml" xmlns:w16cei="http://schemas.microsoft.com/office/word/2026/wordml/cei" xmlns:w16cex="http://schemas.microsoft.com/office/word/2018/wordml/cex" xmlns:w16cid="http://schemas.microsoft.com/office/word/2016/wordml/cid" xmlns:w16="http://schemas.microsoft.com/office/word/2018/wordml" xmlns:w16du="http://schemas.microsoft.com/office/word/2023/wordml/word16du" xmlns:w16sdtdh="http://schemas.microsoft.com/office/word/2020/wordml/sdtdatahash" xmlns:w16sdtfl="http://schemas.microsoft.com/office/word/2024/wordml/sdtformatlock" xmlns:w16se="http://schemas.microsoft.com/office/word/2015/wordml/symex" xmlns:wpg="http://schemas.microsoft.com/office/word/2010/wordprocessingGroup" xmlns:wpi="http://schemas.microsoft.com/office/word/2010/wordprocessingInk" xmlns:wne="http://schemas.microsoft.com/office/word/2006/wordml" xmlns:wps="http://schemas.microsoft.com/office/word/2010/wordprocessingShape" mc:Ignorable="w14 w15 w16se w16cid w16 w16cex w16sdtdh w16sdtfl cr w16du wp14">
   <w16cex:commentExtensible w16cex:durableId="0389896A" w16cex:dateUtc="2026-06-03T20:36:00Z"/>
   <w16cex:commentExtensible w16cex:durableId="3DCA504B" w16cex:dateUtc="2026-06-03T20:38:00Z"/>
   <w16cex:commentExtensible w16cex:durableId="47D64B5E" w16cex:dateUtc="2026-06-03T20:46:00Z"/>
@@ -33397,7 +34816,7 @@
 </file>
 
 <file path=word/commentsIds.xml><?xml version="1.0" encoding="utf-8"?>
-<w16cid:commentsIds xmlns:wpc="http://schemas.microsoft.com/office/word/2010/wordprocessingCanvas" xmlns:cx="http://schemas.microsoft.com/office/drawing/2014/chartex" xmlns:cx1="http://schemas.microsoft.com/office/drawing/2015/9/8/chartex" xmlns:cx2="http://schemas.microsoft.com/office/drawing/2015/10/21/chartex" xmlns:cx3="http://schemas.microsoft.com/office/drawing/2016/5/9/chartex" xmlns:cx4="http://schemas.microsoft.com/office/drawing/2016/5/10/chartex" xmlns:cx5="http://schemas.microsoft.com/office/drawing/2016/5/11/chartex" xmlns:cx6="http://schemas.microsoft.com/office/drawing/2016/5/12/chartex" xmlns:cx7="http://schemas.microsoft.com/office/drawing/2016/5/13/chartex" xmlns:cx8="http://schemas.microsoft.com/office/drawing/2016/5/14/chartex" xmlns:mc="http://schemas.openxmlformats.org/markup-compatibility/2006" xmlns:aink="http://schemas.microsoft.com/office/drawing/2016/ink" xmlns:am3d="http://schemas.microsoft.com/office/drawing/2017/model3d" xmlns:o="urn:schemas-microsoft-com:office:office" xmlns:oel="http://schemas.microsoft.com/office/2019/extlst" xmlns:r="http://schemas.openxmlformats.org/officeDocument/2006/relationships" xmlns:m="http://schemas.openxmlformats.org/officeDocument/2006/math" xmlns:v="urn:schemas-microsoft-com:vml" xmlns:wp14="http://schemas.microsoft.com/office/word/2010/wordprocessingDrawing" xmlns:wp="http://schemas.openxmlformats.org/drawingml/2006/wordprocessingDrawing" xmlns:w10="urn:schemas-microsoft-com:office:word" xmlns:w="http://schemas.openxmlformats.org/wordprocessingml/2006/main" xmlns:w14="http://schemas.microsoft.com/office/word/2010/wordml" xmlns:w15="http://schemas.microsoft.com/office/word/2012/wordml" xmlns:w16cex="http://schemas.microsoft.com/office/word/2018/wordml/cex" xmlns:w16cid="http://schemas.microsoft.com/office/word/2016/wordml/cid" xmlns:w16="http://schemas.microsoft.com/office/word/2018/wordml" xmlns:w16du="http://schemas.microsoft.com/office/word/2023/wordml/word16du" xmlns:w16sdtdh="http://schemas.microsoft.com/office/word/2020/wordml/sdtdatahash" xmlns:w16sdtfl="http://schemas.microsoft.com/office/word/2024/wordml/sdtformatlock" xmlns:w16se="http://schemas.microsoft.com/office/word/2015/wordml/symex" xmlns:wpg="http://schemas.microsoft.com/office/word/2010/wordprocessingGroup" xmlns:wpi="http://schemas.microsoft.com/office/word/2010/wordprocessingInk" xmlns:wne="http://schemas.microsoft.com/office/word/2006/wordml" xmlns:wps="http://schemas.microsoft.com/office/word/2010/wordprocessingShape" mc:Ignorable="w14 w15 w16se w16cid w16 w16cex w16sdtdh w16sdtfl w16du wp14">
+<w16cid:commentsIds xmlns:wpc="http://schemas.microsoft.com/office/word/2010/wordprocessingCanvas" xmlns:cx="http://schemas.microsoft.com/office/drawing/2014/chartex" xmlns:cx1="http://schemas.microsoft.com/office/drawing/2015/9/8/chartex" xmlns:cx2="http://schemas.microsoft.com/office/drawing/2015/10/21/chartex" xmlns:cx3="http://schemas.microsoft.com/office/drawing/2016/5/9/chartex" xmlns:cx4="http://schemas.microsoft.com/office/drawing/2016/5/10/chartex" xmlns:cx5="http://schemas.microsoft.com/office/drawing/2016/5/11/chartex" xmlns:cx6="http://schemas.microsoft.com/office/drawing/2016/5/12/chartex" xmlns:cx7="http://schemas.microsoft.com/office/drawing/2016/5/13/chartex" xmlns:cx8="http://schemas.microsoft.com/office/drawing/2016/5/14/chartex" xmlns:mc="http://schemas.openxmlformats.org/markup-compatibility/2006" xmlns:aink="http://schemas.microsoft.com/office/drawing/2016/ink" xmlns:am3d="http://schemas.microsoft.com/office/drawing/2017/model3d" xmlns:o="urn:schemas-microsoft-com:office:office" xmlns:oel="http://schemas.microsoft.com/office/2019/extlst" xmlns:r="http://schemas.openxmlformats.org/officeDocument/2006/relationships" xmlns:m="http://schemas.openxmlformats.org/officeDocument/2006/math" xmlns:v="urn:schemas-microsoft-com:vml" xmlns:wp14="http://schemas.microsoft.com/office/word/2010/wordprocessingDrawing" xmlns:wp="http://schemas.openxmlformats.org/drawingml/2006/wordprocessingDrawing" xmlns:w10="urn:schemas-microsoft-com:office:word" xmlns:w="http://schemas.openxmlformats.org/wordprocessingml/2006/main" xmlns:w14="http://schemas.microsoft.com/office/word/2010/wordml" xmlns:w15="http://schemas.microsoft.com/office/word/2012/wordml" xmlns:w16cei="http://schemas.microsoft.com/office/word/2026/wordml/cei" xmlns:w16cex="http://schemas.microsoft.com/office/word/2018/wordml/cex" xmlns:w16cid="http://schemas.microsoft.com/office/word/2016/wordml/cid" xmlns:w16="http://schemas.microsoft.com/office/word/2018/wordml" xmlns:w16du="http://schemas.microsoft.com/office/word/2023/wordml/word16du" xmlns:w16sdtdh="http://schemas.microsoft.com/office/word/2020/wordml/sdtdatahash" xmlns:w16sdtfl="http://schemas.microsoft.com/office/word/2024/wordml/sdtformatlock" xmlns:w16se="http://schemas.microsoft.com/office/word/2015/wordml/symex" xmlns:wpg="http://schemas.microsoft.com/office/word/2010/wordprocessingGroup" xmlns:wpi="http://schemas.microsoft.com/office/word/2010/wordprocessingInk" xmlns:wne="http://schemas.microsoft.com/office/word/2006/wordml" xmlns:wps="http://schemas.microsoft.com/office/word/2010/wordprocessingShape" mc:Ignorable="w14 w15 w16se w16cid w16 w16cex w16sdtdh w16sdtfl w16du wp14">
   <w16cid:commentId w16cid:paraId="2E104BBC" w16cid:durableId="0389896A"/>
   <w16cid:commentId w16cid:paraId="6749F0AF" w16cid:durableId="3DCA504B"/>
   <w16cid:commentId w16cid:paraId="40BE3CBE" w16cid:durableId="47D64B5E"/>
@@ -33437,7 +34856,7 @@
 </file>
 
 <file path=word/endnotes.xml><?xml version="1.0" encoding="utf-8"?>
-<w:endnotes xmlns:wpc="http://schemas.microsoft.com/office/word/2010/wordprocessingCanvas" xmlns:cx="http://schemas.microsoft.com/office/drawing/2014/chartex" xmlns:cx1="http://schemas.microsoft.com/office/drawing/2015/9/8/chartex" xmlns:cx2="http://schemas.microsoft.com/office/drawing/2015/10/21/chartex" xmlns:cx3="http://schemas.microsoft.com/office/drawing/2016/5/9/chartex" xmlns:cx4="http://schemas.microsoft.com/office/drawing/2016/5/10/chartex" xmlns:cx5="http://schemas.microsoft.com/office/drawing/2016/5/11/chartex" xmlns:cx6="http://schemas.microsoft.com/office/drawing/2016/5/12/chartex" xmlns:cx7="http://schemas.microsoft.com/office/drawing/2016/5/13/chartex" xmlns:cx8="http://schemas.microsoft.com/office/drawing/2016/5/14/chartex" xmlns:mc="http://schemas.openxmlformats.org/markup-compatibility/2006" xmlns:aink="http://schemas.microsoft.com/office/drawing/2016/ink" xmlns:am3d="http://schemas.microsoft.com/office/drawing/2017/model3d" xmlns:o="urn:schemas-microsoft-com:office:office" xmlns:oel="http://schemas.microsoft.com/office/2019/extlst" xmlns:r="http://schemas.openxmlformats.org/officeDocument/2006/relationships" xmlns:m="http://schemas.openxmlformats.org/officeDocument/2006/math" xmlns:v="urn:schemas-microsoft-com:vml" xmlns:wp14="http://schemas.microsoft.com/office/word/2010/wordprocessingDrawing" xmlns:wp="http://schemas.openxmlformats.org/drawingml/2006/wordprocessingDrawing" xmlns:w10="urn:schemas-microsoft-com:office:word" xmlns:w="http://schemas.openxmlformats.org/wordprocessingml/2006/main" xmlns:w14="http://schemas.microsoft.com/office/word/2010/wordml" xmlns:w15="http://schemas.microsoft.com/office/word/2012/wordml" xmlns:w16cex="http://schemas.microsoft.com/office/word/2018/wordml/cex" xmlns:w16cid="http://schemas.microsoft.com/office/word/2016/wordml/cid" xmlns:w16="http://schemas.microsoft.com/office/word/2018/wordml" xmlns:w16du="http://schemas.microsoft.com/office/word/2023/wordml/word16du" xmlns:w16sdtdh="http://schemas.microsoft.com/office/word/2020/wordml/sdtdatahash" xmlns:w16sdtfl="http://schemas.microsoft.com/office/word/2024/wordml/sdtformatlock" xmlns:w16se="http://schemas.microsoft.com/office/word/2015/wordml/symex" xmlns:wpg="http://schemas.microsoft.com/office/word/2010/wordprocessingGroup" xmlns:wpi="http://schemas.microsoft.com/office/word/2010/wordprocessingInk" xmlns:wne="http://schemas.microsoft.com/office/word/2006/wordml" xmlns:wps="http://schemas.microsoft.com/office/word/2010/wordprocessingShape" mc:Ignorable="w14 w15 w16se w16cid w16 w16cex w16sdtdh w16sdtfl w16du wp14">
+<w:endnotes xmlns:wpc="http://schemas.microsoft.com/office/word/2010/wordprocessingCanvas" xmlns:cx="http://schemas.microsoft.com/office/drawing/2014/chartex" xmlns:cx1="http://schemas.microsoft.com/office/drawing/2015/9/8/chartex" xmlns:cx2="http://schemas.microsoft.com/office/drawing/2015/10/21/chartex" xmlns:cx3="http://schemas.microsoft.com/office/drawing/2016/5/9/chartex" xmlns:cx4="http://schemas.microsoft.com/office/drawing/2016/5/10/chartex" xmlns:cx5="http://schemas.microsoft.com/office/drawing/2016/5/11/chartex" xmlns:cx6="http://schemas.microsoft.com/office/drawing/2016/5/12/chartex" xmlns:cx7="http://schemas.microsoft.com/office/drawing/2016/5/13/chartex" xmlns:cx8="http://schemas.microsoft.com/office/drawing/2016/5/14/chartex" xmlns:mc="http://schemas.openxmlformats.org/markup-compatibility/2006" xmlns:aink="http://schemas.microsoft.com/office/drawing/2016/ink" xmlns:am3d="http://schemas.microsoft.com/office/drawing/2017/model3d" xmlns:o="urn:schemas-microsoft-com:office:office" xmlns:oel="http://schemas.microsoft.com/office/2019/extlst" xmlns:r="http://schemas.openxmlformats.org/officeDocument/2006/relationships" xmlns:m="http://schemas.openxmlformats.org/officeDocument/2006/math" xmlns:v="urn:schemas-microsoft-com:vml" xmlns:wp14="http://schemas.microsoft.com/office/word/2010/wordprocessingDrawing" xmlns:wp="http://schemas.openxmlformats.org/drawingml/2006/wordprocessingDrawing" xmlns:w10="urn:schemas-microsoft-com:office:word" xmlns:w="http://schemas.openxmlformats.org/wordprocessingml/2006/main" xmlns:w14="http://schemas.microsoft.com/office/word/2010/wordml" xmlns:w15="http://schemas.microsoft.com/office/word/2012/wordml" xmlns:w16cei="http://schemas.microsoft.com/office/word/2026/wordml/cei" xmlns:w16cex="http://schemas.microsoft.com/office/word/2018/wordml/cex" xmlns:w16cid="http://schemas.microsoft.com/office/word/2016/wordml/cid" xmlns:w16="http://schemas.microsoft.com/office/word/2018/wordml" xmlns:w16du="http://schemas.microsoft.com/office/word/2023/wordml/word16du" xmlns:w16sdtdh="http://schemas.microsoft.com/office/word/2020/wordml/sdtdatahash" xmlns:w16sdtfl="http://schemas.microsoft.com/office/word/2024/wordml/sdtformatlock" xmlns:w16se="http://schemas.microsoft.com/office/word/2015/wordml/symex" xmlns:wpg="http://schemas.microsoft.com/office/word/2010/wordprocessingGroup" xmlns:wpi="http://schemas.microsoft.com/office/word/2010/wordprocessingInk" xmlns:wne="http://schemas.microsoft.com/office/word/2006/wordml" xmlns:wps="http://schemas.microsoft.com/office/word/2010/wordprocessingShape" mc:Ignorable="w14 w15 w16se w16cid w16 w16cex w16sdtdh w16sdtfl w16du wp14">
   <w:endnote w:type="separator" w:id="-1">
     <w:p>
       <w:pPr>
@@ -33462,7 +34881,7 @@
 </file>
 
 <file path=word/footer1.xml><?xml version="1.0" encoding="utf-8"?>
-<w:ftr xmlns:wpc="http://schemas.microsoft.com/office/word/2010/wordprocessingCanvas" xmlns:cx="http://schemas.microsoft.com/office/drawing/2014/chartex" xmlns:cx1="http://schemas.microsoft.com/office/drawing/2015/9/8/chartex" xmlns:cx2="http://schemas.microsoft.com/office/drawing/2015/10/21/chartex" xmlns:cx3="http://schemas.microsoft.com/office/drawing/2016/5/9/chartex" xmlns:cx4="http://schemas.microsoft.com/office/drawing/2016/5/10/chartex" xmlns:cx5="http://schemas.microsoft.com/office/drawing/2016/5/11/chartex" xmlns:cx6="http://schemas.microsoft.com/office/drawing/2016/5/12/chartex" xmlns:cx7="http://schemas.microsoft.com/office/drawing/2016/5/13/chartex" xmlns:cx8="http://schemas.microsoft.com/office/drawing/2016/5/14/chartex" xmlns:mc="http://schemas.openxmlformats.org/markup-compatibility/2006" xmlns:aink="http://schemas.microsoft.com/office/drawing/2016/ink" xmlns:am3d="http://schemas.microsoft.com/office/drawing/2017/model3d" xmlns:o="urn:schemas-microsoft-com:office:office" xmlns:oel="http://schemas.microsoft.com/office/2019/extlst" xmlns:r="http://schemas.openxmlformats.org/officeDocument/2006/relationships" xmlns:m="http://schemas.openxmlformats.org/officeDocument/2006/math" xmlns:v="urn:schemas-microsoft-com:vml" xmlns:wp14="http://schemas.microsoft.com/office/word/2010/wordprocessingDrawing" xmlns:wp="http://schemas.openxmlformats.org/drawingml/2006/wordprocessingDrawing" xmlns:w10="urn:schemas-microsoft-com:office:word" xmlns:w="http://schemas.openxmlformats.org/wordprocessingml/2006/main" xmlns:w14="http://schemas.microsoft.com/office/word/2010/wordml" xmlns:w15="http://schemas.microsoft.com/office/word/2012/wordml" xmlns:w16cex="http://schemas.microsoft.com/office/word/2018/wordml/cex" xmlns:w16cid="http://schemas.microsoft.com/office/word/2016/wordml/cid" xmlns:w16="http://schemas.microsoft.com/office/word/2018/wordml" xmlns:w16du="http://schemas.microsoft.com/office/word/2023/wordml/word16du" xmlns:w16sdtdh="http://schemas.microsoft.com/office/word/2020/wordml/sdtdatahash" xmlns:w16sdtfl="http://schemas.microsoft.com/office/word/2024/wordml/sdtformatlock" xmlns:w16se="http://schemas.microsoft.com/office/word/2015/wordml/symex" xmlns:wpg="http://schemas.microsoft.com/office/word/2010/wordprocessingGroup" xmlns:wpi="http://schemas.microsoft.com/office/word/2010/wordprocessingInk" xmlns:wne="http://schemas.microsoft.com/office/word/2006/wordml" xmlns:wps="http://schemas.microsoft.com/office/word/2010/wordprocessingShape" mc:Ignorable="w14 w15 w16se w16cid w16 w16cex w16sdtdh w16sdtfl w16du wp14">
+<w:ftr xmlns:wpc="http://schemas.microsoft.com/office/word/2010/wordprocessingCanvas" xmlns:cx="http://schemas.microsoft.com/office/drawing/2014/chartex" xmlns:cx1="http://schemas.microsoft.com/office/drawing/2015/9/8/chartex" xmlns:cx2="http://schemas.microsoft.com/office/drawing/2015/10/21/chartex" xmlns:cx3="http://schemas.microsoft.com/office/drawing/2016/5/9/chartex" xmlns:cx4="http://schemas.microsoft.com/office/drawing/2016/5/10/chartex" xmlns:cx5="http://schemas.microsoft.com/office/drawing/2016/5/11/chartex" xmlns:cx6="http://schemas.microsoft.com/office/drawing/2016/5/12/chartex" xmlns:cx7="http://schemas.microsoft.com/office/drawing/2016/5/13/chartex" xmlns:cx8="http://schemas.microsoft.com/office/drawing/2016/5/14/chartex" xmlns:mc="http://schemas.openxmlformats.org/markup-compatibility/2006" xmlns:aink="http://schemas.microsoft.com/office/drawing/2016/ink" xmlns:am3d="http://schemas.microsoft.com/office/drawing/2017/model3d" xmlns:o="urn:schemas-microsoft-com:office:office" xmlns:oel="http://schemas.microsoft.com/office/2019/extlst" xmlns:r="http://schemas.openxmlformats.org/officeDocument/2006/relationships" xmlns:m="http://schemas.openxmlformats.org/officeDocument/2006/math" xmlns:v="urn:schemas-microsoft-com:vml" xmlns:wp14="http://schemas.microsoft.com/office/word/2010/wordprocessingDrawing" xmlns:wp="http://schemas.openxmlformats.org/drawingml/2006/wordprocessingDrawing" xmlns:w10="urn:schemas-microsoft-com:office:word" xmlns:w="http://schemas.openxmlformats.org/wordprocessingml/2006/main" xmlns:w14="http://schemas.microsoft.com/office/word/2010/wordml" xmlns:w15="http://schemas.microsoft.com/office/word/2012/wordml" xmlns:w16cei="http://schemas.microsoft.com/office/word/2026/wordml/cei" xmlns:w16cex="http://schemas.microsoft.com/office/word/2018/wordml/cex" xmlns:w16cid="http://schemas.microsoft.com/office/word/2016/wordml/cid" xmlns:w16="http://schemas.microsoft.com/office/word/2018/wordml" xmlns:w16du="http://schemas.microsoft.com/office/word/2023/wordml/word16du" xmlns:w16sdtdh="http://schemas.microsoft.com/office/word/2020/wordml/sdtdatahash" xmlns:w16sdtfl="http://schemas.microsoft.com/office/word/2024/wordml/sdtformatlock" xmlns:w16se="http://schemas.microsoft.com/office/word/2015/wordml/symex" xmlns:wpg="http://schemas.microsoft.com/office/word/2010/wordprocessingGroup" xmlns:wpi="http://schemas.microsoft.com/office/word/2010/wordprocessingInk" xmlns:wne="http://schemas.microsoft.com/office/word/2006/wordml" xmlns:wps="http://schemas.microsoft.com/office/word/2010/wordprocessingShape" mc:Ignorable="w14 w15 w16se w16cid w16 w16cex w16sdtdh w16sdtfl w16du wp14">
   <w:p>
     <w:pPr>
       <w:pBdr>
@@ -33561,7 +34980,7 @@
 </file>
 
 <file path=word/footnotes.xml><?xml version="1.0" encoding="utf-8"?>
-<w:footnotes xmlns:wpc="http://schemas.microsoft.com/office/word/2010/wordprocessingCanvas" xmlns:cx="http://schemas.microsoft.com/office/drawing/2014/chartex" xmlns:cx1="http://schemas.microsoft.com/office/drawing/2015/9/8/chartex" xmlns:cx2="http://schemas.microsoft.com/office/drawing/2015/10/21/chartex" xmlns:cx3="http://schemas.microsoft.com/office/drawing/2016/5/9/chartex" xmlns:cx4="http://schemas.microsoft.com/office/drawing/2016/5/10/chartex" xmlns:cx5="http://schemas.microsoft.com/office/drawing/2016/5/11/chartex" xmlns:cx6="http://schemas.microsoft.com/office/drawing/2016/5/12/chartex" xmlns:cx7="http://schemas.microsoft.com/office/drawing/2016/5/13/chartex" xmlns:cx8="http://schemas.microsoft.com/office/drawing/2016/5/14/chartex" xmlns:mc="http://schemas.openxmlformats.org/markup-compatibility/2006" xmlns:aink="http://schemas.microsoft.com/office/drawing/2016/ink" xmlns:am3d="http://schemas.microsoft.com/office/drawing/2017/model3d" xmlns:o="urn:schemas-microsoft-com:office:office" xmlns:oel="http://schemas.microsoft.com/office/2019/extlst" xmlns:r="http://schemas.openxmlformats.org/officeDocument/2006/relationships" xmlns:m="http://schemas.openxmlformats.org/officeDocument/2006/math" xmlns:v="urn:schemas-microsoft-com:vml" xmlns:wp14="http://schemas.microsoft.com/office/word/2010/wordprocessingDrawing" xmlns:wp="http://schemas.openxmlformats.org/drawingml/2006/wordprocessingDrawing" xmlns:w10="urn:schemas-microsoft-com:office:word" xmlns:w="http://schemas.openxmlformats.org/wordprocessingml/2006/main" xmlns:w14="http://schemas.microsoft.com/office/word/2010/wordml" xmlns:w15="http://schemas.microsoft.com/office/word/2012/wordml" xmlns:w16cex="http://schemas.microsoft.com/office/word/2018/wordml/cex" xmlns:w16cid="http://schemas.microsoft.com/office/word/2016/wordml/cid" xmlns:w16="http://schemas.microsoft.com/office/word/2018/wordml" xmlns:w16du="http://schemas.microsoft.com/office/word/2023/wordml/word16du" xmlns:w16sdtdh="http://schemas.microsoft.com/office/word/2020/wordml/sdtdatahash" xmlns:w16sdtfl="http://schemas.microsoft.com/office/word/2024/wordml/sdtformatlock" xmlns:w16se="http://schemas.microsoft.com/office/word/2015/wordml/symex" xmlns:wpg="http://schemas.microsoft.com/office/word/2010/wordprocessingGroup" xmlns:wpi="http://schemas.microsoft.com/office/word/2010/wordprocessingInk" xmlns:wne="http://schemas.microsoft.com/office/word/2006/wordml" xmlns:wps="http://schemas.microsoft.com/office/word/2010/wordprocessingShape" mc:Ignorable="w14 w15 w16se w16cid w16 w16cex w16sdtdh w16sdtfl w16du wp14">
+<w:footnotes xmlns:wpc="http://schemas.microsoft.com/office/word/2010/wordprocessingCanvas" xmlns:cx="http://schemas.microsoft.com/office/drawing/2014/chartex" xmlns:cx1="http://schemas.microsoft.com/office/drawing/2015/9/8/chartex" xmlns:cx2="http://schemas.microsoft.com/office/drawing/2015/10/21/chartex" xmlns:cx3="http://schemas.microsoft.com/office/drawing/2016/5/9/chartex" xmlns:cx4="http://schemas.microsoft.com/office/drawing/2016/5/10/chartex" xmlns:cx5="http://schemas.microsoft.com/office/drawing/2016/5/11/chartex" xmlns:cx6="http://schemas.microsoft.com/office/drawing/2016/5/12/chartex" xmlns:cx7="http://schemas.microsoft.com/office/drawing/2016/5/13/chartex" xmlns:cx8="http://schemas.microsoft.com/office/drawing/2016/5/14/chartex" xmlns:mc="http://schemas.openxmlformats.org/markup-compatibility/2006" xmlns:aink="http://schemas.microsoft.com/office/drawing/2016/ink" xmlns:am3d="http://schemas.microsoft.com/office/drawing/2017/model3d" xmlns:o="urn:schemas-microsoft-com:office:office" xmlns:oel="http://schemas.microsoft.com/office/2019/extlst" xmlns:r="http://schemas.openxmlformats.org/officeDocument/2006/relationships" xmlns:m="http://schemas.openxmlformats.org/officeDocument/2006/math" xmlns:v="urn:schemas-microsoft-com:vml" xmlns:wp14="http://schemas.microsoft.com/office/word/2010/wordprocessingDrawing" xmlns:wp="http://schemas.openxmlformats.org/drawingml/2006/wordprocessingDrawing" xmlns:w10="urn:schemas-microsoft-com:office:word" xmlns:w="http://schemas.openxmlformats.org/wordprocessingml/2006/main" xmlns:w14="http://schemas.microsoft.com/office/word/2010/wordml" xmlns:w15="http://schemas.microsoft.com/office/word/2012/wordml" xmlns:w16cei="http://schemas.microsoft.com/office/word/2026/wordml/cei" xmlns:w16cex="http://schemas.microsoft.com/office/word/2018/wordml/cex" xmlns:w16cid="http://schemas.microsoft.com/office/word/2016/wordml/cid" xmlns:w16="http://schemas.microsoft.com/office/word/2018/wordml" xmlns:w16du="http://schemas.microsoft.com/office/word/2023/wordml/word16du" xmlns:w16sdtdh="http://schemas.microsoft.com/office/word/2020/wordml/sdtdatahash" xmlns:w16sdtfl="http://schemas.microsoft.com/office/word/2024/wordml/sdtformatlock" xmlns:w16se="http://schemas.microsoft.com/office/word/2015/wordml/symex" xmlns:wpg="http://schemas.microsoft.com/office/word/2010/wordprocessingGroup" xmlns:wpi="http://schemas.microsoft.com/office/word/2010/wordprocessingInk" xmlns:wne="http://schemas.microsoft.com/office/word/2006/wordml" xmlns:wps="http://schemas.microsoft.com/office/word/2010/wordprocessingShape" mc:Ignorable="w14 w15 w16se w16cid w16 w16cex w16sdtdh w16sdtfl w16du wp14">
   <w:footnote w:type="separator" w:id="-1">
     <w:p>
       <w:pPr>
@@ -33586,7 +35005,7 @@
 </file>
 
 <file path=word/header1.xml><?xml version="1.0" encoding="utf-8"?>
-<w:hdr xmlns:wpc="http://schemas.microsoft.com/office/word/2010/wordprocessingCanvas" xmlns:cx="http://schemas.microsoft.com/office/drawing/2014/chartex" xmlns:cx1="http://schemas.microsoft.com/office/drawing/2015/9/8/chartex" xmlns:cx2="http://schemas.microsoft.com/office/drawing/2015/10/21/chartex" xmlns:cx3="http://schemas.microsoft.com/office/drawing/2016/5/9/chartex" xmlns:cx4="http://schemas.microsoft.com/office/drawing/2016/5/10/chartex" xmlns:cx5="http://schemas.microsoft.com/office/drawing/2016/5/11/chartex" xmlns:cx6="http://schemas.microsoft.com/office/drawing/2016/5/12/chartex" xmlns:cx7="http://schemas.microsoft.com/office/drawing/2016/5/13/chartex" xmlns:cx8="http://schemas.microsoft.com/office/drawing/2016/5/14/chartex" xmlns:mc="http://schemas.openxmlformats.org/markup-compatibility/2006" xmlns:aink="http://schemas.microsoft.com/office/drawing/2016/ink" xmlns:am3d="http://schemas.microsoft.com/office/drawing/2017/model3d" xmlns:o="urn:schemas-microsoft-com:office:office" xmlns:oel="http://schemas.microsoft.com/office/2019/extlst" xmlns:r="http://schemas.openxmlformats.org/officeDocument/2006/relationships" xmlns:m="http://schemas.openxmlformats.org/officeDocument/2006/math" xmlns:v="urn:schemas-microsoft-com:vml" xmlns:wp14="http://schemas.microsoft.com/office/word/2010/wordprocessingDrawing" xmlns:wp="http://schemas.openxmlformats.org/drawingml/2006/wordprocessingDrawing" xmlns:w10="urn:schemas-microsoft-com:office:word" xmlns:w="http://schemas.openxmlformats.org/wordprocessingml/2006/main" xmlns:w14="http://schemas.microsoft.com/office/word/2010/wordml" xmlns:w15="http://schemas.microsoft.com/office/word/2012/wordml" xmlns:w16cex="http://schemas.microsoft.com/office/word/2018/wordml/cex" xmlns:w16cid="http://schemas.microsoft.com/office/word/2016/wordml/cid" xmlns:w16="http://schemas.microsoft.com/office/word/2018/wordml" xmlns:w16du="http://schemas.microsoft.com/office/word/2023/wordml/word16du" xmlns:w16sdtdh="http://schemas.microsoft.com/office/word/2020/wordml/sdtdatahash" xmlns:w16sdtfl="http://schemas.microsoft.com/office/word/2024/wordml/sdtformatlock" xmlns:w16se="http://schemas.microsoft.com/office/word/2015/wordml/symex" xmlns:wpg="http://schemas.microsoft.com/office/word/2010/wordprocessingGroup" xmlns:wpi="http://schemas.microsoft.com/office/word/2010/wordprocessingInk" xmlns:wne="http://schemas.microsoft.com/office/word/2006/wordml" xmlns:wps="http://schemas.microsoft.com/office/word/2010/wordprocessingShape" xmlns:a="http://schemas.openxmlformats.org/drawingml/2006/main" xmlns:adec="http://schemas.microsoft.com/office/drawing/2017/decorative" xmlns:pic="http://schemas.openxmlformats.org/drawingml/2006/picture" xmlns:a14="http://schemas.microsoft.com/office/drawing/2010/main" mc:Ignorable="w14 w15 w16se w16cid w16 w16cex w16sdtdh w16sdtfl w16du wp14">
+<w:hdr xmlns:wpc="http://schemas.microsoft.com/office/word/2010/wordprocessingCanvas" xmlns:cx="http://schemas.microsoft.com/office/drawing/2014/chartex" xmlns:cx1="http://schemas.microsoft.com/office/drawing/2015/9/8/chartex" xmlns:cx2="http://schemas.microsoft.com/office/drawing/2015/10/21/chartex" xmlns:cx3="http://schemas.microsoft.com/office/drawing/2016/5/9/chartex" xmlns:cx4="http://schemas.microsoft.com/office/drawing/2016/5/10/chartex" xmlns:cx5="http://schemas.microsoft.com/office/drawing/2016/5/11/chartex" xmlns:cx6="http://schemas.microsoft.com/office/drawing/2016/5/12/chartex" xmlns:cx7="http://schemas.microsoft.com/office/drawing/2016/5/13/chartex" xmlns:cx8="http://schemas.microsoft.com/office/drawing/2016/5/14/chartex" xmlns:mc="http://schemas.openxmlformats.org/markup-compatibility/2006" xmlns:aink="http://schemas.microsoft.com/office/drawing/2016/ink" xmlns:am3d="http://schemas.microsoft.com/office/drawing/2017/model3d" xmlns:o="urn:schemas-microsoft-com:office:office" xmlns:oel="http://schemas.microsoft.com/office/2019/extlst" xmlns:r="http://schemas.openxmlformats.org/officeDocument/2006/relationships" xmlns:m="http://schemas.openxmlformats.org/officeDocument/2006/math" xmlns:v="urn:schemas-microsoft-com:vml" xmlns:wp14="http://schemas.microsoft.com/office/word/2010/wordprocessingDrawing" xmlns:wp="http://schemas.openxmlformats.org/drawingml/2006/wordprocessingDrawing" xmlns:w10="urn:schemas-microsoft-com:office:word" xmlns:w="http://schemas.openxmlformats.org/wordprocessingml/2006/main" xmlns:w14="http://schemas.microsoft.com/office/word/2010/wordml" xmlns:w15="http://schemas.microsoft.com/office/word/2012/wordml" xmlns:w16cei="http://schemas.microsoft.com/office/word/2026/wordml/cei" xmlns:w16cex="http://schemas.microsoft.com/office/word/2018/wordml/cex" xmlns:w16cid="http://schemas.microsoft.com/office/word/2016/wordml/cid" xmlns:w16="http://schemas.microsoft.com/office/word/2018/wordml" xmlns:w16du="http://schemas.microsoft.com/office/word/2023/wordml/word16du" xmlns:w16sdtdh="http://schemas.microsoft.com/office/word/2020/wordml/sdtdatahash" xmlns:w16sdtfl="http://schemas.microsoft.com/office/word/2024/wordml/sdtformatlock" xmlns:w16se="http://schemas.microsoft.com/office/word/2015/wordml/symex" xmlns:wpg="http://schemas.microsoft.com/office/word/2010/wordprocessingGroup" xmlns:wpi="http://schemas.microsoft.com/office/word/2010/wordprocessingInk" xmlns:wne="http://schemas.microsoft.com/office/word/2006/wordml" xmlns:wps="http://schemas.microsoft.com/office/word/2010/wordprocessingShape" xmlns:a="http://schemas.openxmlformats.org/drawingml/2006/main" xmlns:adec="http://schemas.microsoft.com/office/drawing/2017/decorative" xmlns:pic="http://schemas.openxmlformats.org/drawingml/2006/picture" xmlns:a14="http://schemas.microsoft.com/office/drawing/2010/main" mc:Ignorable="w14 w15 w16se w16cid w16 w16cex w16sdtdh w16sdtfl w16du wp14">
   <w:p>
     <w:pPr>
       <w:pBdr>
@@ -33701,7 +35120,7 @@
 </file>
 
 <file path=word/numbering.xml><?xml version="1.0" encoding="utf-8"?>
-<w:numbering xmlns:wpc="http://schemas.microsoft.com/office/word/2010/wordprocessingCanvas" xmlns:cx="http://schemas.microsoft.com/office/drawing/2014/chartex" xmlns:cx1="http://schemas.microsoft.com/office/drawing/2015/9/8/chartex" xmlns:cx2="http://schemas.microsoft.com/office/drawing/2015/10/21/chartex" xmlns:cx3="http://schemas.microsoft.com/office/drawing/2016/5/9/chartex" xmlns:cx4="http://schemas.microsoft.com/office/drawing/2016/5/10/chartex" xmlns:cx5="http://schemas.microsoft.com/office/drawing/2016/5/11/chartex" xmlns:cx6="http://schemas.microsoft.com/office/drawing/2016/5/12/chartex" xmlns:cx7="http://schemas.microsoft.com/office/drawing/2016/5/13/chartex" xmlns:cx8="http://schemas.microsoft.com/office/drawing/2016/5/14/chartex" xmlns:mc="http://schemas.openxmlformats.org/markup-compatibility/2006" xmlns:aink="http://schemas.microsoft.com/office/drawing/2016/ink" xmlns:am3d="http://schemas.microsoft.com/office/drawing/2017/model3d" xmlns:o="urn:schemas-microsoft-com:office:office" xmlns:oel="http://schemas.microsoft.com/office/2019/extlst" xmlns:r="http://schemas.openxmlformats.org/officeDocument/2006/relationships" xmlns:m="http://schemas.openxmlformats.org/officeDocument/2006/math" xmlns:v="urn:schemas-microsoft-com:vml" xmlns:wp14="http://schemas.microsoft.com/office/word/2010/wordprocessingDrawing" xmlns:wp="http://schemas.openxmlformats.org/drawingml/2006/wordprocessingDrawing" xmlns:w10="urn:schemas-microsoft-com:office:word" xmlns:w="http://schemas.openxmlformats.org/wordprocessingml/2006/main" xmlns:w14="http://schemas.microsoft.com/office/word/2010/wordml" xmlns:w15="http://schemas.microsoft.com/office/word/2012/wordml" xmlns:w16cex="http://schemas.microsoft.com/office/word/2018/wordml/cex" xmlns:w16cid="http://schemas.microsoft.com/office/word/2016/wordml/cid" xmlns:w16="http://schemas.microsoft.com/office/word/2018/wordml" xmlns:w16du="http://schemas.microsoft.com/office/word/2023/wordml/word16du" xmlns:w16sdtdh="http://schemas.microsoft.com/office/word/2020/wordml/sdtdatahash" xmlns:w16sdtfl="http://schemas.microsoft.com/office/word/2024/wordml/sdtformatlock" xmlns:w16se="http://schemas.microsoft.com/office/word/2015/wordml/symex" xmlns:wpg="http://schemas.microsoft.com/office/word/2010/wordprocessingGroup" xmlns:wpi="http://schemas.microsoft.com/office/word/2010/wordprocessingInk" xmlns:wne="http://schemas.microsoft.com/office/word/2006/wordml" xmlns:wps="http://schemas.microsoft.com/office/word/2010/wordprocessingShape" mc:Ignorable="w14 w15 w16se w16cid w16 w16cex w16sdtdh w16sdtfl w16du wp14">
+<w:numbering xmlns:wpc="http://schemas.microsoft.com/office/word/2010/wordprocessingCanvas" xmlns:cx="http://schemas.microsoft.com/office/drawing/2014/chartex" xmlns:cx1="http://schemas.microsoft.com/office/drawing/2015/9/8/chartex" xmlns:cx2="http://schemas.microsoft.com/office/drawing/2015/10/21/chartex" xmlns:cx3="http://schemas.microsoft.com/office/drawing/2016/5/9/chartex" xmlns:cx4="http://schemas.microsoft.com/office/drawing/2016/5/10/chartex" xmlns:cx5="http://schemas.microsoft.com/office/drawing/2016/5/11/chartex" xmlns:cx6="http://schemas.microsoft.com/office/drawing/2016/5/12/chartex" xmlns:cx7="http://schemas.microsoft.com/office/drawing/2016/5/13/chartex" xmlns:cx8="http://schemas.microsoft.com/office/drawing/2016/5/14/chartex" xmlns:mc="http://schemas.openxmlformats.org/markup-compatibility/2006" xmlns:aink="http://schemas.microsoft.com/office/drawing/2016/ink" xmlns:am3d="http://schemas.microsoft.com/office/drawing/2017/model3d" xmlns:o="urn:schemas-microsoft-com:office:office" xmlns:oel="http://schemas.microsoft.com/office/2019/extlst" xmlns:r="http://schemas.openxmlformats.org/officeDocument/2006/relationships" xmlns:m="http://schemas.openxmlformats.org/officeDocument/2006/math" xmlns:v="urn:schemas-microsoft-com:vml" xmlns:wp14="http://schemas.microsoft.com/office/word/2010/wordprocessingDrawing" xmlns:wp="http://schemas.openxmlformats.org/drawingml/2006/wordprocessingDrawing" xmlns:w10="urn:schemas-microsoft-com:office:word" xmlns:w="http://schemas.openxmlformats.org/wordprocessingml/2006/main" xmlns:w14="http://schemas.microsoft.com/office/word/2010/wordml" xmlns:w15="http://schemas.microsoft.com/office/word/2012/wordml" xmlns:w16cei="http://schemas.microsoft.com/office/word/2026/wordml/cei" xmlns:w16cex="http://schemas.microsoft.com/office/word/2018/wordml/cex" xmlns:w16cid="http://schemas.microsoft.com/office/word/2016/wordml/cid" xmlns:w16="http://schemas.microsoft.com/office/word/2018/wordml" xmlns:w16du="http://schemas.microsoft.com/office/word/2023/wordml/word16du" xmlns:w16sdtdh="http://schemas.microsoft.com/office/word/2020/wordml/sdtdatahash" xmlns:w16sdtfl="http://schemas.microsoft.com/office/word/2024/wordml/sdtformatlock" xmlns:w16se="http://schemas.microsoft.com/office/word/2015/wordml/symex" xmlns:wpg="http://schemas.microsoft.com/office/word/2010/wordprocessingGroup" xmlns:wpi="http://schemas.microsoft.com/office/word/2010/wordprocessingInk" xmlns:wne="http://schemas.microsoft.com/office/word/2006/wordml" xmlns:wps="http://schemas.microsoft.com/office/word/2010/wordprocessingShape" mc:Ignorable="w14 w15 w16se w16cid w16 w16cex w16sdtdh w16sdtfl w16du wp14">
   <w:abstractNum w:abstractNumId="0" w15:restartNumberingAfterBreak="0">
     <w:nsid w:val="066E6074"/>
     <w:multiLevelType w:val="multilevel"/>
@@ -38505,7 +39924,7 @@
 </file>
 
 <file path=word/people.xml><?xml version="1.0" encoding="utf-8"?>
-<w15:people xmlns:wpc="http://schemas.microsoft.com/office/word/2010/wordprocessingCanvas" xmlns:cx="http://schemas.microsoft.com/office/drawing/2014/chartex" xmlns:cx1="http://schemas.microsoft.com/office/drawing/2015/9/8/chartex" xmlns:cx2="http://schemas.microsoft.com/office/drawing/2015/10/21/chartex" xmlns:cx3="http://schemas.microsoft.com/office/drawing/2016/5/9/chartex" xmlns:cx4="http://schemas.microsoft.com/office/drawing/2016/5/10/chartex" xmlns:cx5="http://schemas.microsoft.com/office/drawing/2016/5/11/chartex" xmlns:cx6="http://schemas.microsoft.com/office/drawing/2016/5/12/chartex" xmlns:cx7="http://schemas.microsoft.com/office/drawing/2016/5/13/chartex" xmlns:cx8="http://schemas.microsoft.com/office/drawing/2016/5/14/chartex" xmlns:mc="http://schemas.openxmlformats.org/markup-compatibility/2006" xmlns:aink="http://schemas.microsoft.com/office/drawing/2016/ink" xmlns:am3d="http://schemas.microsoft.com/office/drawing/2017/model3d" xmlns:o="urn:schemas-microsoft-com:office:office" xmlns:oel="http://schemas.microsoft.com/office/2019/extlst" xmlns:r="http://schemas.openxmlformats.org/officeDocument/2006/relationships" xmlns:m="http://schemas.openxmlformats.org/officeDocument/2006/math" xmlns:v="urn:schemas-microsoft-com:vml" xmlns:wp14="http://schemas.microsoft.com/office/word/2010/wordprocessingDrawing" xmlns:wp="http://schemas.openxmlformats.org/drawingml/2006/wordprocessingDrawing" xmlns:w10="urn:schemas-microsoft-com:office:word" xmlns:w="http://schemas.openxmlformats.org/wordprocessingml/2006/main" xmlns:w14="http://schemas.microsoft.com/office/word/2010/wordml" xmlns:w15="http://schemas.microsoft.com/office/word/2012/wordml" xmlns:w16cex="http://schemas.microsoft.com/office/word/2018/wordml/cex" xmlns:w16cid="http://schemas.microsoft.com/office/word/2016/wordml/cid" xmlns:w16="http://schemas.microsoft.com/office/word/2018/wordml" xmlns:w16du="http://schemas.microsoft.com/office/word/2023/wordml/word16du" xmlns:w16sdtdh="http://schemas.microsoft.com/office/word/2020/wordml/sdtdatahash" xmlns:w16sdtfl="http://schemas.microsoft.com/office/word/2024/wordml/sdtformatlock" xmlns:w16se="http://schemas.microsoft.com/office/word/2015/wordml/symex" xmlns:wpg="http://schemas.microsoft.com/office/word/2010/wordprocessingGroup" xmlns:wpi="http://schemas.microsoft.com/office/word/2010/wordprocessingInk" xmlns:wne="http://schemas.microsoft.com/office/word/2006/wordml" xmlns:wps="http://schemas.microsoft.com/office/word/2010/wordprocessingShape" mc:Ignorable="w14 w15 w16se w16cid w16 w16cex w16sdtdh w16sdtfl w16du wp14">
+<w15:people xmlns:wpc="http://schemas.microsoft.com/office/word/2010/wordprocessingCanvas" xmlns:cx="http://schemas.microsoft.com/office/drawing/2014/chartex" xmlns:cx1="http://schemas.microsoft.com/office/drawing/2015/9/8/chartex" xmlns:cx2="http://schemas.microsoft.com/office/drawing/2015/10/21/chartex" xmlns:cx3="http://schemas.microsoft.com/office/drawing/2016/5/9/chartex" xmlns:cx4="http://schemas.microsoft.com/office/drawing/2016/5/10/chartex" xmlns:cx5="http://schemas.microsoft.com/office/drawing/2016/5/11/chartex" xmlns:cx6="http://schemas.microsoft.com/office/drawing/2016/5/12/chartex" xmlns:cx7="http://schemas.microsoft.com/office/drawing/2016/5/13/chartex" xmlns:cx8="http://schemas.microsoft.com/office/drawing/2016/5/14/chartex" xmlns:mc="http://schemas.openxmlformats.org/markup-compatibility/2006" xmlns:aink="http://schemas.microsoft.com/office/drawing/2016/ink" xmlns:am3d="http://schemas.microsoft.com/office/drawing/2017/model3d" xmlns:o="urn:schemas-microsoft-com:office:office" xmlns:oel="http://schemas.microsoft.com/office/2019/extlst" xmlns:r="http://schemas.openxmlformats.org/officeDocument/2006/relationships" xmlns:m="http://schemas.openxmlformats.org/officeDocument/2006/math" xmlns:v="urn:schemas-microsoft-com:vml" xmlns:wp14="http://schemas.microsoft.com/office/word/2010/wordprocessingDrawing" xmlns:wp="http://schemas.openxmlformats.org/drawingml/2006/wordprocessingDrawing" xmlns:w10="urn:schemas-microsoft-com:office:word" xmlns:w="http://schemas.openxmlformats.org/wordprocessingml/2006/main" xmlns:w14="http://schemas.microsoft.com/office/word/2010/wordml" xmlns:w15="http://schemas.microsoft.com/office/word/2012/wordml" xmlns:w16cei="http://schemas.microsoft.com/office/word/2026/wordml/cei" xmlns:w16cex="http://schemas.microsoft.com/office/word/2018/wordml/cex" xmlns:w16cid="http://schemas.microsoft.com/office/word/2016/wordml/cid" xmlns:w16="http://schemas.microsoft.com/office/word/2018/wordml" xmlns:w16du="http://schemas.microsoft.com/office/word/2023/wordml/word16du" xmlns:w16sdtdh="http://schemas.microsoft.com/office/word/2020/wordml/sdtdatahash" xmlns:w16sdtfl="http://schemas.microsoft.com/office/word/2024/wordml/sdtformatlock" xmlns:w16se="http://schemas.microsoft.com/office/word/2015/wordml/symex" xmlns:wpg="http://schemas.microsoft.com/office/word/2010/wordprocessingGroup" xmlns:wpi="http://schemas.microsoft.com/office/word/2010/wordprocessingInk" xmlns:wne="http://schemas.microsoft.com/office/word/2006/wordml" xmlns:wps="http://schemas.microsoft.com/office/word/2010/wordprocessingShape" mc:Ignorable="w14 w15 w16se w16cid w16 w16cex w16sdtdh w16sdtfl w16du wp14">
   <w15:person w15:author="Carolina Coca Salazar">
     <w15:presenceInfo w15:providerId="AD" w15:userId="S::carolina.coca@ucc.edu.co::91b8b876-de71-4dbf-a3d1-d366410f442c"/>
   </w15:person>
@@ -39113,6 +40532,7 @@
   <w:style w:type="character" w:styleId="Fuentedeprrafopredeter" w:default="1">
     <w:name w:val="Default Paragraph Font"/>
     <w:uiPriority w:val="1"/>
+    <w:semiHidden/>
     <w:unhideWhenUsed/>
   </w:style>
   <w:style w:type="table" w:styleId="Tablanormal" w:default="1">
@@ -42839,10 +44259,6 @@
 </file>
 
 <file path=customXml/item1.xml><?xml version="1.0" encoding="utf-8"?>
-<b:Sources xmlns:b="http://schemas.openxmlformats.org/officeDocument/2006/bibliography" xmlns="http://schemas.openxmlformats.org/officeDocument/2006/bibliography" SelectedStyle="\APASixthEditionOfficeOnline.xsl" StyleName="APA" Version="6"/>
-</file>
-
-<file path=customXml/item2.xml><?xml version="1.0" encoding="utf-8"?>
 <p:properties xmlns:p="http://schemas.microsoft.com/office/2006/metadata/properties" xmlns:xsi="http://www.w3.org/2001/XMLSchema-instance" xmlns:pc="http://schemas.microsoft.com/office/infopath/2007/PartnerControls">
   <documentManagement>
     <TaxCatchAll xmlns="13c90a0b-73bc-4dc0-be5f-28d77b615beb" xsi:nil="true"/>
@@ -42853,7 +44269,26 @@
 </p:properties>
 </file>
 
+<file path=customXml/item2.xml><?xml version="1.0" encoding="utf-8"?>
+<b:Sources xmlns:b="http://schemas.openxmlformats.org/officeDocument/2006/bibliography" xmlns="http://schemas.openxmlformats.org/officeDocument/2006/bibliography" SelectedStyle="\APASixthEditionOfficeOnline.xsl" StyleName="APA" Version="6"/>
+</file>
+
 <file path=customXml/item3.xml><?xml version="1.0" encoding="utf-8"?>
+<?mso-contentType ?>
+<FormTemplates xmlns="http://schemas.microsoft.com/sharepoint/v3/contenttype/forms">
+  <Display>DocumentLibraryForm</Display>
+  <Edit>DocumentLibraryForm</Edit>
+  <New>DocumentLibraryForm</New>
+</FormTemplates>
+</file>
+
+<file path=customXml/item4.xml><?xml version="1.0" encoding="utf-8"?>
+<go:gDocsCustomXmlDataStorage xmlns:go="http://customooxmlschemas.google.com/" xmlns:r="http://schemas.openxmlformats.org/officeDocument/2006/relationships">
+  <go:docsCustomData xmlns:go="http://customooxmlschemas.google.com/" roundtripDataSignature="AMtx7mgVwfTnThMJ3osM2v0+q+LoagmeAQ==">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</go:docsCustomData>
+</go:gDocsCustomXmlDataStorage>
+</file>
+
+<file path=customXml/item5.xml><?xml version="1.0" encoding="utf-8"?>
 <ct:contentTypeSchema xmlns:ct="http://schemas.microsoft.com/office/2006/metadata/contentType" xmlns:ma="http://schemas.microsoft.com/office/2006/metadata/properties/metaAttributes" ct:_="" ma:_="" ma:contentTypeName="Documento" ma:contentTypeID="0x0101006A81D6BD42E8DF4C91013959704817E1" ma:contentTypeVersion="15" ma:contentTypeDescription="Crear nuevo documento." ma:contentTypeScope="" ma:versionID="bf4f72ffd194f0963ff564daca6869f7">
   <xsd:schema xmlns:xsd="http://www.w3.org/2001/XMLSchema" xmlns:xs="http://www.w3.org/2001/XMLSchema" xmlns:p="http://schemas.microsoft.com/office/2006/metadata/properties" xmlns:ns2="13c90a0b-73bc-4dc0-be5f-28d77b615beb" xmlns:ns3="13c93bba-48ce-428c-bfe5-88b42c19b028" targetNamespace="http://schemas.microsoft.com/office/2006/metadata/properties" ma:root="true" ma:fieldsID="8718d6f4873a5b1392a45044efa78385" ns2:_="" ns3:_="">
     <xsd:import namespace="13c90a0b-73bc-4dc0-be5f-28d77b615beb"/>
@@ -43088,30 +44523,7 @@
 </ct:contentTypeSchema>
 </file>
 
-<file path=customXml/item4.xml><?xml version="1.0" encoding="utf-8"?>
-<go:gDocsCustomXmlDataStorage xmlns:go="http://customooxmlschemas.google.com/" xmlns:r="http://schemas.openxmlformats.org/officeDocument/2006/relationships">
-  <go:docsCustomData xmlns:go="http://customooxmlschemas.google.com/" roundtripDataSignature="AMtx7mgVwfTnThMJ3osM2v0+q+LoagmeAQ==">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</go:docsCustomData>
-</go:gDocsCustomXmlDataStorage>
-</file>
-
-<file path=customXml/item5.xml><?xml version="1.0" encoding="utf-8"?>
-<?mso-contentType ?>
-<FormTemplates xmlns="http://schemas.microsoft.com/sharepoint/v3/contenttype/forms">
-  <Display>DocumentLibraryForm</Display>
-  <Edit>DocumentLibraryForm</Edit>
-  <New>DocumentLibraryForm</New>
-</FormTemplates>
-</file>
-
 <file path=customXml/itemProps1.xml><?xml version="1.0" encoding="utf-8"?>
-<ds:datastoreItem xmlns:ds="http://schemas.openxmlformats.org/officeDocument/2006/customXml" ds:itemID="{C89CCF24-26B8-4CD2-A8D8-0B590468495C}">
-  <ds:schemaRefs>
-    <ds:schemaRef ds:uri="http://schemas.openxmlformats.org/officeDocument/2006/bibliography"/>
-  </ds:schemaRefs>
-</ds:datastoreItem>
-</file>
-
-<file path=customXml/itemProps2.xml><?xml version="1.0" encoding="utf-8"?>
 <ds:datastoreItem xmlns:ds="http://schemas.openxmlformats.org/officeDocument/2006/customXml" ds:itemID="{F37F9110-465B-45DF-8B3C-CE0F643F750C}">
   <ds:schemaRefs>
     <ds:schemaRef ds:uri="http://schemas.microsoft.com/office/2006/metadata/properties"/>
@@ -43122,7 +44534,32 @@
 </ds:datastoreItem>
 </file>
 
+<file path=customXml/itemProps2.xml><?xml version="1.0" encoding="utf-8"?>
+<ds:datastoreItem xmlns:ds="http://schemas.openxmlformats.org/officeDocument/2006/customXml" ds:itemID="{C89CCF24-26B8-4CD2-A8D8-0B590468495C}">
+  <ds:schemaRefs>
+    <ds:schemaRef ds:uri="http://schemas.openxmlformats.org/officeDocument/2006/bibliography"/>
+  </ds:schemaRefs>
+</ds:datastoreItem>
+</file>
+
 <file path=customXml/itemProps3.xml><?xml version="1.0" encoding="utf-8"?>
+<ds:datastoreItem xmlns:ds="http://schemas.openxmlformats.org/officeDocument/2006/customXml" ds:itemID="{7E446165-1B4B-4805-A1B6-93D4094688E3}">
+  <ds:schemaRefs>
+    <ds:schemaRef ds:uri="http://schemas.microsoft.com/sharepoint/v3/contenttype/forms"/>
+  </ds:schemaRefs>
+</ds:datastoreItem>
+</file>
+
+<file path=customXml/itemProps4.xml><?xml version="1.0" encoding="utf-8"?>
+<ds:datastoreItem xmlns:ds="http://schemas.openxmlformats.org/officeDocument/2006/customXml" ds:itemID="{11111111-1234-1234-1234-123412341234}">
+  <ds:schemaRefs>
+    <ds:schemaRef ds:uri="http://customooxmlschemas.google.com/"/>
+    <ds:schemaRef ds:uri="http://schemas.openxmlformats.org/officeDocument/2006/relationships"/>
+  </ds:schemaRefs>
+</ds:datastoreItem>
+</file>
+
+<file path=customXml/itemProps5.xml><?xml version="1.0" encoding="utf-8"?>
 <ds:datastoreItem xmlns:ds="http://schemas.openxmlformats.org/officeDocument/2006/customXml" ds:itemID="{DA91C028-B2BA-447A-ABF6-F343C877A5CF}">
   <ds:schemaRefs>
     <ds:schemaRef ds:uri="http://schemas.microsoft.com/office/2006/metadata/contentType"/>
@@ -43139,21 +44576,4 @@
     <ds:schemaRef ds:uri="http://schemas.microsoft.com/internal/obd"/>
   </ds:schemaRefs>
 </ds:datastoreItem>
-</file>
-
-<file path=customXml/itemProps4.xml><?xml version="1.0" encoding="utf-8"?>
-<ds:datastoreItem xmlns:ds="http://schemas.openxmlformats.org/officeDocument/2006/customXml" ds:itemID="{11111111-1234-1234-1234-123412341234}">
-  <ds:schemaRefs>
-    <ds:schemaRef ds:uri="http://customooxmlschemas.google.com/"/>
-    <ds:schemaRef ds:uri="http://schemas.openxmlformats.org/officeDocument/2006/relationships"/>
-  </ds:schemaRefs>
-</ds:datastoreItem>
-</file>
-
-<file path=customXml/itemProps5.xml><?xml version="1.0" encoding="utf-8"?>
-<ds:datastoreItem xmlns:ds="http://schemas.openxmlformats.org/officeDocument/2006/customXml" ds:itemID="{7E446165-1B4B-4805-A1B6-93D4094688E3}">
-  <ds:schemaRefs>
-    <ds:schemaRef ds:uri="http://schemas.microsoft.com/sharepoint/v3/contenttype/forms"/>
-  </ds:schemaRefs>
-</ds:datastoreItem>
 </file>
--- a/fuentes/621602_CF10_DI.docx
+++ b/fuentes/621602_CF10_DI.docx
@@ -13755,7 +13755,42 @@
           <w:sz w:val="20"/>
           <w:szCs w:val="20"/>
         </w:rPr>
-        <w:t>La información personal de los huéspedes, es delicada. Recuerde que esta está protegida por leyes de confidencialidad y privacidad, por lo que solo debe indagar por los datos necesarios y relevantes para su trabajo. (Dirección, número de teléfono, correo electrónico, estado civil).</w:t>
+        <w:t xml:space="preserve">La </w:t>
+      </w:r>
+      <w:r>
+        <w:rPr>
+          <w:sz w:val="20"/>
+          <w:szCs w:val="20"/>
+        </w:rPr>
+        <w:t>información personal</w:t>
+      </w:r>
+      <w:r>
+        <w:rPr>
+          <w:sz w:val="20"/>
+          <w:szCs w:val="20"/>
+        </w:rPr>
+        <w:t xml:space="preserve"> de los </w:t>
+      </w:r>
+      <w:r>
+        <w:rPr>
+          <w:sz w:val="20"/>
+          <w:szCs w:val="20"/>
+        </w:rPr>
+        <w:t>huéspedes</w:t>
+      </w:r>
+      <w:r>
+        <w:rPr>
+          <w:sz w:val="20"/>
+          <w:szCs w:val="20"/>
+        </w:rPr>
+        <w:t xml:space="preserve"> </w:t>
+      </w:r>
+      <w:r>
+        <w:rPr>
+          <w:sz w:val="20"/>
+          <w:szCs w:val="20"/>
+        </w:rPr>
+        <w:t>es delicada. Recuerde que esta está protegida por leyes de confidencialidad y privacidad, por lo que solo debe indagar por los datos necesarios y relevantes para su trabajo. (Dirección, número de teléfono, correo electrónico, estado civil).</w:t>
       </w:r>
     </w:p>
     <w:p>
@@ -13831,7 +13866,42 @@
           <w:sz w:val="20"/>
           <w:szCs w:val="20"/>
         </w:rPr>
-        <w:t>Los documentos de identidad deben cumplir con las normas vigentes de identificación y aceptación por parte de hotel. Su deber es mantenerse al tanto de las novedades en este sentido. Esté siempre atento a la originalidad de la documentación presentada y si tiene alguna novedad al respecto, sea prudente con el manejo de esta.</w:t>
+        <w:t>Los documentos de iden</w:t>
+      </w:r>
+      <w:r>
+        <w:rPr>
+          <w:sz w:val="20"/>
+          <w:szCs w:val="20"/>
+        </w:rPr>
+        <w:t>tidad deben cumplir con las normas vigentes de identificación y aceptación por parte de</w:t>
+      </w:r>
+      <w:r>
+        <w:rPr>
+          <w:sz w:val="20"/>
+          <w:szCs w:val="20"/>
+        </w:rPr>
+        <w:t>l</w:t>
+      </w:r>
+      <w:r>
+        <w:rPr>
+          <w:sz w:val="20"/>
+          <w:szCs w:val="20"/>
+        </w:rPr>
+        <w:t xml:space="preserve"> hotel. Su deber es mantenerse al tanto de las novedades en este sentido. Esté siempre atento a la originalidad de la documentación presentada y</w:t>
+      </w:r>
+      <w:r>
+        <w:rPr>
+          <w:sz w:val="20"/>
+          <w:szCs w:val="20"/>
+        </w:rPr>
+        <w:t>,</w:t>
+      </w:r>
+      <w:r>
+        <w:rPr>
+          <w:sz w:val="20"/>
+          <w:szCs w:val="20"/>
+        </w:rPr>
+        <w:t xml:space="preserve"> si tiene alguna novedad al respecto, sea prudente con el manejo de esta.</w:t>
       </w:r>
     </w:p>
     <w:p>

--- a/fuentes/621602_CF10_DI.docx
+++ b/fuentes/621602_CF10_DI.docx
@@ -16222,14 +16222,56 @@
         <w:rPr>
           <w:sz w:val="20"/>
           <w:szCs w:val="20"/>
-        </w:rPr>
-      </w:pPr>
-      <w:r>
-        <w:rPr>
-          <w:sz w:val="20"/>
-          <w:szCs w:val="20"/>
-        </w:rPr>
-        <w:t>Official currency is Colombian peso (COP). These are the bills and coins.</w:t>
+          <w:lang w:val="en-US"/>
+        </w:rPr>
+      </w:pPr>
+      <w:r>
+        <w:rPr>
+          <w:sz w:val="20"/>
+          <w:szCs w:val="20"/>
+          <w:lang w:val="en-US"/>
+        </w:rPr>
+        <w:t>The o</w:t>
+      </w:r>
+      <w:r>
+        <w:rPr>
+          <w:sz w:val="20"/>
+          <w:szCs w:val="20"/>
+          <w:lang w:val="en-US"/>
+        </w:rPr>
+        <w:t>fficial currency is</w:t>
+      </w:r>
+      <w:r>
+        <w:rPr>
+          <w:sz w:val="20"/>
+          <w:szCs w:val="20"/>
+          <w:lang w:val="en-US"/>
+        </w:rPr>
+        <w:t xml:space="preserve"> the</w:t>
+      </w:r>
+      <w:r>
+        <w:rPr>
+          <w:sz w:val="20"/>
+          <w:szCs w:val="20"/>
+          <w:lang w:val="en-US"/>
+        </w:rPr>
+        <w:t xml:space="preserve"> Colombian peso (COP). These are </w:t>
+      </w:r>
+      <w:r>
+        <w:rPr>
+          <w:sz w:val="20"/>
+          <w:szCs w:val="20"/>
+          <w:lang w:val="en-US"/>
+        </w:rPr>
+        <w:t>the bills</w:t>
+      </w:r>
+      <w:r>
+        <w:rPr>
+          <w:sz w:val="20"/>
+          <w:szCs w:val="20"/>
+          <w:lang w:val="en-US"/>
+        </w:rPr>
+        <w:t xml:space="preserve"> and coins.</w:t>
       </w:r>
     </w:p>
     <w:p>

--- a/fuentes/621602_CF10_DI.docx
+++ b/fuentes/621602_CF10_DI.docx
@@ -16176,18 +16176,11 @@
       </w:r>
     </w:p>
     <w:p>
-      <w:pPr>
-        <w:rPr>
-          <w:i/>
-          <w:iCs/>
-          <w:sz w:val="20"/>
-          <w:szCs w:val="20"/>
-        </w:rPr>
-      </w:pPr>
-      <w:r>
-        <w:rPr>
-          <w:i/>
-          <w:iCs/>
+      <w:pPr/>
+      <w:r>
+        <w:rPr>
+          <w:i w:val="1"/>
+          <w:iCs w:val="1"/>
           <w:sz w:val="20"/>
           <w:szCs w:val="20"/>
         </w:rPr>
@@ -16197,6 +16190,37 @@
     <w:p>
       <w:pPr>
         <w:rPr>
+          <w:i w:val="1"/>
+          <w:iCs w:val="1"/>
+          <w:sz w:val="20"/>
+          <w:szCs w:val="20"/>
+          <w:lang w:val="en-US"/>
+        </w:rPr>
+      </w:pPr>
+      <w:r>
+        <w:rPr>
+          <w:i w:val="1"/>
+          <w:iCs w:val="1"/>
+          <w:sz w:val="20"/>
+          <w:szCs w:val="20"/>
+          <w:lang w:val="en-US"/>
+        </w:rPr>
+        <w:t>The official currency is the Colombian peso (COP). These are the bills and coins.</w:t>
+      </w:r>
+    </w:p>
+    <w:p>
+      <w:pPr>
+        <w:rPr>
+          <w:i w:val="1"/>
+          <w:iCs w:val="1"/>
+          <w:sz w:val="20"/>
+          <w:szCs w:val="20"/>
+        </w:rPr>
+      </w:pPr>
+    </w:p>
+    <w:p>
+      <w:pPr>
+        <w:rPr>
           <w:sz w:val="20"/>
           <w:szCs w:val="20"/>
         </w:rPr>
@@ -16220,58 +16244,86 @@
     <w:p>
       <w:pPr>
         <w:rPr>
+          <w:b w:val="1"/>
+          <w:bCs w:val="1"/>
           <w:sz w:val="20"/>
           <w:szCs w:val="20"/>
           <w:lang w:val="en-US"/>
         </w:rPr>
       </w:pPr>
-      <w:r>
-        <w:rPr>
+    </w:p>
+    <w:p>
+      <w:pPr>
+        <w:pStyle w:val="Normal"/>
+        <w:rPr>
+          <w:rFonts w:ascii="Arial" w:hAnsi="Arial" w:eastAsia="Arial" w:cs="Arial"/>
+          <w:b w:val="0"/>
+          <w:bCs w:val="0"/>
+          <w:noProof w:val="0"/>
           <w:sz w:val="20"/>
           <w:szCs w:val="20"/>
           <w:lang w:val="en-US"/>
         </w:rPr>
-        <w:t>The o</w:t>
-      </w:r>
-      <w:r>
-        <w:rPr>
+      </w:pPr>
+      <w:r>
+        <w:rPr>
+          <w:rFonts w:ascii="Arial" w:hAnsi="Arial" w:eastAsia="Arial" w:cs="Arial"/>
+          <w:b w:val="0"/>
+          <w:bCs w:val="0"/>
+          <w:noProof w:val="0"/>
           <w:sz w:val="20"/>
           <w:szCs w:val="20"/>
           <w:lang w:val="en-US"/>
         </w:rPr>
-        <w:t>fficial currency is</w:t>
-      </w:r>
-      <w:r>
-        <w:rPr>
+        <w:t xml:space="preserve">La moneda oficial es el </w:t>
+      </w:r>
+      <w:r>
+        <w:rPr>
+          <w:rFonts w:ascii="Arial" w:hAnsi="Arial" w:eastAsia="Arial" w:cs="Arial"/>
+          <w:b w:val="0"/>
+          <w:bCs w:val="0"/>
+          <w:noProof w:val="0"/>
           <w:sz w:val="20"/>
           <w:szCs w:val="20"/>
           <w:lang w:val="en-US"/>
         </w:rPr>
-        <w:t xml:space="preserve"> the</w:t>
-      </w:r>
-      <w:r>
-        <w:rPr>
+        <w:t>peso colombiano (COP)</w:t>
+      </w:r>
+      <w:r>
+        <w:rPr>
+          <w:rFonts w:ascii="Arial" w:hAnsi="Arial" w:eastAsia="Arial" w:cs="Arial"/>
+          <w:b w:val="0"/>
+          <w:bCs w:val="0"/>
+          <w:noProof w:val="0"/>
           <w:sz w:val="20"/>
           <w:szCs w:val="20"/>
           <w:lang w:val="en-US"/>
         </w:rPr>
-        <w:t xml:space="preserve"> Colombian peso (COP). These are </w:t>
-      </w:r>
-      <w:r>
-        <w:rPr>
+        <w:t xml:space="preserve">. Estos son los </w:t>
+      </w:r>
+      <w:r>
+        <w:rPr>
+          <w:rFonts w:ascii="Arial" w:hAnsi="Arial" w:eastAsia="Arial" w:cs="Arial"/>
+          <w:b w:val="0"/>
+          <w:bCs w:val="0"/>
+          <w:noProof w:val="0"/>
           <w:sz w:val="20"/>
           <w:szCs w:val="20"/>
           <w:lang w:val="en-US"/>
         </w:rPr>
-        <w:t>the bills</w:t>
-      </w:r>
-      <w:r>
-        <w:rPr>
+        <w:t>billetes y las monedas</w:t>
+      </w:r>
+      <w:r>
+        <w:rPr>
+          <w:rFonts w:ascii="Arial" w:hAnsi="Arial" w:eastAsia="Arial" w:cs="Arial"/>
+          <w:b w:val="0"/>
+          <w:bCs w:val="0"/>
+          <w:noProof w:val="0"/>
           <w:sz w:val="20"/>
           <w:szCs w:val="20"/>
           <w:lang w:val="en-US"/>
         </w:rPr>
-        <w:t xml:space="preserve"> and coins.</w:t>
+        <w:t>.</w:t>
       </w:r>
     </w:p>
     <w:p>

--- a/fuentes/621602_CF10_DI.docx
+++ b/fuentes/621602_CF10_DI.docx
@@ -1,6 +1,6 @@
 
 <file path=word/document.xml><?xml version="1.0" encoding="utf-8"?>
-<w:document xmlns:wpc="http://schemas.microsoft.com/office/word/2010/wordprocessingCanvas" xmlns:cx="http://schemas.microsoft.com/office/drawing/2014/chartex" xmlns:cx1="http://schemas.microsoft.com/office/drawing/2015/9/8/chartex" xmlns:cx2="http://schemas.microsoft.com/office/drawing/2015/10/21/chartex" xmlns:cx3="http://schemas.microsoft.com/office/drawing/2016/5/9/chartex" xmlns:cx4="http://schemas.microsoft.com/office/drawing/2016/5/10/chartex" xmlns:cx5="http://schemas.microsoft.com/office/drawing/2016/5/11/chartex" xmlns:cx6="http://schemas.microsoft.com/office/drawing/2016/5/12/chartex" xmlns:cx7="http://schemas.microsoft.com/office/drawing/2016/5/13/chartex" xmlns:cx8="http://schemas.microsoft.com/office/drawing/2016/5/14/chartex" xmlns:mc="http://schemas.openxmlformats.org/markup-compatibility/2006" xmlns:aink="http://schemas.microsoft.com/office/drawing/2016/ink" xmlns:am3d="http://schemas.microsoft.com/office/drawing/2017/model3d" xmlns:o="urn:schemas-microsoft-com:office:office" xmlns:oel="http://schemas.microsoft.com/office/2019/extlst" xmlns:r="http://schemas.openxmlformats.org/officeDocument/2006/relationships" xmlns:m="http://schemas.openxmlformats.org/officeDocument/2006/math" xmlns:v="urn:schemas-microsoft-com:vml" xmlns:wp14="http://schemas.microsoft.com/office/word/2010/wordprocessingDrawing" xmlns:wp="http://schemas.openxmlformats.org/drawingml/2006/wordprocessingDrawing" xmlns:w10="urn:schemas-microsoft-com:office:word" xmlns:w="http://schemas.openxmlformats.org/wordprocessingml/2006/main" xmlns:w14="http://schemas.microsoft.com/office/word/2010/wordml" xmlns:w15="http://schemas.microsoft.com/office/word/2012/wordml" xmlns:w16cei="http://schemas.microsoft.com/office/word/2026/wordml/cei" xmlns:w16cex="http://schemas.microsoft.com/office/word/2018/wordml/cex" xmlns:w16cid="http://schemas.microsoft.com/office/word/2016/wordml/cid" xmlns:w16="http://schemas.microsoft.com/office/word/2018/wordml" xmlns:w16du="http://schemas.microsoft.com/office/word/2023/wordml/word16du" xmlns:w16sdtdh="http://schemas.microsoft.com/office/word/2020/wordml/sdtdatahash" xmlns:w16sdtfl="http://schemas.microsoft.com/office/word/2024/wordml/sdtformatlock" xmlns:w16se="http://schemas.microsoft.com/office/word/2015/wordml/symex" xmlns:wpg="http://schemas.microsoft.com/office/word/2010/wordprocessingGroup" xmlns:wpi="http://schemas.microsoft.com/office/word/2010/wordprocessingInk" xmlns:wne="http://schemas.microsoft.com/office/word/2006/wordml" xmlns:wps="http://schemas.microsoft.com/office/word/2010/wordprocessingShape" xmlns:a="http://schemas.openxmlformats.org/drawingml/2006/main" xmlns:pic="http://schemas.openxmlformats.org/drawingml/2006/picture" mc:Ignorable="w14 w15 w16se w16cid w16 w16cex w16sdtdh w16sdtfl w16du wp14">
+<w:document xmlns:wpc="http://schemas.microsoft.com/office/word/2010/wordprocessingCanvas" xmlns:cx="http://schemas.microsoft.com/office/drawing/2014/chartex" xmlns:cx1="http://schemas.microsoft.com/office/drawing/2015/9/8/chartex" xmlns:cx2="http://schemas.microsoft.com/office/drawing/2015/10/21/chartex" xmlns:cx3="http://schemas.microsoft.com/office/drawing/2016/5/9/chartex" xmlns:cx4="http://schemas.microsoft.com/office/drawing/2016/5/10/chartex" xmlns:cx5="http://schemas.microsoft.com/office/drawing/2016/5/11/chartex" xmlns:cx6="http://schemas.microsoft.com/office/drawing/2016/5/12/chartex" xmlns:cx7="http://schemas.microsoft.com/office/drawing/2016/5/13/chartex" xmlns:cx8="http://schemas.microsoft.com/office/drawing/2016/5/14/chartex" xmlns:mc="http://schemas.openxmlformats.org/markup-compatibility/2006" xmlns:m="http://schemas.openxmlformats.org/officeDocument/2006/math" xmlns:aink="http://schemas.microsoft.com/office/drawing/2016/ink" xmlns:am3d="http://schemas.microsoft.com/office/drawing/2017/model3d" xmlns:oel="http://schemas.microsoft.com/office/2019/extlst" xmlns:r="http://schemas.openxmlformats.org/officeDocument/2006/relationships" xmlns:wp14="http://schemas.microsoft.com/office/word/2010/wordprocessingDrawing" xmlns:wp="http://schemas.openxmlformats.org/drawingml/2006/wordprocessingDrawing" xmlns:wpg="http://schemas.microsoft.com/office/word/2010/wordprocessingGroup" xmlns:wpi="http://schemas.microsoft.com/office/word/2010/wordprocessingInk" xmlns:wps="http://schemas.microsoft.com/office/word/2010/wordprocessingShape" xmlns:o="urn:schemas-microsoft-com:office:office" xmlns:v="urn:schemas-microsoft-com:vml" xmlns:w10="urn:schemas-microsoft-com:office:word" xmlns:w="http://schemas.openxmlformats.org/wordprocessingml/2006/main" xmlns:w14="http://schemas.microsoft.com/office/word/2010/wordml" xmlns:w15="http://schemas.microsoft.com/office/word/2012/wordml" xmlns:w16cex="http://schemas.microsoft.com/office/word/2018/wordml/cex" xmlns:w16cid="http://schemas.microsoft.com/office/word/2016/wordml/cid" xmlns:w16="http://schemas.microsoft.com/office/word/2018/wordml" xmlns:w16sdtdh="http://schemas.microsoft.com/office/word/2020/wordml/sdtdatahash" xmlns:w16sdtfl="http://schemas.microsoft.com/office/word/2024/wordml/sdtformatlock" xmlns:w16se="http://schemas.microsoft.com/office/word/2015/wordml/symex" xmlns:w16du="http://schemas.microsoft.com/office/word/2023/wordml/word16du" xmlns:wne="http://schemas.microsoft.com/office/word/2006/wordml" mc:Ignorable="w14 w15 w16se w16cid w16 w16cex w16sdtdh w16sdtfl w16du wp14">
   <w:body>
     <w:p>
       <w:pPr>
@@ -11,7 +11,7 @@
           <w:szCs w:val="20"/>
         </w:rPr>
       </w:pPr>
-      <w:bookmarkStart w:name="_Hlk201243306" w:id="0"/>
+      <w:bookmarkStart w:id="0" w:name="_Hlk201243306"/>
       <w:bookmarkEnd w:id="0"/>
       <w:r>
         <w:rPr>
@@ -60,12 +60,12 @@
         <w:tblW w:w="9962" w:type="dxa"/>
         <w:tblInd w:w="0" w:type="dxa"/>
         <w:tblBorders>
-          <w:top w:val="single" w:color="000000" w:sz="4" w:space="0"/>
-          <w:left w:val="single" w:color="000000" w:sz="4" w:space="0"/>
-          <w:bottom w:val="single" w:color="000000" w:sz="4" w:space="0"/>
-          <w:right w:val="single" w:color="000000" w:sz="4" w:space="0"/>
-          <w:insideH w:val="single" w:color="000000" w:sz="4" w:space="0"/>
-          <w:insideV w:val="single" w:color="000000" w:sz="4" w:space="0"/>
+          <w:top w:val="single" w:sz="4" w:space="0" w:color="000000"/>
+          <w:left w:val="single" w:sz="4" w:space="0" w:color="000000"/>
+          <w:bottom w:val="single" w:sz="4" w:space="0" w:color="000000"/>
+          <w:right w:val="single" w:sz="4" w:space="0" w:color="000000"/>
+          <w:insideH w:val="single" w:sz="4" w:space="0" w:color="000000"/>
+          <w:insideV w:val="single" w:sz="4" w:space="0" w:color="000000"/>
         </w:tblBorders>
         <w:tblLayout w:type="fixed"/>
         <w:tblLook w:val="0400" w:firstRow="0" w:lastRow="0" w:firstColumn="0" w:lastColumn="0" w:noHBand="0" w:noVBand="1"/>
@@ -143,12 +143,12 @@
         <w:tblW w:w="9962" w:type="dxa"/>
         <w:tblInd w:w="0" w:type="dxa"/>
         <w:tblBorders>
-          <w:top w:val="single" w:color="000000" w:sz="4" w:space="0"/>
-          <w:left w:val="single" w:color="000000" w:sz="4" w:space="0"/>
-          <w:bottom w:val="single" w:color="000000" w:sz="4" w:space="0"/>
-          <w:right w:val="single" w:color="000000" w:sz="4" w:space="0"/>
-          <w:insideH w:val="single" w:color="000000" w:sz="4" w:space="0"/>
-          <w:insideV w:val="single" w:color="000000" w:sz="4" w:space="0"/>
+          <w:top w:val="single" w:sz="4" w:space="0" w:color="000000"/>
+          <w:left w:val="single" w:sz="4" w:space="0" w:color="000000"/>
+          <w:bottom w:val="single" w:sz="4" w:space="0" w:color="000000"/>
+          <w:right w:val="single" w:sz="4" w:space="0" w:color="000000"/>
+          <w:insideH w:val="single" w:sz="4" w:space="0" w:color="000000"/>
+          <w:insideV w:val="single" w:sz="4" w:space="0" w:color="000000"/>
         </w:tblBorders>
         <w:tblLayout w:type="fixed"/>
         <w:tblLook w:val="0400" w:firstRow="0" w:lastRow="0" w:firstColumn="0" w:lastColumn="0" w:noHBand="0" w:noVBand="1"/>
@@ -335,12 +335,12 @@
         <w:tblW w:w="9962" w:type="dxa"/>
         <w:tblInd w:w="0" w:type="dxa"/>
         <w:tblBorders>
-          <w:top w:val="single" w:color="000000" w:sz="4" w:space="0"/>
-          <w:left w:val="single" w:color="000000" w:sz="4" w:space="0"/>
-          <w:bottom w:val="single" w:color="000000" w:sz="4" w:space="0"/>
-          <w:right w:val="single" w:color="000000" w:sz="4" w:space="0"/>
-          <w:insideH w:val="single" w:color="000000" w:sz="4" w:space="0"/>
-          <w:insideV w:val="single" w:color="000000" w:sz="4" w:space="0"/>
+          <w:top w:val="single" w:sz="4" w:space="0" w:color="000000"/>
+          <w:left w:val="single" w:sz="4" w:space="0" w:color="000000"/>
+          <w:bottom w:val="single" w:sz="4" w:space="0" w:color="000000"/>
+          <w:right w:val="single" w:sz="4" w:space="0" w:color="000000"/>
+          <w:insideH w:val="single" w:sz="4" w:space="0" w:color="000000"/>
+          <w:insideV w:val="single" w:sz="4" w:space="0" w:color="000000"/>
         </w:tblBorders>
         <w:tblLayout w:type="fixed"/>
         <w:tblLook w:val="0400" w:firstRow="0" w:lastRow="0" w:firstColumn="0" w:lastColumn="0" w:noHBand="0" w:noVBand="1"/>
@@ -698,12 +698,12 @@
         <w:tblW w:w="9962" w:type="dxa"/>
         <w:tblInd w:w="0" w:type="dxa"/>
         <w:tblBorders>
-          <w:top w:val="single" w:color="000000" w:sz="4" w:space="0"/>
-          <w:left w:val="single" w:color="000000" w:sz="4" w:space="0"/>
-          <w:bottom w:val="single" w:color="000000" w:sz="4" w:space="0"/>
-          <w:right w:val="single" w:color="000000" w:sz="4" w:space="0"/>
-          <w:insideH w:val="single" w:color="000000" w:sz="4" w:space="0"/>
-          <w:insideV w:val="single" w:color="000000" w:sz="4" w:space="0"/>
+          <w:top w:val="single" w:sz="4" w:space="0" w:color="000000"/>
+          <w:left w:val="single" w:sz="4" w:space="0" w:color="000000"/>
+          <w:bottom w:val="single" w:sz="4" w:space="0" w:color="000000"/>
+          <w:right w:val="single" w:sz="4" w:space="0" w:color="000000"/>
+          <w:insideH w:val="single" w:sz="4" w:space="0" w:color="000000"/>
+          <w:insideV w:val="single" w:sz="4" w:space="0" w:color="000000"/>
         </w:tblBorders>
         <w:tblLayout w:type="fixed"/>
         <w:tblLook w:val="0400" w:firstRow="0" w:lastRow="0" w:firstColumn="0" w:lastColumn="0" w:noHBand="0" w:noVBand="1"/>
@@ -1346,6 +1346,7 @@
           <w:sz w:val="20"/>
           <w:szCs w:val="20"/>
         </w:rPr>
+        <w:lastRenderedPageBreak/>
         <w:t xml:space="preserve">Service </w:t>
       </w:r>
       <w:r>
@@ -1990,6 +1991,7 @@
           <w:sz w:val="20"/>
           <w:szCs w:val="20"/>
         </w:rPr>
+        <w:lastRenderedPageBreak/>
         <w:t>Comprender las tarifas y las transacciones con los clientes es fundamental en la industria hotelera, ya que permite brindar información precisa, explicar las diferentes opciones de servicio y acompañar a los huéspedes durante los procesos de reserva y pago. Una comunicación efectiva en estas situaciones contribuye a la satisfacción del cliente y fortalece la calidad del servicio ofrecido.</w:t>
       </w:r>
     </w:p>
@@ -2684,6 +2686,7 @@
           <w:sz w:val="20"/>
           <w:szCs w:val="20"/>
         </w:rPr>
+        <w:lastRenderedPageBreak/>
         <w:t>This one has a discount on the rack rate and some conditions on its granting. It usually occurs only in negotiations with companies, agencies, associations, among others, based on a minimum production of nights per month.</w:t>
       </w:r>
     </w:p>
@@ -3391,6 +3394,7 @@
           <w:sz w:val="20"/>
           <w:szCs w:val="20"/>
         </w:rPr>
+        <w:lastRenderedPageBreak/>
         <w:t>Aplica para un número mínimo de noches al mes. Con alguna frecuencia, hay personas que deciden vivir en hoteles, debido a las ventajas que ello les proporciona, y se catalogan como huéspedes permanentes.</w:t>
       </w:r>
     </w:p>
@@ -4313,6 +4317,7 @@
           <w:sz w:val="20"/>
           <w:szCs w:val="20"/>
         </w:rPr>
+        <w:lastRenderedPageBreak/>
         <w:t xml:space="preserve">Discount plans: Here the discount promotes packaged products: Stay 3 nights </w:t>
       </w:r>
       <w:r>
@@ -4964,7 +4969,7 @@
               </wp:anchor>
             </w:drawing>
           </mc:Choice>
-          <mc:Fallback xmlns:pic="http://schemas.openxmlformats.org/drawingml/2006/picture" xmlns:a="http://schemas.openxmlformats.org/drawingml/2006/main">
+          <mc:Fallback xmlns:w16cei="http://schemas.microsoft.com/office/word/2026/wordml/cei" xmlns:pic="http://schemas.openxmlformats.org/drawingml/2006/picture" xmlns:a="http://schemas.openxmlformats.org/drawingml/2006/main">
             <w:pict w14:anchorId="203E81E9">
               <v:rect id="Rectángulo 8" style="position:absolute;margin-left:56.55pt;margin-top:12.9pt;width:352.5pt;height:79.5pt;z-index:251659264;visibility:visible;mso-wrap-style:square;mso-wrap-distance-left:9pt;mso-wrap-distance-top:0;mso-wrap-distance-right:9pt;mso-wrap-distance-bottom:0;mso-position-horizontal:absolute;mso-position-horizontal-relative:text;mso-position-vertical:absolute;mso-position-vertical-relative:text;v-text-anchor:middle" o:spid="_x0000_s1026" fillcolor="#a7bfde [1620]" strokecolor="#4579b8 [3044]" w14:anchorId="24F00CF0" o:gfxdata="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">
                 <v:fill type="gradient" color2="#e4ecf5 [500]" colors="0 #a3c4ff;22938f #bfd5ff;1 #e5eeff" angle="180" focus="100%" rotate="t"/>
@@ -5191,6 +5196,7 @@
           <w:sz w:val="20"/>
           <w:szCs w:val="20"/>
         </w:rPr>
+        <w:lastRenderedPageBreak/>
         <w:t>Los adjetivos comparativos se utilizan en inglés para resaltar las diferencias entre dos objetos a los que modifican.</w:t>
       </w:r>
     </w:p>
@@ -5392,7 +5398,7 @@
               </wp:anchor>
             </w:drawing>
           </mc:Choice>
-          <mc:Fallback xmlns:pic="http://schemas.openxmlformats.org/drawingml/2006/picture" xmlns:a="http://schemas.openxmlformats.org/drawingml/2006/main">
+          <mc:Fallback xmlns:w16cei="http://schemas.microsoft.com/office/word/2026/wordml/cei" xmlns:pic="http://schemas.openxmlformats.org/drawingml/2006/picture" xmlns:a="http://schemas.openxmlformats.org/drawingml/2006/main">
             <w:pict w14:anchorId="0E765704">
               <v:rect id="Rectángulo 9" style="position:absolute;margin-left:42.3pt;margin-top:7.75pt;width:383.25pt;height:71.25pt;z-index:251660288;visibility:visible;mso-wrap-style:square;mso-wrap-distance-left:9pt;mso-wrap-distance-top:0;mso-wrap-distance-right:9pt;mso-wrap-distance-bottom:0;mso-position-horizontal:absolute;mso-position-horizontal-relative:text;mso-position-vertical:absolute;mso-position-vertical-relative:text;v-text-anchor:middle" o:spid="_x0000_s1027" fillcolor="#a7bfde [1620]" strokecolor="#4579b8 [3044]" w14:anchorId="3C54CFC5" o:gfxdata="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">
                 <v:fill type="gradient" color2="#e4ecf5 [500]" colors="0 #a3c4ff;22938f #bfd5ff;1 #e5eeff" angle="180" focus="100%" rotate="t"/>
@@ -6192,6 +6198,7 @@
                 <w:sz w:val="20"/>
                 <w:szCs w:val="20"/>
               </w:rPr>
+              <w:lastRenderedPageBreak/>
               <w:t>form, the frequency, or the place where things happen.</w:t>
             </w:r>
           </w:p>
@@ -6224,6 +6231,7 @@
                 <w:sz w:val="20"/>
                 <w:szCs w:val="20"/>
               </w:rPr>
+              <w:lastRenderedPageBreak/>
               <w:t>Adverbios</w:t>
             </w:r>
           </w:p>
@@ -6260,6 +6268,7 @@
                 <w:sz w:val="20"/>
                 <w:szCs w:val="20"/>
               </w:rPr>
+              <w:lastRenderedPageBreak/>
               <w:t>indicando la forma, la frecuencia o el lugar donde suceden las cosas.</w:t>
             </w:r>
           </w:p>
@@ -6554,7 +6563,7 @@
               </wp:anchor>
             </w:drawing>
           </mc:Choice>
-          <mc:Fallback xmlns:pic="http://schemas.openxmlformats.org/drawingml/2006/picture" xmlns:a="http://schemas.openxmlformats.org/drawingml/2006/main">
+          <mc:Fallback xmlns:w16cei="http://schemas.microsoft.com/office/word/2026/wordml/cei" xmlns:pic="http://schemas.openxmlformats.org/drawingml/2006/picture" xmlns:a="http://schemas.openxmlformats.org/drawingml/2006/main">
             <w:pict w14:anchorId="68398D7D">
               <v:rect id="Rectángulo 10" style="position:absolute;margin-left:58.8pt;margin-top:10.95pt;width:355.5pt;height:74.25pt;z-index:251661312;visibility:visible;mso-wrap-style:square;mso-wrap-distance-left:9pt;mso-wrap-distance-top:0;mso-wrap-distance-right:9pt;mso-wrap-distance-bottom:0;mso-position-horizontal:absolute;mso-position-horizontal-relative:text;mso-position-vertical:absolute;mso-position-vertical-relative:text;v-text-anchor:middle" o:spid="_x0000_s1028" fillcolor="#a7bfde [1620]" strokecolor="#4579b8 [3044]" w14:anchorId="24F73870" o:gfxdata="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">
                 <v:fill type="gradient" color2="#e4ecf5 [500]" colors="0 #a3c4ff;22938f #bfd5ff;1 #e5eeff" angle="180" focus="100%" rotate="t"/>
@@ -6930,7 +6939,7 @@
               </wp:anchor>
             </w:drawing>
           </mc:Choice>
-          <mc:Fallback xmlns:pic="http://schemas.openxmlformats.org/drawingml/2006/picture" xmlns:a="http://schemas.openxmlformats.org/drawingml/2006/main">
+          <mc:Fallback xmlns:w16cei="http://schemas.microsoft.com/office/word/2026/wordml/cei" xmlns:pic="http://schemas.openxmlformats.org/drawingml/2006/picture" xmlns:a="http://schemas.openxmlformats.org/drawingml/2006/main">
             <w:pict w14:anchorId="2E115FED">
               <v:rect id="Rectángulo 11" style="position:absolute;margin-left:61.05pt;margin-top:3.75pt;width:372.75pt;height:90pt;z-index:251662336;visibility:visible;mso-wrap-style:square;mso-width-percent:0;mso-height-percent:0;mso-wrap-distance-left:9pt;mso-wrap-distance-top:0;mso-wrap-distance-right:9pt;mso-wrap-distance-bottom:0;mso-position-horizontal:absolute;mso-position-horizontal-relative:text;mso-position-vertical:absolute;mso-position-vertical-relative:text;mso-width-percent:0;mso-height-percent:0;mso-width-relative:margin;mso-height-relative:margin;v-text-anchor:middle" o:spid="_x0000_s1029" fillcolor="#a7bfde [1620]" strokecolor="#4579b8 [3044]" w14:anchorId="4BAA6EB0" o:gfxdata="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">
                 <v:fill type="gradient" color2="#e4ecf5 [500]" colors="0 #a3c4ff;22938f #bfd5ff;1 #e5eeff" angle="180" focus="100%" rotate="t"/>
@@ -7144,6 +7153,7 @@
           <w:sz w:val="20"/>
           <w:szCs w:val="20"/>
         </w:rPr>
+        <w:lastRenderedPageBreak/>
         <w:drawing>
           <wp:inline distT="0" distB="0" distL="0" distR="0" wp14:anchorId="1EB42236" wp14:editId="31D1584C">
             <wp:extent cx="6332220" cy="3136265"/>
@@ -7503,6 +7513,7 @@
           <w:sz w:val="20"/>
           <w:szCs w:val="20"/>
         </w:rPr>
+        <w:lastRenderedPageBreak/>
         <w:t>Su habitación está en el cuarto piso a la izquierda del ascensor.</w:t>
       </w:r>
     </w:p>
@@ -9946,6 +9957,7 @@
           <w:sz w:val="20"/>
           <w:szCs w:val="20"/>
         </w:rPr>
+        <w:lastRenderedPageBreak/>
         <w:t>hotel cobrará una cantidad predeterminada. Por lo general, se cobra la primera noche de alojamiento, aunque esto puede variar dependiendo de las condiciones de reserva.</w:t>
       </w:r>
     </w:p>
@@ -10442,6 +10454,7 @@
           <w:sz w:val="20"/>
           <w:szCs w:val="20"/>
         </w:rPr>
+        <w:lastRenderedPageBreak/>
         <w:t xml:space="preserve">Allotment </w:t>
       </w:r>
       <w:r>
@@ -10655,14 +10668,6 @@
           <w:szCs w:val="20"/>
         </w:rPr>
         <w:br/>
-      </w:r>
-      <w:r>
-        <w:rPr>
-          <w:i/>
-          <w:iCs/>
-          <w:sz w:val="20"/>
-          <w:szCs w:val="20"/>
-        </w:rPr>
         <w:t>The following video presents the reservation process and highlights key aspects to consider when making and managing reservations in a hospitality context.</w:t>
       </w:r>
     </w:p>
@@ -10679,12 +10684,6 @@
           <w:szCs w:val="20"/>
         </w:rPr>
         <w:br/>
-      </w:r>
-      <w:r>
-        <w:rPr>
-          <w:sz w:val="20"/>
-          <w:szCs w:val="20"/>
-        </w:rPr>
         <w:t>A continuación, se presenta un video sobre el proceso de reservación, en el que se destacan aspectos clave para la realización y gestión de reservas en el contexto hotelero.</w:t>
       </w:r>
     </w:p>
@@ -11526,6 +11525,7 @@
           <w:sz w:val="20"/>
           <w:szCs w:val="20"/>
         </w:rPr>
+        <w:lastRenderedPageBreak/>
         <w:t>The cancellation fee is the value stipulated by the accommodation establishment and is charged as compensation in case the reservation is canceled out of the allowed period and the room cannot be re-sold. This value should be described in the cancellation policy.</w:t>
       </w:r>
     </w:p>
@@ -12119,6 +12119,7 @@
           <w:sz w:val="20"/>
           <w:szCs w:val="20"/>
         </w:rPr>
+        <w:lastRenderedPageBreak/>
         <w:t>8</w:t>
       </w:r>
       <w:r>
@@ -13755,28 +13756,7 @@
           <w:sz w:val="20"/>
           <w:szCs w:val="20"/>
         </w:rPr>
-        <w:t xml:space="preserve">La </w:t>
-      </w:r>
-      <w:r>
-        <w:rPr>
-          <w:sz w:val="20"/>
-          <w:szCs w:val="20"/>
-        </w:rPr>
-        <w:t>información personal</w:t>
-      </w:r>
-      <w:r>
-        <w:rPr>
-          <w:sz w:val="20"/>
-          <w:szCs w:val="20"/>
-        </w:rPr>
-        <w:t xml:space="preserve"> de los </w:t>
-      </w:r>
-      <w:r>
-        <w:rPr>
-          <w:sz w:val="20"/>
-          <w:szCs w:val="20"/>
-        </w:rPr>
-        <w:t>huéspedes</w:t>
+        <w:t>La información personal de los huéspedes</w:t>
       </w:r>
       <w:r>
         <w:rPr>
@@ -13866,14 +13846,7 @@
           <w:sz w:val="20"/>
           <w:szCs w:val="20"/>
         </w:rPr>
-        <w:t>Los documentos de iden</w:t>
-      </w:r>
-      <w:r>
-        <w:rPr>
-          <w:sz w:val="20"/>
-          <w:szCs w:val="20"/>
-        </w:rPr>
-        <w:t>tidad deben cumplir con las normas vigentes de identificación y aceptación por parte de</w:t>
+        <w:t>Los documentos de identidad deben cumplir con las normas vigentes de identificación y aceptación por parte de</w:t>
       </w:r>
       <w:r>
         <w:rPr>
@@ -13958,6 +13931,7 @@
           <w:sz w:val="20"/>
           <w:szCs w:val="20"/>
         </w:rPr>
+        <w:lastRenderedPageBreak/>
         <w:t>It will help you reveal what type of traveler is the one in front of you, and meet the requirements and requests accordingly.</w:t>
       </w:r>
     </w:p>
@@ -14280,7 +14254,7 @@
               </wp:anchor>
             </w:drawing>
           </mc:Choice>
-          <mc:Fallback xmlns:pic="http://schemas.openxmlformats.org/drawingml/2006/picture" xmlns:a="http://schemas.openxmlformats.org/drawingml/2006/main">
+          <mc:Fallback xmlns:w16cei="http://schemas.microsoft.com/office/word/2026/wordml/cei" xmlns:pic="http://schemas.openxmlformats.org/drawingml/2006/picture" xmlns:a="http://schemas.openxmlformats.org/drawingml/2006/main">
             <w:pict w14:anchorId="09B40139">
               <v:rect id="Rectángulo 19" style="position:absolute;margin-left:34.8pt;margin-top:7.85pt;width:468pt;height:153pt;z-index:251663360;visibility:visible;mso-wrap-style:square;mso-width-percent:0;mso-height-percent:0;mso-wrap-distance-left:9pt;mso-wrap-distance-top:0;mso-wrap-distance-right:9pt;mso-wrap-distance-bottom:0;mso-position-horizontal:absolute;mso-position-horizontal-relative:text;mso-position-vertical:absolute;mso-position-vertical-relative:text;mso-width-percent:0;mso-height-percent:0;mso-width-relative:margin;mso-height-relative:margin;v-text-anchor:middle" o:spid="_x0000_s1030" fillcolor="#a7bfde [1620]" strokecolor="#4579b8 [3044]" w14:anchorId="00728ABE" o:gfxdata="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">
                 <v:fill type="gradient" color2="#e4ecf5 [500]" colors="0 #a3c4ff;22938f #bfd5ff;1 #e5eeff" angle="180" focus="100%" rotate="t"/>
@@ -15023,6 +14997,7 @@
           <w:sz w:val="20"/>
           <w:szCs w:val="20"/>
         </w:rPr>
+        <w:lastRenderedPageBreak/>
         <w:t>Nota. SENA, (2021).</w:t>
       </w:r>
     </w:p>
@@ -15451,14 +15426,14 @@
         </w:tc>
       </w:tr>
     </w:tbl>
-    <w:p>
-      <w:pPr>
-        <w:rPr>
-          <w:sz w:val="20"/>
-          <w:szCs w:val="20"/>
-        </w:rPr>
-      </w:pPr>
-      <w:commentRangeEnd w:id="21"/>
+    <w:commentRangeEnd w:id="21"/>
+    <w:p>
+      <w:pPr>
+        <w:rPr>
+          <w:sz w:val="20"/>
+          <w:szCs w:val="20"/>
+        </w:rPr>
+      </w:pPr>
       <w:r>
         <w:rPr>
           <w:rStyle w:val="Refdecomentario"/>
@@ -15571,6 +15546,7 @@
           <w:sz w:val="20"/>
           <w:szCs w:val="20"/>
         </w:rPr>
+        <w:lastRenderedPageBreak/>
         <w:t>Understanding the different room types offered by a hotel is essential for providing accurate information and ensuring that guests' needs and preferences are met. Each room category is designed to accommodate different travel purposes, occupancy levels, and comfort expectations.</w:t>
       </w:r>
     </w:p>
@@ -16176,11 +16152,18 @@
       </w:r>
     </w:p>
     <w:p>
-      <w:pPr/>
-      <w:r>
-        <w:rPr>
-          <w:i w:val="1"/>
-          <w:iCs w:val="1"/>
+      <w:pPr>
+        <w:rPr>
+          <w:i/>
+          <w:iCs/>
+          <w:sz w:val="20"/>
+          <w:szCs w:val="20"/>
+        </w:rPr>
+      </w:pPr>
+      <w:r>
+        <w:rPr>
+          <w:i/>
+          <w:iCs/>
           <w:sz w:val="20"/>
           <w:szCs w:val="20"/>
         </w:rPr>
@@ -16190,8 +16173,18 @@
     <w:p>
       <w:pPr>
         <w:rPr>
-          <w:i w:val="1"/>
-          <w:iCs w:val="1"/>
+          <w:i/>
+          <w:iCs/>
+          <w:sz w:val="20"/>
+          <w:szCs w:val="20"/>
+        </w:rPr>
+      </w:pPr>
+    </w:p>
+    <w:p>
+      <w:pPr>
+        <w:rPr>
+          <w:i/>
+          <w:iCs/>
           <w:sz w:val="20"/>
           <w:szCs w:val="20"/>
           <w:lang w:val="en-US"/>
@@ -16199,8 +16192,8 @@
       </w:pPr>
       <w:r>
         <w:rPr>
-          <w:i w:val="1"/>
-          <w:iCs w:val="1"/>
+          <w:i/>
+          <w:iCs/>
           <w:sz w:val="20"/>
           <w:szCs w:val="20"/>
           <w:lang w:val="en-US"/>
@@ -16208,24 +16201,7 @@
         <w:t>The official currency is the Colombian peso (COP). These are the bills and coins.</w:t>
       </w:r>
     </w:p>
-    <w:p>
-      <w:pPr>
-        <w:rPr>
-          <w:i w:val="1"/>
-          <w:iCs w:val="1"/>
-          <w:sz w:val="20"/>
-          <w:szCs w:val="20"/>
-        </w:rPr>
-      </w:pPr>
-    </w:p>
-    <w:p>
-      <w:pPr>
-        <w:rPr>
-          <w:sz w:val="20"/>
-          <w:szCs w:val="20"/>
-        </w:rPr>
-      </w:pPr>
-    </w:p>
+    <w:p/>
     <w:p>
       <w:pPr>
         <w:rPr>
@@ -16244,8 +16220,8 @@
     <w:p>
       <w:pPr>
         <w:rPr>
-          <w:b w:val="1"/>
-          <w:bCs w:val="1"/>
+          <w:i/>
+          <w:iCs/>
           <w:sz w:val="20"/>
           <w:szCs w:val="20"/>
           <w:lang w:val="en-US"/>
@@ -16254,12 +16230,7 @@
     </w:p>
     <w:p>
       <w:pPr>
-        <w:pStyle w:val="Normal"/>
-        <w:rPr>
-          <w:rFonts w:ascii="Arial" w:hAnsi="Arial" w:eastAsia="Arial" w:cs="Arial"/>
-          <w:b w:val="0"/>
-          <w:bCs w:val="0"/>
-          <w:noProof w:val="0"/>
+        <w:rPr>
           <w:sz w:val="20"/>
           <w:szCs w:val="20"/>
           <w:lang w:val="en-US"/>
@@ -16267,63 +16238,11 @@
       </w:pPr>
       <w:r>
         <w:rPr>
-          <w:rFonts w:ascii="Arial" w:hAnsi="Arial" w:eastAsia="Arial" w:cs="Arial"/>
-          <w:b w:val="0"/>
-          <w:bCs w:val="0"/>
-          <w:noProof w:val="0"/>
           <w:sz w:val="20"/>
           <w:szCs w:val="20"/>
           <w:lang w:val="en-US"/>
         </w:rPr>
-        <w:t xml:space="preserve">La moneda oficial es el </w:t>
-      </w:r>
-      <w:r>
-        <w:rPr>
-          <w:rFonts w:ascii="Arial" w:hAnsi="Arial" w:eastAsia="Arial" w:cs="Arial"/>
-          <w:b w:val="0"/>
-          <w:bCs w:val="0"/>
-          <w:noProof w:val="0"/>
-          <w:sz w:val="20"/>
-          <w:szCs w:val="20"/>
-          <w:lang w:val="en-US"/>
-        </w:rPr>
-        <w:t>peso colombiano (COP)</w:t>
-      </w:r>
-      <w:r>
-        <w:rPr>
-          <w:rFonts w:ascii="Arial" w:hAnsi="Arial" w:eastAsia="Arial" w:cs="Arial"/>
-          <w:b w:val="0"/>
-          <w:bCs w:val="0"/>
-          <w:noProof w:val="0"/>
-          <w:sz w:val="20"/>
-          <w:szCs w:val="20"/>
-          <w:lang w:val="en-US"/>
-        </w:rPr>
-        <w:t xml:space="preserve">. Estos son los </w:t>
-      </w:r>
-      <w:r>
-        <w:rPr>
-          <w:rFonts w:ascii="Arial" w:hAnsi="Arial" w:eastAsia="Arial" w:cs="Arial"/>
-          <w:b w:val="0"/>
-          <w:bCs w:val="0"/>
-          <w:noProof w:val="0"/>
-          <w:sz w:val="20"/>
-          <w:szCs w:val="20"/>
-          <w:lang w:val="en-US"/>
-        </w:rPr>
-        <w:t>billetes y las monedas</w:t>
-      </w:r>
-      <w:r>
-        <w:rPr>
-          <w:rFonts w:ascii="Arial" w:hAnsi="Arial" w:eastAsia="Arial" w:cs="Arial"/>
-          <w:b w:val="0"/>
-          <w:bCs w:val="0"/>
-          <w:noProof w:val="0"/>
-          <w:sz w:val="20"/>
-          <w:szCs w:val="20"/>
-          <w:lang w:val="en-US"/>
-        </w:rPr>
-        <w:t>.</w:t>
+        <w:t>La moneda oficial es el peso colombiano (COP). Estos son los billetes y las monedas.</w:t>
       </w:r>
     </w:p>
     <w:p>
@@ -16567,6 +16486,7 @@
           <w:sz w:val="20"/>
           <w:szCs w:val="20"/>
         </w:rPr>
+        <w:lastRenderedPageBreak/>
         <w:t>Collect terminals, such as Baloto, Efecty, Todopagos, etc.</w:t>
       </w:r>
     </w:p>
@@ -17172,14 +17092,14 @@
       </w:pPr>
       <w:commentRangeStart w:id="24"/>
     </w:p>
-    <w:p>
-      <w:pPr>
-        <w:rPr>
-          <w:sz w:val="20"/>
-          <w:szCs w:val="20"/>
-        </w:rPr>
-      </w:pPr>
-      <w:commentRangeEnd w:id="24"/>
+    <w:commentRangeEnd w:id="24"/>
+    <w:p>
+      <w:pPr>
+        <w:rPr>
+          <w:sz w:val="20"/>
+          <w:szCs w:val="20"/>
+        </w:rPr>
+      </w:pPr>
       <w:r>
         <w:rPr>
           <w:rStyle w:val="Refdecomentario"/>
@@ -17205,6 +17125,7 @@
           <w:sz w:val="20"/>
           <w:szCs w:val="20"/>
         </w:rPr>
+        <w:lastRenderedPageBreak/>
         <w:t>It is common to use dates when making or confirming reservations, either in person or over the phone. Dates help you agree with the guest on the check-in and check-out schedule.</w:t>
       </w:r>
     </w:p>
@@ -18529,6 +18450,7 @@
           <w:sz w:val="20"/>
           <w:szCs w:val="20"/>
         </w:rPr>
+        <w:lastRenderedPageBreak/>
         <w:t>Temporada alta:</w:t>
       </w:r>
     </w:p>
@@ -20184,6 +20106,7 @@
           <w:sz w:val="20"/>
           <w:szCs w:val="20"/>
         </w:rPr>
+        <w:lastRenderedPageBreak/>
         <w:t>Los adjetivos cuantitativos son palabras o expresiones que permiten indicar la cantidad de un sustantivo sin precisar un número exacto. Su función es describir cuánto o cuántos elementos existen y son de uso frecuente en la comunicación cotidiana.</w:t>
       </w:r>
     </w:p>
@@ -21201,6 +21124,7 @@
           <w:sz w:val="20"/>
           <w:szCs w:val="20"/>
         </w:rPr>
+        <w:lastRenderedPageBreak/>
         <w:t xml:space="preserve">Hours and </w:t>
       </w:r>
       <w:r>
@@ -23140,6 +23064,7 @@
           <w:sz w:val="20"/>
           <w:szCs w:val="20"/>
         </w:rPr>
+        <w:lastRenderedPageBreak/>
         <w:t>Peticiones: Las peticiones son las interacciones que un usuario hace de manera respetuosa, solicita a la empresa una intervención en un asunto puntual y concreto relacionado con el servicio. La petición puede ser una solicitud o una información.</w:t>
       </w:r>
     </w:p>
@@ -23693,6 +23618,7 @@
           <w:sz w:val="20"/>
           <w:szCs w:val="20"/>
         </w:rPr>
+        <w:lastRenderedPageBreak/>
         <w:t>Once you hear and process the customer’s message, try to be assertive, that is, try to give your answer or point of view to the customer considering the best time, the concrete words, and the most appropriate tone.</w:t>
       </w:r>
     </w:p>
@@ -24294,6 +24220,7 @@
           <w:sz w:val="20"/>
           <w:szCs w:val="20"/>
         </w:rPr>
+        <w:lastRenderedPageBreak/>
         <w:t>Los imperativos son formas verbales que se utilizan para dar instrucciones, orientar acciones, realizar solicitudes, ofrecer consejos, emitir advertencias o indicar comportamientos que deben o no deben realizarse. Son de uso frecuente tanto en la comunicación cotidiana como en contextos profesionales, especialmente cuando se explican procedimientos o se brindan indicaciones.</w:t>
       </w:r>
     </w:p>
@@ -25077,7 +25004,7 @@
                 <w:rFonts w:ascii="Roboto" w:hAnsi="Roboto"/>
                 <w:b/>
                 <w:bCs/>
-                <w:bdr w:val="none" w:color="auto" w:sz="0" w:space="0" w:frame="1"/>
+                <w:bdr w:val="none" w:sz="0" w:space="0" w:color="auto" w:frame="1"/>
               </w:rPr>
               <w:t>Do + not</w:t>
             </w:r>
@@ -25103,7 +25030,7 @@
                 <w:rFonts w:ascii="Roboto" w:hAnsi="Roboto"/>
                 <w:b/>
                 <w:bCs/>
-                <w:bdr w:val="none" w:color="auto" w:sz="0" w:space="0" w:frame="1"/>
+                <w:bdr w:val="none" w:sz="0" w:space="0" w:color="auto" w:frame="1"/>
               </w:rPr>
               <w:t>Base (verbal form)</w:t>
             </w:r>
@@ -25157,6 +25084,7 @@
                 <w:sz w:val="20"/>
                 <w:szCs w:val="20"/>
               </w:rPr>
+              <w:lastRenderedPageBreak/>
               <w:t>Do not / don’t</w:t>
             </w:r>
           </w:p>
@@ -25177,7 +25105,7 @@
               <w:rPr>
                 <w:rStyle w:val="nfasis"/>
                 <w:rFonts w:ascii="Roboto" w:hAnsi="Roboto"/>
-                <w:bdr w:val="none" w:color="auto" w:sz="0" w:space="0" w:frame="1"/>
+                <w:bdr w:val="none" w:sz="0" w:space="0" w:color="auto" w:frame="1"/>
               </w:rPr>
               <w:t>Interrupt</w:t>
             </w:r>
@@ -25199,7 +25127,7 @@
               <w:rPr>
                 <w:rStyle w:val="nfasis"/>
                 <w:rFonts w:ascii="Roboto" w:hAnsi="Roboto"/>
-                <w:bdr w:val="none" w:color="auto" w:sz="0" w:space="0" w:frame="1"/>
+                <w:bdr w:val="none" w:sz="0" w:space="0" w:color="auto" w:frame="1"/>
               </w:rPr>
               <w:t>Busy people</w:t>
             </w:r>
@@ -25245,7 +25173,7 @@
               <w:rPr>
                 <w:rStyle w:val="nfasis"/>
                 <w:rFonts w:ascii="Roboto" w:hAnsi="Roboto"/>
-                <w:bdr w:val="none" w:color="auto" w:sz="0" w:space="0" w:frame="1"/>
+                <w:bdr w:val="none" w:sz="0" w:space="0" w:color="auto" w:frame="1"/>
               </w:rPr>
               <w:t>Do</w:t>
             </w:r>
@@ -25267,7 +25195,7 @@
               <w:rPr>
                 <w:rStyle w:val="nfasis"/>
                 <w:rFonts w:ascii="Roboto" w:hAnsi="Roboto"/>
-                <w:bdr w:val="none" w:color="auto" w:sz="0" w:space="0" w:frame="1"/>
+                <w:bdr w:val="none" w:sz="0" w:space="0" w:color="auto" w:frame="1"/>
               </w:rPr>
               <w:t>This in the beginning</w:t>
             </w:r>
@@ -25501,7 +25429,7 @@
                 <w:rFonts w:ascii="Roboto" w:hAnsi="Roboto"/>
                 <w:b/>
                 <w:bCs/>
-                <w:bdr w:val="none" w:color="auto" w:sz="0" w:space="0" w:frame="1"/>
+                <w:bdr w:val="none" w:sz="0" w:space="0" w:color="auto" w:frame="1"/>
               </w:rPr>
               <w:t>Let + us</w:t>
             </w:r>
@@ -25529,7 +25457,7 @@
                 <w:rFonts w:ascii="Roboto" w:hAnsi="Roboto"/>
                 <w:b/>
                 <w:bCs/>
-                <w:bdr w:val="none" w:color="auto" w:sz="0" w:space="0" w:frame="1"/>
+                <w:bdr w:val="none" w:sz="0" w:space="0" w:color="auto" w:frame="1"/>
               </w:rPr>
               <w:t>Base (verbal form)</w:t>
             </w:r>
@@ -25607,7 +25535,7 @@
               <w:rPr>
                 <w:rStyle w:val="nfasis"/>
                 <w:rFonts w:ascii="Roboto" w:hAnsi="Roboto"/>
-                <w:bdr w:val="none" w:color="auto" w:sz="0" w:space="0" w:frame="1"/>
+                <w:bdr w:val="none" w:sz="0" w:space="0" w:color="auto" w:frame="1"/>
               </w:rPr>
               <w:t>Go</w:t>
             </w:r>
@@ -25631,7 +25559,7 @@
               <w:rPr>
                 <w:rStyle w:val="nfasis"/>
                 <w:rFonts w:ascii="Roboto" w:hAnsi="Roboto"/>
-                <w:bdr w:val="none" w:color="auto" w:sz="0" w:space="0" w:frame="1"/>
+                <w:bdr w:val="none" w:sz="0" w:space="0" w:color="auto" w:frame="1"/>
               </w:rPr>
               <w:t>To the restaurant</w:t>
             </w:r>
@@ -25681,7 +25609,7 @@
               <w:rPr>
                 <w:rStyle w:val="nfasis"/>
                 <w:rFonts w:ascii="Roboto" w:hAnsi="Roboto"/>
-                <w:bdr w:val="none" w:color="auto" w:sz="0" w:space="0" w:frame="1"/>
+                <w:bdr w:val="none" w:sz="0" w:space="0" w:color="auto" w:frame="1"/>
               </w:rPr>
               <w:t>Visit</w:t>
             </w:r>
@@ -25705,7 +25633,7 @@
               <w:rPr>
                 <w:rStyle w:val="nfasis"/>
                 <w:rFonts w:ascii="Roboto" w:hAnsi="Roboto"/>
-                <w:bdr w:val="none" w:color="auto" w:sz="0" w:space="0" w:frame="1"/>
+                <w:bdr w:val="none" w:sz="0" w:space="0" w:color="auto" w:frame="1"/>
               </w:rPr>
               <w:t>The national museum</w:t>
             </w:r>
@@ -26554,14 +26482,6 @@
           <w:szCs w:val="20"/>
         </w:rPr>
         <w:br/>
-      </w:r>
-      <w:r>
-        <w:rPr>
-          <w:i/>
-          <w:iCs/>
-          <w:sz w:val="20"/>
-          <w:szCs w:val="20"/>
-        </w:rPr>
         <w:t>Here you will find some words that can be used for these tasks in the imperative form.</w:t>
       </w:r>
     </w:p>
@@ -26693,14 +26613,14 @@
         <w:t>Ser el mediador de las comunicaciones entre los huéspedes y los departamentos correspondientes para que los requerimientos se lleven a cabo de manera oportuna y efectiva.</w:t>
       </w:r>
     </w:p>
-    <w:p>
-      <w:pPr>
-        <w:rPr>
-          <w:sz w:val="20"/>
-          <w:szCs w:val="20"/>
-        </w:rPr>
-      </w:pPr>
-      <w:commentRangeEnd w:id="32"/>
+    <w:commentRangeEnd w:id="32"/>
+    <w:p>
+      <w:pPr>
+        <w:rPr>
+          <w:sz w:val="20"/>
+          <w:szCs w:val="20"/>
+        </w:rPr>
+      </w:pPr>
       <w:r>
         <w:rPr>
           <w:rStyle w:val="Refdecomentario"/>
@@ -26732,12 +26652,6 @@
           <w:szCs w:val="20"/>
         </w:rPr>
         <w:br/>
-      </w:r>
-      <w:r>
-        <w:rPr>
-          <w:sz w:val="20"/>
-          <w:szCs w:val="20"/>
-        </w:rPr>
         <w:t>Aquí encontrarás algunas palabras que puedes utilizar para estas labores en forma imperativa.</w:t>
       </w:r>
     </w:p>
@@ -26764,6 +26678,7 @@
           <w:sz w:val="20"/>
           <w:szCs w:val="20"/>
         </w:rPr>
+        <w:lastRenderedPageBreak/>
         <w:drawing>
           <wp:inline distT="0" distB="0" distL="0" distR="0" wp14:anchorId="1B2CBB55" wp14:editId="1F4A0EBA">
             <wp:extent cx="6845823" cy="3267075"/>
@@ -27310,6 +27225,7 @@
           <w:sz w:val="20"/>
           <w:szCs w:val="20"/>
         </w:rPr>
+        <w:lastRenderedPageBreak/>
         <w:t>Párese detrás de la línea amarilla</w:t>
       </w:r>
     </w:p>
@@ -28114,6 +28030,7 @@
           <w:sz w:val="20"/>
           <w:szCs w:val="20"/>
         </w:rPr>
+        <w:lastRenderedPageBreak/>
         <w:t>Escuche</w:t>
       </w:r>
       <w:r>
@@ -28959,12 +28876,12 @@
         <w:tblW w:w="0" w:type="auto"/>
         <w:tblInd w:w="421" w:type="dxa"/>
         <w:tblBorders>
-          <w:top w:val="single" w:color="000000" w:sz="4" w:space="0"/>
-          <w:left w:val="single" w:color="000000" w:sz="4" w:space="0"/>
-          <w:bottom w:val="single" w:color="000000" w:sz="4" w:space="0"/>
-          <w:right w:val="single" w:color="000000" w:sz="4" w:space="0"/>
-          <w:insideH w:val="single" w:color="000000" w:sz="4" w:space="0"/>
-          <w:insideV w:val="single" w:color="000000" w:sz="4" w:space="0"/>
+          <w:top w:val="single" w:sz="4" w:space="0" w:color="000000"/>
+          <w:left w:val="single" w:sz="4" w:space="0" w:color="000000"/>
+          <w:bottom w:val="single" w:sz="4" w:space="0" w:color="000000"/>
+          <w:right w:val="single" w:sz="4" w:space="0" w:color="000000"/>
+          <w:insideH w:val="single" w:sz="4" w:space="0" w:color="000000"/>
+          <w:insideV w:val="single" w:sz="4" w:space="0" w:color="000000"/>
         </w:tblBorders>
         <w:tblLook w:val="0400" w:firstRow="0" w:lastRow="0" w:firstColumn="0" w:lastColumn="0" w:noHBand="0" w:noVBand="1"/>
       </w:tblPr>
@@ -29402,12 +29319,12 @@
         <w:tblW w:w="9962" w:type="dxa"/>
         <w:tblInd w:w="0" w:type="dxa"/>
         <w:tblBorders>
-          <w:top w:val="single" w:color="000000" w:sz="4" w:space="0"/>
-          <w:left w:val="single" w:color="000000" w:sz="4" w:space="0"/>
-          <w:bottom w:val="single" w:color="000000" w:sz="4" w:space="0"/>
-          <w:right w:val="single" w:color="000000" w:sz="4" w:space="0"/>
-          <w:insideH w:val="single" w:color="000000" w:sz="4" w:space="0"/>
-          <w:insideV w:val="single" w:color="000000" w:sz="4" w:space="0"/>
+          <w:top w:val="single" w:sz="4" w:space="0" w:color="000000"/>
+          <w:left w:val="single" w:sz="4" w:space="0" w:color="000000"/>
+          <w:bottom w:val="single" w:sz="4" w:space="0" w:color="000000"/>
+          <w:right w:val="single" w:sz="4" w:space="0" w:color="000000"/>
+          <w:insideH w:val="single" w:sz="4" w:space="0" w:color="000000"/>
+          <w:insideV w:val="single" w:sz="4" w:space="0" w:color="000000"/>
         </w:tblBorders>
         <w:tblLayout w:type="fixed"/>
         <w:tblLook w:val="0420" w:firstRow="1" w:lastRow="0" w:firstColumn="0" w:lastColumn="0" w:noHBand="0" w:noVBand="1"/>
@@ -29502,14 +29419,12 @@
           </w:tcPr>
           <w:p>
             <w:pPr>
-              <w:pStyle w:val="Normal"/>
               <w:spacing w:line="276" w:lineRule="auto"/>
               <w:jc w:val="both"/>
               <w:rPr>
                 <w:b w:val="0"/>
-                <w:bCs w:val="0"/>
-                <w:i w:val="1"/>
-                <w:iCs w:val="1"/>
+                <w:i/>
+                <w:iCs/>
                 <w:sz w:val="20"/>
                 <w:szCs w:val="20"/>
               </w:rPr>
@@ -29517,9 +29432,8 @@
             <w:r>
               <w:rPr>
                 <w:b w:val="0"/>
-                <w:bCs w:val="0"/>
-                <w:i w:val="1"/>
-                <w:iCs w:val="1"/>
+                <w:i/>
+                <w:iCs/>
                 <w:sz w:val="20"/>
                 <w:szCs w:val="20"/>
               </w:rPr>
@@ -29528,9 +29442,8 @@
             <w:r>
               <w:rPr>
                 <w:b w:val="0"/>
-                <w:bCs w:val="0"/>
-                <w:i w:val="1"/>
-                <w:iCs w:val="1"/>
+                <w:i/>
+                <w:iCs/>
                 <w:sz w:val="20"/>
                 <w:szCs w:val="20"/>
               </w:rPr>
@@ -29538,22 +29451,17 @@
             </w:r>
             <w:r>
               <w:rPr>
-                <w:rFonts w:ascii="Arial" w:hAnsi="Arial" w:eastAsia="Arial" w:cs="Arial"/>
                 <w:b w:val="0"/>
-                <w:bCs w:val="0"/>
-                <w:noProof w:val="0"/>
-                <w:sz w:val="20"/>
-                <w:szCs w:val="20"/>
-                <w:lang w:val="es-CO"/>
+                <w:sz w:val="20"/>
+                <w:szCs w:val="20"/>
               </w:rPr>
               <w:t>Mejor Tarifa Disponible</w:t>
             </w:r>
             <w:r>
               <w:rPr>
                 <w:b w:val="0"/>
-                <w:bCs w:val="0"/>
-                <w:i w:val="1"/>
-                <w:iCs w:val="1"/>
+                <w:i/>
+                <w:iCs/>
                 <w:sz w:val="20"/>
                 <w:szCs w:val="20"/>
               </w:rPr>
@@ -29579,9 +29487,8 @@
               <w:jc w:val="both"/>
               <w:rPr>
                 <w:b w:val="0"/>
-                <w:bCs w:val="0"/>
-                <w:i w:val="1"/>
-                <w:iCs w:val="1"/>
+                <w:i/>
+                <w:iCs/>
                 <w:sz w:val="20"/>
                 <w:szCs w:val="20"/>
               </w:rPr>
@@ -29589,9 +29496,8 @@
             <w:r>
               <w:rPr>
                 <w:b w:val="0"/>
-                <w:bCs w:val="0"/>
-                <w:i w:val="1"/>
-                <w:iCs w:val="1"/>
+                <w:i/>
+                <w:iCs/>
                 <w:sz w:val="20"/>
                 <w:szCs w:val="20"/>
               </w:rPr>
@@ -29600,120 +29506,39 @@
           </w:p>
           <w:p>
             <w:pPr>
-              <w:pStyle w:val="Normal"/>
               <w:spacing w:line="276" w:lineRule="auto"/>
               <w:jc w:val="both"/>
               <w:rPr>
-                <w:rFonts w:ascii="Arial" w:hAnsi="Arial" w:eastAsia="Arial" w:cs="Arial"/>
                 <w:b w:val="0"/>
-                <w:bCs w:val="0"/>
-                <w:noProof w:val="0"/>
-                <w:sz w:val="20"/>
-                <w:szCs w:val="20"/>
-                <w:lang w:val="es-CO"/>
+                <w:sz w:val="20"/>
+                <w:szCs w:val="20"/>
               </w:rPr>
             </w:pPr>
             <w:r>
               <w:rPr>
-                <w:rFonts w:ascii="Arial" w:hAnsi="Arial" w:eastAsia="Arial" w:cs="Arial"/>
                 <w:b w:val="0"/>
-                <w:bCs w:val="0"/>
-                <w:noProof w:val="0"/>
-                <w:sz w:val="20"/>
-                <w:szCs w:val="20"/>
-                <w:lang w:val="es-CO"/>
+                <w:sz w:val="20"/>
+                <w:szCs w:val="20"/>
               </w:rPr>
               <w:t xml:space="preserve">es el acrónimo de </w:t>
             </w:r>
             <w:r>
               <w:rPr>
-                <w:rFonts w:ascii="Arial" w:hAnsi="Arial" w:eastAsia="Arial" w:cs="Arial"/>
                 <w:b w:val="0"/>
-                <w:bCs w:val="0"/>
-                <w:i w:val="1"/>
-                <w:iCs w:val="1"/>
-                <w:noProof w:val="0"/>
-                <w:sz w:val="20"/>
-                <w:szCs w:val="20"/>
-                <w:lang w:val="es-CO"/>
-              </w:rPr>
-              <w:t xml:space="preserve">Best </w:t>
+                <w:i/>
+                <w:iCs/>
+                <w:sz w:val="20"/>
+                <w:szCs w:val="20"/>
+              </w:rPr>
+              <w:t xml:space="preserve">Best Available Rate </w:t>
             </w:r>
             <w:r>
               <w:rPr>
-                <w:rFonts w:ascii="Arial" w:hAnsi="Arial" w:eastAsia="Arial" w:cs="Arial"/>
                 <w:b w:val="0"/>
-                <w:bCs w:val="0"/>
-                <w:i w:val="1"/>
-                <w:iCs w:val="1"/>
-                <w:noProof w:val="0"/>
-                <w:sz w:val="20"/>
-                <w:szCs w:val="20"/>
-                <w:lang w:val="es-CO"/>
-              </w:rPr>
-              <w:t>Available</w:t>
-            </w:r>
-            <w:r>
-              <w:rPr>
-                <w:rFonts w:ascii="Arial" w:hAnsi="Arial" w:eastAsia="Arial" w:cs="Arial"/>
-                <w:b w:val="0"/>
-                <w:bCs w:val="0"/>
-                <w:i w:val="1"/>
-                <w:iCs w:val="1"/>
-                <w:noProof w:val="0"/>
-                <w:sz w:val="20"/>
-                <w:szCs w:val="20"/>
-                <w:lang w:val="es-CO"/>
-              </w:rPr>
-              <w:t xml:space="preserve"> Rate </w:t>
-            </w:r>
-            <w:r>
-              <w:rPr>
-                <w:rFonts w:ascii="Arial" w:hAnsi="Arial" w:eastAsia="Arial" w:cs="Arial"/>
-                <w:b w:val="0"/>
-                <w:bCs w:val="0"/>
-                <w:noProof w:val="0"/>
-                <w:sz w:val="20"/>
-                <w:szCs w:val="20"/>
-                <w:lang w:val="es-CO"/>
-              </w:rPr>
-              <w:t>(Mejor Tarifa Disponible)</w:t>
-            </w:r>
-            <w:r>
-              <w:rPr>
-                <w:rFonts w:ascii="Arial" w:hAnsi="Arial" w:eastAsia="Arial" w:cs="Arial"/>
-                <w:b w:val="0"/>
-                <w:bCs w:val="0"/>
-                <w:noProof w:val="0"/>
-                <w:sz w:val="20"/>
-                <w:szCs w:val="20"/>
-                <w:lang w:val="es-CO"/>
-              </w:rPr>
-              <w:t xml:space="preserve">. Corresponde a una tarifa creada por los establecimientos hoteleros para competir con las tarifas ofrecidas por las </w:t>
-            </w:r>
-            <w:r>
-              <w:rPr>
-                <w:rFonts w:ascii="Arial" w:hAnsi="Arial" w:eastAsia="Arial" w:cs="Arial"/>
-                <w:b w:val="0"/>
-                <w:bCs w:val="0"/>
-                <w:noProof w:val="0"/>
-                <w:sz w:val="20"/>
-                <w:szCs w:val="20"/>
-                <w:lang w:val="es-CO"/>
-              </w:rPr>
-              <w:t>OTA (Agencias de Viajes en Línea)</w:t>
-            </w:r>
-            <w:r>
-              <w:rPr>
-                <w:rFonts w:ascii="Arial" w:hAnsi="Arial" w:eastAsia="Arial" w:cs="Arial"/>
-                <w:b w:val="0"/>
-                <w:bCs w:val="0"/>
-                <w:noProof w:val="0"/>
-                <w:sz w:val="20"/>
-                <w:szCs w:val="20"/>
-                <w:lang w:val="es-CO"/>
-              </w:rPr>
-              <w:t>.</w:t>
+                <w:sz w:val="20"/>
+                <w:szCs w:val="20"/>
+              </w:rPr>
+              <w:t>(Mejor Tarifa Disponible). Corresponde a una tarifa creada por los establecimientos hoteleros para competir con las tarifas ofrecidas por las OTA (Agencias de Viajes en Línea).</w:t>
             </w:r>
           </w:p>
         </w:tc>
@@ -29740,26 +29565,26 @@
               <w:jc w:val="both"/>
               <w:rPr>
                 <w:b w:val="0"/>
-                <w:bCs w:val="0"/>
-                <w:i w:val="1"/>
-                <w:iCs w:val="1"/>
+                <w:i/>
+                <w:iCs/>
                 <w:sz w:val="20"/>
                 <w:szCs w:val="20"/>
               </w:rPr>
             </w:pPr>
             <w:r>
               <w:rPr>
-                <w:i w:val="1"/>
-                <w:iCs w:val="1"/>
-                <w:sz w:val="20"/>
-                <w:szCs w:val="20"/>
-              </w:rPr>
+                <w:i/>
+                <w:iCs/>
+                <w:sz w:val="20"/>
+                <w:szCs w:val="20"/>
+              </w:rPr>
+              <w:lastRenderedPageBreak/>
               <w:t>Equinox</w:t>
             </w:r>
             <w:r>
               <w:rPr>
-                <w:i w:val="1"/>
-                <w:iCs w:val="1"/>
+                <w:i/>
+                <w:iCs/>
                 <w:sz w:val="20"/>
                 <w:szCs w:val="20"/>
               </w:rPr>
@@ -29767,8 +29592,6 @@
             </w:r>
             <w:r>
               <w:rPr>
-                <w:i w:val="0"/>
-                <w:iCs w:val="0"/>
                 <w:sz w:val="20"/>
                 <w:szCs w:val="20"/>
               </w:rPr>
@@ -29776,8 +29599,8 @@
             </w:r>
             <w:r>
               <w:rPr>
-                <w:i w:val="1"/>
-                <w:iCs w:val="1"/>
+                <w:i/>
+                <w:iCs/>
                 <w:sz w:val="20"/>
                 <w:szCs w:val="20"/>
               </w:rPr>
@@ -29805,9 +29628,8 @@
             <w:r>
               <w:rPr>
                 <w:b w:val="0"/>
-                <w:bCs w:val="0"/>
-                <w:i w:val="1"/>
-                <w:iCs w:val="1"/>
+                <w:i/>
+                <w:iCs/>
                 <w:sz w:val="20"/>
                 <w:szCs w:val="20"/>
               </w:rPr>
@@ -29816,78 +29638,21 @@
           </w:p>
           <w:p>
             <w:pPr>
-              <w:pStyle w:val="Normal"/>
               <w:spacing w:line="276" w:lineRule="auto"/>
               <w:jc w:val="both"/>
               <w:rPr>
-                <w:rFonts w:ascii="Arial" w:hAnsi="Arial" w:eastAsia="Arial" w:cs="Arial"/>
                 <w:b w:val="0"/>
-                <w:bCs w:val="0"/>
-                <w:noProof w:val="0"/>
-                <w:sz w:val="20"/>
-                <w:szCs w:val="20"/>
-                <w:lang w:val="es-CO"/>
+                <w:sz w:val="20"/>
+                <w:szCs w:val="20"/>
               </w:rPr>
             </w:pPr>
             <w:r>
               <w:rPr>
-                <w:rFonts w:ascii="Arial" w:hAnsi="Arial" w:eastAsia="Arial" w:cs="Arial"/>
                 <w:b w:val="0"/>
-                <w:bCs w:val="0"/>
-                <w:noProof w:val="0"/>
-                <w:sz w:val="20"/>
-                <w:szCs w:val="20"/>
-                <w:lang w:val="es-CO"/>
-              </w:rPr>
-              <w:t xml:space="preserve">momento o fecha del año (dos veces al año) en el que el Sol cruza el ecuador celeste, haciendo que el día y la noche tengan aproximadamente la misma duración. Ocurre alrededor del </w:t>
-            </w:r>
-            <w:r>
-              <w:rPr>
-                <w:rFonts w:ascii="Arial" w:hAnsi="Arial" w:eastAsia="Arial" w:cs="Arial"/>
-                <w:b w:val="0"/>
-                <w:bCs w:val="0"/>
-                <w:noProof w:val="0"/>
-                <w:sz w:val="20"/>
-                <w:szCs w:val="20"/>
-                <w:lang w:val="es-CO"/>
-              </w:rPr>
-              <w:t>20 de marzo</w:t>
-            </w:r>
-            <w:r>
-              <w:rPr>
-                <w:rFonts w:ascii="Arial" w:hAnsi="Arial" w:eastAsia="Arial" w:cs="Arial"/>
-                <w:b w:val="0"/>
-                <w:bCs w:val="0"/>
-                <w:noProof w:val="0"/>
-                <w:sz w:val="20"/>
-                <w:szCs w:val="20"/>
-                <w:lang w:val="es-CO"/>
-              </w:rPr>
-              <w:t xml:space="preserve"> y del </w:t>
-            </w:r>
-            <w:r>
-              <w:rPr>
-                <w:rFonts w:ascii="Arial" w:hAnsi="Arial" w:eastAsia="Arial" w:cs="Arial"/>
-                <w:b w:val="0"/>
-                <w:bCs w:val="0"/>
-                <w:noProof w:val="0"/>
-                <w:sz w:val="20"/>
-                <w:szCs w:val="20"/>
-                <w:lang w:val="es-CO"/>
-              </w:rPr>
-              <w:t>22 de septiembre</w:t>
-            </w:r>
-            <w:r>
-              <w:rPr>
-                <w:rFonts w:ascii="Arial" w:hAnsi="Arial" w:eastAsia="Arial" w:cs="Arial"/>
-                <w:b w:val="0"/>
-                <w:bCs w:val="0"/>
-                <w:noProof w:val="0"/>
-                <w:sz w:val="20"/>
-                <w:szCs w:val="20"/>
-                <w:lang w:val="es-CO"/>
-              </w:rPr>
-              <w:t>.</w:t>
+                <w:sz w:val="20"/>
+                <w:szCs w:val="20"/>
+              </w:rPr>
+              <w:t>momento o fecha del año (dos veces al año) en el que el Sol cruza el ecuador celeste, haciendo que el día y la noche tengan aproximadamente la misma duración. Ocurre alrededor del 20 de marzo y del 22 de septiembre.</w:t>
             </w:r>
           </w:p>
         </w:tc>
@@ -29914,17 +29679,16 @@
               <w:jc w:val="both"/>
               <w:rPr>
                 <w:b w:val="0"/>
-                <w:bCs w:val="0"/>
-                <w:i w:val="1"/>
-                <w:iCs w:val="1"/>
+                <w:i/>
+                <w:iCs/>
                 <w:sz w:val="20"/>
                 <w:szCs w:val="20"/>
               </w:rPr>
             </w:pPr>
             <w:r>
               <w:rPr>
-                <w:i w:val="1"/>
-                <w:iCs w:val="1"/>
+                <w:i/>
+                <w:iCs/>
                 <w:sz w:val="20"/>
                 <w:szCs w:val="20"/>
               </w:rPr>
@@ -29932,8 +29696,8 @@
             </w:r>
             <w:r>
               <w:rPr>
-                <w:i w:val="1"/>
-                <w:iCs w:val="1"/>
+                <w:i/>
+                <w:iCs/>
                 <w:sz w:val="20"/>
                 <w:szCs w:val="20"/>
               </w:rPr>
@@ -29941,8 +29705,6 @@
             </w:r>
             <w:r>
               <w:rPr>
-                <w:i w:val="0"/>
-                <w:iCs w:val="0"/>
                 <w:sz w:val="20"/>
                 <w:szCs w:val="20"/>
               </w:rPr>
@@ -29950,8 +29712,8 @@
             </w:r>
             <w:r>
               <w:rPr>
-                <w:i w:val="1"/>
-                <w:iCs w:val="1"/>
+                <w:i/>
+                <w:iCs/>
                 <w:sz w:val="20"/>
                 <w:szCs w:val="20"/>
               </w:rPr>
@@ -29979,9 +29741,8 @@
             <w:r>
               <w:rPr>
                 <w:b w:val="0"/>
-                <w:bCs w:val="0"/>
-                <w:i w:val="1"/>
-                <w:iCs w:val="1"/>
+                <w:i/>
+                <w:iCs/>
                 <w:sz w:val="20"/>
                 <w:szCs w:val="20"/>
               </w:rPr>
@@ -29990,28 +29751,19 @@
           </w:p>
           <w:p>
             <w:pPr>
-              <w:pStyle w:val="Normal"/>
               <w:spacing w:line="276" w:lineRule="auto"/>
               <w:jc w:val="both"/>
               <w:rPr>
-                <w:rFonts w:ascii="Arial" w:hAnsi="Arial" w:eastAsia="Arial" w:cs="Arial"/>
                 <w:b w:val="0"/>
-                <w:bCs w:val="0"/>
-                <w:noProof w:val="0"/>
-                <w:sz w:val="20"/>
-                <w:szCs w:val="20"/>
-                <w:lang w:val="es-CO"/>
+                <w:sz w:val="20"/>
+                <w:szCs w:val="20"/>
               </w:rPr>
             </w:pPr>
             <w:r>
               <w:rPr>
-                <w:rFonts w:ascii="Arial" w:hAnsi="Arial" w:eastAsia="Arial" w:cs="Arial"/>
                 <w:b w:val="0"/>
-                <w:bCs w:val="0"/>
-                <w:noProof w:val="0"/>
-                <w:sz w:val="20"/>
-                <w:szCs w:val="20"/>
-                <w:lang w:val="es-CO"/>
+                <w:sz w:val="20"/>
+                <w:szCs w:val="20"/>
               </w:rPr>
               <w:t>es una ocupación o empleo remunerado que una persona desempeña de manera regular.</w:t>
             </w:r>
@@ -30039,17 +29791,16 @@
               <w:spacing w:line="276" w:lineRule="auto"/>
               <w:rPr>
                 <w:b w:val="0"/>
-                <w:bCs w:val="0"/>
-                <w:i w:val="1"/>
-                <w:iCs w:val="1"/>
+                <w:i/>
+                <w:iCs/>
                 <w:sz w:val="20"/>
                 <w:szCs w:val="20"/>
               </w:rPr>
             </w:pPr>
             <w:r>
               <w:rPr>
-                <w:i w:val="1"/>
-                <w:iCs w:val="1"/>
+                <w:i/>
+                <w:iCs/>
                 <w:sz w:val="20"/>
                 <w:szCs w:val="20"/>
               </w:rPr>
@@ -30057,8 +29808,8 @@
             </w:r>
             <w:r>
               <w:rPr>
-                <w:i w:val="1"/>
-                <w:iCs w:val="1"/>
+                <w:i/>
+                <w:iCs/>
                 <w:sz w:val="20"/>
                 <w:szCs w:val="20"/>
               </w:rPr>
@@ -30066,8 +29817,6 @@
             </w:r>
             <w:r>
               <w:rPr>
-                <w:i w:val="0"/>
-                <w:iCs w:val="0"/>
                 <w:sz w:val="20"/>
                 <w:szCs w:val="20"/>
               </w:rPr>
@@ -30075,8 +29824,8 @@
             </w:r>
             <w:r>
               <w:rPr>
-                <w:i w:val="1"/>
-                <w:iCs w:val="1"/>
+                <w:i/>
+                <w:iCs/>
                 <w:sz w:val="20"/>
                 <w:szCs w:val="20"/>
               </w:rPr>
@@ -30104,9 +29853,8 @@
             <w:r>
               <w:rPr>
                 <w:b w:val="0"/>
-                <w:bCs w:val="0"/>
-                <w:i w:val="1"/>
-                <w:iCs w:val="1"/>
+                <w:i/>
+                <w:iCs/>
                 <w:sz w:val="20"/>
                 <w:szCs w:val="20"/>
               </w:rPr>
@@ -30115,46 +29863,27 @@
           </w:p>
           <w:p>
             <w:pPr>
-              <w:pStyle w:val="Normal"/>
               <w:spacing w:line="276" w:lineRule="auto"/>
               <w:jc w:val="both"/>
               <w:rPr>
-                <w:rFonts w:ascii="Arial" w:hAnsi="Arial" w:eastAsia="Arial" w:cs="Arial"/>
                 <w:b w:val="0"/>
-                <w:bCs w:val="0"/>
-                <w:i w:val="0"/>
-                <w:iCs w:val="0"/>
-                <w:noProof w:val="0"/>
-                <w:sz w:val="20"/>
-                <w:szCs w:val="20"/>
-                <w:lang w:val="es-CO"/>
+                <w:sz w:val="20"/>
+                <w:szCs w:val="20"/>
               </w:rPr>
             </w:pPr>
             <w:r>
               <w:rPr>
-                <w:rFonts w:ascii="Arial" w:hAnsi="Arial" w:eastAsia="Arial" w:cs="Arial"/>
                 <w:b w:val="0"/>
-                <w:bCs w:val="0"/>
-                <w:i w:val="0"/>
-                <w:iCs w:val="0"/>
-                <w:noProof w:val="0"/>
-                <w:sz w:val="20"/>
-                <w:szCs w:val="20"/>
-                <w:lang w:val="es-CO"/>
+                <w:sz w:val="20"/>
+                <w:szCs w:val="20"/>
               </w:rPr>
               <w:t>e</w:t>
             </w:r>
             <w:r>
               <w:rPr>
-                <w:rFonts w:ascii="Arial" w:hAnsi="Arial" w:eastAsia="Arial" w:cs="Arial"/>
                 <w:b w:val="0"/>
-                <w:bCs w:val="0"/>
-                <w:i w:val="0"/>
-                <w:iCs w:val="0"/>
-                <w:noProof w:val="0"/>
-                <w:sz w:val="20"/>
-                <w:szCs w:val="20"/>
-                <w:lang w:val="es-CO"/>
+                <w:sz w:val="20"/>
+                <w:szCs w:val="20"/>
               </w:rPr>
               <w:t>n el contexto de los recursos humanos, es el puesto de trabajo para el cual una persona ha sido contratada. Ejemplo: He sido contratado como recepcionista.</w:t>
             </w:r>
@@ -30183,17 +29912,16 @@
               <w:jc w:val="both"/>
               <w:rPr>
                 <w:b w:val="0"/>
-                <w:bCs w:val="0"/>
-                <w:i w:val="1"/>
-                <w:iCs w:val="1"/>
+                <w:i/>
+                <w:iCs/>
                 <w:sz w:val="20"/>
                 <w:szCs w:val="20"/>
               </w:rPr>
             </w:pPr>
             <w:r>
               <w:rPr>
-                <w:i w:val="1"/>
-                <w:iCs w:val="1"/>
+                <w:i/>
+                <w:iCs/>
                 <w:sz w:val="20"/>
                 <w:szCs w:val="20"/>
               </w:rPr>
@@ -30201,8 +29929,8 @@
             </w:r>
             <w:r>
               <w:rPr>
-                <w:i w:val="1"/>
-                <w:iCs w:val="1"/>
+                <w:i/>
+                <w:iCs/>
                 <w:sz w:val="20"/>
                 <w:szCs w:val="20"/>
               </w:rPr>
@@ -30211,9 +29939,6 @@
             <w:r>
               <w:rPr>
                 <w:b w:val="0"/>
-                <w:bCs w:val="0"/>
-                <w:i w:val="0"/>
-                <w:iCs w:val="0"/>
                 <w:sz w:val="20"/>
                 <w:szCs w:val="20"/>
               </w:rPr>
@@ -30222,9 +29947,8 @@
             <w:r>
               <w:rPr>
                 <w:b w:val="0"/>
-                <w:bCs w:val="0"/>
-                <w:i w:val="1"/>
-                <w:iCs w:val="1"/>
+                <w:i/>
+                <w:iCs/>
                 <w:sz w:val="20"/>
                 <w:szCs w:val="20"/>
               </w:rPr>
@@ -30232,8 +29956,8 @@
             </w:r>
             <w:r>
               <w:rPr>
-                <w:i w:val="1"/>
-                <w:iCs w:val="1"/>
+                <w:i/>
+                <w:iCs/>
                 <w:sz w:val="20"/>
                 <w:szCs w:val="20"/>
               </w:rPr>
@@ -30261,513 +29985,19 @@
             <w:r>
               <w:rPr>
                 <w:b w:val="0"/>
-                <w:bCs w:val="0"/>
-                <w:i w:val="1"/>
-                <w:iCs w:val="1"/>
+                <w:i/>
+                <w:iCs/>
                 <w:sz w:val="20"/>
                 <w:szCs w:val="20"/>
                 <w:lang w:val="en-US"/>
               </w:rPr>
-              <w:t>the</w:t>
+              <w:t>the time or date (twice each year) at which the sun reaches its maximum or minimum declination, marked by the longest and shortest days (about 21 June and 22 December).</w:t>
             </w:r>
             <w:r>
               <w:rPr>
                 <w:b w:val="0"/>
-                <w:bCs w:val="0"/>
-                <w:i w:val="1"/>
-                <w:iCs w:val="1"/>
-                <w:sz w:val="20"/>
-                <w:szCs w:val="20"/>
-                <w:lang w:val="en-US"/>
-              </w:rPr>
-              <w:t xml:space="preserve"> time </w:t>
-            </w:r>
-            <w:r>
-              <w:rPr>
-                <w:b w:val="0"/>
-                <w:bCs w:val="0"/>
-                <w:i w:val="1"/>
-                <w:iCs w:val="1"/>
-                <w:sz w:val="20"/>
-                <w:szCs w:val="20"/>
-                <w:lang w:val="en-US"/>
-              </w:rPr>
-              <w:t>or</w:t>
-            </w:r>
-            <w:r>
-              <w:rPr>
-                <w:b w:val="0"/>
-                <w:bCs w:val="0"/>
-                <w:i w:val="1"/>
-                <w:iCs w:val="1"/>
-                <w:sz w:val="20"/>
-                <w:szCs w:val="20"/>
-                <w:lang w:val="en-US"/>
-              </w:rPr>
-              <w:t xml:space="preserve"> date (</w:t>
-            </w:r>
-            <w:r>
-              <w:rPr>
-                <w:b w:val="0"/>
-                <w:bCs w:val="0"/>
-                <w:i w:val="1"/>
-                <w:iCs w:val="1"/>
-                <w:sz w:val="20"/>
-                <w:szCs w:val="20"/>
-                <w:lang w:val="en-US"/>
-              </w:rPr>
-              <w:t>twice</w:t>
-            </w:r>
-            <w:r>
-              <w:rPr>
-                <w:b w:val="0"/>
-                <w:bCs w:val="0"/>
-                <w:i w:val="1"/>
-                <w:iCs w:val="1"/>
-                <w:sz w:val="20"/>
-                <w:szCs w:val="20"/>
-                <w:lang w:val="en-US"/>
-              </w:rPr>
-              <w:t xml:space="preserve"> </w:t>
-            </w:r>
-            <w:r>
-              <w:rPr>
-                <w:b w:val="0"/>
-                <w:bCs w:val="0"/>
-                <w:i w:val="1"/>
-                <w:iCs w:val="1"/>
-                <w:sz w:val="20"/>
-                <w:szCs w:val="20"/>
-                <w:lang w:val="en-US"/>
-              </w:rPr>
-              <w:t>each</w:t>
-            </w:r>
-            <w:r>
-              <w:rPr>
-                <w:b w:val="0"/>
-                <w:bCs w:val="0"/>
-                <w:i w:val="1"/>
-                <w:iCs w:val="1"/>
-                <w:sz w:val="20"/>
-                <w:szCs w:val="20"/>
-                <w:lang w:val="en-US"/>
-              </w:rPr>
-              <w:t xml:space="preserve"> </w:t>
-            </w:r>
-            <w:r>
-              <w:rPr>
-                <w:b w:val="0"/>
-                <w:bCs w:val="0"/>
-                <w:i w:val="1"/>
-                <w:iCs w:val="1"/>
-                <w:sz w:val="20"/>
-                <w:szCs w:val="20"/>
-                <w:lang w:val="en-US"/>
-              </w:rPr>
-              <w:t>year</w:t>
-            </w:r>
-            <w:r>
-              <w:rPr>
-                <w:b w:val="0"/>
-                <w:bCs w:val="0"/>
-                <w:i w:val="1"/>
-                <w:iCs w:val="1"/>
-                <w:sz w:val="20"/>
-                <w:szCs w:val="20"/>
-                <w:lang w:val="en-US"/>
-              </w:rPr>
-              <w:t xml:space="preserve">) at </w:t>
-            </w:r>
-            <w:r>
-              <w:rPr>
-                <w:b w:val="0"/>
-                <w:bCs w:val="0"/>
-                <w:i w:val="1"/>
-                <w:iCs w:val="1"/>
-                <w:sz w:val="20"/>
-                <w:szCs w:val="20"/>
-                <w:lang w:val="en-US"/>
-              </w:rPr>
-              <w:t>which</w:t>
-            </w:r>
-            <w:r>
-              <w:rPr>
-                <w:b w:val="0"/>
-                <w:bCs w:val="0"/>
-                <w:i w:val="1"/>
-                <w:iCs w:val="1"/>
-                <w:sz w:val="20"/>
-                <w:szCs w:val="20"/>
-                <w:lang w:val="en-US"/>
-              </w:rPr>
-              <w:t xml:space="preserve"> </w:t>
-            </w:r>
-            <w:r>
-              <w:rPr>
-                <w:b w:val="0"/>
-                <w:bCs w:val="0"/>
-                <w:i w:val="1"/>
-                <w:iCs w:val="1"/>
-                <w:sz w:val="20"/>
-                <w:szCs w:val="20"/>
-                <w:lang w:val="en-US"/>
-              </w:rPr>
-              <w:t>the</w:t>
-            </w:r>
-            <w:r>
-              <w:rPr>
-                <w:b w:val="0"/>
-                <w:bCs w:val="0"/>
-                <w:i w:val="1"/>
-                <w:iCs w:val="1"/>
-                <w:sz w:val="20"/>
-                <w:szCs w:val="20"/>
-                <w:lang w:val="en-US"/>
-              </w:rPr>
-              <w:t xml:space="preserve"> </w:t>
-            </w:r>
-            <w:r>
-              <w:rPr>
-                <w:b w:val="0"/>
-                <w:bCs w:val="0"/>
-                <w:i w:val="1"/>
-                <w:iCs w:val="1"/>
-                <w:sz w:val="20"/>
-                <w:szCs w:val="20"/>
-                <w:lang w:val="en-US"/>
-              </w:rPr>
-              <w:t>sun</w:t>
-            </w:r>
-            <w:r>
-              <w:rPr>
-                <w:b w:val="0"/>
-                <w:bCs w:val="0"/>
-                <w:i w:val="1"/>
-                <w:iCs w:val="1"/>
-                <w:sz w:val="20"/>
-                <w:szCs w:val="20"/>
-                <w:lang w:val="en-US"/>
-              </w:rPr>
-              <w:t xml:space="preserve"> </w:t>
-            </w:r>
-            <w:r>
-              <w:rPr>
-                <w:b w:val="0"/>
-                <w:bCs w:val="0"/>
-                <w:i w:val="1"/>
-                <w:iCs w:val="1"/>
-                <w:sz w:val="20"/>
-                <w:szCs w:val="20"/>
-                <w:lang w:val="en-US"/>
-              </w:rPr>
-              <w:t>reaches</w:t>
-            </w:r>
-            <w:r>
-              <w:rPr>
-                <w:b w:val="0"/>
-                <w:bCs w:val="0"/>
-                <w:i w:val="1"/>
-                <w:iCs w:val="1"/>
-                <w:sz w:val="20"/>
-                <w:szCs w:val="20"/>
-                <w:lang w:val="en-US"/>
-              </w:rPr>
-              <w:t xml:space="preserve"> </w:t>
-            </w:r>
-            <w:r>
-              <w:rPr>
-                <w:b w:val="0"/>
-                <w:bCs w:val="0"/>
-                <w:i w:val="1"/>
-                <w:iCs w:val="1"/>
-                <w:sz w:val="20"/>
-                <w:szCs w:val="20"/>
-                <w:lang w:val="en-US"/>
-              </w:rPr>
-              <w:t>its</w:t>
-            </w:r>
-            <w:r>
-              <w:rPr>
-                <w:b w:val="0"/>
-                <w:bCs w:val="0"/>
-                <w:i w:val="1"/>
-                <w:iCs w:val="1"/>
-                <w:sz w:val="20"/>
-                <w:szCs w:val="20"/>
-                <w:lang w:val="en-US"/>
-              </w:rPr>
-              <w:t xml:space="preserve"> </w:t>
-            </w:r>
-            <w:r>
-              <w:rPr>
-                <w:b w:val="0"/>
-                <w:bCs w:val="0"/>
-                <w:i w:val="1"/>
-                <w:iCs w:val="1"/>
-                <w:sz w:val="20"/>
-                <w:szCs w:val="20"/>
-                <w:lang w:val="en-US"/>
-              </w:rPr>
-              <w:t>maximum</w:t>
-            </w:r>
-            <w:r>
-              <w:rPr>
-                <w:b w:val="0"/>
-                <w:bCs w:val="0"/>
-                <w:i w:val="1"/>
-                <w:iCs w:val="1"/>
-                <w:sz w:val="20"/>
-                <w:szCs w:val="20"/>
-                <w:lang w:val="en-US"/>
-              </w:rPr>
-              <w:t xml:space="preserve"> </w:t>
-            </w:r>
-            <w:r>
-              <w:rPr>
-                <w:b w:val="0"/>
-                <w:bCs w:val="0"/>
-                <w:i w:val="1"/>
-                <w:iCs w:val="1"/>
-                <w:sz w:val="20"/>
-                <w:szCs w:val="20"/>
-                <w:lang w:val="en-US"/>
-              </w:rPr>
-              <w:t>or</w:t>
-            </w:r>
-            <w:r>
-              <w:rPr>
-                <w:b w:val="0"/>
-                <w:bCs w:val="0"/>
-                <w:i w:val="1"/>
-                <w:iCs w:val="1"/>
-                <w:sz w:val="20"/>
-                <w:szCs w:val="20"/>
-                <w:lang w:val="en-US"/>
-              </w:rPr>
-              <w:t xml:space="preserve"> </w:t>
-            </w:r>
-            <w:r>
-              <w:rPr>
-                <w:b w:val="0"/>
-                <w:bCs w:val="0"/>
-                <w:i w:val="1"/>
-                <w:iCs w:val="1"/>
-                <w:sz w:val="20"/>
-                <w:szCs w:val="20"/>
-                <w:lang w:val="en-US"/>
-              </w:rPr>
-              <w:t>minimum</w:t>
-            </w:r>
-            <w:r>
-              <w:rPr>
-                <w:b w:val="0"/>
-                <w:bCs w:val="0"/>
-                <w:i w:val="1"/>
-                <w:iCs w:val="1"/>
-                <w:sz w:val="20"/>
-                <w:szCs w:val="20"/>
-                <w:lang w:val="en-US"/>
-              </w:rPr>
-              <w:t xml:space="preserve"> </w:t>
-            </w:r>
-            <w:r>
-              <w:rPr>
-                <w:b w:val="0"/>
-                <w:bCs w:val="0"/>
-                <w:i w:val="1"/>
-                <w:iCs w:val="1"/>
-                <w:sz w:val="20"/>
-                <w:szCs w:val="20"/>
-                <w:lang w:val="en-US"/>
-              </w:rPr>
-              <w:t>declination</w:t>
-            </w:r>
-            <w:r>
-              <w:rPr>
-                <w:b w:val="0"/>
-                <w:bCs w:val="0"/>
-                <w:i w:val="1"/>
-                <w:iCs w:val="1"/>
-                <w:sz w:val="20"/>
-                <w:szCs w:val="20"/>
-                <w:lang w:val="en-US"/>
-              </w:rPr>
-              <w:t xml:space="preserve">, </w:t>
-            </w:r>
-            <w:r>
-              <w:rPr>
-                <w:b w:val="0"/>
-                <w:bCs w:val="0"/>
-                <w:i w:val="1"/>
-                <w:iCs w:val="1"/>
-                <w:sz w:val="20"/>
-                <w:szCs w:val="20"/>
-                <w:lang w:val="en-US"/>
-              </w:rPr>
-              <w:t>marked</w:t>
-            </w:r>
-            <w:r>
-              <w:rPr>
-                <w:b w:val="0"/>
-                <w:bCs w:val="0"/>
-                <w:i w:val="1"/>
-                <w:iCs w:val="1"/>
-                <w:sz w:val="20"/>
-                <w:szCs w:val="20"/>
-                <w:lang w:val="en-US"/>
-              </w:rPr>
-              <w:t xml:space="preserve"> </w:t>
-            </w:r>
-            <w:r>
-              <w:rPr>
-                <w:b w:val="0"/>
-                <w:bCs w:val="0"/>
-                <w:i w:val="1"/>
-                <w:iCs w:val="1"/>
-                <w:sz w:val="20"/>
-                <w:szCs w:val="20"/>
-                <w:lang w:val="en-US"/>
-              </w:rPr>
-              <w:t>by</w:t>
-            </w:r>
-            <w:r>
-              <w:rPr>
-                <w:b w:val="0"/>
-                <w:bCs w:val="0"/>
-                <w:i w:val="1"/>
-                <w:iCs w:val="1"/>
-                <w:sz w:val="20"/>
-                <w:szCs w:val="20"/>
-                <w:lang w:val="en-US"/>
-              </w:rPr>
-              <w:t xml:space="preserve"> </w:t>
-            </w:r>
-            <w:r>
-              <w:rPr>
-                <w:b w:val="0"/>
-                <w:bCs w:val="0"/>
-                <w:i w:val="1"/>
-                <w:iCs w:val="1"/>
-                <w:sz w:val="20"/>
-                <w:szCs w:val="20"/>
-                <w:lang w:val="en-US"/>
-              </w:rPr>
-              <w:t>the</w:t>
-            </w:r>
-            <w:r>
-              <w:rPr>
-                <w:b w:val="0"/>
-                <w:bCs w:val="0"/>
-                <w:i w:val="1"/>
-                <w:iCs w:val="1"/>
-                <w:sz w:val="20"/>
-                <w:szCs w:val="20"/>
-                <w:lang w:val="en-US"/>
-              </w:rPr>
-              <w:t xml:space="preserve"> </w:t>
-            </w:r>
-            <w:r>
-              <w:rPr>
-                <w:b w:val="0"/>
-                <w:bCs w:val="0"/>
-                <w:i w:val="1"/>
-                <w:iCs w:val="1"/>
-                <w:sz w:val="20"/>
-                <w:szCs w:val="20"/>
-                <w:lang w:val="en-US"/>
-              </w:rPr>
-              <w:t>longest</w:t>
-            </w:r>
-            <w:r>
-              <w:rPr>
-                <w:b w:val="0"/>
-                <w:bCs w:val="0"/>
-                <w:i w:val="1"/>
-                <w:iCs w:val="1"/>
-                <w:sz w:val="20"/>
-                <w:szCs w:val="20"/>
-                <w:lang w:val="en-US"/>
-              </w:rPr>
-              <w:t xml:space="preserve"> and </w:t>
-            </w:r>
-            <w:r>
-              <w:rPr>
-                <w:b w:val="0"/>
-                <w:bCs w:val="0"/>
-                <w:i w:val="1"/>
-                <w:iCs w:val="1"/>
-                <w:sz w:val="20"/>
-                <w:szCs w:val="20"/>
-                <w:lang w:val="en-US"/>
-              </w:rPr>
-              <w:t>shortest</w:t>
-            </w:r>
-            <w:r>
-              <w:rPr>
-                <w:b w:val="0"/>
-                <w:bCs w:val="0"/>
-                <w:i w:val="1"/>
-                <w:iCs w:val="1"/>
-                <w:sz w:val="20"/>
-                <w:szCs w:val="20"/>
-                <w:lang w:val="en-US"/>
-              </w:rPr>
-              <w:t xml:space="preserve"> </w:t>
-            </w:r>
-            <w:r>
-              <w:rPr>
-                <w:b w:val="0"/>
-                <w:bCs w:val="0"/>
-                <w:i w:val="1"/>
-                <w:iCs w:val="1"/>
-                <w:sz w:val="20"/>
-                <w:szCs w:val="20"/>
-                <w:lang w:val="en-US"/>
-              </w:rPr>
-              <w:t>days</w:t>
-            </w:r>
-            <w:r>
-              <w:rPr>
-                <w:b w:val="0"/>
-                <w:bCs w:val="0"/>
-                <w:i w:val="1"/>
-                <w:iCs w:val="1"/>
-                <w:sz w:val="20"/>
-                <w:szCs w:val="20"/>
-                <w:lang w:val="en-US"/>
-              </w:rPr>
-              <w:t xml:space="preserve"> (</w:t>
-            </w:r>
-            <w:r>
-              <w:rPr>
-                <w:b w:val="0"/>
-                <w:bCs w:val="0"/>
-                <w:i w:val="1"/>
-                <w:iCs w:val="1"/>
-                <w:sz w:val="20"/>
-                <w:szCs w:val="20"/>
-                <w:lang w:val="en-US"/>
-              </w:rPr>
-              <w:t>about</w:t>
-            </w:r>
-            <w:r>
-              <w:rPr>
-                <w:b w:val="0"/>
-                <w:bCs w:val="0"/>
-                <w:i w:val="1"/>
-                <w:iCs w:val="1"/>
-                <w:sz w:val="20"/>
-                <w:szCs w:val="20"/>
-                <w:lang w:val="en-US"/>
-              </w:rPr>
-              <w:t xml:space="preserve"> 21 June and 22 December).</w:t>
-            </w:r>
-            <w:r>
-              <w:rPr>
-                <w:b w:val="0"/>
-                <w:bCs w:val="0"/>
-                <w:i w:val="1"/>
-                <w:iCs w:val="1"/>
+                <w:i/>
+                <w:iCs/>
                 <w:sz w:val="20"/>
                 <w:szCs w:val="20"/>
                 <w:lang w:val="en-US"/>
@@ -30777,38 +30007,27 @@
           </w:p>
           <w:tbl>
             <w:tblPr>
-              <w:tblStyle w:val="Tablanormal"/>
-              <w:bidiVisual w:val="0"/>
               <w:tblW w:w="0" w:type="auto"/>
               <w:tblLook w:val="06A0" w:firstRow="1" w:lastRow="0" w:firstColumn="1" w:lastColumn="0" w:noHBand="1" w:noVBand="1"/>
             </w:tblPr>
             <w:tblGrid>
-              <w:gridCol w:w="135"/>
+              <w:gridCol w:w="236"/>
+              <w:gridCol w:w="7525"/>
             </w:tblGrid>
             <w:tr>
               <w:trPr>
+                <w:gridAfter w:val="1"/>
+                <w:wAfter w:w="7525" w:type="dxa"/>
                 <w:trHeight w:val="300"/>
               </w:trPr>
               <w:tc>
                 <w:tcPr>
                   <w:tcW w:w="135" w:type="dxa"/>
-                  <w:tcMar/>
                   <w:vAlign w:val="center"/>
                 </w:tcPr>
                 <w:p/>
               </w:tc>
             </w:tr>
-          </w:tbl>
-          <w:tbl>
-            <w:tblPr>
-              <w:tblStyle w:val="Tablanormal"/>
-              <w:bidiVisual w:val="0"/>
-              <w:tblW w:w="0" w:type="auto"/>
-              <w:tblLook w:val="06A0" w:firstRow="1" w:lastRow="0" w:firstColumn="1" w:lastColumn="0" w:noHBand="1" w:noVBand="1"/>
-            </w:tblPr>
-            <w:tblGrid>
-              <w:gridCol w:w="7660"/>
-            </w:tblGrid>
             <w:tr>
               <w:trPr>
                 <w:trHeight w:val="300"/>
@@ -30816,68 +30035,52 @@
               <w:tc>
                 <w:tcPr>
                   <w:tcW w:w="7660" w:type="dxa"/>
-                  <w:tcMar/>
+                  <w:gridSpan w:val="2"/>
                   <w:vAlign w:val="center"/>
                 </w:tcPr>
                 <w:p>
                   <w:pPr>
-                    <w:bidi w:val="0"/>
-                    <w:spacing w:before="0" w:beforeAutospacing="off" w:after="0" w:afterAutospacing="off"/>
                     <w:rPr>
-                      <w:rFonts w:ascii="Calibri" w:hAnsi="Calibri" w:eastAsia="Calibri" w:cs="Calibri" w:asciiTheme="majorAscii" w:hAnsiTheme="majorAscii" w:eastAsiaTheme="majorAscii" w:cstheme="majorAscii"/>
-                      <w:sz w:val="22"/>
-                      <w:szCs w:val="22"/>
+                      <w:rFonts w:asciiTheme="majorHAnsi" w:eastAsiaTheme="majorEastAsia" w:hAnsiTheme="majorHAnsi" w:cstheme="majorBidi"/>
                     </w:rPr>
                   </w:pPr>
                   <w:r>
                     <w:rPr>
-                      <w:rFonts w:ascii="Calibri" w:hAnsi="Calibri" w:eastAsia="Calibri" w:cs="Calibri" w:asciiTheme="majorAscii" w:hAnsiTheme="majorAscii" w:eastAsiaTheme="majorAscii" w:cstheme="majorAscii"/>
-                      <w:sz w:val="22"/>
-                      <w:szCs w:val="22"/>
+                      <w:rFonts w:asciiTheme="majorHAnsi" w:eastAsiaTheme="majorEastAsia" w:hAnsiTheme="majorHAnsi" w:cstheme="majorBidi"/>
                     </w:rPr>
                     <w:t>m</w:t>
                   </w:r>
                   <w:r>
                     <w:rPr>
-                      <w:rFonts w:ascii="Calibri" w:hAnsi="Calibri" w:eastAsia="Calibri" w:cs="Calibri" w:asciiTheme="majorAscii" w:hAnsiTheme="majorAscii" w:eastAsiaTheme="majorAscii" w:cstheme="majorAscii"/>
-                      <w:sz w:val="22"/>
-                      <w:szCs w:val="22"/>
+                      <w:rFonts w:asciiTheme="majorHAnsi" w:eastAsiaTheme="majorEastAsia" w:hAnsiTheme="majorHAnsi" w:cstheme="majorBidi"/>
                     </w:rPr>
                     <w:t xml:space="preserve">omento o fecha del año (dos veces al año) en el que el Sol alcanza su máxima o mínima declinación, dando lugar al día más largo y al día más corto del año. Ocurre alrededor del </w:t>
                   </w:r>
                   <w:r>
                     <w:rPr>
-                      <w:rFonts w:ascii="Calibri" w:hAnsi="Calibri" w:eastAsia="Calibri" w:cs="Calibri" w:asciiTheme="majorAscii" w:hAnsiTheme="majorAscii" w:eastAsiaTheme="majorAscii" w:cstheme="majorAscii"/>
-                      <w:b w:val="1"/>
-                      <w:bCs w:val="1"/>
-                      <w:sz w:val="22"/>
-                      <w:szCs w:val="22"/>
+                      <w:rFonts w:asciiTheme="majorHAnsi" w:eastAsiaTheme="majorEastAsia" w:hAnsiTheme="majorHAnsi" w:cstheme="majorBidi"/>
+                      <w:b/>
+                      <w:bCs/>
                     </w:rPr>
                     <w:t>21 de junio</w:t>
                   </w:r>
                   <w:r>
                     <w:rPr>
-                      <w:rFonts w:ascii="Calibri" w:hAnsi="Calibri" w:eastAsia="Calibri" w:cs="Calibri" w:asciiTheme="majorAscii" w:hAnsiTheme="majorAscii" w:eastAsiaTheme="majorAscii" w:cstheme="majorAscii"/>
-                      <w:sz w:val="22"/>
-                      <w:szCs w:val="22"/>
+                      <w:rFonts w:asciiTheme="majorHAnsi" w:eastAsiaTheme="majorEastAsia" w:hAnsiTheme="majorHAnsi" w:cstheme="majorBidi"/>
                     </w:rPr>
                     <w:t xml:space="preserve"> y del </w:t>
                   </w:r>
                   <w:r>
                     <w:rPr>
-                      <w:rFonts w:ascii="Calibri" w:hAnsi="Calibri" w:eastAsia="Calibri" w:cs="Calibri" w:asciiTheme="majorAscii" w:hAnsiTheme="majorAscii" w:eastAsiaTheme="majorAscii" w:cstheme="majorAscii"/>
-                      <w:b w:val="1"/>
-                      <w:bCs w:val="1"/>
-                      <w:sz w:val="22"/>
-                      <w:szCs w:val="22"/>
+                      <w:rFonts w:asciiTheme="majorHAnsi" w:eastAsiaTheme="majorEastAsia" w:hAnsiTheme="majorHAnsi" w:cstheme="majorBidi"/>
+                      <w:b/>
+                      <w:bCs/>
                     </w:rPr>
                     <w:t>22 de diciembre</w:t>
                   </w:r>
                   <w:r>
                     <w:rPr>
-                      <w:rFonts w:ascii="Calibri" w:hAnsi="Calibri" w:eastAsia="Calibri" w:cs="Calibri" w:asciiTheme="majorAscii" w:hAnsiTheme="majorAscii" w:eastAsiaTheme="majorAscii" w:cstheme="majorAscii"/>
-                      <w:sz w:val="22"/>
-                      <w:szCs w:val="22"/>
+                      <w:rFonts w:asciiTheme="majorHAnsi" w:eastAsiaTheme="majorEastAsia" w:hAnsiTheme="majorHAnsi" w:cstheme="majorBidi"/>
                     </w:rPr>
                     <w:t>.</w:t>
                   </w:r>
@@ -30891,9 +30094,8 @@
               <w:jc w:val="both"/>
               <w:rPr>
                 <w:b w:val="0"/>
-                <w:bCs w:val="0"/>
-                <w:i w:val="1"/>
-                <w:iCs w:val="1"/>
+                <w:i/>
+                <w:iCs/>
                 <w:sz w:val="20"/>
                 <w:szCs w:val="20"/>
                 <w:lang w:val="en-US"/>
@@ -31091,7 +30293,7 @@
         </w:rPr>
         <w:t xml:space="preserve">Merriam-Webster Dictionary. (s. f.). equinox. The Merriam-Webster.Com Dictionary. </w:t>
       </w:r>
-      <w:hyperlink w:history="1" w:anchor="note-1" r:id="rId33">
+      <w:hyperlink r:id="rId33" w:anchor="note-1" w:history="1">
         <w:r>
           <w:rPr>
             <w:rStyle w:val="Hipervnculo"/>
@@ -31156,7 +30358,7 @@
         </w:rPr>
         <w:t xml:space="preserve">Sila Inglés. (2021). Lista de países en inglés-español (con pronunciación y PDF). Aprende Inglés Sila. </w:t>
       </w:r>
-      <w:hyperlink w:history="1" r:id="rId34">
+      <w:hyperlink r:id="rId34" w:history="1">
         <w:r>
           <w:rPr>
             <w:rStyle w:val="Hipervnculo"/>
@@ -31239,12 +30441,12 @@
         <w:tblW w:w="9967" w:type="dxa"/>
         <w:tblInd w:w="0" w:type="dxa"/>
         <w:tblBorders>
-          <w:top w:val="single" w:color="000000" w:sz="4" w:space="0"/>
-          <w:left w:val="single" w:color="000000" w:sz="4" w:space="0"/>
-          <w:bottom w:val="single" w:color="000000" w:sz="4" w:space="0"/>
-          <w:right w:val="single" w:color="000000" w:sz="4" w:space="0"/>
-          <w:insideH w:val="single" w:color="000000" w:sz="4" w:space="0"/>
-          <w:insideV w:val="single" w:color="000000" w:sz="4" w:space="0"/>
+          <w:top w:val="single" w:sz="4" w:space="0" w:color="000000"/>
+          <w:left w:val="single" w:sz="4" w:space="0" w:color="000000"/>
+          <w:bottom w:val="single" w:sz="4" w:space="0" w:color="000000"/>
+          <w:right w:val="single" w:sz="4" w:space="0" w:color="000000"/>
+          <w:insideH w:val="single" w:sz="4" w:space="0" w:color="000000"/>
+          <w:insideV w:val="single" w:sz="4" w:space="0" w:color="000000"/>
         </w:tblBorders>
         <w:tblLayout w:type="fixed"/>
         <w:tblLook w:val="0420" w:firstRow="1" w:lastRow="0" w:firstColumn="0" w:lastColumn="0" w:noHBand="0" w:noVBand="1"/>
@@ -31400,6 +30602,7 @@
                 <w:sz w:val="20"/>
                 <w:szCs w:val="20"/>
               </w:rPr>
+              <w:lastRenderedPageBreak/>
               <w:t>Autor (es)</w:t>
             </w:r>
           </w:p>
@@ -31642,12 +30845,12 @@
         <w:tblW w:w="9967" w:type="dxa"/>
         <w:tblInd w:w="0" w:type="dxa"/>
         <w:tblBorders>
-          <w:top w:val="single" w:color="000000" w:sz="4" w:space="0"/>
-          <w:left w:val="single" w:color="000000" w:sz="4" w:space="0"/>
-          <w:bottom w:val="single" w:color="000000" w:sz="4" w:space="0"/>
-          <w:right w:val="single" w:color="000000" w:sz="4" w:space="0"/>
-          <w:insideH w:val="single" w:color="000000" w:sz="4" w:space="0"/>
-          <w:insideV w:val="single" w:color="000000" w:sz="4" w:space="0"/>
+          <w:top w:val="single" w:sz="4" w:space="0" w:color="000000"/>
+          <w:left w:val="single" w:sz="4" w:space="0" w:color="000000"/>
+          <w:bottom w:val="single" w:sz="4" w:space="0" w:color="000000"/>
+          <w:right w:val="single" w:sz="4" w:space="0" w:color="000000"/>
+          <w:insideH w:val="single" w:sz="4" w:space="0" w:color="000000"/>
+          <w:insideV w:val="single" w:sz="4" w:space="0" w:color="000000"/>
         </w:tblBorders>
         <w:tblLayout w:type="fixed"/>
         <w:tblLook w:val="0420" w:firstRow="1" w:lastRow="0" w:firstColumn="0" w:lastColumn="0" w:noHBand="0" w:noVBand="1"/>
@@ -31947,7 +31150,7 @@
     <w:sectPr>
       <w:headerReference w:type="default" r:id="rId35"/>
       <w:footerReference w:type="default" r:id="rId36"/>
-      <w:pgSz w:w="12240" w:h="15840" w:orient="portrait"/>
+      <w:pgSz w:w="12240" w:h="15840"/>
       <w:pgMar w:top="1701" w:right="1134" w:bottom="1134" w:left="1134" w:header="720" w:footer="0" w:gutter="0"/>
       <w:pgNumType w:start="1"/>
       <w:cols w:space="720"/>
@@ -31958,8 +31161,8 @@
 </file>
 
 <file path=word/comments.xml><?xml version="1.0" encoding="utf-8"?>
-<w:comments xmlns:wpc="http://schemas.microsoft.com/office/word/2010/wordprocessingCanvas" xmlns:cx="http://schemas.microsoft.com/office/drawing/2014/chartex" xmlns:cx1="http://schemas.microsoft.com/office/drawing/2015/9/8/chartex" xmlns:cx2="http://schemas.microsoft.com/office/drawing/2015/10/21/chartex" xmlns:cx3="http://schemas.microsoft.com/office/drawing/2016/5/9/chartex" xmlns:cx4="http://schemas.microsoft.com/office/drawing/2016/5/10/chartex" xmlns:cx5="http://schemas.microsoft.com/office/drawing/2016/5/11/chartex" xmlns:cx6="http://schemas.microsoft.com/office/drawing/2016/5/12/chartex" xmlns:cx7="http://schemas.microsoft.com/office/drawing/2016/5/13/chartex" xmlns:cx8="http://schemas.microsoft.com/office/drawing/2016/5/14/chartex" xmlns:mc="http://schemas.openxmlformats.org/markup-compatibility/2006" xmlns:aink="http://schemas.microsoft.com/office/drawing/2016/ink" xmlns:am3d="http://schemas.microsoft.com/office/drawing/2017/model3d" xmlns:o="urn:schemas-microsoft-com:office:office" xmlns:oel="http://schemas.microsoft.com/office/2019/extlst" xmlns:r="http://schemas.openxmlformats.org/officeDocument/2006/relationships" xmlns:m="http://schemas.openxmlformats.org/officeDocument/2006/math" xmlns:v="urn:schemas-microsoft-com:vml" xmlns:wp14="http://schemas.microsoft.com/office/word/2010/wordprocessingDrawing" xmlns:wp="http://schemas.openxmlformats.org/drawingml/2006/wordprocessingDrawing" xmlns:w10="urn:schemas-microsoft-com:office:word" xmlns:w="http://schemas.openxmlformats.org/wordprocessingml/2006/main" xmlns:w14="http://schemas.microsoft.com/office/word/2010/wordml" xmlns:w15="http://schemas.microsoft.com/office/word/2012/wordml" xmlns:w16cei="http://schemas.microsoft.com/office/word/2026/wordml/cei" xmlns:w16cex="http://schemas.microsoft.com/office/word/2018/wordml/cex" xmlns:w16cid="http://schemas.microsoft.com/office/word/2016/wordml/cid" xmlns:w16="http://schemas.microsoft.com/office/word/2018/wordml" xmlns:w16du="http://schemas.microsoft.com/office/word/2023/wordml/word16du" xmlns:w16sdtdh="http://schemas.microsoft.com/office/word/2020/wordml/sdtdatahash" xmlns:w16sdtfl="http://schemas.microsoft.com/office/word/2024/wordml/sdtformatlock" xmlns:w16se="http://schemas.microsoft.com/office/word/2015/wordml/symex" xmlns:wpg="http://schemas.microsoft.com/office/word/2010/wordprocessingGroup" xmlns:wpi="http://schemas.microsoft.com/office/word/2010/wordprocessingInk" xmlns:wne="http://schemas.microsoft.com/office/word/2006/wordml" xmlns:wps="http://schemas.microsoft.com/office/word/2010/wordprocessingShape" xmlns:a="http://schemas.openxmlformats.org/drawingml/2006/main" xmlns:pic="http://schemas.openxmlformats.org/drawingml/2006/picture" xmlns:a14="http://schemas.microsoft.com/office/drawing/2010/main" mc:Ignorable="w14 w15 w16se w16cid w16 w16cex w16sdtdh w16sdtfl w16du wp14">
-  <w:comment w:initials="CC" w:author="Carolina Coca Salazar" w:date="2026-06-03T15:36:00Z" w:id="1">
+<w:comments xmlns:wpc="http://schemas.microsoft.com/office/word/2010/wordprocessingCanvas" xmlns:cx="http://schemas.microsoft.com/office/drawing/2014/chartex" xmlns:cx1="http://schemas.microsoft.com/office/drawing/2015/9/8/chartex" xmlns:cx2="http://schemas.microsoft.com/office/drawing/2015/10/21/chartex" xmlns:cx3="http://schemas.microsoft.com/office/drawing/2016/5/9/chartex" xmlns:cx4="http://schemas.microsoft.com/office/drawing/2016/5/10/chartex" xmlns:cx5="http://schemas.microsoft.com/office/drawing/2016/5/11/chartex" xmlns:cx6="http://schemas.microsoft.com/office/drawing/2016/5/12/chartex" xmlns:cx7="http://schemas.microsoft.com/office/drawing/2016/5/13/chartex" xmlns:cx8="http://schemas.microsoft.com/office/drawing/2016/5/14/chartex" xmlns:mc="http://schemas.openxmlformats.org/markup-compatibility/2006" xmlns:m="http://schemas.openxmlformats.org/officeDocument/2006/math" xmlns:aink="http://schemas.microsoft.com/office/drawing/2016/ink" xmlns:am3d="http://schemas.microsoft.com/office/drawing/2017/model3d" xmlns:oel="http://schemas.microsoft.com/office/2019/extlst" xmlns:r="http://schemas.openxmlformats.org/officeDocument/2006/relationships" xmlns:wp14="http://schemas.microsoft.com/office/word/2010/wordprocessingDrawing" xmlns:wp="http://schemas.openxmlformats.org/drawingml/2006/wordprocessingDrawing" xmlns:wpg="http://schemas.microsoft.com/office/word/2010/wordprocessingGroup" xmlns:wpi="http://schemas.microsoft.com/office/word/2010/wordprocessingInk" xmlns:wps="http://schemas.microsoft.com/office/word/2010/wordprocessingShape" xmlns:o="urn:schemas-microsoft-com:office:office" xmlns:v="urn:schemas-microsoft-com:vml" xmlns:w10="urn:schemas-microsoft-com:office:word" xmlns:w="http://schemas.openxmlformats.org/wordprocessingml/2006/main" xmlns:w14="http://schemas.microsoft.com/office/word/2010/wordml" xmlns:w15="http://schemas.microsoft.com/office/word/2012/wordml" xmlns:w16cex="http://schemas.microsoft.com/office/word/2018/wordml/cex" xmlns:w16cid="http://schemas.microsoft.com/office/word/2016/wordml/cid" xmlns:w16="http://schemas.microsoft.com/office/word/2018/wordml" xmlns:w16sdtdh="http://schemas.microsoft.com/office/word/2020/wordml/sdtdatahash" xmlns:w16sdtfl="http://schemas.microsoft.com/office/word/2024/wordml/sdtformatlock" xmlns:w16se="http://schemas.microsoft.com/office/word/2015/wordml/symex" xmlns:w16du="http://schemas.microsoft.com/office/word/2023/wordml/word16du" xmlns:wne="http://schemas.microsoft.com/office/word/2006/wordml" mc:Ignorable="w14 w15 w16se w16cid w16 w16cex w16sdtdh w16sdtfl w16du wp14">
+  <w:comment w:id="1" w:author="Carolina Coca Salazar" w:date="2026-06-03T15:36:00Z" w:initials="CC">
     <w:p>
       <w:pPr>
         <w:pStyle w:val="Textocomentario"/>
@@ -32026,7 +31229,7 @@
       </w:r>
     </w:p>
   </w:comment>
-  <w:comment w:initials="CC" w:author="Carolina Coca Salazar" w:date="2026-06-03T15:38:00Z" w:id="2">
+  <w:comment w:id="2" w:author="Carolina Coca Salazar" w:date="2026-06-03T15:38:00Z" w:initials="CC">
     <w:p>
       <w:pPr>
         <w:pStyle w:val="Textocomentario"/>
@@ -32282,7 +31485,7 @@
       </w:r>
     </w:p>
   </w:comment>
-  <w:comment w:initials="CC" w:author="Carolina Coca Salazar" w:date="2026-06-03T15:46:00Z" w:id="3">
+  <w:comment w:id="3" w:author="Carolina Coca Salazar" w:date="2026-06-03T15:46:00Z" w:initials="CC">
     <w:p>
       <w:pPr>
         <w:pStyle w:val="Textocomentario"/>
@@ -32637,7 +31840,7 @@
       </w:r>
     </w:p>
   </w:comment>
-  <w:comment w:initials="CC" w:author="Carolina Coca Salazar" w:date="2026-06-03T15:50:00Z" w:id="4">
+  <w:comment w:id="4" w:author="Carolina Coca Salazar" w:date="2026-06-03T15:50:00Z" w:initials="CC">
     <w:p>
       <w:pPr>
         <w:pStyle w:val="Textocomentario"/>
@@ -32696,7 +31899,7 @@
       </w:r>
     </w:p>
   </w:comment>
-  <w:comment w:initials="CC" w:author="Carolina Coca Salazar" w:date="2026-06-03T15:50:00Z" w:id="5">
+  <w:comment w:id="5" w:author="Carolina Coca Salazar" w:date="2026-06-03T15:50:00Z" w:initials="CC">
     <w:p>
       <w:pPr>
         <w:pStyle w:val="Textocomentario"/>
@@ -32755,7 +31958,7 @@
       </w:r>
     </w:p>
   </w:comment>
-  <w:comment w:initials="CC" w:author="Carolina Coca Salazar" w:date="2026-06-04T15:19:00Z" w:id="6">
+  <w:comment w:id="6" w:author="Carolina Coca Salazar" w:date="2026-06-04T15:19:00Z" w:initials="CC">
     <w:p>
       <w:pPr>
         <w:pStyle w:val="Textocomentario"/>
@@ -32795,8 +31998,6 @@
       </w:pPr>
       <w:r>
         <w:br/>
-      </w:r>
-      <w:r>
         <w:t>La siguiente serie de videos está disponible para enriquecer la experiencia de aprendizaje y aportar perspectivas complementarias sobre los temas abordados. Los videos complementan la información presentada y favorecen una comprensión más profunda de los contenidos.</w:t>
       </w:r>
     </w:p>
@@ -32902,7 +32103,7 @@
       </w:r>
     </w:p>
   </w:comment>
-  <w:comment w:initials="CC" w:author="Carolina Coca Salazar" w:date="2026-06-04T15:21:00Z" w:id="7">
+  <w:comment w:id="7" w:author="Carolina Coca Salazar" w:date="2026-06-04T15:21:00Z" w:initials="CC">
     <w:p>
       <w:pPr>
         <w:pStyle w:val="Textocomentario"/>
@@ -32918,7 +32119,7 @@
       </w:r>
     </w:p>
   </w:comment>
-  <w:comment w:initials="CC" w:author="Carolina Coca Salazar" w:date="2026-06-04T15:50:00Z" w:id="8">
+  <w:comment w:id="8" w:author="Carolina Coca Salazar" w:date="2026-06-04T15:50:00Z" w:initials="CC">
     <w:p>
       <w:pPr>
         <w:pStyle w:val="Textocomentario"/>
@@ -32958,8 +32159,6 @@
       </w:pPr>
       <w:r>
         <w:br/>
-      </w:r>
-      <w:r>
         <w:t>La siguiente serie de videos complementa la información presentada en esta experiencia de aprendizaje y aporta elementos adicionales para profundizar en los temas abordados.</w:t>
       </w:r>
     </w:p>
@@ -33001,7 +32200,7 @@
       <w:r>
         <w:t xml:space="preserve">Lección 2: </w:t>
       </w:r>
-      <w:hyperlink w:history="1" r:id="rId4">
+      <w:hyperlink r:id="rId4" w:history="1">
         <w:r>
           <w:rPr>
             <w:rStyle w:val="Hipervnculo"/>
@@ -33116,7 +32315,7 @@
       </w:r>
     </w:p>
   </w:comment>
-  <w:comment w:initials="CC" w:author="Carolina Coca Salazar" w:date="2026-06-04T15:51:00Z" w:id="10">
+  <w:comment w:id="10" w:author="Carolina Coca Salazar" w:date="2026-06-04T15:51:00Z" w:initials="CC">
     <w:p>
       <w:pPr>
         <w:pStyle w:val="Textocomentario"/>
@@ -33132,7 +32331,7 @@
       </w:r>
     </w:p>
   </w:comment>
-  <w:comment w:initials="CC" w:author="Carolina Coca Salazar" w:date="2026-06-04T15:53:00Z" w:id="9">
+  <w:comment w:id="9" w:author="Carolina Coca Salazar" w:date="2026-06-04T15:53:00Z" w:initials="CC">
     <w:p>
       <w:pPr>
         <w:pStyle w:val="Textocomentario"/>
@@ -33199,7 +32398,7 @@
       </w:r>
     </w:p>
   </w:comment>
-  <w:comment w:initials="CC" w:author="Carolina Coca Salazar" w:date="2026-06-04T15:54:00Z" w:id="11">
+  <w:comment w:id="11" w:author="Carolina Coca Salazar" w:date="2026-06-04T15:54:00Z" w:initials="CC">
     <w:p>
       <w:pPr>
         <w:pStyle w:val="Textocomentario"/>
@@ -33210,7 +32409,7 @@
         </w:rPr>
         <w:annotationRef/>
       </w:r>
-      <w:hyperlink w:history="1" r:id="rId6">
+      <w:hyperlink r:id="rId6" w:history="1">
         <w:r>
           <w:rPr>
             <w:rStyle w:val="Hipervnculo"/>
@@ -33220,7 +32419,7 @@
       </w:hyperlink>
     </w:p>
   </w:comment>
-  <w:comment w:initials="CC" w:author="Carolina Coca Salazar" w:date="2026-06-04T21:04:00Z" w:id="12">
+  <w:comment w:id="12" w:author="Carolina Coca Salazar" w:date="2026-06-04T21:04:00Z" w:initials="CC">
     <w:p>
       <w:pPr>
         <w:pStyle w:val="Textocomentario"/>
@@ -33287,7 +32486,7 @@
       </w:r>
     </w:p>
   </w:comment>
-  <w:comment w:initials="CC" w:author="Carolina Coca Salazar" w:date="2026-06-04T21:19:00Z" w:id="13">
+  <w:comment w:id="13" w:author="Carolina Coca Salazar" w:date="2026-06-04T21:19:00Z" w:initials="CC">
     <w:p>
       <w:pPr>
         <w:pStyle w:val="Textocomentario"/>
@@ -33354,7 +32553,7 @@
       </w:r>
     </w:p>
   </w:comment>
-  <w:comment w:initials="CC" w:author="Carolina Coca Salazar" w:date="2026-06-04T21:15:00Z" w:id="14">
+  <w:comment w:id="14" w:author="Carolina Coca Salazar" w:date="2026-06-04T21:15:00Z" w:initials="CC">
     <w:p>
       <w:pPr>
         <w:pStyle w:val="Textocomentario"/>
@@ -33365,7 +32564,7 @@
         </w:rPr>
         <w:annotationRef/>
       </w:r>
-      <w:hyperlink w:history="1" r:id="rId9">
+      <w:hyperlink r:id="rId9" w:history="1">
         <w:r>
           <w:rPr>
             <w:rStyle w:val="Hipervnculo"/>
@@ -33378,7 +32577,7 @@
       </w:r>
     </w:p>
   </w:comment>
-  <w:comment w:initials="CC" w:author="Carolina Coca Salazar" w:date="2026-06-04T21:21:00Z" w:id="15">
+  <w:comment w:id="15" w:author="Carolina Coca Salazar" w:date="2026-06-04T21:21:00Z" w:initials="CC">
     <w:p>
       <w:pPr>
         <w:pStyle w:val="Textocomentario"/>
@@ -33394,7 +32593,7 @@
       </w:r>
     </w:p>
   </w:comment>
-  <w:comment w:initials="CC" w:author="Carolina Coca Salazar" w:date="2026-06-04T21:22:00Z" w:id="16">
+  <w:comment w:id="16" w:author="Carolina Coca Salazar" w:date="2026-06-04T21:22:00Z" w:initials="CC">
     <w:p>
       <w:pPr>
         <w:pStyle w:val="Textocomentario"/>
@@ -33410,7 +32609,7 @@
       </w:r>
     </w:p>
   </w:comment>
-  <w:comment w:initials="CC" w:author="Carolina Coca Salazar" w:date="2026-06-04T21:29:00Z" w:id="17">
+  <w:comment w:id="17" w:author="Carolina Coca Salazar" w:date="2026-06-04T21:29:00Z" w:initials="CC">
     <w:p>
       <w:pPr>
         <w:pStyle w:val="Textocomentario"/>
@@ -33477,7 +32676,7 @@
       </w:r>
     </w:p>
   </w:comment>
-  <w:comment w:initials="CC" w:author="Carolina Coca Salazar" w:date="2026-06-04T21:39:00Z" w:id="18">
+  <w:comment w:id="18" w:author="Carolina Coca Salazar" w:date="2026-06-04T21:39:00Z" w:initials="CC">
     <w:p>
       <w:pPr>
         <w:pStyle w:val="Textocomentario"/>
@@ -33544,7 +32743,7 @@
       </w:r>
     </w:p>
   </w:comment>
-  <w:comment w:initials="CC" w:author="Carolina Coca Salazar" w:date="2026-06-04T21:46:00Z" w:id="19">
+  <w:comment w:id="19" w:author="Carolina Coca Salazar" w:date="2026-06-04T21:46:00Z" w:initials="CC">
     <w:p>
       <w:pPr>
         <w:pStyle w:val="Textocomentario"/>
@@ -33611,7 +32810,7 @@
       </w:r>
     </w:p>
   </w:comment>
-  <w:comment w:initials="CC" w:author="Carolina Coca Salazar" w:date="2026-06-04T21:52:00Z" w:id="20">
+  <w:comment w:id="20" w:author="Carolina Coca Salazar" w:date="2026-06-04T21:52:00Z" w:initials="CC">
     <w:p>
       <w:pPr>
         <w:pStyle w:val="Textocomentario"/>
@@ -33630,7 +32829,7 @@
       <w:pPr>
         <w:pStyle w:val="Textocomentario"/>
       </w:pPr>
-      <w:hyperlink w:history="1" r:id="rId13">
+      <w:hyperlink r:id="rId13" w:history="1">
         <w:r>
           <w:rPr>
             <w:rStyle w:val="Hipervnculo"/>
@@ -33640,7 +32839,7 @@
       </w:hyperlink>
     </w:p>
   </w:comment>
-  <w:comment w:initials="CC" w:author="Carolina Coca Salazar" w:date="2026-06-04T22:04:00Z" w:id="21">
+  <w:comment w:id="21" w:author="Carolina Coca Salazar" w:date="2026-06-04T22:04:00Z" w:initials="CC">
     <w:p>
       <w:pPr>
         <w:pStyle w:val="Textocomentario"/>
@@ -33707,7 +32906,7 @@
       </w:r>
     </w:p>
   </w:comment>
-  <w:comment w:initials="CC" w:author="Carolina Coca Salazar" w:date="2026-06-04T22:09:00Z" w:id="22">
+  <w:comment w:id="22" w:author="Carolina Coca Salazar" w:date="2026-06-04T22:09:00Z" w:initials="CC">
     <w:p>
       <w:pPr>
         <w:pStyle w:val="Textocomentario"/>
@@ -33774,7 +32973,7 @@
       </w:r>
     </w:p>
   </w:comment>
-  <w:comment w:initials="CC" w:author="Carolina Coca Salazar" w:date="2026-06-08T14:52:00Z" w:id="23">
+  <w:comment w:id="23" w:author="Carolina Coca Salazar" w:date="2026-06-08T14:52:00Z" w:initials="CC">
     <w:p>
       <w:pPr>
         <w:pStyle w:val="Textocomentario"/>
@@ -34107,7 +33306,7 @@
       </w:r>
     </w:p>
   </w:comment>
-  <w:comment w:initials="CC" w:author="Carolina Coca Salazar" w:date="2026-06-08T14:54:00Z" w:id="24">
+  <w:comment w:id="24" w:author="Carolina Coca Salazar" w:date="2026-06-08T14:54:00Z" w:initials="CC">
     <w:p>
       <w:pPr>
         <w:pStyle w:val="Textocomentario"/>
@@ -34166,7 +33365,7 @@
       </w:r>
     </w:p>
   </w:comment>
-  <w:comment w:initials="CC" w:author="Carolina Coca Salazar" w:date="2026-06-08T15:00:00Z" w:id="25">
+  <w:comment w:id="25" w:author="Carolina Coca Salazar" w:date="2026-06-08T15:00:00Z" w:initials="CC">
     <w:p>
       <w:pPr>
         <w:pStyle w:val="Textocomentario"/>
@@ -34437,7 +33636,7 @@
       </w:r>
     </w:p>
   </w:comment>
-  <w:comment w:initials="CC" w:author="Carolina Coca Salazar" w:date="2026-06-08T15:24:00Z" w:id="26">
+  <w:comment w:id="26" w:author="Carolina Coca Salazar" w:date="2026-06-08T15:24:00Z" w:initials="CC">
     <w:p>
       <w:pPr>
         <w:pStyle w:val="Textocomentario"/>
@@ -34504,7 +33703,7 @@
       </w:r>
     </w:p>
   </w:comment>
-  <w:comment w:initials="CC" w:author="Carolina Coca Salazar" w:date="2026-06-08T15:28:00Z" w:id="27">
+  <w:comment w:id="27" w:author="Carolina Coca Salazar" w:date="2026-06-08T15:28:00Z" w:initials="CC">
     <w:p>
       <w:pPr>
         <w:pStyle w:val="Textocomentario"/>
@@ -34571,7 +33770,7 @@
       </w:r>
     </w:p>
   </w:comment>
-  <w:comment w:initials="CC" w:author="Carolina Coca Salazar" w:date="2026-06-08T15:28:00Z" w:id="28">
+  <w:comment w:id="28" w:author="Carolina Coca Salazar" w:date="2026-06-08T15:28:00Z" w:initials="CC">
     <w:p>
       <w:pPr>
         <w:pStyle w:val="Textocomentario"/>
@@ -34638,7 +33837,7 @@
       </w:r>
     </w:p>
   </w:comment>
-  <w:comment w:initials="CC" w:author="Carolina Coca Salazar" w:date="2026-06-08T15:35:00Z" w:id="29">
+  <w:comment w:id="29" w:author="Carolina Coca Salazar" w:date="2026-06-08T15:35:00Z" w:initials="CC">
     <w:p>
       <w:pPr>
         <w:pStyle w:val="Textocomentario"/>
@@ -34658,7 +33857,7 @@
       </w:r>
     </w:p>
   </w:comment>
-  <w:comment w:initials="CC" w:author="Carolina Coca Salazar" w:date="2026-06-08T15:36:00Z" w:id="30">
+  <w:comment w:id="30" w:author="Carolina Coca Salazar" w:date="2026-06-08T15:36:00Z" w:initials="CC">
     <w:p>
       <w:pPr>
         <w:pStyle w:val="Textocomentario"/>
@@ -34674,7 +33873,7 @@
       </w:r>
     </w:p>
   </w:comment>
-  <w:comment w:initials="CC" w:author="Carolina Coca Salazar" w:date="2026-06-08T15:51:00Z" w:id="31">
+  <w:comment w:id="31" w:author="Carolina Coca Salazar" w:date="2026-06-08T15:51:00Z" w:initials="CC">
     <w:p>
       <w:pPr>
         <w:pStyle w:val="Textocomentario"/>
@@ -34733,7 +33932,7 @@
       </w:r>
     </w:p>
   </w:comment>
-  <w:comment w:initials="CC" w:author="Carolina Coca Salazar" w:date="2026-06-08T15:51:00Z" w:id="32">
+  <w:comment w:id="32" w:author="Carolina Coca Salazar" w:date="2026-06-08T15:51:00Z" w:initials="CC">
     <w:p>
       <w:pPr>
         <w:pStyle w:val="Textocomentario"/>
@@ -34792,7 +33991,7 @@
       </w:r>
     </w:p>
   </w:comment>
-  <w:comment w:initials="CC" w:author="Carolina Coca Salazar" w:date="2026-06-08T15:54:00Z" w:id="33">
+  <w:comment w:id="33" w:author="Carolina Coca Salazar" w:date="2026-06-08T15:54:00Z" w:initials="CC">
     <w:p>
       <w:pPr>
         <w:pStyle w:val="Textocomentario"/>
@@ -34811,7 +34010,7 @@
       <w:pPr>
         <w:pStyle w:val="Textocomentario"/>
       </w:pPr>
-      <w:hyperlink w:history="1" w:anchor="/curso/tema16" r:id="rId29">
+      <w:hyperlink r:id="rId29" w:anchor="/curso/tema16" w:history="1">
         <w:r>
           <w:rPr>
             <w:rStyle w:val="Hipervnculo"/>
@@ -34821,7 +34020,7 @@
       </w:hyperlink>
     </w:p>
   </w:comment>
-  <w:comment w:initials="CC" w:author="Carolina Coca Salazar" w:date="2026-06-08T16:06:00Z" w:id="34">
+  <w:comment w:id="34" w:author="Carolina Coca Salazar" w:date="2026-06-08T16:06:00Z" w:initials="CC">
     <w:p>
       <w:pPr>
         <w:pStyle w:val="Textocomentario"/>
@@ -34880,7 +34079,7 @@
       </w:r>
     </w:p>
   </w:comment>
-  <w:comment w:initials="CC" w:author="Carolina Coca Salazar" w:date="2026-06-08T16:39:00Z" w:id="35">
+  <w:comment w:id="35" w:author="Carolina Coca Salazar" w:date="2026-06-08T16:39:00Z" w:initials="CC">
     <w:p>
       <w:pPr>
         <w:pStyle w:val="Textocomentario"/>
@@ -34900,7 +34099,7 @@
 </file>
 
 <file path=word/commentsExtended.xml><?xml version="1.0" encoding="utf-8"?>
-<w15:commentsEx xmlns:wpc="http://schemas.microsoft.com/office/word/2010/wordprocessingCanvas" xmlns:cx="http://schemas.microsoft.com/office/drawing/2014/chartex" xmlns:cx1="http://schemas.microsoft.com/office/drawing/2015/9/8/chartex" xmlns:cx2="http://schemas.microsoft.com/office/drawing/2015/10/21/chartex" xmlns:cx3="http://schemas.microsoft.com/office/drawing/2016/5/9/chartex" xmlns:cx4="http://schemas.microsoft.com/office/drawing/2016/5/10/chartex" xmlns:cx5="http://schemas.microsoft.com/office/drawing/2016/5/11/chartex" xmlns:cx6="http://schemas.microsoft.com/office/drawing/2016/5/12/chartex" xmlns:cx7="http://schemas.microsoft.com/office/drawing/2016/5/13/chartex" xmlns:cx8="http://schemas.microsoft.com/office/drawing/2016/5/14/chartex" xmlns:mc="http://schemas.openxmlformats.org/markup-compatibility/2006" xmlns:aink="http://schemas.microsoft.com/office/drawing/2016/ink" xmlns:am3d="http://schemas.microsoft.com/office/drawing/2017/model3d" xmlns:o="urn:schemas-microsoft-com:office:office" xmlns:oel="http://schemas.microsoft.com/office/2019/extlst" xmlns:r="http://schemas.openxmlformats.org/officeDocument/2006/relationships" xmlns:m="http://schemas.openxmlformats.org/officeDocument/2006/math" xmlns:v="urn:schemas-microsoft-com:vml" xmlns:wp14="http://schemas.microsoft.com/office/word/2010/wordprocessingDrawing" xmlns:wp="http://schemas.openxmlformats.org/drawingml/2006/wordprocessingDrawing" xmlns:w10="urn:schemas-microsoft-com:office:word" xmlns:w="http://schemas.openxmlformats.org/wordprocessingml/2006/main" xmlns:w14="http://schemas.microsoft.com/office/word/2010/wordml" xmlns:w15="http://schemas.microsoft.com/office/word/2012/wordml" xmlns:w16cei="http://schemas.microsoft.com/office/word/2026/wordml/cei" xmlns:w16cex="http://schemas.microsoft.com/office/word/2018/wordml/cex" xmlns:w16cid="http://schemas.microsoft.com/office/word/2016/wordml/cid" xmlns:w16="http://schemas.microsoft.com/office/word/2018/wordml" xmlns:w16du="http://schemas.microsoft.com/office/word/2023/wordml/word16du" xmlns:w16sdtdh="http://schemas.microsoft.com/office/word/2020/wordml/sdtdatahash" xmlns:w16sdtfl="http://schemas.microsoft.com/office/word/2024/wordml/sdtformatlock" xmlns:w16se="http://schemas.microsoft.com/office/word/2015/wordml/symex" xmlns:wpg="http://schemas.microsoft.com/office/word/2010/wordprocessingGroup" xmlns:wpi="http://schemas.microsoft.com/office/word/2010/wordprocessingInk" xmlns:wne="http://schemas.microsoft.com/office/word/2006/wordml" xmlns:wps="http://schemas.microsoft.com/office/word/2010/wordprocessingShape" mc:Ignorable="w14 w15 w16se w16cid w16 w16cex w16sdtdh w16sdtfl w16du wp14">
+<w15:commentsEx xmlns:wpc="http://schemas.microsoft.com/office/word/2010/wordprocessingCanvas" xmlns:cx="http://schemas.microsoft.com/office/drawing/2014/chartex" xmlns:cx1="http://schemas.microsoft.com/office/drawing/2015/9/8/chartex" xmlns:cx2="http://schemas.microsoft.com/office/drawing/2015/10/21/chartex" xmlns:cx3="http://schemas.microsoft.com/office/drawing/2016/5/9/chartex" xmlns:cx4="http://schemas.microsoft.com/office/drawing/2016/5/10/chartex" xmlns:cx5="http://schemas.microsoft.com/office/drawing/2016/5/11/chartex" xmlns:cx6="http://schemas.microsoft.com/office/drawing/2016/5/12/chartex" xmlns:cx7="http://schemas.microsoft.com/office/drawing/2016/5/13/chartex" xmlns:cx8="http://schemas.microsoft.com/office/drawing/2016/5/14/chartex" xmlns:mc="http://schemas.openxmlformats.org/markup-compatibility/2006" xmlns:m="http://schemas.openxmlformats.org/officeDocument/2006/math" xmlns:aink="http://schemas.microsoft.com/office/drawing/2016/ink" xmlns:am3d="http://schemas.microsoft.com/office/drawing/2017/model3d" xmlns:oel="http://schemas.microsoft.com/office/2019/extlst" xmlns:r="http://schemas.openxmlformats.org/officeDocument/2006/relationships" xmlns:wp14="http://schemas.microsoft.com/office/word/2010/wordprocessingDrawing" xmlns:wp="http://schemas.openxmlformats.org/drawingml/2006/wordprocessingDrawing" xmlns:wpg="http://schemas.microsoft.com/office/word/2010/wordprocessingGroup" xmlns:wpi="http://schemas.microsoft.com/office/word/2010/wordprocessingInk" xmlns:wps="http://schemas.microsoft.com/office/word/2010/wordprocessingShape" xmlns:o="urn:schemas-microsoft-com:office:office" xmlns:v="urn:schemas-microsoft-com:vml" xmlns:w10="urn:schemas-microsoft-com:office:word" xmlns:w="http://schemas.openxmlformats.org/wordprocessingml/2006/main" xmlns:w14="http://schemas.microsoft.com/office/word/2010/wordml" xmlns:w15="http://schemas.microsoft.com/office/word/2012/wordml" xmlns:w16cex="http://schemas.microsoft.com/office/word/2018/wordml/cex" xmlns:w16cid="http://schemas.microsoft.com/office/word/2016/wordml/cid" xmlns:w16="http://schemas.microsoft.com/office/word/2018/wordml" xmlns:w16sdtdh="http://schemas.microsoft.com/office/word/2020/wordml/sdtdatahash" xmlns:w16sdtfl="http://schemas.microsoft.com/office/word/2024/wordml/sdtformatlock" xmlns:w16se="http://schemas.microsoft.com/office/word/2015/wordml/symex" xmlns:w16du="http://schemas.microsoft.com/office/word/2023/wordml/word16du" xmlns:wne="http://schemas.microsoft.com/office/word/2006/wordml" mc:Ignorable="w14 w15 w16se w16cid w16 w16cex w16sdtdh w16sdtfl w16du wp14">
   <w15:commentEx w15:paraId="2E104BBC" w15:done="0"/>
   <w15:commentEx w15:paraId="6749F0AF" w15:done="0"/>
   <w15:commentEx w15:paraId="40BE3CBE" w15:done="0"/>
@@ -34940,7 +34139,7 @@
 </file>
 
 <file path=word/commentsExtensible.xml><?xml version="1.0" encoding="utf-8"?>
-<w16cex:commentsExtensible xmlns:wpc="http://schemas.microsoft.com/office/word/2010/wordprocessingCanvas" xmlns:cx="http://schemas.microsoft.com/office/drawing/2014/chartex" xmlns:cx1="http://schemas.microsoft.com/office/drawing/2015/9/8/chartex" xmlns:cx2="http://schemas.microsoft.com/office/drawing/2015/10/21/chartex" xmlns:cx3="http://schemas.microsoft.com/office/drawing/2016/5/9/chartex" xmlns:cx4="http://schemas.microsoft.com/office/drawing/2016/5/10/chartex" xmlns:cx5="http://schemas.microsoft.com/office/drawing/2016/5/11/chartex" xmlns:cx6="http://schemas.microsoft.com/office/drawing/2016/5/12/chartex" xmlns:cx7="http://schemas.microsoft.com/office/drawing/2016/5/13/chartex" xmlns:cx8="http://schemas.microsoft.com/office/drawing/2016/5/14/chartex" xmlns:cr="http://schemas.microsoft.com/office/comments/2020/reactions" xmlns:mc="http://schemas.openxmlformats.org/markup-compatibility/2006" xmlns:aink="http://schemas.microsoft.com/office/drawing/2016/ink" xmlns:am3d="http://schemas.microsoft.com/office/drawing/2017/model3d" xmlns:o="urn:schemas-microsoft-com:office:office" xmlns:oel="http://schemas.microsoft.com/office/2019/extlst" xmlns:r="http://schemas.openxmlformats.org/officeDocument/2006/relationships" xmlns:m="http://schemas.openxmlformats.org/officeDocument/2006/math" xmlns:v="urn:schemas-microsoft-com:vml" xmlns:wp14="http://schemas.microsoft.com/office/word/2010/wordprocessingDrawing" xmlns:wp="http://schemas.openxmlformats.org/drawingml/2006/wordprocessingDrawing" xmlns:w10="urn:schemas-microsoft-com:office:word" xmlns:w="http://schemas.openxmlformats.org/wordprocessingml/2006/main" xmlns:w14="http://schemas.microsoft.com/office/word/2010/wordml" xmlns:w15="http://schemas.microsoft.com/office/word/2012/wordml" xmlns:w16cei="http://schemas.microsoft.com/office/word/2026/wordml/cei" xmlns:w16cex="http://schemas.microsoft.com/office/word/2018/wordml/cex" xmlns:w16cid="http://schemas.microsoft.com/office/word/2016/wordml/cid" xmlns:w16="http://schemas.microsoft.com/office/word/2018/wordml" xmlns:w16du="http://schemas.microsoft.com/office/word/2023/wordml/word16du" xmlns:w16sdtdh="http://schemas.microsoft.com/office/word/2020/wordml/sdtdatahash" xmlns:w16sdtfl="http://schemas.microsoft.com/office/word/2024/wordml/sdtformatlock" xmlns:w16se="http://schemas.microsoft.com/office/word/2015/wordml/symex" xmlns:wpg="http://schemas.microsoft.com/office/word/2010/wordprocessingGroup" xmlns:wpi="http://schemas.microsoft.com/office/word/2010/wordprocessingInk" xmlns:wne="http://schemas.microsoft.com/office/word/2006/wordml" xmlns:wps="http://schemas.microsoft.com/office/word/2010/wordprocessingShape" mc:Ignorable="w14 w15 w16se w16cid w16 w16cex w16sdtdh w16sdtfl cr w16du wp14">
+<w16cex:commentsExtensible xmlns:wpc="http://schemas.microsoft.com/office/word/2010/wordprocessingCanvas" xmlns:cx="http://schemas.microsoft.com/office/drawing/2014/chartex" xmlns:cx1="http://schemas.microsoft.com/office/drawing/2015/9/8/chartex" xmlns:cx2="http://schemas.microsoft.com/office/drawing/2015/10/21/chartex" xmlns:cx3="http://schemas.microsoft.com/office/drawing/2016/5/9/chartex" xmlns:cx4="http://schemas.microsoft.com/office/drawing/2016/5/10/chartex" xmlns:cx5="http://schemas.microsoft.com/office/drawing/2016/5/11/chartex" xmlns:cx6="http://schemas.microsoft.com/office/drawing/2016/5/12/chartex" xmlns:cx7="http://schemas.microsoft.com/office/drawing/2016/5/13/chartex" xmlns:cx8="http://schemas.microsoft.com/office/drawing/2016/5/14/chartex" xmlns:cr="http://schemas.microsoft.com/office/comments/2020/reactions" xmlns:mc="http://schemas.openxmlformats.org/markup-compatibility/2006" xmlns:m="http://schemas.openxmlformats.org/officeDocument/2006/math" xmlns:aink="http://schemas.microsoft.com/office/drawing/2016/ink" xmlns:am3d="http://schemas.microsoft.com/office/drawing/2017/model3d" xmlns:oel="http://schemas.microsoft.com/office/2019/extlst" xmlns:r="http://schemas.openxmlformats.org/officeDocument/2006/relationships" xmlns:wp14="http://schemas.microsoft.com/office/word/2010/wordprocessingDrawing" xmlns:wp="http://schemas.openxmlformats.org/drawingml/2006/wordprocessingDrawing" xmlns:wpg="http://schemas.microsoft.com/office/word/2010/wordprocessingGroup" xmlns:wpi="http://schemas.microsoft.com/office/word/2010/wordprocessingInk" xmlns:wps="http://schemas.microsoft.com/office/word/2010/wordprocessingShape" xmlns:o="urn:schemas-microsoft-com:office:office" xmlns:v="urn:schemas-microsoft-com:vml" xmlns:w10="urn:schemas-microsoft-com:office:word" xmlns:w="http://schemas.openxmlformats.org/wordprocessingml/2006/main" xmlns:w14="http://schemas.microsoft.com/office/word/2010/wordml" xmlns:w15="http://schemas.microsoft.com/office/word/2012/wordml" xmlns:w16cex="http://schemas.microsoft.com/office/word/2018/wordml/cex" xmlns:w16cid="http://schemas.microsoft.com/office/word/2016/wordml/cid" xmlns:w16="http://schemas.microsoft.com/office/word/2018/wordml" xmlns:w16sdtdh="http://schemas.microsoft.com/office/word/2020/wordml/sdtdatahash" xmlns:w16sdtfl="http://schemas.microsoft.com/office/word/2024/wordml/sdtformatlock" xmlns:w16se="http://schemas.microsoft.com/office/word/2015/wordml/symex" xmlns:w16du="http://schemas.microsoft.com/office/word/2023/wordml/word16du" xmlns:wne="http://schemas.microsoft.com/office/word/2006/wordml" mc:Ignorable="w14 w15 w16se w16cid w16 w16cex w16sdtdh w16sdtfl cr w16du wp14">
   <w16cex:commentExtensible w16cex:durableId="0389896A" w16cex:dateUtc="2026-06-03T20:36:00Z"/>
   <w16cex:commentExtensible w16cex:durableId="3DCA504B" w16cex:dateUtc="2026-06-03T20:38:00Z"/>
   <w16cex:commentExtensible w16cex:durableId="47D64B5E" w16cex:dateUtc="2026-06-03T20:46:00Z"/>
@@ -34980,7 +34179,7 @@
 </file>
 
 <file path=word/commentsIds.xml><?xml version="1.0" encoding="utf-8"?>
-<w16cid:commentsIds xmlns:wpc="http://schemas.microsoft.com/office/word/2010/wordprocessingCanvas" xmlns:cx="http://schemas.microsoft.com/office/drawing/2014/chartex" xmlns:cx1="http://schemas.microsoft.com/office/drawing/2015/9/8/chartex" xmlns:cx2="http://schemas.microsoft.com/office/drawing/2015/10/21/chartex" xmlns:cx3="http://schemas.microsoft.com/office/drawing/2016/5/9/chartex" xmlns:cx4="http://schemas.microsoft.com/office/drawing/2016/5/10/chartex" xmlns:cx5="http://schemas.microsoft.com/office/drawing/2016/5/11/chartex" xmlns:cx6="http://schemas.microsoft.com/office/drawing/2016/5/12/chartex" xmlns:cx7="http://schemas.microsoft.com/office/drawing/2016/5/13/chartex" xmlns:cx8="http://schemas.microsoft.com/office/drawing/2016/5/14/chartex" xmlns:mc="http://schemas.openxmlformats.org/markup-compatibility/2006" xmlns:aink="http://schemas.microsoft.com/office/drawing/2016/ink" xmlns:am3d="http://schemas.microsoft.com/office/drawing/2017/model3d" xmlns:o="urn:schemas-microsoft-com:office:office" xmlns:oel="http://schemas.microsoft.com/office/2019/extlst" xmlns:r="http://schemas.openxmlformats.org/officeDocument/2006/relationships" xmlns:m="http://schemas.openxmlformats.org/officeDocument/2006/math" xmlns:v="urn:schemas-microsoft-com:vml" xmlns:wp14="http://schemas.microsoft.com/office/word/2010/wordprocessingDrawing" xmlns:wp="http://schemas.openxmlformats.org/drawingml/2006/wordprocessingDrawing" xmlns:w10="urn:schemas-microsoft-com:office:word" xmlns:w="http://schemas.openxmlformats.org/wordprocessingml/2006/main" xmlns:w14="http://schemas.microsoft.com/office/word/2010/wordml" xmlns:w15="http://schemas.microsoft.com/office/word/2012/wordml" xmlns:w16cei="http://schemas.microsoft.com/office/word/2026/wordml/cei" xmlns:w16cex="http://schemas.microsoft.com/office/word/2018/wordml/cex" xmlns:w16cid="http://schemas.microsoft.com/office/word/2016/wordml/cid" xmlns:w16="http://schemas.microsoft.com/office/word/2018/wordml" xmlns:w16du="http://schemas.microsoft.com/office/word/2023/wordml/word16du" xmlns:w16sdtdh="http://schemas.microsoft.com/office/word/2020/wordml/sdtdatahash" xmlns:w16sdtfl="http://schemas.microsoft.com/office/word/2024/wordml/sdtformatlock" xmlns:w16se="http://schemas.microsoft.com/office/word/2015/wordml/symex" xmlns:wpg="http://schemas.microsoft.com/office/word/2010/wordprocessingGroup" xmlns:wpi="http://schemas.microsoft.com/office/word/2010/wordprocessingInk" xmlns:wne="http://schemas.microsoft.com/office/word/2006/wordml" xmlns:wps="http://schemas.microsoft.com/office/word/2010/wordprocessingShape" mc:Ignorable="w14 w15 w16se w16cid w16 w16cex w16sdtdh w16sdtfl w16du wp14">
+<w16cid:commentsIds xmlns:wpc="http://schemas.microsoft.com/office/word/2010/wordprocessingCanvas" xmlns:cx="http://schemas.microsoft.com/office/drawing/2014/chartex" xmlns:cx1="http://schemas.microsoft.com/office/drawing/2015/9/8/chartex" xmlns:cx2="http://schemas.microsoft.com/office/drawing/2015/10/21/chartex" xmlns:cx3="http://schemas.microsoft.com/office/drawing/2016/5/9/chartex" xmlns:cx4="http://schemas.microsoft.com/office/drawing/2016/5/10/chartex" xmlns:cx5="http://schemas.microsoft.com/office/drawing/2016/5/11/chartex" xmlns:cx6="http://schemas.microsoft.com/office/drawing/2016/5/12/chartex" xmlns:cx7="http://schemas.microsoft.com/office/drawing/2016/5/13/chartex" xmlns:cx8="http://schemas.microsoft.com/office/drawing/2016/5/14/chartex" xmlns:mc="http://schemas.openxmlformats.org/markup-compatibility/2006" xmlns:m="http://schemas.openxmlformats.org/officeDocument/2006/math" xmlns:aink="http://schemas.microsoft.com/office/drawing/2016/ink" xmlns:am3d="http://schemas.microsoft.com/office/drawing/2017/model3d" xmlns:oel="http://schemas.microsoft.com/office/2019/extlst" xmlns:r="http://schemas.openxmlformats.org/officeDocument/2006/relationships" xmlns:wp14="http://schemas.microsoft.com/office/word/2010/wordprocessingDrawing" xmlns:wp="http://schemas.openxmlformats.org/drawingml/2006/wordprocessingDrawing" xmlns:wpg="http://schemas.microsoft.com/office/word/2010/wordprocessingGroup" xmlns:wpi="http://schemas.microsoft.com/office/word/2010/wordprocessingInk" xmlns:wps="http://schemas.microsoft.com/office/word/2010/wordprocessingShape" xmlns:o="urn:schemas-microsoft-com:office:office" xmlns:v="urn:schemas-microsoft-com:vml" xmlns:w10="urn:schemas-microsoft-com:office:word" xmlns:w="http://schemas.openxmlformats.org/wordprocessingml/2006/main" xmlns:w14="http://schemas.microsoft.com/office/word/2010/wordml" xmlns:w15="http://schemas.microsoft.com/office/word/2012/wordml" xmlns:w16cex="http://schemas.microsoft.com/office/word/2018/wordml/cex" xmlns:w16cid="http://schemas.microsoft.com/office/word/2016/wordml/cid" xmlns:w16="http://schemas.microsoft.com/office/word/2018/wordml" xmlns:w16sdtdh="http://schemas.microsoft.com/office/word/2020/wordml/sdtdatahash" xmlns:w16sdtfl="http://schemas.microsoft.com/office/word/2024/wordml/sdtformatlock" xmlns:w16se="http://schemas.microsoft.com/office/word/2015/wordml/symex" xmlns:w16du="http://schemas.microsoft.com/office/word/2023/wordml/word16du" xmlns:wne="http://schemas.microsoft.com/office/word/2006/wordml" mc:Ignorable="w14 w15 w16se w16cid w16 w16cex w16sdtdh w16sdtfl w16du wp14">
   <w16cid:commentId w16cid:paraId="2E104BBC" w16cid:durableId="0389896A"/>
   <w16cid:commentId w16cid:paraId="6749F0AF" w16cid:durableId="3DCA504B"/>
   <w16cid:commentId w16cid:paraId="40BE3CBE" w16cid:durableId="47D64B5E"/>
@@ -35020,7 +34219,7 @@
 </file>
 
 <file path=word/endnotes.xml><?xml version="1.0" encoding="utf-8"?>
-<w:endnotes xmlns:wpc="http://schemas.microsoft.com/office/word/2010/wordprocessingCanvas" xmlns:cx="http://schemas.microsoft.com/office/drawing/2014/chartex" xmlns:cx1="http://schemas.microsoft.com/office/drawing/2015/9/8/chartex" xmlns:cx2="http://schemas.microsoft.com/office/drawing/2015/10/21/chartex" xmlns:cx3="http://schemas.microsoft.com/office/drawing/2016/5/9/chartex" xmlns:cx4="http://schemas.microsoft.com/office/drawing/2016/5/10/chartex" xmlns:cx5="http://schemas.microsoft.com/office/drawing/2016/5/11/chartex" xmlns:cx6="http://schemas.microsoft.com/office/drawing/2016/5/12/chartex" xmlns:cx7="http://schemas.microsoft.com/office/drawing/2016/5/13/chartex" xmlns:cx8="http://schemas.microsoft.com/office/drawing/2016/5/14/chartex" xmlns:mc="http://schemas.openxmlformats.org/markup-compatibility/2006" xmlns:aink="http://schemas.microsoft.com/office/drawing/2016/ink" xmlns:am3d="http://schemas.microsoft.com/office/drawing/2017/model3d" xmlns:o="urn:schemas-microsoft-com:office:office" xmlns:oel="http://schemas.microsoft.com/office/2019/extlst" xmlns:r="http://schemas.openxmlformats.org/officeDocument/2006/relationships" xmlns:m="http://schemas.openxmlformats.org/officeDocument/2006/math" xmlns:v="urn:schemas-microsoft-com:vml" xmlns:wp14="http://schemas.microsoft.com/office/word/2010/wordprocessingDrawing" xmlns:wp="http://schemas.openxmlformats.org/drawingml/2006/wordprocessingDrawing" xmlns:w10="urn:schemas-microsoft-com:office:word" xmlns:w="http://schemas.openxmlformats.org/wordprocessingml/2006/main" xmlns:w14="http://schemas.microsoft.com/office/word/2010/wordml" xmlns:w15="http://schemas.microsoft.com/office/word/2012/wordml" xmlns:w16cei="http://schemas.microsoft.com/office/word/2026/wordml/cei" xmlns:w16cex="http://schemas.microsoft.com/office/word/2018/wordml/cex" xmlns:w16cid="http://schemas.microsoft.com/office/word/2016/wordml/cid" xmlns:w16="http://schemas.microsoft.com/office/word/2018/wordml" xmlns:w16du="http://schemas.microsoft.com/office/word/2023/wordml/word16du" xmlns:w16sdtdh="http://schemas.microsoft.com/office/word/2020/wordml/sdtdatahash" xmlns:w16sdtfl="http://schemas.microsoft.com/office/word/2024/wordml/sdtformatlock" xmlns:w16se="http://schemas.microsoft.com/office/word/2015/wordml/symex" xmlns:wpg="http://schemas.microsoft.com/office/word/2010/wordprocessingGroup" xmlns:wpi="http://schemas.microsoft.com/office/word/2010/wordprocessingInk" xmlns:wne="http://schemas.microsoft.com/office/word/2006/wordml" xmlns:wps="http://schemas.microsoft.com/office/word/2010/wordprocessingShape" mc:Ignorable="w14 w15 w16se w16cid w16 w16cex w16sdtdh w16sdtfl w16du wp14">
+<w:endnotes xmlns:wpc="http://schemas.microsoft.com/office/word/2010/wordprocessingCanvas" xmlns:cx="http://schemas.microsoft.com/office/drawing/2014/chartex" xmlns:cx1="http://schemas.microsoft.com/office/drawing/2015/9/8/chartex" xmlns:cx2="http://schemas.microsoft.com/office/drawing/2015/10/21/chartex" xmlns:cx3="http://schemas.microsoft.com/office/drawing/2016/5/9/chartex" xmlns:cx4="http://schemas.microsoft.com/office/drawing/2016/5/10/chartex" xmlns:cx5="http://schemas.microsoft.com/office/drawing/2016/5/11/chartex" xmlns:cx6="http://schemas.microsoft.com/office/drawing/2016/5/12/chartex" xmlns:cx7="http://schemas.microsoft.com/office/drawing/2016/5/13/chartex" xmlns:cx8="http://schemas.microsoft.com/office/drawing/2016/5/14/chartex" xmlns:mc="http://schemas.openxmlformats.org/markup-compatibility/2006" xmlns:m="http://schemas.openxmlformats.org/officeDocument/2006/math" xmlns:aink="http://schemas.microsoft.com/office/drawing/2016/ink" xmlns:am3d="http://schemas.microsoft.com/office/drawing/2017/model3d" xmlns:oel="http://schemas.microsoft.com/office/2019/extlst" xmlns:r="http://schemas.openxmlformats.org/officeDocument/2006/relationships" xmlns:wp14="http://schemas.microsoft.com/office/word/2010/wordprocessingDrawing" xmlns:wp="http://schemas.openxmlformats.org/drawingml/2006/wordprocessingDrawing" xmlns:wpg="http://schemas.microsoft.com/office/word/2010/wordprocessingGroup" xmlns:wpi="http://schemas.microsoft.com/office/word/2010/wordprocessingInk" xmlns:wps="http://schemas.microsoft.com/office/word/2010/wordprocessingShape" xmlns:o="urn:schemas-microsoft-com:office:office" xmlns:v="urn:schemas-microsoft-com:vml" xmlns:w10="urn:schemas-microsoft-com:office:word" xmlns:w="http://schemas.openxmlformats.org/wordprocessingml/2006/main" xmlns:w14="http://schemas.microsoft.com/office/word/2010/wordml" xmlns:w15="http://schemas.microsoft.com/office/word/2012/wordml" xmlns:w16cex="http://schemas.microsoft.com/office/word/2018/wordml/cex" xmlns:w16cid="http://schemas.microsoft.com/office/word/2016/wordml/cid" xmlns:w16="http://schemas.microsoft.com/office/word/2018/wordml" xmlns:w16sdtdh="http://schemas.microsoft.com/office/word/2020/wordml/sdtdatahash" xmlns:w16sdtfl="http://schemas.microsoft.com/office/word/2024/wordml/sdtformatlock" xmlns:w16se="http://schemas.microsoft.com/office/word/2015/wordml/symex" xmlns:w16du="http://schemas.microsoft.com/office/word/2023/wordml/word16du" xmlns:wne="http://schemas.microsoft.com/office/word/2006/wordml" mc:Ignorable="w14 w15 w16se w16cid w16 w16cex w16sdtdh w16sdtfl w16du wp14">
   <w:endnote w:type="separator" w:id="-1">
     <w:p>
       <w:pPr>
@@ -35045,7 +34244,7 @@
 </file>
 
 <file path=word/footer1.xml><?xml version="1.0" encoding="utf-8"?>
-<w:ftr xmlns:wpc="http://schemas.microsoft.com/office/word/2010/wordprocessingCanvas" xmlns:cx="http://schemas.microsoft.com/office/drawing/2014/chartex" xmlns:cx1="http://schemas.microsoft.com/office/drawing/2015/9/8/chartex" xmlns:cx2="http://schemas.microsoft.com/office/drawing/2015/10/21/chartex" xmlns:cx3="http://schemas.microsoft.com/office/drawing/2016/5/9/chartex" xmlns:cx4="http://schemas.microsoft.com/office/drawing/2016/5/10/chartex" xmlns:cx5="http://schemas.microsoft.com/office/drawing/2016/5/11/chartex" xmlns:cx6="http://schemas.microsoft.com/office/drawing/2016/5/12/chartex" xmlns:cx7="http://schemas.microsoft.com/office/drawing/2016/5/13/chartex" xmlns:cx8="http://schemas.microsoft.com/office/drawing/2016/5/14/chartex" xmlns:mc="http://schemas.openxmlformats.org/markup-compatibility/2006" xmlns:aink="http://schemas.microsoft.com/office/drawing/2016/ink" xmlns:am3d="http://schemas.microsoft.com/office/drawing/2017/model3d" xmlns:o="urn:schemas-microsoft-com:office:office" xmlns:oel="http://schemas.microsoft.com/office/2019/extlst" xmlns:r="http://schemas.openxmlformats.org/officeDocument/2006/relationships" xmlns:m="http://schemas.openxmlformats.org/officeDocument/2006/math" xmlns:v="urn:schemas-microsoft-com:vml" xmlns:wp14="http://schemas.microsoft.com/office/word/2010/wordprocessingDrawing" xmlns:wp="http://schemas.openxmlformats.org/drawingml/2006/wordprocessingDrawing" xmlns:w10="urn:schemas-microsoft-com:office:word" xmlns:w="http://schemas.openxmlformats.org/wordprocessingml/2006/main" xmlns:w14="http://schemas.microsoft.com/office/word/2010/wordml" xmlns:w15="http://schemas.microsoft.com/office/word/2012/wordml" xmlns:w16cei="http://schemas.microsoft.com/office/word/2026/wordml/cei" xmlns:w16cex="http://schemas.microsoft.com/office/word/2018/wordml/cex" xmlns:w16cid="http://schemas.microsoft.com/office/word/2016/wordml/cid" xmlns:w16="http://schemas.microsoft.com/office/word/2018/wordml" xmlns:w16du="http://schemas.microsoft.com/office/word/2023/wordml/word16du" xmlns:w16sdtdh="http://schemas.microsoft.com/office/word/2020/wordml/sdtdatahash" xmlns:w16sdtfl="http://schemas.microsoft.com/office/word/2024/wordml/sdtformatlock" xmlns:w16se="http://schemas.microsoft.com/office/word/2015/wordml/symex" xmlns:wpg="http://schemas.microsoft.com/office/word/2010/wordprocessingGroup" xmlns:wpi="http://schemas.microsoft.com/office/word/2010/wordprocessingInk" xmlns:wne="http://schemas.microsoft.com/office/word/2006/wordml" xmlns:wps="http://schemas.microsoft.com/office/word/2010/wordprocessingShape" mc:Ignorable="w14 w15 w16se w16cid w16 w16cex w16sdtdh w16sdtfl w16du wp14">
+<w:ftr xmlns:wpc="http://schemas.microsoft.com/office/word/2010/wordprocessingCanvas" xmlns:cx="http://schemas.microsoft.com/office/drawing/2014/chartex" xmlns:cx1="http://schemas.microsoft.com/office/drawing/2015/9/8/chartex" xmlns:cx2="http://schemas.microsoft.com/office/drawing/2015/10/21/chartex" xmlns:cx3="http://schemas.microsoft.com/office/drawing/2016/5/9/chartex" xmlns:cx4="http://schemas.microsoft.com/office/drawing/2016/5/10/chartex" xmlns:cx5="http://schemas.microsoft.com/office/drawing/2016/5/11/chartex" xmlns:cx6="http://schemas.microsoft.com/office/drawing/2016/5/12/chartex" xmlns:cx7="http://schemas.microsoft.com/office/drawing/2016/5/13/chartex" xmlns:cx8="http://schemas.microsoft.com/office/drawing/2016/5/14/chartex" xmlns:mc="http://schemas.openxmlformats.org/markup-compatibility/2006" xmlns:m="http://schemas.openxmlformats.org/officeDocument/2006/math" xmlns:aink="http://schemas.microsoft.com/office/drawing/2016/ink" xmlns:am3d="http://schemas.microsoft.com/office/drawing/2017/model3d" xmlns:oel="http://schemas.microsoft.com/office/2019/extlst" xmlns:r="http://schemas.openxmlformats.org/officeDocument/2006/relationships" xmlns:wp14="http://schemas.microsoft.com/office/word/2010/wordprocessingDrawing" xmlns:wp="http://schemas.openxmlformats.org/drawingml/2006/wordprocessingDrawing" xmlns:wpg="http://schemas.microsoft.com/office/word/2010/wordprocessingGroup" xmlns:wpi="http://schemas.microsoft.com/office/word/2010/wordprocessingInk" xmlns:wps="http://schemas.microsoft.com/office/word/2010/wordprocessingShape" xmlns:o="urn:schemas-microsoft-com:office:office" xmlns:v="urn:schemas-microsoft-com:vml" xmlns:w10="urn:schemas-microsoft-com:office:word" xmlns:w="http://schemas.openxmlformats.org/wordprocessingml/2006/main" xmlns:w14="http://schemas.microsoft.com/office/word/2010/wordml" xmlns:w15="http://schemas.microsoft.com/office/word/2012/wordml" xmlns:w16cex="http://schemas.microsoft.com/office/word/2018/wordml/cex" xmlns:w16cid="http://schemas.microsoft.com/office/word/2016/wordml/cid" xmlns:w16="http://schemas.microsoft.com/office/word/2018/wordml" xmlns:w16sdtdh="http://schemas.microsoft.com/office/word/2020/wordml/sdtdatahash" xmlns:w16sdtfl="http://schemas.microsoft.com/office/word/2024/wordml/sdtformatlock" xmlns:w16se="http://schemas.microsoft.com/office/word/2015/wordml/symex" xmlns:w16du="http://schemas.microsoft.com/office/word/2023/wordml/word16du" xmlns:wne="http://schemas.microsoft.com/office/word/2006/wordml" mc:Ignorable="w14 w15 w16se w16cid w16 w16cex w16sdtdh w16sdtfl w16du wp14">
   <w:p>
     <w:pPr>
       <w:pBdr>
@@ -35076,7 +34275,7 @@
       <w:ind w:left="-2" w:hanging="2"/>
       <w:jc w:val="right"/>
       <w:rPr>
-        <w:rFonts w:ascii="Times New Roman" w:hAnsi="Times New Roman" w:eastAsia="Times New Roman" w:cs="Times New Roman"/>
+        <w:rFonts w:ascii="Times New Roman" w:eastAsia="Times New Roman" w:hAnsi="Times New Roman" w:cs="Times New Roman"/>
         <w:sz w:val="24"/>
         <w:szCs w:val="24"/>
       </w:rPr>
@@ -35086,7 +34285,7 @@
     <w:pPr>
       <w:spacing w:line="240" w:lineRule="auto"/>
       <w:rPr>
-        <w:rFonts w:ascii="Times New Roman" w:hAnsi="Times New Roman" w:eastAsia="Times New Roman" w:cs="Times New Roman"/>
+        <w:rFonts w:ascii="Times New Roman" w:eastAsia="Times New Roman" w:hAnsi="Times New Roman" w:cs="Times New Roman"/>
         <w:sz w:val="24"/>
         <w:szCs w:val="24"/>
       </w:rPr>
@@ -35144,7 +34343,7 @@
 </file>
 
 <file path=word/footnotes.xml><?xml version="1.0" encoding="utf-8"?>
-<w:footnotes xmlns:wpc="http://schemas.microsoft.com/office/word/2010/wordprocessingCanvas" xmlns:cx="http://schemas.microsoft.com/office/drawing/2014/chartex" xmlns:cx1="http://schemas.microsoft.com/office/drawing/2015/9/8/chartex" xmlns:cx2="http://schemas.microsoft.com/office/drawing/2015/10/21/chartex" xmlns:cx3="http://schemas.microsoft.com/office/drawing/2016/5/9/chartex" xmlns:cx4="http://schemas.microsoft.com/office/drawing/2016/5/10/chartex" xmlns:cx5="http://schemas.microsoft.com/office/drawing/2016/5/11/chartex" xmlns:cx6="http://schemas.microsoft.com/office/drawing/2016/5/12/chartex" xmlns:cx7="http://schemas.microsoft.com/office/drawing/2016/5/13/chartex" xmlns:cx8="http://schemas.microsoft.com/office/drawing/2016/5/14/chartex" xmlns:mc="http://schemas.openxmlformats.org/markup-compatibility/2006" xmlns:aink="http://schemas.microsoft.com/office/drawing/2016/ink" xmlns:am3d="http://schemas.microsoft.com/office/drawing/2017/model3d" xmlns:o="urn:schemas-microsoft-com:office:office" xmlns:oel="http://schemas.microsoft.com/office/2019/extlst" xmlns:r="http://schemas.openxmlformats.org/officeDocument/2006/relationships" xmlns:m="http://schemas.openxmlformats.org/officeDocument/2006/math" xmlns:v="urn:schemas-microsoft-com:vml" xmlns:wp14="http://schemas.microsoft.com/office/word/2010/wordprocessingDrawing" xmlns:wp="http://schemas.openxmlformats.org/drawingml/2006/wordprocessingDrawing" xmlns:w10="urn:schemas-microsoft-com:office:word" xmlns:w="http://schemas.openxmlformats.org/wordprocessingml/2006/main" xmlns:w14="http://schemas.microsoft.com/office/word/2010/wordml" xmlns:w15="http://schemas.microsoft.com/office/word/2012/wordml" xmlns:w16cei="http://schemas.microsoft.com/office/word/2026/wordml/cei" xmlns:w16cex="http://schemas.microsoft.com/office/word/2018/wordml/cex" xmlns:w16cid="http://schemas.microsoft.com/office/word/2016/wordml/cid" xmlns:w16="http://schemas.microsoft.com/office/word/2018/wordml" xmlns:w16du="http://schemas.microsoft.com/office/word/2023/wordml/word16du" xmlns:w16sdtdh="http://schemas.microsoft.com/office/word/2020/wordml/sdtdatahash" xmlns:w16sdtfl="http://schemas.microsoft.com/office/word/2024/wordml/sdtformatlock" xmlns:w16se="http://schemas.microsoft.com/office/word/2015/wordml/symex" xmlns:wpg="http://schemas.microsoft.com/office/word/2010/wordprocessingGroup" xmlns:wpi="http://schemas.microsoft.com/office/word/2010/wordprocessingInk" xmlns:wne="http://schemas.microsoft.com/office/word/2006/wordml" xmlns:wps="http://schemas.microsoft.com/office/word/2010/wordprocessingShape" mc:Ignorable="w14 w15 w16se w16cid w16 w16cex w16sdtdh w16sdtfl w16du wp14">
+<w:footnotes xmlns:wpc="http://schemas.microsoft.com/office/word/2010/wordprocessingCanvas" xmlns:cx="http://schemas.microsoft.com/office/drawing/2014/chartex" xmlns:cx1="http://schemas.microsoft.com/office/drawing/2015/9/8/chartex" xmlns:cx2="http://schemas.microsoft.com/office/drawing/2015/10/21/chartex" xmlns:cx3="http://schemas.microsoft.com/office/drawing/2016/5/9/chartex" xmlns:cx4="http://schemas.microsoft.com/office/drawing/2016/5/10/chartex" xmlns:cx5="http://schemas.microsoft.com/office/drawing/2016/5/11/chartex" xmlns:cx6="http://schemas.microsoft.com/office/drawing/2016/5/12/chartex" xmlns:cx7="http://schemas.microsoft.com/office/drawing/2016/5/13/chartex" xmlns:cx8="http://schemas.microsoft.com/office/drawing/2016/5/14/chartex" xmlns:mc="http://schemas.openxmlformats.org/markup-compatibility/2006" xmlns:m="http://schemas.openxmlformats.org/officeDocument/2006/math" xmlns:aink="http://schemas.microsoft.com/office/drawing/2016/ink" xmlns:am3d="http://schemas.microsoft.com/office/drawing/2017/model3d" xmlns:oel="http://schemas.microsoft.com/office/2019/extlst" xmlns:r="http://schemas.openxmlformats.org/officeDocument/2006/relationships" xmlns:wp14="http://schemas.microsoft.com/office/word/2010/wordprocessingDrawing" xmlns:wp="http://schemas.openxmlformats.org/drawingml/2006/wordprocessingDrawing" xmlns:wpg="http://schemas.microsoft.com/office/word/2010/wordprocessingGroup" xmlns:wpi="http://schemas.microsoft.com/office/word/2010/wordprocessingInk" xmlns:wps="http://schemas.microsoft.com/office/word/2010/wordprocessingShape" xmlns:o="urn:schemas-microsoft-com:office:office" xmlns:v="urn:schemas-microsoft-com:vml" xmlns:w10="urn:schemas-microsoft-com:office:word" xmlns:w="http://schemas.openxmlformats.org/wordprocessingml/2006/main" xmlns:w14="http://schemas.microsoft.com/office/word/2010/wordml" xmlns:w15="http://schemas.microsoft.com/office/word/2012/wordml" xmlns:w16cex="http://schemas.microsoft.com/office/word/2018/wordml/cex" xmlns:w16cid="http://schemas.microsoft.com/office/word/2016/wordml/cid" xmlns:w16="http://schemas.microsoft.com/office/word/2018/wordml" xmlns:w16sdtdh="http://schemas.microsoft.com/office/word/2020/wordml/sdtdatahash" xmlns:w16sdtfl="http://schemas.microsoft.com/office/word/2024/wordml/sdtformatlock" xmlns:w16se="http://schemas.microsoft.com/office/word/2015/wordml/symex" xmlns:w16du="http://schemas.microsoft.com/office/word/2023/wordml/word16du" xmlns:wne="http://schemas.microsoft.com/office/word/2006/wordml" mc:Ignorable="w14 w15 w16se w16cid w16 w16cex w16sdtdh w16sdtfl w16du wp14">
   <w:footnote w:type="separator" w:id="-1">
     <w:p>
       <w:pPr>
@@ -35169,7 +34368,7 @@
 </file>
 
 <file path=word/header1.xml><?xml version="1.0" encoding="utf-8"?>
-<w:hdr xmlns:wpc="http://schemas.microsoft.com/office/word/2010/wordprocessingCanvas" xmlns:cx="http://schemas.microsoft.com/office/drawing/2014/chartex" xmlns:cx1="http://schemas.microsoft.com/office/drawing/2015/9/8/chartex" xmlns:cx2="http://schemas.microsoft.com/office/drawing/2015/10/21/chartex" xmlns:cx3="http://schemas.microsoft.com/office/drawing/2016/5/9/chartex" xmlns:cx4="http://schemas.microsoft.com/office/drawing/2016/5/10/chartex" xmlns:cx5="http://schemas.microsoft.com/office/drawing/2016/5/11/chartex" xmlns:cx6="http://schemas.microsoft.com/office/drawing/2016/5/12/chartex" xmlns:cx7="http://schemas.microsoft.com/office/drawing/2016/5/13/chartex" xmlns:cx8="http://schemas.microsoft.com/office/drawing/2016/5/14/chartex" xmlns:mc="http://schemas.openxmlformats.org/markup-compatibility/2006" xmlns:aink="http://schemas.microsoft.com/office/drawing/2016/ink" xmlns:am3d="http://schemas.microsoft.com/office/drawing/2017/model3d" xmlns:o="urn:schemas-microsoft-com:office:office" xmlns:oel="http://schemas.microsoft.com/office/2019/extlst" xmlns:r="http://schemas.openxmlformats.org/officeDocument/2006/relationships" xmlns:m="http://schemas.openxmlformats.org/officeDocument/2006/math" xmlns:v="urn:schemas-microsoft-com:vml" xmlns:wp14="http://schemas.microsoft.com/office/word/2010/wordprocessingDrawing" xmlns:wp="http://schemas.openxmlformats.org/drawingml/2006/wordprocessingDrawing" xmlns:w10="urn:schemas-microsoft-com:office:word" xmlns:w="http://schemas.openxmlformats.org/wordprocessingml/2006/main" xmlns:w14="http://schemas.microsoft.com/office/word/2010/wordml" xmlns:w15="http://schemas.microsoft.com/office/word/2012/wordml" xmlns:w16cei="http://schemas.microsoft.com/office/word/2026/wordml/cei" xmlns:w16cex="http://schemas.microsoft.com/office/word/2018/wordml/cex" xmlns:w16cid="http://schemas.microsoft.com/office/word/2016/wordml/cid" xmlns:w16="http://schemas.microsoft.com/office/word/2018/wordml" xmlns:w16du="http://schemas.microsoft.com/office/word/2023/wordml/word16du" xmlns:w16sdtdh="http://schemas.microsoft.com/office/word/2020/wordml/sdtdatahash" xmlns:w16sdtfl="http://schemas.microsoft.com/office/word/2024/wordml/sdtformatlock" xmlns:w16se="http://schemas.microsoft.com/office/word/2015/wordml/symex" xmlns:wpg="http://schemas.microsoft.com/office/word/2010/wordprocessingGroup" xmlns:wpi="http://schemas.microsoft.com/office/word/2010/wordprocessingInk" xmlns:wne="http://schemas.microsoft.com/office/word/2006/wordml" xmlns:wps="http://schemas.microsoft.com/office/word/2010/wordprocessingShape" xmlns:a="http://schemas.openxmlformats.org/drawingml/2006/main" xmlns:adec="http://schemas.microsoft.com/office/drawing/2017/decorative" xmlns:pic="http://schemas.openxmlformats.org/drawingml/2006/picture" xmlns:a14="http://schemas.microsoft.com/office/drawing/2010/main" mc:Ignorable="w14 w15 w16se w16cid w16 w16cex w16sdtdh w16sdtfl w16du wp14">
+<w:hdr xmlns:wpc="http://schemas.microsoft.com/office/word/2010/wordprocessingCanvas" xmlns:cx="http://schemas.microsoft.com/office/drawing/2014/chartex" xmlns:cx1="http://schemas.microsoft.com/office/drawing/2015/9/8/chartex" xmlns:cx2="http://schemas.microsoft.com/office/drawing/2015/10/21/chartex" xmlns:cx3="http://schemas.microsoft.com/office/drawing/2016/5/9/chartex" xmlns:cx4="http://schemas.microsoft.com/office/drawing/2016/5/10/chartex" xmlns:cx5="http://schemas.microsoft.com/office/drawing/2016/5/11/chartex" xmlns:cx6="http://schemas.microsoft.com/office/drawing/2016/5/12/chartex" xmlns:cx7="http://schemas.microsoft.com/office/drawing/2016/5/13/chartex" xmlns:cx8="http://schemas.microsoft.com/office/drawing/2016/5/14/chartex" xmlns:mc="http://schemas.openxmlformats.org/markup-compatibility/2006" xmlns:m="http://schemas.openxmlformats.org/officeDocument/2006/math" xmlns:aink="http://schemas.microsoft.com/office/drawing/2016/ink" xmlns:am3d="http://schemas.microsoft.com/office/drawing/2017/model3d" xmlns:oel="http://schemas.microsoft.com/office/2019/extlst" xmlns:r="http://schemas.openxmlformats.org/officeDocument/2006/relationships" xmlns:wp14="http://schemas.microsoft.com/office/word/2010/wordprocessingDrawing" xmlns:wp="http://schemas.openxmlformats.org/drawingml/2006/wordprocessingDrawing" xmlns:wpg="http://schemas.microsoft.com/office/word/2010/wordprocessingGroup" xmlns:wpi="http://schemas.microsoft.com/office/word/2010/wordprocessingInk" xmlns:wps="http://schemas.microsoft.com/office/word/2010/wordprocessingShape" xmlns:o="urn:schemas-microsoft-com:office:office" xmlns:v="urn:schemas-microsoft-com:vml" xmlns:w10="urn:schemas-microsoft-com:office:word" xmlns:w="http://schemas.openxmlformats.org/wordprocessingml/2006/main" xmlns:w14="http://schemas.microsoft.com/office/word/2010/wordml" xmlns:w15="http://schemas.microsoft.com/office/word/2012/wordml" xmlns:w16cex="http://schemas.microsoft.com/office/word/2018/wordml/cex" xmlns:w16cid="http://schemas.microsoft.com/office/word/2016/wordml/cid" xmlns:w16="http://schemas.microsoft.com/office/word/2018/wordml" xmlns:w16sdtdh="http://schemas.microsoft.com/office/word/2020/wordml/sdtdatahash" xmlns:w16sdtfl="http://schemas.microsoft.com/office/word/2024/wordml/sdtformatlock" xmlns:w16se="http://schemas.microsoft.com/office/word/2015/wordml/symex" xmlns:w16du="http://schemas.microsoft.com/office/word/2023/wordml/word16du" xmlns:wne="http://schemas.microsoft.com/office/word/2006/wordml" mc:Ignorable="w14 w15 w16se w16cid w16 w16cex w16sdtdh w16sdtfl w16du wp14">
   <w:p>
     <w:pPr>
       <w:pBdr>
@@ -35284,7 +34483,7 @@
 </file>
 
 <file path=word/numbering.xml><?xml version="1.0" encoding="utf-8"?>
-<w:numbering xmlns:wpc="http://schemas.microsoft.com/office/word/2010/wordprocessingCanvas" xmlns:cx="http://schemas.microsoft.com/office/drawing/2014/chartex" xmlns:cx1="http://schemas.microsoft.com/office/drawing/2015/9/8/chartex" xmlns:cx2="http://schemas.microsoft.com/office/drawing/2015/10/21/chartex" xmlns:cx3="http://schemas.microsoft.com/office/drawing/2016/5/9/chartex" xmlns:cx4="http://schemas.microsoft.com/office/drawing/2016/5/10/chartex" xmlns:cx5="http://schemas.microsoft.com/office/drawing/2016/5/11/chartex" xmlns:cx6="http://schemas.microsoft.com/office/drawing/2016/5/12/chartex" xmlns:cx7="http://schemas.microsoft.com/office/drawing/2016/5/13/chartex" xmlns:cx8="http://schemas.microsoft.com/office/drawing/2016/5/14/chartex" xmlns:mc="http://schemas.openxmlformats.org/markup-compatibility/2006" xmlns:aink="http://schemas.microsoft.com/office/drawing/2016/ink" xmlns:am3d="http://schemas.microsoft.com/office/drawing/2017/model3d" xmlns:o="urn:schemas-microsoft-com:office:office" xmlns:oel="http://schemas.microsoft.com/office/2019/extlst" xmlns:r="http://schemas.openxmlformats.org/officeDocument/2006/relationships" xmlns:m="http://schemas.openxmlformats.org/officeDocument/2006/math" xmlns:v="urn:schemas-microsoft-com:vml" xmlns:wp14="http://schemas.microsoft.com/office/word/2010/wordprocessingDrawing" xmlns:wp="http://schemas.openxmlformats.org/drawingml/2006/wordprocessingDrawing" xmlns:w10="urn:schemas-microsoft-com:office:word" xmlns:w="http://schemas.openxmlformats.org/wordprocessingml/2006/main" xmlns:w14="http://schemas.microsoft.com/office/word/2010/wordml" xmlns:w15="http://schemas.microsoft.com/office/word/2012/wordml" xmlns:w16cei="http://schemas.microsoft.com/office/word/2026/wordml/cei" xmlns:w16cex="http://schemas.microsoft.com/office/word/2018/wordml/cex" xmlns:w16cid="http://schemas.microsoft.com/office/word/2016/wordml/cid" xmlns:w16="http://schemas.microsoft.com/office/word/2018/wordml" xmlns:w16du="http://schemas.microsoft.com/office/word/2023/wordml/word16du" xmlns:w16sdtdh="http://schemas.microsoft.com/office/word/2020/wordml/sdtdatahash" xmlns:w16sdtfl="http://schemas.microsoft.com/office/word/2024/wordml/sdtformatlock" xmlns:w16se="http://schemas.microsoft.com/office/word/2015/wordml/symex" xmlns:wpg="http://schemas.microsoft.com/office/word/2010/wordprocessingGroup" xmlns:wpi="http://schemas.microsoft.com/office/word/2010/wordprocessingInk" xmlns:wne="http://schemas.microsoft.com/office/word/2006/wordml" xmlns:wps="http://schemas.microsoft.com/office/word/2010/wordprocessingShape" mc:Ignorable="w14 w15 w16se w16cid w16 w16cex w16sdtdh w16sdtfl w16du wp14">
+<w:numbering xmlns:wpc="http://schemas.microsoft.com/office/word/2010/wordprocessingCanvas" xmlns:cx="http://schemas.microsoft.com/office/drawing/2014/chartex" xmlns:cx1="http://schemas.microsoft.com/office/drawing/2015/9/8/chartex" xmlns:cx2="http://schemas.microsoft.com/office/drawing/2015/10/21/chartex" xmlns:cx3="http://schemas.microsoft.com/office/drawing/2016/5/9/chartex" xmlns:cx4="http://schemas.microsoft.com/office/drawing/2016/5/10/chartex" xmlns:cx5="http://schemas.microsoft.com/office/drawing/2016/5/11/chartex" xmlns:cx6="http://schemas.microsoft.com/office/drawing/2016/5/12/chartex" xmlns:cx7="http://schemas.microsoft.com/office/drawing/2016/5/13/chartex" xmlns:cx8="http://schemas.microsoft.com/office/drawing/2016/5/14/chartex" xmlns:mc="http://schemas.openxmlformats.org/markup-compatibility/2006" xmlns:m="http://schemas.openxmlformats.org/officeDocument/2006/math" xmlns:aink="http://schemas.microsoft.com/office/drawing/2016/ink" xmlns:am3d="http://schemas.microsoft.com/office/drawing/2017/model3d" xmlns:oel="http://schemas.microsoft.com/office/2019/extlst" xmlns:r="http://schemas.openxmlformats.org/officeDocument/2006/relationships" xmlns:wp14="http://schemas.microsoft.com/office/word/2010/wordprocessingDrawing" xmlns:wp="http://schemas.openxmlformats.org/drawingml/2006/wordprocessingDrawing" xmlns:wpg="http://schemas.microsoft.com/office/word/2010/wordprocessingGroup" xmlns:wpi="http://schemas.microsoft.com/office/word/2010/wordprocessingInk" xmlns:wps="http://schemas.microsoft.com/office/word/2010/wordprocessingShape" xmlns:o="urn:schemas-microsoft-com:office:office" xmlns:v="urn:schemas-microsoft-com:vml" xmlns:w10="urn:schemas-microsoft-com:office:word" xmlns:w="http://schemas.openxmlformats.org/wordprocessingml/2006/main" xmlns:w14="http://schemas.microsoft.com/office/word/2010/wordml" xmlns:w15="http://schemas.microsoft.com/office/word/2012/wordml" xmlns:w16cex="http://schemas.microsoft.com/office/word/2018/wordml/cex" xmlns:w16cid="http://schemas.microsoft.com/office/word/2016/wordml/cid" xmlns:w16="http://schemas.microsoft.com/office/word/2018/wordml" xmlns:w16sdtdh="http://schemas.microsoft.com/office/word/2020/wordml/sdtdatahash" xmlns:w16sdtfl="http://schemas.microsoft.com/office/word/2024/wordml/sdtformatlock" xmlns:w16se="http://schemas.microsoft.com/office/word/2015/wordml/symex" xmlns:w16du="http://schemas.microsoft.com/office/word/2023/wordml/word16du" xmlns:wne="http://schemas.microsoft.com/office/word/2006/wordml" mc:Ignorable="w14 w15 w16se w16cid w16 w16cex w16sdtdh w16sdtfl w16du wp14">
   <w:abstractNum w:abstractNumId="0" w15:restartNumberingAfterBreak="0">
     <w:nsid w:val="066E6074"/>
     <w:multiLevelType w:val="multilevel"/>
@@ -35301,7 +34500,7 @@
         <w:ind w:left="720" w:hanging="360"/>
       </w:pPr>
       <w:rPr>
-        <w:rFonts w:hint="default" w:ascii="Symbol" w:hAnsi="Symbol"/>
+        <w:rFonts w:ascii="Symbol" w:hAnsi="Symbol" w:hint="default"/>
         <w:sz w:val="20"/>
       </w:rPr>
     </w:lvl>
@@ -35317,7 +34516,7 @@
         <w:ind w:left="1440" w:hanging="360"/>
       </w:pPr>
       <w:rPr>
-        <w:rFonts w:hint="default" w:ascii="Courier New" w:hAnsi="Courier New"/>
+        <w:rFonts w:ascii="Courier New" w:hAnsi="Courier New" w:hint="default"/>
         <w:sz w:val="20"/>
       </w:rPr>
     </w:lvl>
@@ -35333,7 +34532,7 @@
         <w:ind w:left="2160" w:hanging="360"/>
       </w:pPr>
       <w:rPr>
-        <w:rFonts w:hint="default" w:ascii="Wingdings" w:hAnsi="Wingdings"/>
+        <w:rFonts w:ascii="Wingdings" w:hAnsi="Wingdings" w:hint="default"/>
         <w:sz w:val="20"/>
       </w:rPr>
     </w:lvl>
@@ -35349,7 +34548,7 @@
         <w:ind w:left="2880" w:hanging="360"/>
       </w:pPr>
       <w:rPr>
-        <w:rFonts w:hint="default" w:ascii="Wingdings" w:hAnsi="Wingdings"/>
+        <w:rFonts w:ascii="Wingdings" w:hAnsi="Wingdings" w:hint="default"/>
         <w:sz w:val="20"/>
       </w:rPr>
     </w:lvl>
@@ -35365,7 +34564,7 @@
         <w:ind w:left="3600" w:hanging="360"/>
       </w:pPr>
       <w:rPr>
-        <w:rFonts w:hint="default" w:ascii="Wingdings" w:hAnsi="Wingdings"/>
+        <w:rFonts w:ascii="Wingdings" w:hAnsi="Wingdings" w:hint="default"/>
         <w:sz w:val="20"/>
       </w:rPr>
     </w:lvl>
@@ -35381,7 +34580,7 @@
         <w:ind w:left="4320" w:hanging="360"/>
       </w:pPr>
       <w:rPr>
-        <w:rFonts w:hint="default" w:ascii="Wingdings" w:hAnsi="Wingdings"/>
+        <w:rFonts w:ascii="Wingdings" w:hAnsi="Wingdings" w:hint="default"/>
         <w:sz w:val="20"/>
       </w:rPr>
     </w:lvl>
@@ -35397,7 +34596,7 @@
         <w:ind w:left="5040" w:hanging="360"/>
       </w:pPr>
       <w:rPr>
-        <w:rFonts w:hint="default" w:ascii="Wingdings" w:hAnsi="Wingdings"/>
+        <w:rFonts w:ascii="Wingdings" w:hAnsi="Wingdings" w:hint="default"/>
         <w:sz w:val="20"/>
       </w:rPr>
     </w:lvl>
@@ -35413,7 +34612,7 @@
         <w:ind w:left="5760" w:hanging="360"/>
       </w:pPr>
       <w:rPr>
-        <w:rFonts w:hint="default" w:ascii="Wingdings" w:hAnsi="Wingdings"/>
+        <w:rFonts w:ascii="Wingdings" w:hAnsi="Wingdings" w:hint="default"/>
         <w:sz w:val="20"/>
       </w:rPr>
     </w:lvl>
@@ -35429,7 +34628,7 @@
         <w:ind w:left="6480" w:hanging="360"/>
       </w:pPr>
       <w:rPr>
-        <w:rFonts w:hint="default" w:ascii="Wingdings" w:hAnsi="Wingdings"/>
+        <w:rFonts w:ascii="Wingdings" w:hAnsi="Wingdings" w:hint="default"/>
         <w:sz w:val="20"/>
       </w:rPr>
     </w:lvl>
@@ -35533,7 +34732,7 @@
         <w:ind w:left="720" w:hanging="360"/>
       </w:pPr>
       <w:rPr>
-        <w:rFonts w:hint="default" w:ascii="Wingdings" w:hAnsi="Wingdings"/>
+        <w:rFonts w:ascii="Wingdings" w:hAnsi="Wingdings" w:hint="default"/>
       </w:rPr>
     </w:lvl>
     <w:lvl w:ilvl="1" w:tplc="240A0003" w:tentative="1">
@@ -35545,7 +34744,7 @@
         <w:ind w:left="1440" w:hanging="360"/>
       </w:pPr>
       <w:rPr>
-        <w:rFonts w:hint="default" w:ascii="Courier New" w:hAnsi="Courier New" w:cs="Courier New"/>
+        <w:rFonts w:ascii="Courier New" w:hAnsi="Courier New" w:cs="Courier New" w:hint="default"/>
       </w:rPr>
     </w:lvl>
     <w:lvl w:ilvl="2" w:tplc="240A0005" w:tentative="1">
@@ -35557,7 +34756,7 @@
         <w:ind w:left="2160" w:hanging="360"/>
       </w:pPr>
       <w:rPr>
-        <w:rFonts w:hint="default" w:ascii="Wingdings" w:hAnsi="Wingdings"/>
+        <w:rFonts w:ascii="Wingdings" w:hAnsi="Wingdings" w:hint="default"/>
       </w:rPr>
     </w:lvl>
     <w:lvl w:ilvl="3" w:tplc="240A0001" w:tentative="1">
@@ -35569,7 +34768,7 @@
         <w:ind w:left="2880" w:hanging="360"/>
       </w:pPr>
       <w:rPr>
-        <w:rFonts w:hint="default" w:ascii="Symbol" w:hAnsi="Symbol"/>
+        <w:rFonts w:ascii="Symbol" w:hAnsi="Symbol" w:hint="default"/>
       </w:rPr>
     </w:lvl>
     <w:lvl w:ilvl="4" w:tplc="240A0003" w:tentative="1">
@@ -35581,7 +34780,7 @@
         <w:ind w:left="3600" w:hanging="360"/>
       </w:pPr>
       <w:rPr>
-        <w:rFonts w:hint="default" w:ascii="Courier New" w:hAnsi="Courier New" w:cs="Courier New"/>
+        <w:rFonts w:ascii="Courier New" w:hAnsi="Courier New" w:cs="Courier New" w:hint="default"/>
       </w:rPr>
     </w:lvl>
     <w:lvl w:ilvl="5" w:tplc="240A0005" w:tentative="1">
@@ -35593,7 +34792,7 @@
         <w:ind w:left="4320" w:hanging="360"/>
       </w:pPr>
       <w:rPr>
-        <w:rFonts w:hint="default" w:ascii="Wingdings" w:hAnsi="Wingdings"/>
+        <w:rFonts w:ascii="Wingdings" w:hAnsi="Wingdings" w:hint="default"/>
       </w:rPr>
     </w:lvl>
     <w:lvl w:ilvl="6" w:tplc="240A0001" w:tentative="1">
@@ -35605,7 +34804,7 @@
         <w:ind w:left="5040" w:hanging="360"/>
       </w:pPr>
       <w:rPr>
-        <w:rFonts w:hint="default" w:ascii="Symbol" w:hAnsi="Symbol"/>
+        <w:rFonts w:ascii="Symbol" w:hAnsi="Symbol" w:hint="default"/>
       </w:rPr>
     </w:lvl>
     <w:lvl w:ilvl="7" w:tplc="240A0003" w:tentative="1">
@@ -35617,7 +34816,7 @@
         <w:ind w:left="5760" w:hanging="360"/>
       </w:pPr>
       <w:rPr>
-        <w:rFonts w:hint="default" w:ascii="Courier New" w:hAnsi="Courier New" w:cs="Courier New"/>
+        <w:rFonts w:ascii="Courier New" w:hAnsi="Courier New" w:cs="Courier New" w:hint="default"/>
       </w:rPr>
     </w:lvl>
     <w:lvl w:ilvl="8" w:tplc="240A0005" w:tentative="1">
@@ -35629,7 +34828,7 @@
         <w:ind w:left="6480" w:hanging="360"/>
       </w:pPr>
       <w:rPr>
-        <w:rFonts w:hint="default" w:ascii="Wingdings" w:hAnsi="Wingdings"/>
+        <w:rFonts w:ascii="Wingdings" w:hAnsi="Wingdings" w:hint="default"/>
       </w:rPr>
     </w:lvl>
   </w:abstractNum>
@@ -35759,7 +34958,7 @@
         <w:ind w:left="720" w:hanging="360"/>
       </w:pPr>
       <w:rPr>
-        <w:rFonts w:hint="default" w:ascii="Wingdings" w:hAnsi="Wingdings"/>
+        <w:rFonts w:ascii="Wingdings" w:hAnsi="Wingdings" w:hint="default"/>
       </w:rPr>
     </w:lvl>
     <w:lvl w:ilvl="1" w:tplc="240A0003" w:tentative="1">
@@ -35771,7 +34970,7 @@
         <w:ind w:left="1440" w:hanging="360"/>
       </w:pPr>
       <w:rPr>
-        <w:rFonts w:hint="default" w:ascii="Courier New" w:hAnsi="Courier New" w:cs="Courier New"/>
+        <w:rFonts w:ascii="Courier New" w:hAnsi="Courier New" w:cs="Courier New" w:hint="default"/>
       </w:rPr>
     </w:lvl>
     <w:lvl w:ilvl="2" w:tplc="240A0005" w:tentative="1">
@@ -35783,7 +34982,7 @@
         <w:ind w:left="2160" w:hanging="360"/>
       </w:pPr>
       <w:rPr>
-        <w:rFonts w:hint="default" w:ascii="Wingdings" w:hAnsi="Wingdings"/>
+        <w:rFonts w:ascii="Wingdings" w:hAnsi="Wingdings" w:hint="default"/>
       </w:rPr>
     </w:lvl>
     <w:lvl w:ilvl="3" w:tplc="240A0001" w:tentative="1">
@@ -35795,7 +34994,7 @@
         <w:ind w:left="2880" w:hanging="360"/>
       </w:pPr>
       <w:rPr>
-        <w:rFonts w:hint="default" w:ascii="Symbol" w:hAnsi="Symbol"/>
+        <w:rFonts w:ascii="Symbol" w:hAnsi="Symbol" w:hint="default"/>
       </w:rPr>
     </w:lvl>
     <w:lvl w:ilvl="4" w:tplc="240A0003" w:tentative="1">
@@ -35807,7 +35006,7 @@
         <w:ind w:left="3600" w:hanging="360"/>
       </w:pPr>
       <w:rPr>
-        <w:rFonts w:hint="default" w:ascii="Courier New" w:hAnsi="Courier New" w:cs="Courier New"/>
+        <w:rFonts w:ascii="Courier New" w:hAnsi="Courier New" w:cs="Courier New" w:hint="default"/>
       </w:rPr>
     </w:lvl>
     <w:lvl w:ilvl="5" w:tplc="240A0005" w:tentative="1">
@@ -35819,7 +35018,7 @@
         <w:ind w:left="4320" w:hanging="360"/>
       </w:pPr>
       <w:rPr>
-        <w:rFonts w:hint="default" w:ascii="Wingdings" w:hAnsi="Wingdings"/>
+        <w:rFonts w:ascii="Wingdings" w:hAnsi="Wingdings" w:hint="default"/>
       </w:rPr>
     </w:lvl>
     <w:lvl w:ilvl="6" w:tplc="240A0001" w:tentative="1">
@@ -35831,7 +35030,7 @@
         <w:ind w:left="5040" w:hanging="360"/>
       </w:pPr>
       <w:rPr>
-        <w:rFonts w:hint="default" w:ascii="Symbol" w:hAnsi="Symbol"/>
+        <w:rFonts w:ascii="Symbol" w:hAnsi="Symbol" w:hint="default"/>
       </w:rPr>
     </w:lvl>
     <w:lvl w:ilvl="7" w:tplc="240A0003" w:tentative="1">
@@ -35843,7 +35042,7 @@
         <w:ind w:left="5760" w:hanging="360"/>
       </w:pPr>
       <w:rPr>
-        <w:rFonts w:hint="default" w:ascii="Courier New" w:hAnsi="Courier New" w:cs="Courier New"/>
+        <w:rFonts w:ascii="Courier New" w:hAnsi="Courier New" w:cs="Courier New" w:hint="default"/>
       </w:rPr>
     </w:lvl>
     <w:lvl w:ilvl="8" w:tplc="240A0005" w:tentative="1">
@@ -35855,7 +35054,7 @@
         <w:ind w:left="6480" w:hanging="360"/>
       </w:pPr>
       <w:rPr>
-        <w:rFonts w:hint="default" w:ascii="Wingdings" w:hAnsi="Wingdings"/>
+        <w:rFonts w:ascii="Wingdings" w:hAnsi="Wingdings" w:hint="default"/>
       </w:rPr>
     </w:lvl>
   </w:abstractNum>
@@ -35875,7 +35074,7 @@
         <w:ind w:left="720" w:hanging="360"/>
       </w:pPr>
       <w:rPr>
-        <w:rFonts w:hint="default" w:ascii="Symbol" w:hAnsi="Symbol"/>
+        <w:rFonts w:ascii="Symbol" w:hAnsi="Symbol" w:hint="default"/>
         <w:sz w:val="20"/>
       </w:rPr>
     </w:lvl>
@@ -35891,7 +35090,7 @@
         <w:ind w:left="1440" w:hanging="360"/>
       </w:pPr>
       <w:rPr>
-        <w:rFonts w:hint="default" w:ascii="Courier New" w:hAnsi="Courier New"/>
+        <w:rFonts w:ascii="Courier New" w:hAnsi="Courier New" w:hint="default"/>
         <w:sz w:val="20"/>
       </w:rPr>
     </w:lvl>
@@ -35907,7 +35106,7 @@
         <w:ind w:left="2160" w:hanging="360"/>
       </w:pPr>
       <w:rPr>
-        <w:rFonts w:hint="default" w:ascii="Wingdings" w:hAnsi="Wingdings"/>
+        <w:rFonts w:ascii="Wingdings" w:hAnsi="Wingdings" w:hint="default"/>
         <w:sz w:val="20"/>
       </w:rPr>
     </w:lvl>
@@ -35923,7 +35122,7 @@
         <w:ind w:left="2880" w:hanging="360"/>
       </w:pPr>
       <w:rPr>
-        <w:rFonts w:hint="default" w:ascii="Wingdings" w:hAnsi="Wingdings"/>
+        <w:rFonts w:ascii="Wingdings" w:hAnsi="Wingdings" w:hint="default"/>
         <w:sz w:val="20"/>
       </w:rPr>
     </w:lvl>
@@ -35939,7 +35138,7 @@
         <w:ind w:left="3600" w:hanging="360"/>
       </w:pPr>
       <w:rPr>
-        <w:rFonts w:hint="default" w:ascii="Wingdings" w:hAnsi="Wingdings"/>
+        <w:rFonts w:ascii="Wingdings" w:hAnsi="Wingdings" w:hint="default"/>
         <w:sz w:val="20"/>
       </w:rPr>
     </w:lvl>
@@ -35955,7 +35154,7 @@
         <w:ind w:left="4320" w:hanging="360"/>
       </w:pPr>
       <w:rPr>
-        <w:rFonts w:hint="default" w:ascii="Wingdings" w:hAnsi="Wingdings"/>
+        <w:rFonts w:ascii="Wingdings" w:hAnsi="Wingdings" w:hint="default"/>
         <w:sz w:val="20"/>
       </w:rPr>
     </w:lvl>
@@ -35971,7 +35170,7 @@
         <w:ind w:left="5040" w:hanging="360"/>
       </w:pPr>
       <w:rPr>
-        <w:rFonts w:hint="default" w:ascii="Wingdings" w:hAnsi="Wingdings"/>
+        <w:rFonts w:ascii="Wingdings" w:hAnsi="Wingdings" w:hint="default"/>
         <w:sz w:val="20"/>
       </w:rPr>
     </w:lvl>
@@ -35987,7 +35186,7 @@
         <w:ind w:left="5760" w:hanging="360"/>
       </w:pPr>
       <w:rPr>
-        <w:rFonts w:hint="default" w:ascii="Wingdings" w:hAnsi="Wingdings"/>
+        <w:rFonts w:ascii="Wingdings" w:hAnsi="Wingdings" w:hint="default"/>
         <w:sz w:val="20"/>
       </w:rPr>
     </w:lvl>
@@ -36003,7 +35202,7 @@
         <w:ind w:left="6480" w:hanging="360"/>
       </w:pPr>
       <w:rPr>
-        <w:rFonts w:hint="default" w:ascii="Wingdings" w:hAnsi="Wingdings"/>
+        <w:rFonts w:ascii="Wingdings" w:hAnsi="Wingdings" w:hint="default"/>
         <w:sz w:val="20"/>
       </w:rPr>
     </w:lvl>
@@ -36024,7 +35223,7 @@
         <w:ind w:left="720" w:hanging="360"/>
       </w:pPr>
       <w:rPr>
-        <w:rFonts w:hint="default" w:ascii="Symbol" w:hAnsi="Symbol"/>
+        <w:rFonts w:ascii="Symbol" w:hAnsi="Symbol" w:hint="default"/>
         <w:sz w:val="20"/>
       </w:rPr>
     </w:lvl>
@@ -36040,7 +35239,7 @@
         <w:ind w:left="1440" w:hanging="360"/>
       </w:pPr>
       <w:rPr>
-        <w:rFonts w:hint="default" w:ascii="Courier New" w:hAnsi="Courier New"/>
+        <w:rFonts w:ascii="Courier New" w:hAnsi="Courier New" w:hint="default"/>
         <w:sz w:val="20"/>
       </w:rPr>
     </w:lvl>
@@ -36056,7 +35255,7 @@
         <w:ind w:left="2160" w:hanging="360"/>
       </w:pPr>
       <w:rPr>
-        <w:rFonts w:hint="default" w:ascii="Wingdings" w:hAnsi="Wingdings"/>
+        <w:rFonts w:ascii="Wingdings" w:hAnsi="Wingdings" w:hint="default"/>
         <w:sz w:val="20"/>
       </w:rPr>
     </w:lvl>
@@ -36072,7 +35271,7 @@
         <w:ind w:left="2880" w:hanging="360"/>
       </w:pPr>
       <w:rPr>
-        <w:rFonts w:hint="default" w:ascii="Wingdings" w:hAnsi="Wingdings"/>
+        <w:rFonts w:ascii="Wingdings" w:hAnsi="Wingdings" w:hint="default"/>
         <w:sz w:val="20"/>
       </w:rPr>
     </w:lvl>
@@ -36088,7 +35287,7 @@
         <w:ind w:left="3600" w:hanging="360"/>
       </w:pPr>
       <w:rPr>
-        <w:rFonts w:hint="default" w:ascii="Wingdings" w:hAnsi="Wingdings"/>
+        <w:rFonts w:ascii="Wingdings" w:hAnsi="Wingdings" w:hint="default"/>
         <w:sz w:val="20"/>
       </w:rPr>
     </w:lvl>
@@ -36104,7 +35303,7 @@
         <w:ind w:left="4320" w:hanging="360"/>
       </w:pPr>
       <w:rPr>
-        <w:rFonts w:hint="default" w:ascii="Wingdings" w:hAnsi="Wingdings"/>
+        <w:rFonts w:ascii="Wingdings" w:hAnsi="Wingdings" w:hint="default"/>
         <w:sz w:val="20"/>
       </w:rPr>
     </w:lvl>
@@ -36120,7 +35319,7 @@
         <w:ind w:left="5040" w:hanging="360"/>
       </w:pPr>
       <w:rPr>
-        <w:rFonts w:hint="default" w:ascii="Wingdings" w:hAnsi="Wingdings"/>
+        <w:rFonts w:ascii="Wingdings" w:hAnsi="Wingdings" w:hint="default"/>
         <w:sz w:val="20"/>
       </w:rPr>
     </w:lvl>
@@ -36136,7 +35335,7 @@
         <w:ind w:left="5760" w:hanging="360"/>
       </w:pPr>
       <w:rPr>
-        <w:rFonts w:hint="default" w:ascii="Wingdings" w:hAnsi="Wingdings"/>
+        <w:rFonts w:ascii="Wingdings" w:hAnsi="Wingdings" w:hint="default"/>
         <w:sz w:val="20"/>
       </w:rPr>
     </w:lvl>
@@ -36152,7 +35351,7 @@
         <w:ind w:left="6480" w:hanging="360"/>
       </w:pPr>
       <w:rPr>
-        <w:rFonts w:hint="default" w:ascii="Wingdings" w:hAnsi="Wingdings"/>
+        <w:rFonts w:ascii="Wingdings" w:hAnsi="Wingdings" w:hint="default"/>
         <w:sz w:val="20"/>
       </w:rPr>
     </w:lvl>
@@ -36173,7 +35372,7 @@
         <w:ind w:left="720" w:hanging="360"/>
       </w:pPr>
       <w:rPr>
-        <w:rFonts w:hint="default" w:ascii="Symbol" w:hAnsi="Symbol"/>
+        <w:rFonts w:ascii="Symbol" w:hAnsi="Symbol" w:hint="default"/>
         <w:sz w:val="20"/>
       </w:rPr>
     </w:lvl>
@@ -36189,7 +35388,7 @@
         <w:ind w:left="1440" w:hanging="360"/>
       </w:pPr>
       <w:rPr>
-        <w:rFonts w:hint="default" w:ascii="Courier New" w:hAnsi="Courier New"/>
+        <w:rFonts w:ascii="Courier New" w:hAnsi="Courier New" w:hint="default"/>
         <w:sz w:val="20"/>
       </w:rPr>
     </w:lvl>
@@ -36205,7 +35404,7 @@
         <w:ind w:left="2160" w:hanging="360"/>
       </w:pPr>
       <w:rPr>
-        <w:rFonts w:hint="default" w:ascii="Wingdings" w:hAnsi="Wingdings"/>
+        <w:rFonts w:ascii="Wingdings" w:hAnsi="Wingdings" w:hint="default"/>
         <w:sz w:val="20"/>
       </w:rPr>
     </w:lvl>
@@ -36221,7 +35420,7 @@
         <w:ind w:left="2880" w:hanging="360"/>
       </w:pPr>
       <w:rPr>
-        <w:rFonts w:hint="default" w:ascii="Wingdings" w:hAnsi="Wingdings"/>
+        <w:rFonts w:ascii="Wingdings" w:hAnsi="Wingdings" w:hint="default"/>
         <w:sz w:val="20"/>
       </w:rPr>
     </w:lvl>
@@ -36237,7 +35436,7 @@
         <w:ind w:left="3600" w:hanging="360"/>
       </w:pPr>
       <w:rPr>
-        <w:rFonts w:hint="default" w:ascii="Wingdings" w:hAnsi="Wingdings"/>
+        <w:rFonts w:ascii="Wingdings" w:hAnsi="Wingdings" w:hint="default"/>
         <w:sz w:val="20"/>
       </w:rPr>
     </w:lvl>
@@ -36253,7 +35452,7 @@
         <w:ind w:left="4320" w:hanging="360"/>
       </w:pPr>
       <w:rPr>
-        <w:rFonts w:hint="default" w:ascii="Wingdings" w:hAnsi="Wingdings"/>
+        <w:rFonts w:ascii="Wingdings" w:hAnsi="Wingdings" w:hint="default"/>
         <w:sz w:val="20"/>
       </w:rPr>
     </w:lvl>
@@ -36269,7 +35468,7 @@
         <w:ind w:left="5040" w:hanging="360"/>
       </w:pPr>
       <w:rPr>
-        <w:rFonts w:hint="default" w:ascii="Wingdings" w:hAnsi="Wingdings"/>
+        <w:rFonts w:ascii="Wingdings" w:hAnsi="Wingdings" w:hint="default"/>
         <w:sz w:val="20"/>
       </w:rPr>
     </w:lvl>
@@ -36285,7 +35484,7 @@
         <w:ind w:left="5760" w:hanging="360"/>
       </w:pPr>
       <w:rPr>
-        <w:rFonts w:hint="default" w:ascii="Wingdings" w:hAnsi="Wingdings"/>
+        <w:rFonts w:ascii="Wingdings" w:hAnsi="Wingdings" w:hint="default"/>
         <w:sz w:val="20"/>
       </w:rPr>
     </w:lvl>
@@ -36301,7 +35500,7 @@
         <w:ind w:left="6480" w:hanging="360"/>
       </w:pPr>
       <w:rPr>
-        <w:rFonts w:hint="default" w:ascii="Wingdings" w:hAnsi="Wingdings"/>
+        <w:rFonts w:ascii="Wingdings" w:hAnsi="Wingdings" w:hint="default"/>
         <w:sz w:val="20"/>
       </w:rPr>
     </w:lvl>
@@ -36319,7 +35518,7 @@
         <w:ind w:left="720" w:hanging="360"/>
       </w:pPr>
       <w:rPr>
-        <w:rFonts w:hint="default" w:ascii="Wingdings" w:hAnsi="Wingdings"/>
+        <w:rFonts w:ascii="Wingdings" w:hAnsi="Wingdings" w:hint="default"/>
       </w:rPr>
     </w:lvl>
     <w:lvl w:ilvl="1" w:tplc="240A0003" w:tentative="1">
@@ -36331,7 +35530,7 @@
         <w:ind w:left="1440" w:hanging="360"/>
       </w:pPr>
       <w:rPr>
-        <w:rFonts w:hint="default" w:ascii="Courier New" w:hAnsi="Courier New" w:cs="Courier New"/>
+        <w:rFonts w:ascii="Courier New" w:hAnsi="Courier New" w:cs="Courier New" w:hint="default"/>
       </w:rPr>
     </w:lvl>
     <w:lvl w:ilvl="2" w:tplc="240A0005" w:tentative="1">
@@ -36343,7 +35542,7 @@
         <w:ind w:left="2160" w:hanging="360"/>
       </w:pPr>
       <w:rPr>
-        <w:rFonts w:hint="default" w:ascii="Wingdings" w:hAnsi="Wingdings"/>
+        <w:rFonts w:ascii="Wingdings" w:hAnsi="Wingdings" w:hint="default"/>
       </w:rPr>
     </w:lvl>
     <w:lvl w:ilvl="3" w:tplc="240A0001" w:tentative="1">
@@ -36355,7 +35554,7 @@
         <w:ind w:left="2880" w:hanging="360"/>
       </w:pPr>
       <w:rPr>
-        <w:rFonts w:hint="default" w:ascii="Symbol" w:hAnsi="Symbol"/>
+        <w:rFonts w:ascii="Symbol" w:hAnsi="Symbol" w:hint="default"/>
       </w:rPr>
     </w:lvl>
     <w:lvl w:ilvl="4" w:tplc="240A0003" w:tentative="1">
@@ -36367,7 +35566,7 @@
         <w:ind w:left="3600" w:hanging="360"/>
       </w:pPr>
       <w:rPr>
-        <w:rFonts w:hint="default" w:ascii="Courier New" w:hAnsi="Courier New" w:cs="Courier New"/>
+        <w:rFonts w:ascii="Courier New" w:hAnsi="Courier New" w:cs="Courier New" w:hint="default"/>
       </w:rPr>
     </w:lvl>
     <w:lvl w:ilvl="5" w:tplc="240A0005" w:tentative="1">
@@ -36379,7 +35578,7 @@
         <w:ind w:left="4320" w:hanging="360"/>
       </w:pPr>
       <w:rPr>
-        <w:rFonts w:hint="default" w:ascii="Wingdings" w:hAnsi="Wingdings"/>
+        <w:rFonts w:ascii="Wingdings" w:hAnsi="Wingdings" w:hint="default"/>
       </w:rPr>
     </w:lvl>
     <w:lvl w:ilvl="6" w:tplc="240A0001" w:tentative="1">
@@ -36391,7 +35590,7 @@
         <w:ind w:left="5040" w:hanging="360"/>
       </w:pPr>
       <w:rPr>
-        <w:rFonts w:hint="default" w:ascii="Symbol" w:hAnsi="Symbol"/>
+        <w:rFonts w:ascii="Symbol" w:hAnsi="Symbol" w:hint="default"/>
       </w:rPr>
     </w:lvl>
     <w:lvl w:ilvl="7" w:tplc="240A0003" w:tentative="1">
@@ -36403,7 +35602,7 @@
         <w:ind w:left="5760" w:hanging="360"/>
       </w:pPr>
       <w:rPr>
-        <w:rFonts w:hint="default" w:ascii="Courier New" w:hAnsi="Courier New" w:cs="Courier New"/>
+        <w:rFonts w:ascii="Courier New" w:hAnsi="Courier New" w:cs="Courier New" w:hint="default"/>
       </w:rPr>
     </w:lvl>
     <w:lvl w:ilvl="8" w:tplc="240A0005" w:tentative="1">
@@ -36415,7 +35614,7 @@
         <w:ind w:left="6480" w:hanging="360"/>
       </w:pPr>
       <w:rPr>
-        <w:rFonts w:hint="default" w:ascii="Wingdings" w:hAnsi="Wingdings"/>
+        <w:rFonts w:ascii="Wingdings" w:hAnsi="Wingdings" w:hint="default"/>
       </w:rPr>
     </w:lvl>
   </w:abstractNum>
@@ -36435,7 +35634,7 @@
         <w:ind w:left="720" w:hanging="360"/>
       </w:pPr>
       <w:rPr>
-        <w:rFonts w:hint="default" w:ascii="Symbol" w:hAnsi="Symbol"/>
+        <w:rFonts w:ascii="Symbol" w:hAnsi="Symbol" w:hint="default"/>
         <w:sz w:val="20"/>
       </w:rPr>
     </w:lvl>
@@ -36451,7 +35650,7 @@
         <w:ind w:left="1440" w:hanging="360"/>
       </w:pPr>
       <w:rPr>
-        <w:rFonts w:hint="default" w:ascii="Courier New" w:hAnsi="Courier New"/>
+        <w:rFonts w:ascii="Courier New" w:hAnsi="Courier New" w:hint="default"/>
         <w:sz w:val="20"/>
       </w:rPr>
     </w:lvl>
@@ -36467,7 +35666,7 @@
         <w:ind w:left="2160" w:hanging="360"/>
       </w:pPr>
       <w:rPr>
-        <w:rFonts w:hint="default" w:ascii="Wingdings" w:hAnsi="Wingdings"/>
+        <w:rFonts w:ascii="Wingdings" w:hAnsi="Wingdings" w:hint="default"/>
         <w:sz w:val="20"/>
       </w:rPr>
     </w:lvl>
@@ -36483,7 +35682,7 @@
         <w:ind w:left="2880" w:hanging="360"/>
       </w:pPr>
       <w:rPr>
-        <w:rFonts w:hint="default" w:ascii="Wingdings" w:hAnsi="Wingdings"/>
+        <w:rFonts w:ascii="Wingdings" w:hAnsi="Wingdings" w:hint="default"/>
         <w:sz w:val="20"/>
       </w:rPr>
     </w:lvl>
@@ -36499,7 +35698,7 @@
         <w:ind w:left="3600" w:hanging="360"/>
       </w:pPr>
       <w:rPr>
-        <w:rFonts w:hint="default" w:ascii="Wingdings" w:hAnsi="Wingdings"/>
+        <w:rFonts w:ascii="Wingdings" w:hAnsi="Wingdings" w:hint="default"/>
         <w:sz w:val="20"/>
       </w:rPr>
     </w:lvl>
@@ -36515,7 +35714,7 @@
         <w:ind w:left="4320" w:hanging="360"/>
       </w:pPr>
       <w:rPr>
-        <w:rFonts w:hint="default" w:ascii="Wingdings" w:hAnsi="Wingdings"/>
+        <w:rFonts w:ascii="Wingdings" w:hAnsi="Wingdings" w:hint="default"/>
         <w:sz w:val="20"/>
       </w:rPr>
     </w:lvl>
@@ -36531,7 +35730,7 @@
         <w:ind w:left="5040" w:hanging="360"/>
       </w:pPr>
       <w:rPr>
-        <w:rFonts w:hint="default" w:ascii="Wingdings" w:hAnsi="Wingdings"/>
+        <w:rFonts w:ascii="Wingdings" w:hAnsi="Wingdings" w:hint="default"/>
         <w:sz w:val="20"/>
       </w:rPr>
     </w:lvl>
@@ -36547,7 +35746,7 @@
         <w:ind w:left="5760" w:hanging="360"/>
       </w:pPr>
       <w:rPr>
-        <w:rFonts w:hint="default" w:ascii="Wingdings" w:hAnsi="Wingdings"/>
+        <w:rFonts w:ascii="Wingdings" w:hAnsi="Wingdings" w:hint="default"/>
         <w:sz w:val="20"/>
       </w:rPr>
     </w:lvl>
@@ -36563,7 +35762,7 @@
         <w:ind w:left="6480" w:hanging="360"/>
       </w:pPr>
       <w:rPr>
-        <w:rFonts w:hint="default" w:ascii="Wingdings" w:hAnsi="Wingdings"/>
+        <w:rFonts w:ascii="Wingdings" w:hAnsi="Wingdings" w:hint="default"/>
         <w:sz w:val="20"/>
       </w:rPr>
     </w:lvl>
@@ -36694,7 +35893,7 @@
         <w:ind w:left="720" w:hanging="360"/>
       </w:pPr>
       <w:rPr>
-        <w:rFonts w:hint="default" w:ascii="Wingdings" w:hAnsi="Wingdings"/>
+        <w:rFonts w:ascii="Wingdings" w:hAnsi="Wingdings" w:hint="default"/>
       </w:rPr>
     </w:lvl>
     <w:lvl w:ilvl="1" w:tplc="240A0003" w:tentative="1">
@@ -36706,7 +35905,7 @@
         <w:ind w:left="1440" w:hanging="360"/>
       </w:pPr>
       <w:rPr>
-        <w:rFonts w:hint="default" w:ascii="Courier New" w:hAnsi="Courier New" w:cs="Courier New"/>
+        <w:rFonts w:ascii="Courier New" w:hAnsi="Courier New" w:cs="Courier New" w:hint="default"/>
       </w:rPr>
     </w:lvl>
     <w:lvl w:ilvl="2" w:tplc="240A0005" w:tentative="1">
@@ -36718,7 +35917,7 @@
         <w:ind w:left="2160" w:hanging="360"/>
       </w:pPr>
       <w:rPr>
-        <w:rFonts w:hint="default" w:ascii="Wingdings" w:hAnsi="Wingdings"/>
+        <w:rFonts w:ascii="Wingdings" w:hAnsi="Wingdings" w:hint="default"/>
       </w:rPr>
     </w:lvl>
     <w:lvl w:ilvl="3" w:tplc="240A0001" w:tentative="1">
@@ -36730,7 +35929,7 @@
         <w:ind w:left="2880" w:hanging="360"/>
       </w:pPr>
       <w:rPr>
-        <w:rFonts w:hint="default" w:ascii="Symbol" w:hAnsi="Symbol"/>
+        <w:rFonts w:ascii="Symbol" w:hAnsi="Symbol" w:hint="default"/>
       </w:rPr>
     </w:lvl>
     <w:lvl w:ilvl="4" w:tplc="240A0003" w:tentative="1">
@@ -36742,7 +35941,7 @@
         <w:ind w:left="3600" w:hanging="360"/>
       </w:pPr>
       <w:rPr>
-        <w:rFonts w:hint="default" w:ascii="Courier New" w:hAnsi="Courier New" w:cs="Courier New"/>
+        <w:rFonts w:ascii="Courier New" w:hAnsi="Courier New" w:cs="Courier New" w:hint="default"/>
       </w:rPr>
     </w:lvl>
     <w:lvl w:ilvl="5" w:tplc="240A0005" w:tentative="1">
@@ -36754,7 +35953,7 @@
         <w:ind w:left="4320" w:hanging="360"/>
       </w:pPr>
       <w:rPr>
-        <w:rFonts w:hint="default" w:ascii="Wingdings" w:hAnsi="Wingdings"/>
+        <w:rFonts w:ascii="Wingdings" w:hAnsi="Wingdings" w:hint="default"/>
       </w:rPr>
     </w:lvl>
     <w:lvl w:ilvl="6" w:tplc="240A0001" w:tentative="1">
@@ -36766,7 +35965,7 @@
         <w:ind w:left="5040" w:hanging="360"/>
       </w:pPr>
       <w:rPr>
-        <w:rFonts w:hint="default" w:ascii="Symbol" w:hAnsi="Symbol"/>
+        <w:rFonts w:ascii="Symbol" w:hAnsi="Symbol" w:hint="default"/>
       </w:rPr>
     </w:lvl>
     <w:lvl w:ilvl="7" w:tplc="240A0003" w:tentative="1">
@@ -36778,7 +35977,7 @@
         <w:ind w:left="5760" w:hanging="360"/>
       </w:pPr>
       <w:rPr>
-        <w:rFonts w:hint="default" w:ascii="Courier New" w:hAnsi="Courier New" w:cs="Courier New"/>
+        <w:rFonts w:ascii="Courier New" w:hAnsi="Courier New" w:cs="Courier New" w:hint="default"/>
       </w:rPr>
     </w:lvl>
     <w:lvl w:ilvl="8" w:tplc="240A0005" w:tentative="1">
@@ -36790,7 +35989,7 @@
         <w:ind w:left="6480" w:hanging="360"/>
       </w:pPr>
       <w:rPr>
-        <w:rFonts w:hint="default" w:ascii="Wingdings" w:hAnsi="Wingdings"/>
+        <w:rFonts w:ascii="Wingdings" w:hAnsi="Wingdings" w:hint="default"/>
       </w:rPr>
     </w:lvl>
   </w:abstractNum>
@@ -36807,7 +36006,7 @@
         <w:ind w:left="720" w:hanging="360"/>
       </w:pPr>
       <w:rPr>
-        <w:rFonts w:hint="default" w:ascii="Symbol" w:hAnsi="Symbol"/>
+        <w:rFonts w:ascii="Symbol" w:hAnsi="Symbol" w:hint="default"/>
       </w:rPr>
     </w:lvl>
     <w:lvl w:ilvl="1" w:tplc="240A0003" w:tentative="1">
@@ -36819,7 +36018,7 @@
         <w:ind w:left="1440" w:hanging="360"/>
       </w:pPr>
       <w:rPr>
-        <w:rFonts w:hint="default" w:ascii="Courier New" w:hAnsi="Courier New" w:cs="Courier New"/>
+        <w:rFonts w:ascii="Courier New" w:hAnsi="Courier New" w:cs="Courier New" w:hint="default"/>
       </w:rPr>
     </w:lvl>
     <w:lvl w:ilvl="2" w:tplc="240A0005" w:tentative="1">
@@ -36831,7 +36030,7 @@
         <w:ind w:left="2160" w:hanging="360"/>
       </w:pPr>
       <w:rPr>
-        <w:rFonts w:hint="default" w:ascii="Wingdings" w:hAnsi="Wingdings"/>
+        <w:rFonts w:ascii="Wingdings" w:hAnsi="Wingdings" w:hint="default"/>
       </w:rPr>
     </w:lvl>
     <w:lvl w:ilvl="3" w:tplc="240A0001" w:tentative="1">
@@ -36843,7 +36042,7 @@
         <w:ind w:left="2880" w:hanging="360"/>
       </w:pPr>
       <w:rPr>
-        <w:rFonts w:hint="default" w:ascii="Symbol" w:hAnsi="Symbol"/>
+        <w:rFonts w:ascii="Symbol" w:hAnsi="Symbol" w:hint="default"/>
       </w:rPr>
     </w:lvl>
     <w:lvl w:ilvl="4" w:tplc="240A0003" w:tentative="1">
@@ -36855,7 +36054,7 @@
         <w:ind w:left="3600" w:hanging="360"/>
       </w:pPr>
       <w:rPr>
-        <w:rFonts w:hint="default" w:ascii="Courier New" w:hAnsi="Courier New" w:cs="Courier New"/>
+        <w:rFonts w:ascii="Courier New" w:hAnsi="Courier New" w:cs="Courier New" w:hint="default"/>
       </w:rPr>
     </w:lvl>
     <w:lvl w:ilvl="5" w:tplc="240A0005" w:tentative="1">
@@ -36867,7 +36066,7 @@
         <w:ind w:left="4320" w:hanging="360"/>
       </w:pPr>
       <w:rPr>
-        <w:rFonts w:hint="default" w:ascii="Wingdings" w:hAnsi="Wingdings"/>
+        <w:rFonts w:ascii="Wingdings" w:hAnsi="Wingdings" w:hint="default"/>
       </w:rPr>
     </w:lvl>
     <w:lvl w:ilvl="6" w:tplc="240A0001" w:tentative="1">
@@ -36879,7 +36078,7 @@
         <w:ind w:left="5040" w:hanging="360"/>
       </w:pPr>
       <w:rPr>
-        <w:rFonts w:hint="default" w:ascii="Symbol" w:hAnsi="Symbol"/>
+        <w:rFonts w:ascii="Symbol" w:hAnsi="Symbol" w:hint="default"/>
       </w:rPr>
     </w:lvl>
     <w:lvl w:ilvl="7" w:tplc="240A0003" w:tentative="1">
@@ -36891,7 +36090,7 @@
         <w:ind w:left="5760" w:hanging="360"/>
       </w:pPr>
       <w:rPr>
-        <w:rFonts w:hint="default" w:ascii="Courier New" w:hAnsi="Courier New" w:cs="Courier New"/>
+        <w:rFonts w:ascii="Courier New" w:hAnsi="Courier New" w:cs="Courier New" w:hint="default"/>
       </w:rPr>
     </w:lvl>
     <w:lvl w:ilvl="8" w:tplc="240A0005" w:tentative="1">
@@ -36903,7 +36102,7 @@
         <w:ind w:left="6480" w:hanging="360"/>
       </w:pPr>
       <w:rPr>
-        <w:rFonts w:hint="default" w:ascii="Wingdings" w:hAnsi="Wingdings"/>
+        <w:rFonts w:ascii="Wingdings" w:hAnsi="Wingdings" w:hint="default"/>
       </w:rPr>
     </w:lvl>
   </w:abstractNum>
@@ -36920,7 +36119,7 @@
         <w:ind w:left="720" w:hanging="360"/>
       </w:pPr>
       <w:rPr>
-        <w:rFonts w:hint="default" w:ascii="Symbol" w:hAnsi="Symbol"/>
+        <w:rFonts w:ascii="Symbol" w:hAnsi="Symbol" w:hint="default"/>
       </w:rPr>
     </w:lvl>
     <w:lvl w:ilvl="1" w:tplc="240A0003" w:tentative="1">
@@ -36932,7 +36131,7 @@
         <w:ind w:left="1440" w:hanging="360"/>
       </w:pPr>
       <w:rPr>
-        <w:rFonts w:hint="default" w:ascii="Courier New" w:hAnsi="Courier New" w:cs="Courier New"/>
+        <w:rFonts w:ascii="Courier New" w:hAnsi="Courier New" w:cs="Courier New" w:hint="default"/>
       </w:rPr>
     </w:lvl>
     <w:lvl w:ilvl="2" w:tplc="240A0005" w:tentative="1">
@@ -36944,7 +36143,7 @@
         <w:ind w:left="2160" w:hanging="360"/>
       </w:pPr>
       <w:rPr>
-        <w:rFonts w:hint="default" w:ascii="Wingdings" w:hAnsi="Wingdings"/>
+        <w:rFonts w:ascii="Wingdings" w:hAnsi="Wingdings" w:hint="default"/>
       </w:rPr>
     </w:lvl>
     <w:lvl w:ilvl="3" w:tplc="240A0001" w:tentative="1">
@@ -36956,7 +36155,7 @@
         <w:ind w:left="2880" w:hanging="360"/>
       </w:pPr>
       <w:rPr>
-        <w:rFonts w:hint="default" w:ascii="Symbol" w:hAnsi="Symbol"/>
+        <w:rFonts w:ascii="Symbol" w:hAnsi="Symbol" w:hint="default"/>
       </w:rPr>
     </w:lvl>
     <w:lvl w:ilvl="4" w:tplc="240A0003" w:tentative="1">
@@ -36968,7 +36167,7 @@
         <w:ind w:left="3600" w:hanging="360"/>
       </w:pPr>
       <w:rPr>
-        <w:rFonts w:hint="default" w:ascii="Courier New" w:hAnsi="Courier New" w:cs="Courier New"/>
+        <w:rFonts w:ascii="Courier New" w:hAnsi="Courier New" w:cs="Courier New" w:hint="default"/>
       </w:rPr>
     </w:lvl>
     <w:lvl w:ilvl="5" w:tplc="240A0005" w:tentative="1">
@@ -36980,7 +36179,7 @@
         <w:ind w:left="4320" w:hanging="360"/>
       </w:pPr>
       <w:rPr>
-        <w:rFonts w:hint="default" w:ascii="Wingdings" w:hAnsi="Wingdings"/>
+        <w:rFonts w:ascii="Wingdings" w:hAnsi="Wingdings" w:hint="default"/>
       </w:rPr>
     </w:lvl>
     <w:lvl w:ilvl="6" w:tplc="240A0001" w:tentative="1">
@@ -36992,7 +36191,7 @@
         <w:ind w:left="5040" w:hanging="360"/>
       </w:pPr>
       <w:rPr>
-        <w:rFonts w:hint="default" w:ascii="Symbol" w:hAnsi="Symbol"/>
+        <w:rFonts w:ascii="Symbol" w:hAnsi="Symbol" w:hint="default"/>
       </w:rPr>
     </w:lvl>
     <w:lvl w:ilvl="7" w:tplc="240A0003" w:tentative="1">
@@ -37004,7 +36203,7 @@
         <w:ind w:left="5760" w:hanging="360"/>
       </w:pPr>
       <w:rPr>
-        <w:rFonts w:hint="default" w:ascii="Courier New" w:hAnsi="Courier New" w:cs="Courier New"/>
+        <w:rFonts w:ascii="Courier New" w:hAnsi="Courier New" w:cs="Courier New" w:hint="default"/>
       </w:rPr>
     </w:lvl>
     <w:lvl w:ilvl="8" w:tplc="240A0005" w:tentative="1">
@@ -37016,7 +36215,7 @@
         <w:ind w:left="6480" w:hanging="360"/>
       </w:pPr>
       <w:rPr>
-        <w:rFonts w:hint="default" w:ascii="Wingdings" w:hAnsi="Wingdings"/>
+        <w:rFonts w:ascii="Wingdings" w:hAnsi="Wingdings" w:hint="default"/>
       </w:rPr>
     </w:lvl>
   </w:abstractNum>
@@ -37033,7 +36232,7 @@
         <w:ind w:left="720" w:hanging="360"/>
       </w:pPr>
       <w:rPr>
-        <w:rFonts w:hint="default" w:ascii="Wingdings" w:hAnsi="Wingdings"/>
+        <w:rFonts w:ascii="Wingdings" w:hAnsi="Wingdings" w:hint="default"/>
       </w:rPr>
     </w:lvl>
     <w:lvl w:ilvl="1" w:tplc="240A0003" w:tentative="1">
@@ -37045,7 +36244,7 @@
         <w:ind w:left="1440" w:hanging="360"/>
       </w:pPr>
       <w:rPr>
-        <w:rFonts w:hint="default" w:ascii="Courier New" w:hAnsi="Courier New" w:cs="Courier New"/>
+        <w:rFonts w:ascii="Courier New" w:hAnsi="Courier New" w:cs="Courier New" w:hint="default"/>
       </w:rPr>
     </w:lvl>
     <w:lvl w:ilvl="2" w:tplc="240A0005" w:tentative="1">
@@ -37057,7 +36256,7 @@
         <w:ind w:left="2160" w:hanging="360"/>
       </w:pPr>
       <w:rPr>
-        <w:rFonts w:hint="default" w:ascii="Wingdings" w:hAnsi="Wingdings"/>
+        <w:rFonts w:ascii="Wingdings" w:hAnsi="Wingdings" w:hint="default"/>
       </w:rPr>
     </w:lvl>
     <w:lvl w:ilvl="3" w:tplc="240A0001" w:tentative="1">
@@ -37069,7 +36268,7 @@
         <w:ind w:left="2880" w:hanging="360"/>
       </w:pPr>
       <w:rPr>
-        <w:rFonts w:hint="default" w:ascii="Symbol" w:hAnsi="Symbol"/>
+        <w:rFonts w:ascii="Symbol" w:hAnsi="Symbol" w:hint="default"/>
       </w:rPr>
     </w:lvl>
     <w:lvl w:ilvl="4" w:tplc="240A0003" w:tentative="1">
@@ -37081,7 +36280,7 @@
         <w:ind w:left="3600" w:hanging="360"/>
       </w:pPr>
       <w:rPr>
-        <w:rFonts w:hint="default" w:ascii="Courier New" w:hAnsi="Courier New" w:cs="Courier New"/>
+        <w:rFonts w:ascii="Courier New" w:hAnsi="Courier New" w:cs="Courier New" w:hint="default"/>
       </w:rPr>
     </w:lvl>
     <w:lvl w:ilvl="5" w:tplc="240A0005" w:tentative="1">
@@ -37093,7 +36292,7 @@
         <w:ind w:left="4320" w:hanging="360"/>
       </w:pPr>
       <w:rPr>
-        <w:rFonts w:hint="default" w:ascii="Wingdings" w:hAnsi="Wingdings"/>
+        <w:rFonts w:ascii="Wingdings" w:hAnsi="Wingdings" w:hint="default"/>
       </w:rPr>
     </w:lvl>
     <w:lvl w:ilvl="6" w:tplc="240A0001" w:tentative="1">
@@ -37105,7 +36304,7 @@
         <w:ind w:left="5040" w:hanging="360"/>
       </w:pPr>
       <w:rPr>
-        <w:rFonts w:hint="default" w:ascii="Symbol" w:hAnsi="Symbol"/>
+        <w:rFonts w:ascii="Symbol" w:hAnsi="Symbol" w:hint="default"/>
       </w:rPr>
     </w:lvl>
     <w:lvl w:ilvl="7" w:tplc="240A0003" w:tentative="1">
@@ -37117,7 +36316,7 @@
         <w:ind w:left="5760" w:hanging="360"/>
       </w:pPr>
       <w:rPr>
-        <w:rFonts w:hint="default" w:ascii="Courier New" w:hAnsi="Courier New" w:cs="Courier New"/>
+        <w:rFonts w:ascii="Courier New" w:hAnsi="Courier New" w:cs="Courier New" w:hint="default"/>
       </w:rPr>
     </w:lvl>
     <w:lvl w:ilvl="8" w:tplc="240A0005" w:tentative="1">
@@ -37129,7 +36328,7 @@
         <w:ind w:left="6480" w:hanging="360"/>
       </w:pPr>
       <w:rPr>
-        <w:rFonts w:hint="default" w:ascii="Wingdings" w:hAnsi="Wingdings"/>
+        <w:rFonts w:ascii="Wingdings" w:hAnsi="Wingdings" w:hint="default"/>
       </w:rPr>
     </w:lvl>
   </w:abstractNum>
@@ -37259,7 +36458,7 @@
         <w:ind w:left="720" w:hanging="360"/>
       </w:pPr>
       <w:rPr>
-        <w:rFonts w:hint="default" w:ascii="Symbol" w:hAnsi="Symbol"/>
+        <w:rFonts w:ascii="Symbol" w:hAnsi="Symbol" w:hint="default"/>
       </w:rPr>
     </w:lvl>
     <w:lvl w:ilvl="1" w:tplc="240A0003" w:tentative="1">
@@ -37271,7 +36470,7 @@
         <w:ind w:left="1440" w:hanging="360"/>
       </w:pPr>
       <w:rPr>
-        <w:rFonts w:hint="default" w:ascii="Courier New" w:hAnsi="Courier New" w:cs="Courier New"/>
+        <w:rFonts w:ascii="Courier New" w:hAnsi="Courier New" w:cs="Courier New" w:hint="default"/>
       </w:rPr>
     </w:lvl>
     <w:lvl w:ilvl="2" w:tplc="240A0005" w:tentative="1">
@@ -37283,7 +36482,7 @@
         <w:ind w:left="2160" w:hanging="360"/>
       </w:pPr>
       <w:rPr>
-        <w:rFonts w:hint="default" w:ascii="Wingdings" w:hAnsi="Wingdings"/>
+        <w:rFonts w:ascii="Wingdings" w:hAnsi="Wingdings" w:hint="default"/>
       </w:rPr>
     </w:lvl>
     <w:lvl w:ilvl="3" w:tplc="240A0001" w:tentative="1">
@@ -37295,7 +36494,7 @@
         <w:ind w:left="2880" w:hanging="360"/>
       </w:pPr>
       <w:rPr>
-        <w:rFonts w:hint="default" w:ascii="Symbol" w:hAnsi="Symbol"/>
+        <w:rFonts w:ascii="Symbol" w:hAnsi="Symbol" w:hint="default"/>
       </w:rPr>
     </w:lvl>
     <w:lvl w:ilvl="4" w:tplc="240A0003" w:tentative="1">
@@ -37307,7 +36506,7 @@
         <w:ind w:left="3600" w:hanging="360"/>
       </w:pPr>
       <w:rPr>
-        <w:rFonts w:hint="default" w:ascii="Courier New" w:hAnsi="Courier New" w:cs="Courier New"/>
+        <w:rFonts w:ascii="Courier New" w:hAnsi="Courier New" w:cs="Courier New" w:hint="default"/>
       </w:rPr>
     </w:lvl>
     <w:lvl w:ilvl="5" w:tplc="240A0005" w:tentative="1">
@@ -37319,7 +36518,7 @@
         <w:ind w:left="4320" w:hanging="360"/>
       </w:pPr>
       <w:rPr>
-        <w:rFonts w:hint="default" w:ascii="Wingdings" w:hAnsi="Wingdings"/>
+        <w:rFonts w:ascii="Wingdings" w:hAnsi="Wingdings" w:hint="default"/>
       </w:rPr>
     </w:lvl>
     <w:lvl w:ilvl="6" w:tplc="240A0001" w:tentative="1">
@@ -37331,7 +36530,7 @@
         <w:ind w:left="5040" w:hanging="360"/>
       </w:pPr>
       <w:rPr>
-        <w:rFonts w:hint="default" w:ascii="Symbol" w:hAnsi="Symbol"/>
+        <w:rFonts w:ascii="Symbol" w:hAnsi="Symbol" w:hint="default"/>
       </w:rPr>
     </w:lvl>
     <w:lvl w:ilvl="7" w:tplc="240A0003" w:tentative="1">
@@ -37343,7 +36542,7 @@
         <w:ind w:left="5760" w:hanging="360"/>
       </w:pPr>
       <w:rPr>
-        <w:rFonts w:hint="default" w:ascii="Courier New" w:hAnsi="Courier New" w:cs="Courier New"/>
+        <w:rFonts w:ascii="Courier New" w:hAnsi="Courier New" w:cs="Courier New" w:hint="default"/>
       </w:rPr>
     </w:lvl>
     <w:lvl w:ilvl="8" w:tplc="240A0005" w:tentative="1">
@@ -37355,7 +36554,7 @@
         <w:ind w:left="6480" w:hanging="360"/>
       </w:pPr>
       <w:rPr>
-        <w:rFonts w:hint="default" w:ascii="Wingdings" w:hAnsi="Wingdings"/>
+        <w:rFonts w:ascii="Wingdings" w:hAnsi="Wingdings" w:hint="default"/>
       </w:rPr>
     </w:lvl>
   </w:abstractNum>
@@ -37485,7 +36684,7 @@
         <w:ind w:left="720" w:hanging="360"/>
       </w:pPr>
       <w:rPr>
-        <w:rFonts w:hint="default" w:ascii="Symbol" w:hAnsi="Symbol"/>
+        <w:rFonts w:ascii="Symbol" w:hAnsi="Symbol" w:hint="default"/>
       </w:rPr>
     </w:lvl>
     <w:lvl w:ilvl="1" w:tplc="240A0003" w:tentative="1">
@@ -37497,7 +36696,7 @@
         <w:ind w:left="1440" w:hanging="360"/>
       </w:pPr>
       <w:rPr>
-        <w:rFonts w:hint="default" w:ascii="Courier New" w:hAnsi="Courier New" w:cs="Courier New"/>
+        <w:rFonts w:ascii="Courier New" w:hAnsi="Courier New" w:cs="Courier New" w:hint="default"/>
       </w:rPr>
     </w:lvl>
     <w:lvl w:ilvl="2" w:tplc="240A0005" w:tentative="1">
@@ -37509,7 +36708,7 @@
         <w:ind w:left="2160" w:hanging="360"/>
       </w:pPr>
       <w:rPr>
-        <w:rFonts w:hint="default" w:ascii="Wingdings" w:hAnsi="Wingdings"/>
+        <w:rFonts w:ascii="Wingdings" w:hAnsi="Wingdings" w:hint="default"/>
       </w:rPr>
     </w:lvl>
     <w:lvl w:ilvl="3" w:tplc="240A0001" w:tentative="1">
@@ -37521,7 +36720,7 @@
         <w:ind w:left="2880" w:hanging="360"/>
       </w:pPr>
       <w:rPr>
-        <w:rFonts w:hint="default" w:ascii="Symbol" w:hAnsi="Symbol"/>
+        <w:rFonts w:ascii="Symbol" w:hAnsi="Symbol" w:hint="default"/>
       </w:rPr>
     </w:lvl>
     <w:lvl w:ilvl="4" w:tplc="240A0003" w:tentative="1">
@@ -37533,7 +36732,7 @@
         <w:ind w:left="3600" w:hanging="360"/>
       </w:pPr>
       <w:rPr>
-        <w:rFonts w:hint="default" w:ascii="Courier New" w:hAnsi="Courier New" w:cs="Courier New"/>
+        <w:rFonts w:ascii="Courier New" w:hAnsi="Courier New" w:cs="Courier New" w:hint="default"/>
       </w:rPr>
     </w:lvl>
     <w:lvl w:ilvl="5" w:tplc="240A0005" w:tentative="1">
@@ -37545,7 +36744,7 @@
         <w:ind w:left="4320" w:hanging="360"/>
       </w:pPr>
       <w:rPr>
-        <w:rFonts w:hint="default" w:ascii="Wingdings" w:hAnsi="Wingdings"/>
+        <w:rFonts w:ascii="Wingdings" w:hAnsi="Wingdings" w:hint="default"/>
       </w:rPr>
     </w:lvl>
     <w:lvl w:ilvl="6" w:tplc="240A0001" w:tentative="1">
@@ -37557,7 +36756,7 @@
         <w:ind w:left="5040" w:hanging="360"/>
       </w:pPr>
       <w:rPr>
-        <w:rFonts w:hint="default" w:ascii="Symbol" w:hAnsi="Symbol"/>
+        <w:rFonts w:ascii="Symbol" w:hAnsi="Symbol" w:hint="default"/>
       </w:rPr>
     </w:lvl>
     <w:lvl w:ilvl="7" w:tplc="240A0003" w:tentative="1">
@@ -37569,7 +36768,7 @@
         <w:ind w:left="5760" w:hanging="360"/>
       </w:pPr>
       <w:rPr>
-        <w:rFonts w:hint="default" w:ascii="Courier New" w:hAnsi="Courier New" w:cs="Courier New"/>
+        <w:rFonts w:ascii="Courier New" w:hAnsi="Courier New" w:cs="Courier New" w:hint="default"/>
       </w:rPr>
     </w:lvl>
     <w:lvl w:ilvl="8" w:tplc="240A0005" w:tentative="1">
@@ -37581,7 +36780,7 @@
         <w:ind w:left="6480" w:hanging="360"/>
       </w:pPr>
       <w:rPr>
-        <w:rFonts w:hint="default" w:ascii="Wingdings" w:hAnsi="Wingdings"/>
+        <w:rFonts w:ascii="Wingdings" w:hAnsi="Wingdings" w:hint="default"/>
       </w:rPr>
     </w:lvl>
   </w:abstractNum>
@@ -37598,7 +36797,7 @@
         <w:ind w:left="720" w:hanging="360"/>
       </w:pPr>
       <w:rPr>
-        <w:rFonts w:hint="default" w:ascii="Symbol" w:hAnsi="Symbol"/>
+        <w:rFonts w:ascii="Symbol" w:hAnsi="Symbol" w:hint="default"/>
       </w:rPr>
     </w:lvl>
     <w:lvl w:ilvl="1" w:tplc="240A0003" w:tentative="1">
@@ -37610,7 +36809,7 @@
         <w:ind w:left="1440" w:hanging="360"/>
       </w:pPr>
       <w:rPr>
-        <w:rFonts w:hint="default" w:ascii="Courier New" w:hAnsi="Courier New" w:cs="Courier New"/>
+        <w:rFonts w:ascii="Courier New" w:hAnsi="Courier New" w:cs="Courier New" w:hint="default"/>
       </w:rPr>
     </w:lvl>
     <w:lvl w:ilvl="2" w:tplc="240A0005" w:tentative="1">
@@ -37622,7 +36821,7 @@
         <w:ind w:left="2160" w:hanging="360"/>
       </w:pPr>
       <w:rPr>
-        <w:rFonts w:hint="default" w:ascii="Wingdings" w:hAnsi="Wingdings"/>
+        <w:rFonts w:ascii="Wingdings" w:hAnsi="Wingdings" w:hint="default"/>
       </w:rPr>
     </w:lvl>
     <w:lvl w:ilvl="3" w:tplc="240A0001" w:tentative="1">
@@ -37634,7 +36833,7 @@
         <w:ind w:left="2880" w:hanging="360"/>
       </w:pPr>
       <w:rPr>
-        <w:rFonts w:hint="default" w:ascii="Symbol" w:hAnsi="Symbol"/>
+        <w:rFonts w:ascii="Symbol" w:hAnsi="Symbol" w:hint="default"/>
       </w:rPr>
     </w:lvl>
     <w:lvl w:ilvl="4" w:tplc="240A0003" w:tentative="1">
@@ -37646,7 +36845,7 @@
         <w:ind w:left="3600" w:hanging="360"/>
       </w:pPr>
       <w:rPr>
-        <w:rFonts w:hint="default" w:ascii="Courier New" w:hAnsi="Courier New" w:cs="Courier New"/>
+        <w:rFonts w:ascii="Courier New" w:hAnsi="Courier New" w:cs="Courier New" w:hint="default"/>
       </w:rPr>
     </w:lvl>
     <w:lvl w:ilvl="5" w:tplc="240A0005" w:tentative="1">
@@ -37658,7 +36857,7 @@
         <w:ind w:left="4320" w:hanging="360"/>
       </w:pPr>
       <w:rPr>
-        <w:rFonts w:hint="default" w:ascii="Wingdings" w:hAnsi="Wingdings"/>
+        <w:rFonts w:ascii="Wingdings" w:hAnsi="Wingdings" w:hint="default"/>
       </w:rPr>
     </w:lvl>
     <w:lvl w:ilvl="6" w:tplc="240A0001" w:tentative="1">
@@ -37670,7 +36869,7 @@
         <w:ind w:left="5040" w:hanging="360"/>
       </w:pPr>
       <w:rPr>
-        <w:rFonts w:hint="default" w:ascii="Symbol" w:hAnsi="Symbol"/>
+        <w:rFonts w:ascii="Symbol" w:hAnsi="Symbol" w:hint="default"/>
       </w:rPr>
     </w:lvl>
     <w:lvl w:ilvl="7" w:tplc="240A0003" w:tentative="1">
@@ -37682,7 +36881,7 @@
         <w:ind w:left="5760" w:hanging="360"/>
       </w:pPr>
       <w:rPr>
-        <w:rFonts w:hint="default" w:ascii="Courier New" w:hAnsi="Courier New" w:cs="Courier New"/>
+        <w:rFonts w:ascii="Courier New" w:hAnsi="Courier New" w:cs="Courier New" w:hint="default"/>
       </w:rPr>
     </w:lvl>
     <w:lvl w:ilvl="8" w:tplc="240A0005" w:tentative="1">
@@ -37694,7 +36893,7 @@
         <w:ind w:left="6480" w:hanging="360"/>
       </w:pPr>
       <w:rPr>
-        <w:rFonts w:hint="default" w:ascii="Wingdings" w:hAnsi="Wingdings"/>
+        <w:rFonts w:ascii="Wingdings" w:hAnsi="Wingdings" w:hint="default"/>
       </w:rPr>
     </w:lvl>
   </w:abstractNum>
@@ -37714,7 +36913,7 @@
         <w:ind w:left="720" w:hanging="360"/>
       </w:pPr>
       <w:rPr>
-        <w:rFonts w:hint="default" w:ascii="Symbol" w:hAnsi="Symbol"/>
+        <w:rFonts w:ascii="Symbol" w:hAnsi="Symbol" w:hint="default"/>
         <w:sz w:val="20"/>
       </w:rPr>
     </w:lvl>
@@ -37730,7 +36929,7 @@
         <w:ind w:left="1440" w:hanging="360"/>
       </w:pPr>
       <w:rPr>
-        <w:rFonts w:hint="default" w:ascii="Courier New" w:hAnsi="Courier New"/>
+        <w:rFonts w:ascii="Courier New" w:hAnsi="Courier New" w:hint="default"/>
         <w:sz w:val="20"/>
       </w:rPr>
     </w:lvl>
@@ -37746,7 +36945,7 @@
         <w:ind w:left="2160" w:hanging="360"/>
       </w:pPr>
       <w:rPr>
-        <w:rFonts w:hint="default" w:ascii="Wingdings" w:hAnsi="Wingdings"/>
+        <w:rFonts w:ascii="Wingdings" w:hAnsi="Wingdings" w:hint="default"/>
         <w:sz w:val="20"/>
       </w:rPr>
     </w:lvl>
@@ -37762,7 +36961,7 @@
         <w:ind w:left="2880" w:hanging="360"/>
       </w:pPr>
       <w:rPr>
-        <w:rFonts w:hint="default" w:ascii="Wingdings" w:hAnsi="Wingdings"/>
+        <w:rFonts w:ascii="Wingdings" w:hAnsi="Wingdings" w:hint="default"/>
         <w:sz w:val="20"/>
       </w:rPr>
     </w:lvl>
@@ -37778,7 +36977,7 @@
         <w:ind w:left="3600" w:hanging="360"/>
       </w:pPr>
       <w:rPr>
-        <w:rFonts w:hint="default" w:ascii="Wingdings" w:hAnsi="Wingdings"/>
+        <w:rFonts w:ascii="Wingdings" w:hAnsi="Wingdings" w:hint="default"/>
         <w:sz w:val="20"/>
       </w:rPr>
     </w:lvl>
@@ -37794,7 +36993,7 @@
         <w:ind w:left="4320" w:hanging="360"/>
       </w:pPr>
       <w:rPr>
-        <w:rFonts w:hint="default" w:ascii="Wingdings" w:hAnsi="Wingdings"/>
+        <w:rFonts w:ascii="Wingdings" w:hAnsi="Wingdings" w:hint="default"/>
         <w:sz w:val="20"/>
       </w:rPr>
     </w:lvl>
@@ -37810,7 +37009,7 @@
         <w:ind w:left="5040" w:hanging="360"/>
       </w:pPr>
       <w:rPr>
-        <w:rFonts w:hint="default" w:ascii="Wingdings" w:hAnsi="Wingdings"/>
+        <w:rFonts w:ascii="Wingdings" w:hAnsi="Wingdings" w:hint="default"/>
         <w:sz w:val="20"/>
       </w:rPr>
     </w:lvl>
@@ -37826,7 +37025,7 @@
         <w:ind w:left="5760" w:hanging="360"/>
       </w:pPr>
       <w:rPr>
-        <w:rFonts w:hint="default" w:ascii="Wingdings" w:hAnsi="Wingdings"/>
+        <w:rFonts w:ascii="Wingdings" w:hAnsi="Wingdings" w:hint="default"/>
         <w:sz w:val="20"/>
       </w:rPr>
     </w:lvl>
@@ -37842,7 +37041,7 @@
         <w:ind w:left="6480" w:hanging="360"/>
       </w:pPr>
       <w:rPr>
-        <w:rFonts w:hint="default" w:ascii="Wingdings" w:hAnsi="Wingdings"/>
+        <w:rFonts w:ascii="Wingdings" w:hAnsi="Wingdings" w:hint="default"/>
         <w:sz w:val="20"/>
       </w:rPr>
     </w:lvl>
@@ -37863,7 +37062,7 @@
         <w:ind w:left="720" w:hanging="360"/>
       </w:pPr>
       <w:rPr>
-        <w:rFonts w:hint="default" w:ascii="Symbol" w:hAnsi="Symbol"/>
+        <w:rFonts w:ascii="Symbol" w:hAnsi="Symbol" w:hint="default"/>
         <w:sz w:val="20"/>
       </w:rPr>
     </w:lvl>
@@ -37879,7 +37078,7 @@
         <w:ind w:left="1440" w:hanging="360"/>
       </w:pPr>
       <w:rPr>
-        <w:rFonts w:hint="default" w:ascii="Courier New" w:hAnsi="Courier New"/>
+        <w:rFonts w:ascii="Courier New" w:hAnsi="Courier New" w:hint="default"/>
         <w:sz w:val="20"/>
       </w:rPr>
     </w:lvl>
@@ -37895,7 +37094,7 @@
         <w:ind w:left="2160" w:hanging="360"/>
       </w:pPr>
       <w:rPr>
-        <w:rFonts w:hint="default" w:ascii="Wingdings" w:hAnsi="Wingdings"/>
+        <w:rFonts w:ascii="Wingdings" w:hAnsi="Wingdings" w:hint="default"/>
         <w:sz w:val="20"/>
       </w:rPr>
     </w:lvl>
@@ -37911,7 +37110,7 @@
         <w:ind w:left="2880" w:hanging="360"/>
       </w:pPr>
       <w:rPr>
-        <w:rFonts w:hint="default" w:ascii="Wingdings" w:hAnsi="Wingdings"/>
+        <w:rFonts w:ascii="Wingdings" w:hAnsi="Wingdings" w:hint="default"/>
         <w:sz w:val="20"/>
       </w:rPr>
     </w:lvl>
@@ -37927,7 +37126,7 @@
         <w:ind w:left="3600" w:hanging="360"/>
       </w:pPr>
       <w:rPr>
-        <w:rFonts w:hint="default" w:ascii="Wingdings" w:hAnsi="Wingdings"/>
+        <w:rFonts w:ascii="Wingdings" w:hAnsi="Wingdings" w:hint="default"/>
         <w:sz w:val="20"/>
       </w:rPr>
     </w:lvl>
@@ -37943,7 +37142,7 @@
         <w:ind w:left="4320" w:hanging="360"/>
       </w:pPr>
       <w:rPr>
-        <w:rFonts w:hint="default" w:ascii="Wingdings" w:hAnsi="Wingdings"/>
+        <w:rFonts w:ascii="Wingdings" w:hAnsi="Wingdings" w:hint="default"/>
         <w:sz w:val="20"/>
       </w:rPr>
     </w:lvl>
@@ -37959,7 +37158,7 @@
         <w:ind w:left="5040" w:hanging="360"/>
       </w:pPr>
       <w:rPr>
-        <w:rFonts w:hint="default" w:ascii="Wingdings" w:hAnsi="Wingdings"/>
+        <w:rFonts w:ascii="Wingdings" w:hAnsi="Wingdings" w:hint="default"/>
         <w:sz w:val="20"/>
       </w:rPr>
     </w:lvl>
@@ -37975,7 +37174,7 @@
         <w:ind w:left="5760" w:hanging="360"/>
       </w:pPr>
       <w:rPr>
-        <w:rFonts w:hint="default" w:ascii="Wingdings" w:hAnsi="Wingdings"/>
+        <w:rFonts w:ascii="Wingdings" w:hAnsi="Wingdings" w:hint="default"/>
         <w:sz w:val="20"/>
       </w:rPr>
     </w:lvl>
@@ -37991,7 +37190,7 @@
         <w:ind w:left="6480" w:hanging="360"/>
       </w:pPr>
       <w:rPr>
-        <w:rFonts w:hint="default" w:ascii="Wingdings" w:hAnsi="Wingdings"/>
+        <w:rFonts w:ascii="Wingdings" w:hAnsi="Wingdings" w:hint="default"/>
         <w:sz w:val="20"/>
       </w:rPr>
     </w:lvl>
@@ -38009,7 +37208,7 @@
         <w:ind w:left="720" w:hanging="360"/>
       </w:pPr>
       <w:rPr>
-        <w:rFonts w:hint="default" w:ascii="Symbol" w:hAnsi="Symbol"/>
+        <w:rFonts w:ascii="Symbol" w:hAnsi="Symbol" w:hint="default"/>
       </w:rPr>
     </w:lvl>
     <w:lvl w:ilvl="1" w:tplc="240A0003" w:tentative="1">
@@ -38021,7 +37220,7 @@
         <w:ind w:left="1440" w:hanging="360"/>
       </w:pPr>
       <w:rPr>
-        <w:rFonts w:hint="default" w:ascii="Courier New" w:hAnsi="Courier New" w:cs="Courier New"/>
+        <w:rFonts w:ascii="Courier New" w:hAnsi="Courier New" w:cs="Courier New" w:hint="default"/>
       </w:rPr>
     </w:lvl>
     <w:lvl w:ilvl="2" w:tplc="240A0005" w:tentative="1">
@@ -38033,7 +37232,7 @@
         <w:ind w:left="2160" w:hanging="360"/>
       </w:pPr>
       <w:rPr>
-        <w:rFonts w:hint="default" w:ascii="Wingdings" w:hAnsi="Wingdings"/>
+        <w:rFonts w:ascii="Wingdings" w:hAnsi="Wingdings" w:hint="default"/>
       </w:rPr>
     </w:lvl>
     <w:lvl w:ilvl="3" w:tplc="240A0001" w:tentative="1">
@@ -38045,7 +37244,7 @@
         <w:ind w:left="2880" w:hanging="360"/>
       </w:pPr>
       <w:rPr>
-        <w:rFonts w:hint="default" w:ascii="Symbol" w:hAnsi="Symbol"/>
+        <w:rFonts w:ascii="Symbol" w:hAnsi="Symbol" w:hint="default"/>
       </w:rPr>
     </w:lvl>
     <w:lvl w:ilvl="4" w:tplc="240A0003" w:tentative="1">
@@ -38057,7 +37256,7 @@
         <w:ind w:left="3600" w:hanging="360"/>
       </w:pPr>
       <w:rPr>
-        <w:rFonts w:hint="default" w:ascii="Courier New" w:hAnsi="Courier New" w:cs="Courier New"/>
+        <w:rFonts w:ascii="Courier New" w:hAnsi="Courier New" w:cs="Courier New" w:hint="default"/>
       </w:rPr>
     </w:lvl>
     <w:lvl w:ilvl="5" w:tplc="240A0005" w:tentative="1">
@@ -38069,7 +37268,7 @@
         <w:ind w:left="4320" w:hanging="360"/>
       </w:pPr>
       <w:rPr>
-        <w:rFonts w:hint="default" w:ascii="Wingdings" w:hAnsi="Wingdings"/>
+        <w:rFonts w:ascii="Wingdings" w:hAnsi="Wingdings" w:hint="default"/>
       </w:rPr>
     </w:lvl>
     <w:lvl w:ilvl="6" w:tplc="240A0001" w:tentative="1">
@@ -38081,7 +37280,7 @@
         <w:ind w:left="5040" w:hanging="360"/>
       </w:pPr>
       <w:rPr>
-        <w:rFonts w:hint="default" w:ascii="Symbol" w:hAnsi="Symbol"/>
+        <w:rFonts w:ascii="Symbol" w:hAnsi="Symbol" w:hint="default"/>
       </w:rPr>
     </w:lvl>
     <w:lvl w:ilvl="7" w:tplc="240A0003" w:tentative="1">
@@ -38093,7 +37292,7 @@
         <w:ind w:left="5760" w:hanging="360"/>
       </w:pPr>
       <w:rPr>
-        <w:rFonts w:hint="default" w:ascii="Courier New" w:hAnsi="Courier New" w:cs="Courier New"/>
+        <w:rFonts w:ascii="Courier New" w:hAnsi="Courier New" w:cs="Courier New" w:hint="default"/>
       </w:rPr>
     </w:lvl>
     <w:lvl w:ilvl="8" w:tplc="240A0005" w:tentative="1">
@@ -38105,7 +37304,7 @@
         <w:ind w:left="6480" w:hanging="360"/>
       </w:pPr>
       <w:rPr>
-        <w:rFonts w:hint="default" w:ascii="Wingdings" w:hAnsi="Wingdings"/>
+        <w:rFonts w:ascii="Wingdings" w:hAnsi="Wingdings" w:hint="default"/>
       </w:rPr>
     </w:lvl>
   </w:abstractNum>
@@ -38235,7 +37434,7 @@
         <w:ind w:left="720" w:hanging="360"/>
       </w:pPr>
       <w:rPr>
-        <w:rFonts w:hint="default" w:ascii="Symbol" w:hAnsi="Symbol"/>
+        <w:rFonts w:ascii="Symbol" w:hAnsi="Symbol" w:hint="default"/>
       </w:rPr>
     </w:lvl>
     <w:lvl w:ilvl="1" w:tplc="240A0003" w:tentative="1">
@@ -38247,7 +37446,7 @@
         <w:ind w:left="1440" w:hanging="360"/>
       </w:pPr>
       <w:rPr>
-        <w:rFonts w:hint="default" w:ascii="Courier New" w:hAnsi="Courier New" w:cs="Courier New"/>
+        <w:rFonts w:ascii="Courier New" w:hAnsi="Courier New" w:cs="Courier New" w:hint="default"/>
       </w:rPr>
     </w:lvl>
     <w:lvl w:ilvl="2" w:tplc="240A0005" w:tentative="1">
@@ -38259,7 +37458,7 @@
         <w:ind w:left="2160" w:hanging="360"/>
       </w:pPr>
       <w:rPr>
-        <w:rFonts w:hint="default" w:ascii="Wingdings" w:hAnsi="Wingdings"/>
+        <w:rFonts w:ascii="Wingdings" w:hAnsi="Wingdings" w:hint="default"/>
       </w:rPr>
     </w:lvl>
     <w:lvl w:ilvl="3" w:tplc="240A0001" w:tentative="1">
@@ -38271,7 +37470,7 @@
         <w:ind w:left="2880" w:hanging="360"/>
       </w:pPr>
       <w:rPr>
-        <w:rFonts w:hint="default" w:ascii="Symbol" w:hAnsi="Symbol"/>
+        <w:rFonts w:ascii="Symbol" w:hAnsi="Symbol" w:hint="default"/>
       </w:rPr>
     </w:lvl>
     <w:lvl w:ilvl="4" w:tplc="240A0003" w:tentative="1">
@@ -38283,7 +37482,7 @@
         <w:ind w:left="3600" w:hanging="360"/>
       </w:pPr>
       <w:rPr>
-        <w:rFonts w:hint="default" w:ascii="Courier New" w:hAnsi="Courier New" w:cs="Courier New"/>
+        <w:rFonts w:ascii="Courier New" w:hAnsi="Courier New" w:cs="Courier New" w:hint="default"/>
       </w:rPr>
     </w:lvl>
     <w:lvl w:ilvl="5" w:tplc="240A0005" w:tentative="1">
@@ -38295,7 +37494,7 @@
         <w:ind w:left="4320" w:hanging="360"/>
       </w:pPr>
       <w:rPr>
-        <w:rFonts w:hint="default" w:ascii="Wingdings" w:hAnsi="Wingdings"/>
+        <w:rFonts w:ascii="Wingdings" w:hAnsi="Wingdings" w:hint="default"/>
       </w:rPr>
     </w:lvl>
     <w:lvl w:ilvl="6" w:tplc="240A0001" w:tentative="1">
@@ -38307,7 +37506,7 @@
         <w:ind w:left="5040" w:hanging="360"/>
       </w:pPr>
       <w:rPr>
-        <w:rFonts w:hint="default" w:ascii="Symbol" w:hAnsi="Symbol"/>
+        <w:rFonts w:ascii="Symbol" w:hAnsi="Symbol" w:hint="default"/>
       </w:rPr>
     </w:lvl>
     <w:lvl w:ilvl="7" w:tplc="240A0003" w:tentative="1">
@@ -38319,7 +37518,7 @@
         <w:ind w:left="5760" w:hanging="360"/>
       </w:pPr>
       <w:rPr>
-        <w:rFonts w:hint="default" w:ascii="Courier New" w:hAnsi="Courier New" w:cs="Courier New"/>
+        <w:rFonts w:ascii="Courier New" w:hAnsi="Courier New" w:cs="Courier New" w:hint="default"/>
       </w:rPr>
     </w:lvl>
     <w:lvl w:ilvl="8" w:tplc="240A0005" w:tentative="1">
@@ -38331,7 +37530,7 @@
         <w:ind w:left="6480" w:hanging="360"/>
       </w:pPr>
       <w:rPr>
-        <w:rFonts w:hint="default" w:ascii="Wingdings" w:hAnsi="Wingdings"/>
+        <w:rFonts w:ascii="Wingdings" w:hAnsi="Wingdings" w:hint="default"/>
       </w:rPr>
     </w:lvl>
   </w:abstractNum>
@@ -38348,7 +37547,7 @@
         <w:ind w:left="720" w:hanging="360"/>
       </w:pPr>
       <w:rPr>
-        <w:rFonts w:hint="default" w:ascii="Wingdings" w:hAnsi="Wingdings"/>
+        <w:rFonts w:ascii="Wingdings" w:hAnsi="Wingdings" w:hint="default"/>
       </w:rPr>
     </w:lvl>
     <w:lvl w:ilvl="1" w:tplc="240A0003" w:tentative="1">
@@ -38360,7 +37559,7 @@
         <w:ind w:left="1440" w:hanging="360"/>
       </w:pPr>
       <w:rPr>
-        <w:rFonts w:hint="default" w:ascii="Courier New" w:hAnsi="Courier New" w:cs="Courier New"/>
+        <w:rFonts w:ascii="Courier New" w:hAnsi="Courier New" w:cs="Courier New" w:hint="default"/>
       </w:rPr>
     </w:lvl>
     <w:lvl w:ilvl="2" w:tplc="240A0005" w:tentative="1">
@@ -38372,7 +37571,7 @@
         <w:ind w:left="2160" w:hanging="360"/>
       </w:pPr>
       <w:rPr>
-        <w:rFonts w:hint="default" w:ascii="Wingdings" w:hAnsi="Wingdings"/>
+        <w:rFonts w:ascii="Wingdings" w:hAnsi="Wingdings" w:hint="default"/>
       </w:rPr>
     </w:lvl>
     <w:lvl w:ilvl="3" w:tplc="240A0001" w:tentative="1">
@@ -38384,7 +37583,7 @@
         <w:ind w:left="2880" w:hanging="360"/>
       </w:pPr>
       <w:rPr>
-        <w:rFonts w:hint="default" w:ascii="Symbol" w:hAnsi="Symbol"/>
+        <w:rFonts w:ascii="Symbol" w:hAnsi="Symbol" w:hint="default"/>
       </w:rPr>
     </w:lvl>
     <w:lvl w:ilvl="4" w:tplc="240A0003" w:tentative="1">
@@ -38396,7 +37595,7 @@
         <w:ind w:left="3600" w:hanging="360"/>
       </w:pPr>
       <w:rPr>
-        <w:rFonts w:hint="default" w:ascii="Courier New" w:hAnsi="Courier New" w:cs="Courier New"/>
+        <w:rFonts w:ascii="Courier New" w:hAnsi="Courier New" w:cs="Courier New" w:hint="default"/>
       </w:rPr>
     </w:lvl>
     <w:lvl w:ilvl="5" w:tplc="240A0005" w:tentative="1">
@@ -38408,7 +37607,7 @@
         <w:ind w:left="4320" w:hanging="360"/>
       </w:pPr>
       <w:rPr>
-        <w:rFonts w:hint="default" w:ascii="Wingdings" w:hAnsi="Wingdings"/>
+        <w:rFonts w:ascii="Wingdings" w:hAnsi="Wingdings" w:hint="default"/>
       </w:rPr>
     </w:lvl>
     <w:lvl w:ilvl="6" w:tplc="240A0001" w:tentative="1">
@@ -38420,7 +37619,7 @@
         <w:ind w:left="5040" w:hanging="360"/>
       </w:pPr>
       <w:rPr>
-        <w:rFonts w:hint="default" w:ascii="Symbol" w:hAnsi="Symbol"/>
+        <w:rFonts w:ascii="Symbol" w:hAnsi="Symbol" w:hint="default"/>
       </w:rPr>
     </w:lvl>
     <w:lvl w:ilvl="7" w:tplc="240A0003" w:tentative="1">
@@ -38432,7 +37631,7 @@
         <w:ind w:left="5760" w:hanging="360"/>
       </w:pPr>
       <w:rPr>
-        <w:rFonts w:hint="default" w:ascii="Courier New" w:hAnsi="Courier New" w:cs="Courier New"/>
+        <w:rFonts w:ascii="Courier New" w:hAnsi="Courier New" w:cs="Courier New" w:hint="default"/>
       </w:rPr>
     </w:lvl>
     <w:lvl w:ilvl="8" w:tplc="240A0005" w:tentative="1">
@@ -38444,7 +37643,7 @@
         <w:ind w:left="6480" w:hanging="360"/>
       </w:pPr>
       <w:rPr>
-        <w:rFonts w:hint="default" w:ascii="Wingdings" w:hAnsi="Wingdings"/>
+        <w:rFonts w:ascii="Wingdings" w:hAnsi="Wingdings" w:hint="default"/>
       </w:rPr>
     </w:lvl>
   </w:abstractNum>
@@ -38461,7 +37660,7 @@
         <w:ind w:left="720" w:hanging="360"/>
       </w:pPr>
       <w:rPr>
-        <w:rFonts w:hint="default" w:ascii="Symbol" w:hAnsi="Symbol"/>
+        <w:rFonts w:ascii="Symbol" w:hAnsi="Symbol" w:hint="default"/>
       </w:rPr>
     </w:lvl>
     <w:lvl w:ilvl="1" w:tplc="240A0003" w:tentative="1">
@@ -38473,7 +37672,7 @@
         <w:ind w:left="1440" w:hanging="360"/>
       </w:pPr>
       <w:rPr>
-        <w:rFonts w:hint="default" w:ascii="Courier New" w:hAnsi="Courier New" w:cs="Courier New"/>
+        <w:rFonts w:ascii="Courier New" w:hAnsi="Courier New" w:cs="Courier New" w:hint="default"/>
       </w:rPr>
     </w:lvl>
     <w:lvl w:ilvl="2" w:tplc="240A0005" w:tentative="1">
@@ -38485,7 +37684,7 @@
         <w:ind w:left="2160" w:hanging="360"/>
       </w:pPr>
       <w:rPr>
-        <w:rFonts w:hint="default" w:ascii="Wingdings" w:hAnsi="Wingdings"/>
+        <w:rFonts w:ascii="Wingdings" w:hAnsi="Wingdings" w:hint="default"/>
       </w:rPr>
     </w:lvl>
     <w:lvl w:ilvl="3" w:tplc="240A0001" w:tentative="1">
@@ -38497,7 +37696,7 @@
         <w:ind w:left="2880" w:hanging="360"/>
       </w:pPr>
       <w:rPr>
-        <w:rFonts w:hint="default" w:ascii="Symbol" w:hAnsi="Symbol"/>
+        <w:rFonts w:ascii="Symbol" w:hAnsi="Symbol" w:hint="default"/>
       </w:rPr>
     </w:lvl>
     <w:lvl w:ilvl="4" w:tplc="240A0003" w:tentative="1">
@@ -38509,7 +37708,7 @@
         <w:ind w:left="3600" w:hanging="360"/>
       </w:pPr>
       <w:rPr>
-        <w:rFonts w:hint="default" w:ascii="Courier New" w:hAnsi="Courier New" w:cs="Courier New"/>
+        <w:rFonts w:ascii="Courier New" w:hAnsi="Courier New" w:cs="Courier New" w:hint="default"/>
       </w:rPr>
     </w:lvl>
     <w:lvl w:ilvl="5" w:tplc="240A0005" w:tentative="1">
@@ -38521,7 +37720,7 @@
         <w:ind w:left="4320" w:hanging="360"/>
       </w:pPr>
       <w:rPr>
-        <w:rFonts w:hint="default" w:ascii="Wingdings" w:hAnsi="Wingdings"/>
+        <w:rFonts w:ascii="Wingdings" w:hAnsi="Wingdings" w:hint="default"/>
       </w:rPr>
     </w:lvl>
     <w:lvl w:ilvl="6" w:tplc="240A0001" w:tentative="1">
@@ -38533,7 +37732,7 @@
         <w:ind w:left="5040" w:hanging="360"/>
       </w:pPr>
       <w:rPr>
-        <w:rFonts w:hint="default" w:ascii="Symbol" w:hAnsi="Symbol"/>
+        <w:rFonts w:ascii="Symbol" w:hAnsi="Symbol" w:hint="default"/>
       </w:rPr>
     </w:lvl>
     <w:lvl w:ilvl="7" w:tplc="240A0003" w:tentative="1">
@@ -38545,7 +37744,7 @@
         <w:ind w:left="5760" w:hanging="360"/>
       </w:pPr>
       <w:rPr>
-        <w:rFonts w:hint="default" w:ascii="Courier New" w:hAnsi="Courier New" w:cs="Courier New"/>
+        <w:rFonts w:ascii="Courier New" w:hAnsi="Courier New" w:cs="Courier New" w:hint="default"/>
       </w:rPr>
     </w:lvl>
     <w:lvl w:ilvl="8" w:tplc="240A0005" w:tentative="1">
@@ -38557,7 +37756,7 @@
         <w:ind w:left="6480" w:hanging="360"/>
       </w:pPr>
       <w:rPr>
-        <w:rFonts w:hint="default" w:ascii="Wingdings" w:hAnsi="Wingdings"/>
+        <w:rFonts w:ascii="Wingdings" w:hAnsi="Wingdings" w:hint="default"/>
       </w:rPr>
     </w:lvl>
   </w:abstractNum>
@@ -38687,7 +37886,7 @@
         <w:ind w:left="720" w:hanging="360"/>
       </w:pPr>
       <w:rPr>
-        <w:rFonts w:hint="default" w:ascii="Wingdings" w:hAnsi="Wingdings"/>
+        <w:rFonts w:ascii="Wingdings" w:hAnsi="Wingdings" w:hint="default"/>
       </w:rPr>
     </w:lvl>
     <w:lvl w:ilvl="1" w:tplc="240A0003" w:tentative="1">
@@ -38699,7 +37898,7 @@
         <w:ind w:left="1440" w:hanging="360"/>
       </w:pPr>
       <w:rPr>
-        <w:rFonts w:hint="default" w:ascii="Courier New" w:hAnsi="Courier New" w:cs="Courier New"/>
+        <w:rFonts w:ascii="Courier New" w:hAnsi="Courier New" w:cs="Courier New" w:hint="default"/>
       </w:rPr>
     </w:lvl>
     <w:lvl w:ilvl="2" w:tplc="240A0005" w:tentative="1">
@@ -38711,7 +37910,7 @@
         <w:ind w:left="2160" w:hanging="360"/>
       </w:pPr>
       <w:rPr>
-        <w:rFonts w:hint="default" w:ascii="Wingdings" w:hAnsi="Wingdings"/>
+        <w:rFonts w:ascii="Wingdings" w:hAnsi="Wingdings" w:hint="default"/>
       </w:rPr>
     </w:lvl>
     <w:lvl w:ilvl="3" w:tplc="240A0001" w:tentative="1">
@@ -38723,7 +37922,7 @@
         <w:ind w:left="2880" w:hanging="360"/>
       </w:pPr>
       <w:rPr>
-        <w:rFonts w:hint="default" w:ascii="Symbol" w:hAnsi="Symbol"/>
+        <w:rFonts w:ascii="Symbol" w:hAnsi="Symbol" w:hint="default"/>
       </w:rPr>
     </w:lvl>
     <w:lvl w:ilvl="4" w:tplc="240A0003" w:tentative="1">
@@ -38735,7 +37934,7 @@
         <w:ind w:left="3600" w:hanging="360"/>
       </w:pPr>
       <w:rPr>
-        <w:rFonts w:hint="default" w:ascii="Courier New" w:hAnsi="Courier New" w:cs="Courier New"/>
+        <w:rFonts w:ascii="Courier New" w:hAnsi="Courier New" w:cs="Courier New" w:hint="default"/>
       </w:rPr>
     </w:lvl>
     <w:lvl w:ilvl="5" w:tplc="240A0005" w:tentative="1">
@@ -38747,7 +37946,7 @@
         <w:ind w:left="4320" w:hanging="360"/>
       </w:pPr>
       <w:rPr>
-        <w:rFonts w:hint="default" w:ascii="Wingdings" w:hAnsi="Wingdings"/>
+        <w:rFonts w:ascii="Wingdings" w:hAnsi="Wingdings" w:hint="default"/>
       </w:rPr>
     </w:lvl>
     <w:lvl w:ilvl="6" w:tplc="240A0001" w:tentative="1">
@@ -38759,7 +37958,7 @@
         <w:ind w:left="5040" w:hanging="360"/>
       </w:pPr>
       <w:rPr>
-        <w:rFonts w:hint="default" w:ascii="Symbol" w:hAnsi="Symbol"/>
+        <w:rFonts w:ascii="Symbol" w:hAnsi="Symbol" w:hint="default"/>
       </w:rPr>
     </w:lvl>
     <w:lvl w:ilvl="7" w:tplc="240A0003" w:tentative="1">
@@ -38771,7 +37970,7 @@
         <w:ind w:left="5760" w:hanging="360"/>
       </w:pPr>
       <w:rPr>
-        <w:rFonts w:hint="default" w:ascii="Courier New" w:hAnsi="Courier New" w:cs="Courier New"/>
+        <w:rFonts w:ascii="Courier New" w:hAnsi="Courier New" w:cs="Courier New" w:hint="default"/>
       </w:rPr>
     </w:lvl>
     <w:lvl w:ilvl="8" w:tplc="240A0005" w:tentative="1">
@@ -38783,7 +37982,7 @@
         <w:ind w:left="6480" w:hanging="360"/>
       </w:pPr>
       <w:rPr>
-        <w:rFonts w:hint="default" w:ascii="Wingdings" w:hAnsi="Wingdings"/>
+        <w:rFonts w:ascii="Wingdings" w:hAnsi="Wingdings" w:hint="default"/>
       </w:rPr>
     </w:lvl>
   </w:abstractNum>
@@ -38800,7 +37999,7 @@
         <w:ind w:left="720" w:hanging="360"/>
       </w:pPr>
       <w:rPr>
-        <w:rFonts w:hint="default" w:ascii="Symbol" w:hAnsi="Symbol"/>
+        <w:rFonts w:ascii="Symbol" w:hAnsi="Symbol" w:hint="default"/>
       </w:rPr>
     </w:lvl>
     <w:lvl w:ilvl="1" w:tplc="240A0003" w:tentative="1">
@@ -38812,7 +38011,7 @@
         <w:ind w:left="1440" w:hanging="360"/>
       </w:pPr>
       <w:rPr>
-        <w:rFonts w:hint="default" w:ascii="Courier New" w:hAnsi="Courier New" w:cs="Courier New"/>
+        <w:rFonts w:ascii="Courier New" w:hAnsi="Courier New" w:cs="Courier New" w:hint="default"/>
       </w:rPr>
     </w:lvl>
     <w:lvl w:ilvl="2" w:tplc="240A0005" w:tentative="1">
@@ -38824,7 +38023,7 @@
         <w:ind w:left="2160" w:hanging="360"/>
       </w:pPr>
       <w:rPr>
-        <w:rFonts w:hint="default" w:ascii="Wingdings" w:hAnsi="Wingdings"/>
+        <w:rFonts w:ascii="Wingdings" w:hAnsi="Wingdings" w:hint="default"/>
       </w:rPr>
     </w:lvl>
     <w:lvl w:ilvl="3" w:tplc="240A0001" w:tentative="1">
@@ -38836,7 +38035,7 @@
         <w:ind w:left="2880" w:hanging="360"/>
       </w:pPr>
       <w:rPr>
-        <w:rFonts w:hint="default" w:ascii="Symbol" w:hAnsi="Symbol"/>
+        <w:rFonts w:ascii="Symbol" w:hAnsi="Symbol" w:hint="default"/>
       </w:rPr>
     </w:lvl>
     <w:lvl w:ilvl="4" w:tplc="240A0003" w:tentative="1">
@@ -38848,7 +38047,7 @@
         <w:ind w:left="3600" w:hanging="360"/>
       </w:pPr>
       <w:rPr>
-        <w:rFonts w:hint="default" w:ascii="Courier New" w:hAnsi="Courier New" w:cs="Courier New"/>
+        <w:rFonts w:ascii="Courier New" w:hAnsi="Courier New" w:cs="Courier New" w:hint="default"/>
       </w:rPr>
     </w:lvl>
     <w:lvl w:ilvl="5" w:tplc="240A0005" w:tentative="1">
@@ -38860,7 +38059,7 @@
         <w:ind w:left="4320" w:hanging="360"/>
       </w:pPr>
       <w:rPr>
-        <w:rFonts w:hint="default" w:ascii="Wingdings" w:hAnsi="Wingdings"/>
+        <w:rFonts w:ascii="Wingdings" w:hAnsi="Wingdings" w:hint="default"/>
       </w:rPr>
     </w:lvl>
     <w:lvl w:ilvl="6" w:tplc="240A0001" w:tentative="1">
@@ -38872,7 +38071,7 @@
         <w:ind w:left="5040" w:hanging="360"/>
       </w:pPr>
       <w:rPr>
-        <w:rFonts w:hint="default" w:ascii="Symbol" w:hAnsi="Symbol"/>
+        <w:rFonts w:ascii="Symbol" w:hAnsi="Symbol" w:hint="default"/>
       </w:rPr>
     </w:lvl>
     <w:lvl w:ilvl="7" w:tplc="240A0003" w:tentative="1">
@@ -38884,7 +38083,7 @@
         <w:ind w:left="5760" w:hanging="360"/>
       </w:pPr>
       <w:rPr>
-        <w:rFonts w:hint="default" w:ascii="Courier New" w:hAnsi="Courier New" w:cs="Courier New"/>
+        <w:rFonts w:ascii="Courier New" w:hAnsi="Courier New" w:cs="Courier New" w:hint="default"/>
       </w:rPr>
     </w:lvl>
     <w:lvl w:ilvl="8" w:tplc="240A0005" w:tentative="1">
@@ -38896,7 +38095,7 @@
         <w:ind w:left="6480" w:hanging="360"/>
       </w:pPr>
       <w:rPr>
-        <w:rFonts w:hint="default" w:ascii="Wingdings" w:hAnsi="Wingdings"/>
+        <w:rFonts w:ascii="Wingdings" w:hAnsi="Wingdings" w:hint="default"/>
       </w:rPr>
     </w:lvl>
   </w:abstractNum>
@@ -38913,7 +38112,7 @@
         <w:ind w:left="720" w:hanging="360"/>
       </w:pPr>
       <w:rPr>
-        <w:rFonts w:hint="default" w:ascii="Wingdings" w:hAnsi="Wingdings"/>
+        <w:rFonts w:ascii="Wingdings" w:hAnsi="Wingdings" w:hint="default"/>
       </w:rPr>
     </w:lvl>
     <w:lvl w:ilvl="1" w:tplc="240A0003" w:tentative="1">
@@ -38925,7 +38124,7 @@
         <w:ind w:left="1440" w:hanging="360"/>
       </w:pPr>
       <w:rPr>
-        <w:rFonts w:hint="default" w:ascii="Courier New" w:hAnsi="Courier New" w:cs="Courier New"/>
+        <w:rFonts w:ascii="Courier New" w:hAnsi="Courier New" w:cs="Courier New" w:hint="default"/>
       </w:rPr>
     </w:lvl>
     <w:lvl w:ilvl="2" w:tplc="240A0005" w:tentative="1">
@@ -38937,7 +38136,7 @@
         <w:ind w:left="2160" w:hanging="360"/>
       </w:pPr>
       <w:rPr>
-        <w:rFonts w:hint="default" w:ascii="Wingdings" w:hAnsi="Wingdings"/>
+        <w:rFonts w:ascii="Wingdings" w:hAnsi="Wingdings" w:hint="default"/>
       </w:rPr>
     </w:lvl>
     <w:lvl w:ilvl="3" w:tplc="240A0001" w:tentative="1">
@@ -38949,7 +38148,7 @@
         <w:ind w:left="2880" w:hanging="360"/>
       </w:pPr>
       <w:rPr>
-        <w:rFonts w:hint="default" w:ascii="Symbol" w:hAnsi="Symbol"/>
+        <w:rFonts w:ascii="Symbol" w:hAnsi="Symbol" w:hint="default"/>
       </w:rPr>
     </w:lvl>
     <w:lvl w:ilvl="4" w:tplc="240A0003" w:tentative="1">
@@ -38961,7 +38160,7 @@
         <w:ind w:left="3600" w:hanging="360"/>
       </w:pPr>
       <w:rPr>
-        <w:rFonts w:hint="default" w:ascii="Courier New" w:hAnsi="Courier New" w:cs="Courier New"/>
+        <w:rFonts w:ascii="Courier New" w:hAnsi="Courier New" w:cs="Courier New" w:hint="default"/>
       </w:rPr>
     </w:lvl>
     <w:lvl w:ilvl="5" w:tplc="240A0005" w:tentative="1">
@@ -38973,7 +38172,7 @@
         <w:ind w:left="4320" w:hanging="360"/>
       </w:pPr>
       <w:rPr>
-        <w:rFonts w:hint="default" w:ascii="Wingdings" w:hAnsi="Wingdings"/>
+        <w:rFonts w:ascii="Wingdings" w:hAnsi="Wingdings" w:hint="default"/>
       </w:rPr>
     </w:lvl>
     <w:lvl w:ilvl="6" w:tplc="240A0001" w:tentative="1">
@@ -38985,7 +38184,7 @@
         <w:ind w:left="5040" w:hanging="360"/>
       </w:pPr>
       <w:rPr>
-        <w:rFonts w:hint="default" w:ascii="Symbol" w:hAnsi="Symbol"/>
+        <w:rFonts w:ascii="Symbol" w:hAnsi="Symbol" w:hint="default"/>
       </w:rPr>
     </w:lvl>
     <w:lvl w:ilvl="7" w:tplc="240A0003" w:tentative="1">
@@ -38997,7 +38196,7 @@
         <w:ind w:left="5760" w:hanging="360"/>
       </w:pPr>
       <w:rPr>
-        <w:rFonts w:hint="default" w:ascii="Courier New" w:hAnsi="Courier New" w:cs="Courier New"/>
+        <w:rFonts w:ascii="Courier New" w:hAnsi="Courier New" w:cs="Courier New" w:hint="default"/>
       </w:rPr>
     </w:lvl>
     <w:lvl w:ilvl="8" w:tplc="240A0005" w:tentative="1">
@@ -39009,7 +38208,7 @@
         <w:ind w:left="6480" w:hanging="360"/>
       </w:pPr>
       <w:rPr>
-        <w:rFonts w:hint="default" w:ascii="Wingdings" w:hAnsi="Wingdings"/>
+        <w:rFonts w:ascii="Wingdings" w:hAnsi="Wingdings" w:hint="default"/>
       </w:rPr>
     </w:lvl>
   </w:abstractNum>
@@ -39029,7 +38228,7 @@
         <w:ind w:left="720" w:hanging="360"/>
       </w:pPr>
       <w:rPr>
-        <w:rFonts w:hint="default" w:ascii="Symbol" w:hAnsi="Symbol"/>
+        <w:rFonts w:ascii="Symbol" w:hAnsi="Symbol" w:hint="default"/>
         <w:sz w:val="20"/>
       </w:rPr>
     </w:lvl>
@@ -39045,7 +38244,7 @@
         <w:ind w:left="1440" w:hanging="360"/>
       </w:pPr>
       <w:rPr>
-        <w:rFonts w:hint="default" w:ascii="Courier New" w:hAnsi="Courier New"/>
+        <w:rFonts w:ascii="Courier New" w:hAnsi="Courier New" w:hint="default"/>
         <w:sz w:val="20"/>
       </w:rPr>
     </w:lvl>
@@ -39061,7 +38260,7 @@
         <w:ind w:left="2160" w:hanging="360"/>
       </w:pPr>
       <w:rPr>
-        <w:rFonts w:hint="default" w:ascii="Wingdings" w:hAnsi="Wingdings"/>
+        <w:rFonts w:ascii="Wingdings" w:hAnsi="Wingdings" w:hint="default"/>
         <w:sz w:val="20"/>
       </w:rPr>
     </w:lvl>
@@ -39077,7 +38276,7 @@
         <w:ind w:left="2880" w:hanging="360"/>
       </w:pPr>
       <w:rPr>
-        <w:rFonts w:hint="default" w:ascii="Wingdings" w:hAnsi="Wingdings"/>
+        <w:rFonts w:ascii="Wingdings" w:hAnsi="Wingdings" w:hint="default"/>
         <w:sz w:val="20"/>
       </w:rPr>
     </w:lvl>
@@ -39093,7 +38292,7 @@
         <w:ind w:left="3600" w:hanging="360"/>
       </w:pPr>
       <w:rPr>
-        <w:rFonts w:hint="default" w:ascii="Wingdings" w:hAnsi="Wingdings"/>
+        <w:rFonts w:ascii="Wingdings" w:hAnsi="Wingdings" w:hint="default"/>
         <w:sz w:val="20"/>
       </w:rPr>
     </w:lvl>
@@ -39109,7 +38308,7 @@
         <w:ind w:left="4320" w:hanging="360"/>
       </w:pPr>
       <w:rPr>
-        <w:rFonts w:hint="default" w:ascii="Wingdings" w:hAnsi="Wingdings"/>
+        <w:rFonts w:ascii="Wingdings" w:hAnsi="Wingdings" w:hint="default"/>
         <w:sz w:val="20"/>
       </w:rPr>
     </w:lvl>
@@ -39125,7 +38324,7 @@
         <w:ind w:left="5040" w:hanging="360"/>
       </w:pPr>
       <w:rPr>
-        <w:rFonts w:hint="default" w:ascii="Wingdings" w:hAnsi="Wingdings"/>
+        <w:rFonts w:ascii="Wingdings" w:hAnsi="Wingdings" w:hint="default"/>
         <w:sz w:val="20"/>
       </w:rPr>
     </w:lvl>
@@ -39141,7 +38340,7 @@
         <w:ind w:left="5760" w:hanging="360"/>
       </w:pPr>
       <w:rPr>
-        <w:rFonts w:hint="default" w:ascii="Wingdings" w:hAnsi="Wingdings"/>
+        <w:rFonts w:ascii="Wingdings" w:hAnsi="Wingdings" w:hint="default"/>
         <w:sz w:val="20"/>
       </w:rPr>
     </w:lvl>
@@ -39157,7 +38356,7 @@
         <w:ind w:left="6480" w:hanging="360"/>
       </w:pPr>
       <w:rPr>
-        <w:rFonts w:hint="default" w:ascii="Wingdings" w:hAnsi="Wingdings"/>
+        <w:rFonts w:ascii="Wingdings" w:hAnsi="Wingdings" w:hint="default"/>
         <w:sz w:val="20"/>
       </w:rPr>
     </w:lvl>
@@ -39268,7 +38467,7 @@
         <w:ind w:left="720" w:hanging="360"/>
       </w:pPr>
       <w:rPr>
-        <w:rFonts w:hint="default" w:ascii="Symbol" w:hAnsi="Symbol"/>
+        <w:rFonts w:ascii="Symbol" w:hAnsi="Symbol" w:hint="default"/>
         <w:sz w:val="20"/>
       </w:rPr>
     </w:lvl>
@@ -39284,7 +38483,7 @@
         <w:ind w:left="1440" w:hanging="360"/>
       </w:pPr>
       <w:rPr>
-        <w:rFonts w:hint="default" w:ascii="Courier New" w:hAnsi="Courier New"/>
+        <w:rFonts w:ascii="Courier New" w:hAnsi="Courier New" w:hint="default"/>
         <w:sz w:val="20"/>
       </w:rPr>
     </w:lvl>
@@ -39300,7 +38499,7 @@
         <w:ind w:left="2160" w:hanging="360"/>
       </w:pPr>
       <w:rPr>
-        <w:rFonts w:hint="default" w:ascii="Wingdings" w:hAnsi="Wingdings"/>
+        <w:rFonts w:ascii="Wingdings" w:hAnsi="Wingdings" w:hint="default"/>
         <w:sz w:val="20"/>
       </w:rPr>
     </w:lvl>
@@ -39316,7 +38515,7 @@
         <w:ind w:left="2880" w:hanging="360"/>
       </w:pPr>
       <w:rPr>
-        <w:rFonts w:hint="default" w:ascii="Wingdings" w:hAnsi="Wingdings"/>
+        <w:rFonts w:ascii="Wingdings" w:hAnsi="Wingdings" w:hint="default"/>
         <w:sz w:val="20"/>
       </w:rPr>
     </w:lvl>
@@ -39332,7 +38531,7 @@
         <w:ind w:left="3600" w:hanging="360"/>
       </w:pPr>
       <w:rPr>
-        <w:rFonts w:hint="default" w:ascii="Wingdings" w:hAnsi="Wingdings"/>
+        <w:rFonts w:ascii="Wingdings" w:hAnsi="Wingdings" w:hint="default"/>
         <w:sz w:val="20"/>
       </w:rPr>
     </w:lvl>
@@ -39348,7 +38547,7 @@
         <w:ind w:left="4320" w:hanging="360"/>
       </w:pPr>
       <w:rPr>
-        <w:rFonts w:hint="default" w:ascii="Wingdings" w:hAnsi="Wingdings"/>
+        <w:rFonts w:ascii="Wingdings" w:hAnsi="Wingdings" w:hint="default"/>
         <w:sz w:val="20"/>
       </w:rPr>
     </w:lvl>
@@ -39364,7 +38563,7 @@
         <w:ind w:left="5040" w:hanging="360"/>
       </w:pPr>
       <w:rPr>
-        <w:rFonts w:hint="default" w:ascii="Wingdings" w:hAnsi="Wingdings"/>
+        <w:rFonts w:ascii="Wingdings" w:hAnsi="Wingdings" w:hint="default"/>
         <w:sz w:val="20"/>
       </w:rPr>
     </w:lvl>
@@ -39380,7 +38579,7 @@
         <w:ind w:left="5760" w:hanging="360"/>
       </w:pPr>
       <w:rPr>
-        <w:rFonts w:hint="default" w:ascii="Wingdings" w:hAnsi="Wingdings"/>
+        <w:rFonts w:ascii="Wingdings" w:hAnsi="Wingdings" w:hint="default"/>
         <w:sz w:val="20"/>
       </w:rPr>
     </w:lvl>
@@ -39396,7 +38595,7 @@
         <w:ind w:left="6480" w:hanging="360"/>
       </w:pPr>
       <w:rPr>
-        <w:rFonts w:hint="default" w:ascii="Wingdings" w:hAnsi="Wingdings"/>
+        <w:rFonts w:ascii="Wingdings" w:hAnsi="Wingdings" w:hint="default"/>
         <w:sz w:val="20"/>
       </w:rPr>
     </w:lvl>
@@ -39414,7 +38613,7 @@
         <w:ind w:left="720" w:hanging="360"/>
       </w:pPr>
       <w:rPr>
-        <w:rFonts w:hint="default" w:ascii="Wingdings" w:hAnsi="Wingdings"/>
+        <w:rFonts w:ascii="Wingdings" w:hAnsi="Wingdings" w:hint="default"/>
       </w:rPr>
     </w:lvl>
     <w:lvl w:ilvl="1" w:tplc="240A0003" w:tentative="1">
@@ -39426,7 +38625,7 @@
         <w:ind w:left="1440" w:hanging="360"/>
       </w:pPr>
       <w:rPr>
-        <w:rFonts w:hint="default" w:ascii="Courier New" w:hAnsi="Courier New" w:cs="Courier New"/>
+        <w:rFonts w:ascii="Courier New" w:hAnsi="Courier New" w:cs="Courier New" w:hint="default"/>
       </w:rPr>
     </w:lvl>
     <w:lvl w:ilvl="2" w:tplc="240A0005" w:tentative="1">
@@ -39438,7 +38637,7 @@
         <w:ind w:left="2160" w:hanging="360"/>
       </w:pPr>
       <w:rPr>
-        <w:rFonts w:hint="default" w:ascii="Wingdings" w:hAnsi="Wingdings"/>
+        <w:rFonts w:ascii="Wingdings" w:hAnsi="Wingdings" w:hint="default"/>
       </w:rPr>
     </w:lvl>
     <w:lvl w:ilvl="3" w:tplc="240A0001" w:tentative="1">
@@ -39450,7 +38649,7 @@
         <w:ind w:left="2880" w:hanging="360"/>
       </w:pPr>
       <w:rPr>
-        <w:rFonts w:hint="default" w:ascii="Symbol" w:hAnsi="Symbol"/>
+        <w:rFonts w:ascii="Symbol" w:hAnsi="Symbol" w:hint="default"/>
       </w:rPr>
     </w:lvl>
     <w:lvl w:ilvl="4" w:tplc="240A0003" w:tentative="1">
@@ -39462,7 +38661,7 @@
         <w:ind w:left="3600" w:hanging="360"/>
       </w:pPr>
       <w:rPr>
-        <w:rFonts w:hint="default" w:ascii="Courier New" w:hAnsi="Courier New" w:cs="Courier New"/>
+        <w:rFonts w:ascii="Courier New" w:hAnsi="Courier New" w:cs="Courier New" w:hint="default"/>
       </w:rPr>
     </w:lvl>
     <w:lvl w:ilvl="5" w:tplc="240A0005" w:tentative="1">
@@ -39474,7 +38673,7 @@
         <w:ind w:left="4320" w:hanging="360"/>
       </w:pPr>
       <w:rPr>
-        <w:rFonts w:hint="default" w:ascii="Wingdings" w:hAnsi="Wingdings"/>
+        <w:rFonts w:ascii="Wingdings" w:hAnsi="Wingdings" w:hint="default"/>
       </w:rPr>
     </w:lvl>
     <w:lvl w:ilvl="6" w:tplc="240A0001" w:tentative="1">
@@ -39486,7 +38685,7 @@
         <w:ind w:left="5040" w:hanging="360"/>
       </w:pPr>
       <w:rPr>
-        <w:rFonts w:hint="default" w:ascii="Symbol" w:hAnsi="Symbol"/>
+        <w:rFonts w:ascii="Symbol" w:hAnsi="Symbol" w:hint="default"/>
       </w:rPr>
     </w:lvl>
     <w:lvl w:ilvl="7" w:tplc="240A0003" w:tentative="1">
@@ -39498,7 +38697,7 @@
         <w:ind w:left="5760" w:hanging="360"/>
       </w:pPr>
       <w:rPr>
-        <w:rFonts w:hint="default" w:ascii="Courier New" w:hAnsi="Courier New" w:cs="Courier New"/>
+        <w:rFonts w:ascii="Courier New" w:hAnsi="Courier New" w:cs="Courier New" w:hint="default"/>
       </w:rPr>
     </w:lvl>
     <w:lvl w:ilvl="8" w:tplc="240A0005" w:tentative="1">
@@ -39510,7 +38709,7 @@
         <w:ind w:left="6480" w:hanging="360"/>
       </w:pPr>
       <w:rPr>
-        <w:rFonts w:hint="default" w:ascii="Wingdings" w:hAnsi="Wingdings"/>
+        <w:rFonts w:ascii="Wingdings" w:hAnsi="Wingdings" w:hint="default"/>
       </w:rPr>
     </w:lvl>
   </w:abstractNum>
@@ -39527,7 +38726,7 @@
         <w:ind w:left="720" w:hanging="360"/>
       </w:pPr>
       <w:rPr>
-        <w:rFonts w:hint="default" w:ascii="Wingdings" w:hAnsi="Wingdings"/>
+        <w:rFonts w:ascii="Wingdings" w:hAnsi="Wingdings" w:hint="default"/>
       </w:rPr>
     </w:lvl>
     <w:lvl w:ilvl="1" w:tplc="240A0003" w:tentative="1">
@@ -39539,7 +38738,7 @@
         <w:ind w:left="1440" w:hanging="360"/>
       </w:pPr>
       <w:rPr>
-        <w:rFonts w:hint="default" w:ascii="Courier New" w:hAnsi="Courier New" w:cs="Courier New"/>
+        <w:rFonts w:ascii="Courier New" w:hAnsi="Courier New" w:cs="Courier New" w:hint="default"/>
       </w:rPr>
     </w:lvl>
     <w:lvl w:ilvl="2" w:tplc="240A0005" w:tentative="1">
@@ -39551,7 +38750,7 @@
         <w:ind w:left="2160" w:hanging="360"/>
       </w:pPr>
       <w:rPr>
-        <w:rFonts w:hint="default" w:ascii="Wingdings" w:hAnsi="Wingdings"/>
+        <w:rFonts w:ascii="Wingdings" w:hAnsi="Wingdings" w:hint="default"/>
       </w:rPr>
     </w:lvl>
     <w:lvl w:ilvl="3" w:tplc="240A0001" w:tentative="1">
@@ -39563,7 +38762,7 @@
         <w:ind w:left="2880" w:hanging="360"/>
       </w:pPr>
       <w:rPr>
-        <w:rFonts w:hint="default" w:ascii="Symbol" w:hAnsi="Symbol"/>
+        <w:rFonts w:ascii="Symbol" w:hAnsi="Symbol" w:hint="default"/>
       </w:rPr>
     </w:lvl>
     <w:lvl w:ilvl="4" w:tplc="240A0003" w:tentative="1">
@@ -39575,7 +38774,7 @@
         <w:ind w:left="3600" w:hanging="360"/>
       </w:pPr>
       <w:rPr>
-        <w:rFonts w:hint="default" w:ascii="Courier New" w:hAnsi="Courier New" w:cs="Courier New"/>
+        <w:rFonts w:ascii="Courier New" w:hAnsi="Courier New" w:cs="Courier New" w:hint="default"/>
       </w:rPr>
     </w:lvl>
     <w:lvl w:ilvl="5" w:tplc="240A0005" w:tentative="1">
@@ -39587,7 +38786,7 @@
         <w:ind w:left="4320" w:hanging="360"/>
       </w:pPr>
       <w:rPr>
-        <w:rFonts w:hint="default" w:ascii="Wingdings" w:hAnsi="Wingdings"/>
+        <w:rFonts w:ascii="Wingdings" w:hAnsi="Wingdings" w:hint="default"/>
       </w:rPr>
     </w:lvl>
     <w:lvl w:ilvl="6" w:tplc="240A0001" w:tentative="1">
@@ -39599,7 +38798,7 @@
         <w:ind w:left="5040" w:hanging="360"/>
       </w:pPr>
       <w:rPr>
-        <w:rFonts w:hint="default" w:ascii="Symbol" w:hAnsi="Symbol"/>
+        <w:rFonts w:ascii="Symbol" w:hAnsi="Symbol" w:hint="default"/>
       </w:rPr>
     </w:lvl>
     <w:lvl w:ilvl="7" w:tplc="240A0003" w:tentative="1">
@@ -39611,7 +38810,7 @@
         <w:ind w:left="5760" w:hanging="360"/>
       </w:pPr>
       <w:rPr>
-        <w:rFonts w:hint="default" w:ascii="Courier New" w:hAnsi="Courier New" w:cs="Courier New"/>
+        <w:rFonts w:ascii="Courier New" w:hAnsi="Courier New" w:cs="Courier New" w:hint="default"/>
       </w:rPr>
     </w:lvl>
     <w:lvl w:ilvl="8" w:tplc="240A0005" w:tentative="1">
@@ -39623,7 +38822,7 @@
         <w:ind w:left="6480" w:hanging="360"/>
       </w:pPr>
       <w:rPr>
-        <w:rFonts w:hint="default" w:ascii="Wingdings" w:hAnsi="Wingdings"/>
+        <w:rFonts w:ascii="Wingdings" w:hAnsi="Wingdings" w:hint="default"/>
       </w:rPr>
     </w:lvl>
   </w:abstractNum>
@@ -39640,7 +38839,7 @@
         <w:ind w:left="720" w:hanging="360"/>
       </w:pPr>
       <w:rPr>
-        <w:rFonts w:hint="default" w:ascii="Symbol" w:hAnsi="Symbol"/>
+        <w:rFonts w:ascii="Symbol" w:hAnsi="Symbol" w:hint="default"/>
       </w:rPr>
     </w:lvl>
     <w:lvl w:ilvl="1" w:tplc="240A0003" w:tentative="1">
@@ -39652,7 +38851,7 @@
         <w:ind w:left="1440" w:hanging="360"/>
       </w:pPr>
       <w:rPr>
-        <w:rFonts w:hint="default" w:ascii="Courier New" w:hAnsi="Courier New" w:cs="Courier New"/>
+        <w:rFonts w:ascii="Courier New" w:hAnsi="Courier New" w:cs="Courier New" w:hint="default"/>
       </w:rPr>
     </w:lvl>
     <w:lvl w:ilvl="2" w:tplc="240A0005" w:tentative="1">
@@ -39664,7 +38863,7 @@
         <w:ind w:left="2160" w:hanging="360"/>
       </w:pPr>
       <w:rPr>
-        <w:rFonts w:hint="default" w:ascii="Wingdings" w:hAnsi="Wingdings"/>
+        <w:rFonts w:ascii="Wingdings" w:hAnsi="Wingdings" w:hint="default"/>
       </w:rPr>
     </w:lvl>
     <w:lvl w:ilvl="3" w:tplc="240A0001" w:tentative="1">
@@ -39676,7 +38875,7 @@
         <w:ind w:left="2880" w:hanging="360"/>
       </w:pPr>
       <w:rPr>
-        <w:rFonts w:hint="default" w:ascii="Symbol" w:hAnsi="Symbol"/>
+        <w:rFonts w:ascii="Symbol" w:hAnsi="Symbol" w:hint="default"/>
       </w:rPr>
     </w:lvl>
     <w:lvl w:ilvl="4" w:tplc="240A0003" w:tentative="1">
@@ -39688,7 +38887,7 @@
         <w:ind w:left="3600" w:hanging="360"/>
       </w:pPr>
       <w:rPr>
-        <w:rFonts w:hint="default" w:ascii="Courier New" w:hAnsi="Courier New" w:cs="Courier New"/>
+        <w:rFonts w:ascii="Courier New" w:hAnsi="Courier New" w:cs="Courier New" w:hint="default"/>
       </w:rPr>
     </w:lvl>
     <w:lvl w:ilvl="5" w:tplc="240A0005" w:tentative="1">
@@ -39700,7 +38899,7 @@
         <w:ind w:left="4320" w:hanging="360"/>
       </w:pPr>
       <w:rPr>
-        <w:rFonts w:hint="default" w:ascii="Wingdings" w:hAnsi="Wingdings"/>
+        <w:rFonts w:ascii="Wingdings" w:hAnsi="Wingdings" w:hint="default"/>
       </w:rPr>
     </w:lvl>
     <w:lvl w:ilvl="6" w:tplc="240A0001" w:tentative="1">
@@ -39712,7 +38911,7 @@
         <w:ind w:left="5040" w:hanging="360"/>
       </w:pPr>
       <w:rPr>
-        <w:rFonts w:hint="default" w:ascii="Symbol" w:hAnsi="Symbol"/>
+        <w:rFonts w:ascii="Symbol" w:hAnsi="Symbol" w:hint="default"/>
       </w:rPr>
     </w:lvl>
     <w:lvl w:ilvl="7" w:tplc="240A0003" w:tentative="1">
@@ -39724,7 +38923,7 @@
         <w:ind w:left="5760" w:hanging="360"/>
       </w:pPr>
       <w:rPr>
-        <w:rFonts w:hint="default" w:ascii="Courier New" w:hAnsi="Courier New" w:cs="Courier New"/>
+        <w:rFonts w:ascii="Courier New" w:hAnsi="Courier New" w:cs="Courier New" w:hint="default"/>
       </w:rPr>
     </w:lvl>
     <w:lvl w:ilvl="8" w:tplc="240A0005" w:tentative="1">
@@ -39736,7 +38935,7 @@
         <w:ind w:left="6480" w:hanging="360"/>
       </w:pPr>
       <w:rPr>
-        <w:rFonts w:hint="default" w:ascii="Wingdings" w:hAnsi="Wingdings"/>
+        <w:rFonts w:ascii="Wingdings" w:hAnsi="Wingdings" w:hint="default"/>
       </w:rPr>
     </w:lvl>
   </w:abstractNum>
@@ -39753,7 +38952,7 @@
         <w:ind w:left="720" w:hanging="360"/>
       </w:pPr>
       <w:rPr>
-        <w:rFonts w:hint="default" w:ascii="Wingdings" w:hAnsi="Wingdings"/>
+        <w:rFonts w:ascii="Wingdings" w:hAnsi="Wingdings" w:hint="default"/>
       </w:rPr>
     </w:lvl>
     <w:lvl w:ilvl="1" w:tplc="240A0003" w:tentative="1">
@@ -39765,7 +38964,7 @@
         <w:ind w:left="1440" w:hanging="360"/>
       </w:pPr>
       <w:rPr>
-        <w:rFonts w:hint="default" w:ascii="Courier New" w:hAnsi="Courier New" w:cs="Courier New"/>
+        <w:rFonts w:ascii="Courier New" w:hAnsi="Courier New" w:cs="Courier New" w:hint="default"/>
       </w:rPr>
     </w:lvl>
     <w:lvl w:ilvl="2" w:tplc="240A0005" w:tentative="1">
@@ -39777,7 +38976,7 @@
         <w:ind w:left="2160" w:hanging="360"/>
       </w:pPr>
       <w:rPr>
-        <w:rFonts w:hint="default" w:ascii="Wingdings" w:hAnsi="Wingdings"/>
+        <w:rFonts w:ascii="Wingdings" w:hAnsi="Wingdings" w:hint="default"/>
       </w:rPr>
     </w:lvl>
     <w:lvl w:ilvl="3" w:tplc="240A0001" w:tentative="1">
@@ -39789,7 +38988,7 @@
         <w:ind w:left="2880" w:hanging="360"/>
       </w:pPr>
       <w:rPr>
-        <w:rFonts w:hint="default" w:ascii="Symbol" w:hAnsi="Symbol"/>
+        <w:rFonts w:ascii="Symbol" w:hAnsi="Symbol" w:hint="default"/>
       </w:rPr>
     </w:lvl>
     <w:lvl w:ilvl="4" w:tplc="240A0003" w:tentative="1">
@@ -39801,7 +39000,7 @@
         <w:ind w:left="3600" w:hanging="360"/>
       </w:pPr>
       <w:rPr>
-        <w:rFonts w:hint="default" w:ascii="Courier New" w:hAnsi="Courier New" w:cs="Courier New"/>
+        <w:rFonts w:ascii="Courier New" w:hAnsi="Courier New" w:cs="Courier New" w:hint="default"/>
       </w:rPr>
     </w:lvl>
     <w:lvl w:ilvl="5" w:tplc="240A0005" w:tentative="1">
@@ -39813,7 +39012,7 @@
         <w:ind w:left="4320" w:hanging="360"/>
       </w:pPr>
       <w:rPr>
-        <w:rFonts w:hint="default" w:ascii="Wingdings" w:hAnsi="Wingdings"/>
+        <w:rFonts w:ascii="Wingdings" w:hAnsi="Wingdings" w:hint="default"/>
       </w:rPr>
     </w:lvl>
     <w:lvl w:ilvl="6" w:tplc="240A0001" w:tentative="1">
@@ -39825,7 +39024,7 @@
         <w:ind w:left="5040" w:hanging="360"/>
       </w:pPr>
       <w:rPr>
-        <w:rFonts w:hint="default" w:ascii="Symbol" w:hAnsi="Symbol"/>
+        <w:rFonts w:ascii="Symbol" w:hAnsi="Symbol" w:hint="default"/>
       </w:rPr>
     </w:lvl>
     <w:lvl w:ilvl="7" w:tplc="240A0003" w:tentative="1">
@@ -39837,7 +39036,7 @@
         <w:ind w:left="5760" w:hanging="360"/>
       </w:pPr>
       <w:rPr>
-        <w:rFonts w:hint="default" w:ascii="Courier New" w:hAnsi="Courier New" w:cs="Courier New"/>
+        <w:rFonts w:ascii="Courier New" w:hAnsi="Courier New" w:cs="Courier New" w:hint="default"/>
       </w:rPr>
     </w:lvl>
     <w:lvl w:ilvl="8" w:tplc="240A0005" w:tentative="1">
@@ -39849,7 +39048,7 @@
         <w:ind w:left="6480" w:hanging="360"/>
       </w:pPr>
       <w:rPr>
-        <w:rFonts w:hint="default" w:ascii="Wingdings" w:hAnsi="Wingdings"/>
+        <w:rFonts w:ascii="Wingdings" w:hAnsi="Wingdings" w:hint="default"/>
       </w:rPr>
     </w:lvl>
   </w:abstractNum>
@@ -39866,7 +39065,7 @@
         <w:ind w:left="720" w:hanging="360"/>
       </w:pPr>
       <w:rPr>
-        <w:rFonts w:hint="default" w:ascii="Wingdings" w:hAnsi="Wingdings"/>
+        <w:rFonts w:ascii="Wingdings" w:hAnsi="Wingdings" w:hint="default"/>
       </w:rPr>
     </w:lvl>
     <w:lvl w:ilvl="1" w:tplc="240A0003" w:tentative="1">
@@ -39878,7 +39077,7 @@
         <w:ind w:left="1440" w:hanging="360"/>
       </w:pPr>
       <w:rPr>
-        <w:rFonts w:hint="default" w:ascii="Courier New" w:hAnsi="Courier New" w:cs="Courier New"/>
+        <w:rFonts w:ascii="Courier New" w:hAnsi="Courier New" w:cs="Courier New" w:hint="default"/>
       </w:rPr>
     </w:lvl>
     <w:lvl w:ilvl="2" w:tplc="240A0005" w:tentative="1">
@@ -39890,7 +39089,7 @@
         <w:ind w:left="2160" w:hanging="360"/>
       </w:pPr>
       <w:rPr>
-        <w:rFonts w:hint="default" w:ascii="Wingdings" w:hAnsi="Wingdings"/>
+        <w:rFonts w:ascii="Wingdings" w:hAnsi="Wingdings" w:hint="default"/>
       </w:rPr>
     </w:lvl>
     <w:lvl w:ilvl="3" w:tplc="240A0001" w:tentative="1">
@@ -39902,7 +39101,7 @@
         <w:ind w:left="2880" w:hanging="360"/>
       </w:pPr>
       <w:rPr>
-        <w:rFonts w:hint="default" w:ascii="Symbol" w:hAnsi="Symbol"/>
+        <w:rFonts w:ascii="Symbol" w:hAnsi="Symbol" w:hint="default"/>
       </w:rPr>
     </w:lvl>
     <w:lvl w:ilvl="4" w:tplc="240A0003" w:tentative="1">
@@ -39914,7 +39113,7 @@
         <w:ind w:left="3600" w:hanging="360"/>
       </w:pPr>
       <w:rPr>
-        <w:rFonts w:hint="default" w:ascii="Courier New" w:hAnsi="Courier New" w:cs="Courier New"/>
+        <w:rFonts w:ascii="Courier New" w:hAnsi="Courier New" w:cs="Courier New" w:hint="default"/>
       </w:rPr>
     </w:lvl>
     <w:lvl w:ilvl="5" w:tplc="240A0005" w:tentative="1">
@@ -39926,7 +39125,7 @@
         <w:ind w:left="4320" w:hanging="360"/>
       </w:pPr>
       <w:rPr>
-        <w:rFonts w:hint="default" w:ascii="Wingdings" w:hAnsi="Wingdings"/>
+        <w:rFonts w:ascii="Wingdings" w:hAnsi="Wingdings" w:hint="default"/>
       </w:rPr>
     </w:lvl>
     <w:lvl w:ilvl="6" w:tplc="240A0001" w:tentative="1">
@@ -39938,7 +39137,7 @@
         <w:ind w:left="5040" w:hanging="360"/>
       </w:pPr>
       <w:rPr>
-        <w:rFonts w:hint="default" w:ascii="Symbol" w:hAnsi="Symbol"/>
+        <w:rFonts w:ascii="Symbol" w:hAnsi="Symbol" w:hint="default"/>
       </w:rPr>
     </w:lvl>
     <w:lvl w:ilvl="7" w:tplc="240A0003" w:tentative="1">
@@ -39950,7 +39149,7 @@
         <w:ind w:left="5760" w:hanging="360"/>
       </w:pPr>
       <w:rPr>
-        <w:rFonts w:hint="default" w:ascii="Courier New" w:hAnsi="Courier New" w:cs="Courier New"/>
+        <w:rFonts w:ascii="Courier New" w:hAnsi="Courier New" w:cs="Courier New" w:hint="default"/>
       </w:rPr>
     </w:lvl>
     <w:lvl w:ilvl="8" w:tplc="240A0005" w:tentative="1">
@@ -39962,7 +39161,7 @@
         <w:ind w:left="6480" w:hanging="360"/>
       </w:pPr>
       <w:rPr>
-        <w:rFonts w:hint="default" w:ascii="Wingdings" w:hAnsi="Wingdings"/>
+        <w:rFonts w:ascii="Wingdings" w:hAnsi="Wingdings" w:hint="default"/>
       </w:rPr>
     </w:lvl>
   </w:abstractNum>
@@ -40088,7 +39287,7 @@
 </file>
 
 <file path=word/people.xml><?xml version="1.0" encoding="utf-8"?>
-<w15:people xmlns:wpc="http://schemas.microsoft.com/office/word/2010/wordprocessingCanvas" xmlns:cx="http://schemas.microsoft.com/office/drawing/2014/chartex" xmlns:cx1="http://schemas.microsoft.com/office/drawing/2015/9/8/chartex" xmlns:cx2="http://schemas.microsoft.com/office/drawing/2015/10/21/chartex" xmlns:cx3="http://schemas.microsoft.com/office/drawing/2016/5/9/chartex" xmlns:cx4="http://schemas.microsoft.com/office/drawing/2016/5/10/chartex" xmlns:cx5="http://schemas.microsoft.com/office/drawing/2016/5/11/chartex" xmlns:cx6="http://schemas.microsoft.com/office/drawing/2016/5/12/chartex" xmlns:cx7="http://schemas.microsoft.com/office/drawing/2016/5/13/chartex" xmlns:cx8="http://schemas.microsoft.com/office/drawing/2016/5/14/chartex" xmlns:mc="http://schemas.openxmlformats.org/markup-compatibility/2006" xmlns:aink="http://schemas.microsoft.com/office/drawing/2016/ink" xmlns:am3d="http://schemas.microsoft.com/office/drawing/2017/model3d" xmlns:o="urn:schemas-microsoft-com:office:office" xmlns:oel="http://schemas.microsoft.com/office/2019/extlst" xmlns:r="http://schemas.openxmlformats.org/officeDocument/2006/relationships" xmlns:m="http://schemas.openxmlformats.org/officeDocument/2006/math" xmlns:v="urn:schemas-microsoft-com:vml" xmlns:wp14="http://schemas.microsoft.com/office/word/2010/wordprocessingDrawing" xmlns:wp="http://schemas.openxmlformats.org/drawingml/2006/wordprocessingDrawing" xmlns:w10="urn:schemas-microsoft-com:office:word" xmlns:w="http://schemas.openxmlformats.org/wordprocessingml/2006/main" xmlns:w14="http://schemas.microsoft.com/office/word/2010/wordml" xmlns:w15="http://schemas.microsoft.com/office/word/2012/wordml" xmlns:w16cei="http://schemas.microsoft.com/office/word/2026/wordml/cei" xmlns:w16cex="http://schemas.microsoft.com/office/word/2018/wordml/cex" xmlns:w16cid="http://schemas.microsoft.com/office/word/2016/wordml/cid" xmlns:w16="http://schemas.microsoft.com/office/word/2018/wordml" xmlns:w16du="http://schemas.microsoft.com/office/word/2023/wordml/word16du" xmlns:w16sdtdh="http://schemas.microsoft.com/office/word/2020/wordml/sdtdatahash" xmlns:w16sdtfl="http://schemas.microsoft.com/office/word/2024/wordml/sdtformatlock" xmlns:w16se="http://schemas.microsoft.com/office/word/2015/wordml/symex" xmlns:wpg="http://schemas.microsoft.com/office/word/2010/wordprocessingGroup" xmlns:wpi="http://schemas.microsoft.com/office/word/2010/wordprocessingInk" xmlns:wne="http://schemas.microsoft.com/office/word/2006/wordml" xmlns:wps="http://schemas.microsoft.com/office/word/2010/wordprocessingShape" mc:Ignorable="w14 w15 w16se w16cid w16 w16cex w16sdtdh w16sdtfl w16du wp14">
+<w15:people xmlns:wpc="http://schemas.microsoft.com/office/word/2010/wordprocessingCanvas" xmlns:cx="http://schemas.microsoft.com/office/drawing/2014/chartex" xmlns:cx1="http://schemas.microsoft.com/office/drawing/2015/9/8/chartex" xmlns:cx2="http://schemas.microsoft.com/office/drawing/2015/10/21/chartex" xmlns:cx3="http://schemas.microsoft.com/office/drawing/2016/5/9/chartex" xmlns:cx4="http://schemas.microsoft.com/office/drawing/2016/5/10/chartex" xmlns:cx5="http://schemas.microsoft.com/office/drawing/2016/5/11/chartex" xmlns:cx6="http://schemas.microsoft.com/office/drawing/2016/5/12/chartex" xmlns:cx7="http://schemas.microsoft.com/office/drawing/2016/5/13/chartex" xmlns:cx8="http://schemas.microsoft.com/office/drawing/2016/5/14/chartex" xmlns:mc="http://schemas.openxmlformats.org/markup-compatibility/2006" xmlns:m="http://schemas.openxmlformats.org/officeDocument/2006/math" xmlns:aink="http://schemas.microsoft.com/office/drawing/2016/ink" xmlns:am3d="http://schemas.microsoft.com/office/drawing/2017/model3d" xmlns:oel="http://schemas.microsoft.com/office/2019/extlst" xmlns:r="http://schemas.openxmlformats.org/officeDocument/2006/relationships" xmlns:wp14="http://schemas.microsoft.com/office/word/2010/wordprocessingDrawing" xmlns:wp="http://schemas.openxmlformats.org/drawingml/2006/wordprocessingDrawing" xmlns:wpg="http://schemas.microsoft.com/office/word/2010/wordprocessingGroup" xmlns:wpi="http://schemas.microsoft.com/office/word/2010/wordprocessingInk" xmlns:wps="http://schemas.microsoft.com/office/word/2010/wordprocessingShape" xmlns:o="urn:schemas-microsoft-com:office:office" xmlns:v="urn:schemas-microsoft-com:vml" xmlns:w10="urn:schemas-microsoft-com:office:word" xmlns:w="http://schemas.openxmlformats.org/wordprocessingml/2006/main" xmlns:w14="http://schemas.microsoft.com/office/word/2010/wordml" xmlns:w15="http://schemas.microsoft.com/office/word/2012/wordml" xmlns:w16cex="http://schemas.microsoft.com/office/word/2018/wordml/cex" xmlns:w16cid="http://schemas.microsoft.com/office/word/2016/wordml/cid" xmlns:w16="http://schemas.microsoft.com/office/word/2018/wordml" xmlns:w16sdtdh="http://schemas.microsoft.com/office/word/2020/wordml/sdtdatahash" xmlns:w16sdtfl="http://schemas.microsoft.com/office/word/2024/wordml/sdtformatlock" xmlns:w16se="http://schemas.microsoft.com/office/word/2015/wordml/symex" xmlns:w16du="http://schemas.microsoft.com/office/word/2023/wordml/word16du" xmlns:wne="http://schemas.microsoft.com/office/word/2006/wordml" mc:Ignorable="w14 w15 w16se w16cid w16 w16cex w16sdtdh w16sdtfl w16du wp14">
   <w15:person w15:author="Carolina Coca Salazar">
     <w15:presenceInfo w15:providerId="AD" w15:userId="S::carolina.coca@ucc.edu.co::91b8b876-de71-4dbf-a3d1-d366410f442c"/>
   </w15:person>
@@ -40096,11 +39295,11 @@
 </file>
 
 <file path=word/styles.xml><?xml version="1.0" encoding="utf-8"?>
-<w:styles xmlns:wp14="http://schemas.microsoft.com/office/word/2010/wordprocessingDrawing" xmlns:mc="http://schemas.openxmlformats.org/markup-compatibility/2006" xmlns:r="http://schemas.openxmlformats.org/officeDocument/2006/relationships" xmlns:w="http://schemas.openxmlformats.org/wordprocessingml/2006/main" xmlns:w14="http://schemas.microsoft.com/office/word/2010/wordml" xmlns:w15="http://schemas.microsoft.com/office/word/2012/wordml" xmlns:w16cex="http://schemas.microsoft.com/office/word/2018/wordml/cex" xmlns:w16cid="http://schemas.microsoft.com/office/word/2016/wordml/cid" xmlns:w16="http://schemas.microsoft.com/office/word/2018/wordml" xmlns:w16du="http://schemas.microsoft.com/office/word/2023/wordml/word16du" xmlns:w16sdtdh="http://schemas.microsoft.com/office/word/2020/wordml/sdtdatahash" xmlns:w16sdtfl="http://schemas.microsoft.com/office/word/2024/wordml/sdtformatlock" xmlns:w16se="http://schemas.microsoft.com/office/word/2015/wordml/symex" mc:Ignorable="w14 w15 w16se w16cid w16 w16cex w16sdtdh w16sdtfl w16du wp14">
+<w:styles xmlns:mc="http://schemas.openxmlformats.org/markup-compatibility/2006" xmlns:r="http://schemas.openxmlformats.org/officeDocument/2006/relationships" xmlns:w="http://schemas.openxmlformats.org/wordprocessingml/2006/main" xmlns:w14="http://schemas.microsoft.com/office/word/2010/wordml" xmlns:w15="http://schemas.microsoft.com/office/word/2012/wordml" xmlns:w16cex="http://schemas.microsoft.com/office/word/2018/wordml/cex" xmlns:w16cid="http://schemas.microsoft.com/office/word/2016/wordml/cid" xmlns:w16="http://schemas.microsoft.com/office/word/2018/wordml" xmlns:w16sdtdh="http://schemas.microsoft.com/office/word/2020/wordml/sdtdatahash" xmlns:w16sdtfl="http://schemas.microsoft.com/office/word/2024/wordml/sdtformatlock" xmlns:w16se="http://schemas.microsoft.com/office/word/2015/wordml/symex" xmlns:w16du="http://schemas.microsoft.com/office/word/2023/wordml/word16du" mc:Ignorable="w14 w15 w16se w16cid w16 w16cex w16sdtdh w16sdtfl w16du">
   <w:docDefaults>
     <w:rPrDefault>
       <w:rPr>
-        <w:rFonts w:ascii="Arial" w:hAnsi="Arial" w:eastAsia="Arial" w:cs="Arial"/>
+        <w:rFonts w:ascii="Arial" w:eastAsia="Arial" w:hAnsi="Arial" w:cs="Arial"/>
         <w:sz w:val="22"/>
         <w:szCs w:val="22"/>
         <w:lang w:val="es-CO" w:eastAsia="es-CO" w:bidi="ar-SA"/>
@@ -40115,14 +39314,14 @@
   <w:latentStyles w:defLockedState="0" w:defUIPriority="99" w:defSemiHidden="0" w:defUnhideWhenUsed="0" w:defQFormat="0" w:count="376">
     <w:lsdException w:name="Normal" w:uiPriority="0" w:qFormat="1"/>
     <w:lsdException w:name="heading 1" w:uiPriority="9" w:qFormat="1"/>
-    <w:lsdException w:name="heading 2" w:uiPriority="9" w:semiHidden="1" w:unhideWhenUsed="1" w:qFormat="1"/>
-    <w:lsdException w:name="heading 3" w:uiPriority="9" w:semiHidden="1" w:unhideWhenUsed="1" w:qFormat="1"/>
-    <w:lsdException w:name="heading 4" w:uiPriority="9" w:semiHidden="1" w:unhideWhenUsed="1" w:qFormat="1"/>
-    <w:lsdException w:name="heading 5" w:uiPriority="9" w:semiHidden="1" w:unhideWhenUsed="1" w:qFormat="1"/>
-    <w:lsdException w:name="heading 6" w:uiPriority="9" w:semiHidden="1" w:unhideWhenUsed="1" w:qFormat="1"/>
-    <w:lsdException w:name="heading 7" w:uiPriority="9" w:semiHidden="1" w:unhideWhenUsed="1" w:qFormat="1"/>
-    <w:lsdException w:name="heading 8" w:uiPriority="9" w:semiHidden="1" w:unhideWhenUsed="1" w:qFormat="1"/>
-    <w:lsdException w:name="heading 9" w:uiPriority="9" w:semiHidden="1" w:unhideWhenUsed="1" w:qFormat="1"/>
+    <w:lsdException w:name="heading 2" w:semiHidden="1" w:uiPriority="9" w:unhideWhenUsed="1" w:qFormat="1"/>
+    <w:lsdException w:name="heading 3" w:semiHidden="1" w:uiPriority="9" w:unhideWhenUsed="1" w:qFormat="1"/>
+    <w:lsdException w:name="heading 4" w:semiHidden="1" w:uiPriority="9" w:unhideWhenUsed="1" w:qFormat="1"/>
+    <w:lsdException w:name="heading 5" w:semiHidden="1" w:uiPriority="9" w:unhideWhenUsed="1" w:qFormat="1"/>
+    <w:lsdException w:name="heading 6" w:semiHidden="1" w:uiPriority="9" w:unhideWhenUsed="1" w:qFormat="1"/>
+    <w:lsdException w:name="heading 7" w:semiHidden="1" w:uiPriority="9" w:unhideWhenUsed="1" w:qFormat="1"/>
+    <w:lsdException w:name="heading 8" w:semiHidden="1" w:uiPriority="9" w:unhideWhenUsed="1" w:qFormat="1"/>
+    <w:lsdException w:name="heading 9" w:semiHidden="1" w:uiPriority="9" w:unhideWhenUsed="1" w:qFormat="1"/>
     <w:lsdException w:name="index 1" w:semiHidden="1" w:unhideWhenUsed="1"/>
     <w:lsdException w:name="index 2" w:semiHidden="1" w:unhideWhenUsed="1"/>
     <w:lsdException w:name="index 3" w:semiHidden="1" w:unhideWhenUsed="1"/>
@@ -40132,22 +39331,22 @@
     <w:lsdException w:name="index 7" w:semiHidden="1" w:unhideWhenUsed="1"/>
     <w:lsdException w:name="index 8" w:semiHidden="1" w:unhideWhenUsed="1"/>
     <w:lsdException w:name="index 9" w:semiHidden="1" w:unhideWhenUsed="1"/>
-    <w:lsdException w:name="toc 1" w:uiPriority="39" w:semiHidden="1" w:unhideWhenUsed="1"/>
-    <w:lsdException w:name="toc 2" w:uiPriority="39" w:semiHidden="1" w:unhideWhenUsed="1"/>
-    <w:lsdException w:name="toc 3" w:uiPriority="39" w:semiHidden="1" w:unhideWhenUsed="1"/>
-    <w:lsdException w:name="toc 4" w:uiPriority="39" w:semiHidden="1" w:unhideWhenUsed="1"/>
-    <w:lsdException w:name="toc 5" w:uiPriority="39" w:semiHidden="1" w:unhideWhenUsed="1"/>
-    <w:lsdException w:name="toc 6" w:uiPriority="39" w:semiHidden="1" w:unhideWhenUsed="1"/>
-    <w:lsdException w:name="toc 7" w:uiPriority="39" w:semiHidden="1" w:unhideWhenUsed="1"/>
-    <w:lsdException w:name="toc 8" w:uiPriority="39" w:semiHidden="1" w:unhideWhenUsed="1"/>
-    <w:lsdException w:name="toc 9" w:uiPriority="39" w:semiHidden="1" w:unhideWhenUsed="1"/>
+    <w:lsdException w:name="toc 1" w:semiHidden="1" w:uiPriority="39" w:unhideWhenUsed="1"/>
+    <w:lsdException w:name="toc 2" w:semiHidden="1" w:uiPriority="39" w:unhideWhenUsed="1"/>
+    <w:lsdException w:name="toc 3" w:semiHidden="1" w:uiPriority="39" w:unhideWhenUsed="1"/>
+    <w:lsdException w:name="toc 4" w:semiHidden="1" w:uiPriority="39" w:unhideWhenUsed="1"/>
+    <w:lsdException w:name="toc 5" w:semiHidden="1" w:uiPriority="39" w:unhideWhenUsed="1"/>
+    <w:lsdException w:name="toc 6" w:semiHidden="1" w:uiPriority="39" w:unhideWhenUsed="1"/>
+    <w:lsdException w:name="toc 7" w:semiHidden="1" w:uiPriority="39" w:unhideWhenUsed="1"/>
+    <w:lsdException w:name="toc 8" w:semiHidden="1" w:uiPriority="39" w:unhideWhenUsed="1"/>
+    <w:lsdException w:name="toc 9" w:semiHidden="1" w:uiPriority="39" w:unhideWhenUsed="1"/>
     <w:lsdException w:name="Normal Indent" w:semiHidden="1" w:unhideWhenUsed="1"/>
     <w:lsdException w:name="footnote text" w:semiHidden="1" w:unhideWhenUsed="1"/>
     <w:lsdException w:name="annotation text" w:semiHidden="1" w:unhideWhenUsed="1"/>
     <w:lsdException w:name="header" w:semiHidden="1" w:unhideWhenUsed="1"/>
     <w:lsdException w:name="footer" w:semiHidden="1" w:unhideWhenUsed="1"/>
     <w:lsdException w:name="index heading" w:semiHidden="1" w:unhideWhenUsed="1"/>
-    <w:lsdException w:name="caption" w:uiPriority="35" w:semiHidden="1" w:unhideWhenUsed="1" w:qFormat="1"/>
+    <w:lsdException w:name="caption" w:semiHidden="1" w:uiPriority="35" w:unhideWhenUsed="1" w:qFormat="1"/>
     <w:lsdException w:name="table of figures" w:semiHidden="1" w:unhideWhenUsed="1"/>
     <w:lsdException w:name="envelope address" w:semiHidden="1" w:unhideWhenUsed="1"/>
     <w:lsdException w:name="envelope return" w:semiHidden="1" w:unhideWhenUsed="1"/>
@@ -40178,7 +39377,7 @@
     <w:lsdException w:name="Title" w:uiPriority="10" w:qFormat="1"/>
     <w:lsdException w:name="Closing" w:semiHidden="1" w:unhideWhenUsed="1"/>
     <w:lsdException w:name="Signature" w:semiHidden="1" w:unhideWhenUsed="1"/>
-    <w:lsdException w:name="Default Paragraph Font" w:uiPriority="1" w:semiHidden="1" w:unhideWhenUsed="1"/>
+    <w:lsdException w:name="Default Paragraph Font" w:semiHidden="1" w:uiPriority="1" w:unhideWhenUsed="1"/>
     <w:lsdException w:name="Body Text" w:semiHidden="1" w:unhideWhenUsed="1"/>
     <w:lsdException w:name="Body Text Indent" w:semiHidden="1" w:unhideWhenUsed="1"/>
     <w:lsdException w:name="List Continue" w:semiHidden="1" w:unhideWhenUsed="1"/>
@@ -40378,8 +39577,8 @@
     <w:lsdException w:name="Subtle Reference" w:uiPriority="31" w:qFormat="1"/>
     <w:lsdException w:name="Intense Reference" w:uiPriority="32" w:qFormat="1"/>
     <w:lsdException w:name="Book Title" w:uiPriority="33" w:qFormat="1"/>
-    <w:lsdException w:name="Bibliography" w:uiPriority="37" w:semiHidden="1" w:unhideWhenUsed="1"/>
-    <w:lsdException w:name="TOC Heading" w:uiPriority="39" w:semiHidden="1" w:unhideWhenUsed="1" w:qFormat="1"/>
+    <w:lsdException w:name="Bibliography" w:semiHidden="1" w:uiPriority="37" w:unhideWhenUsed="1"/>
+    <w:lsdException w:name="TOC Heading" w:semiHidden="1" w:uiPriority="39" w:unhideWhenUsed="1" w:qFormat="1"/>
     <w:lsdException w:name="Plain Table 1" w:uiPriority="41"/>
     <w:lsdException w:name="Plain Table 2" w:uiPriority="42"/>
     <w:lsdException w:name="Plain Table 3" w:uiPriority="43"/>
@@ -40490,7 +39689,7 @@
     <w:lsdException w:name="Unresolved Mention" w:semiHidden="1" w:unhideWhenUsed="1"/>
     <w:lsdException w:name="Smart Link" w:semiHidden="1" w:unhideWhenUsed="1"/>
   </w:latentStyles>
-  <w:style w:type="paragraph" w:styleId="Normal" w:default="1">
+  <w:style w:type="paragraph" w:default="1" w:styleId="Normal">
     <w:name w:val="Normal"/>
     <w:qFormat/>
     <w:rsid w:val="00BC7CBE"/>
@@ -40630,7 +39829,7 @@
       <w:outlineLvl w:val="6"/>
     </w:pPr>
     <w:rPr>
-      <w:rFonts w:asciiTheme="minorHAnsi" w:hAnsiTheme="minorHAnsi" w:eastAsiaTheme="majorEastAsia" w:cstheme="majorBidi"/>
+      <w:rFonts w:asciiTheme="minorHAnsi" w:eastAsiaTheme="majorEastAsia" w:hAnsiTheme="minorHAnsi" w:cstheme="majorBidi"/>
       <w:color w:val="595959" w:themeColor="text1" w:themeTint="A6"/>
       <w:kern w:val="2"/>
       <w:sz w:val="24"/>
@@ -40656,7 +39855,7 @@
       <w:outlineLvl w:val="7"/>
     </w:pPr>
     <w:rPr>
-      <w:rFonts w:asciiTheme="minorHAnsi" w:hAnsiTheme="minorHAnsi" w:eastAsiaTheme="majorEastAsia" w:cstheme="majorBidi"/>
+      <w:rFonts w:asciiTheme="minorHAnsi" w:eastAsiaTheme="majorEastAsia" w:hAnsiTheme="minorHAnsi" w:cstheme="majorBidi"/>
       <w:i/>
       <w:iCs/>
       <w:color w:val="272727" w:themeColor="text1" w:themeTint="D8"/>
@@ -40684,7 +39883,7 @@
       <w:outlineLvl w:val="8"/>
     </w:pPr>
     <w:rPr>
-      <w:rFonts w:asciiTheme="minorHAnsi" w:hAnsiTheme="minorHAnsi" w:eastAsiaTheme="majorEastAsia" w:cstheme="majorBidi"/>
+      <w:rFonts w:asciiTheme="minorHAnsi" w:eastAsiaTheme="majorEastAsia" w:hAnsiTheme="minorHAnsi" w:cstheme="majorBidi"/>
       <w:color w:val="272727" w:themeColor="text1" w:themeTint="D8"/>
       <w:kern w:val="2"/>
       <w:sz w:val="24"/>
@@ -40693,13 +39892,13 @@
       <w14:ligatures w14:val="standardContextual"/>
     </w:rPr>
   </w:style>
-  <w:style w:type="character" w:styleId="Fuentedeprrafopredeter" w:default="1">
+  <w:style w:type="character" w:default="1" w:styleId="Fuentedeprrafopredeter">
     <w:name w:val="Default Paragraph Font"/>
     <w:uiPriority w:val="1"/>
     <w:semiHidden/>
     <w:unhideWhenUsed/>
   </w:style>
-  <w:style w:type="table" w:styleId="Tablanormal" w:default="1">
+  <w:style w:type="table" w:default="1" w:styleId="Tablanormal">
     <w:name w:val="Normal Table"/>
     <w:uiPriority w:val="99"/>
     <w:semiHidden/>
@@ -40714,13 +39913,13 @@
       </w:tblCellMar>
     </w:tblPr>
   </w:style>
-  <w:style w:type="numbering" w:styleId="Sinlista" w:default="1">
+  <w:style w:type="numbering" w:default="1" w:styleId="Sinlista">
     <w:name w:val="No List"/>
     <w:uiPriority w:val="99"/>
     <w:semiHidden/>
     <w:unhideWhenUsed/>
   </w:style>
-  <w:style w:type="table" w:styleId="TableNormal1" w:customStyle="1">
+  <w:style w:type="table" w:customStyle="1" w:styleId="TableNormal1">
     <w:name w:val="Table Normal1"/>
     <w:tblPr>
       <w:tblCellMar>
@@ -40748,7 +39947,7 @@
       <w:szCs w:val="52"/>
     </w:rPr>
   </w:style>
-  <w:style w:type="table" w:styleId="TableNormal2" w:customStyle="1">
+  <w:style w:type="table" w:customStyle="1" w:styleId="TableNormal2">
     <w:name w:val="Table Normal2"/>
     <w:tblPr>
       <w:tblCellMar>
@@ -40777,7 +39976,7 @@
       <w:szCs w:val="30"/>
     </w:rPr>
   </w:style>
-  <w:style w:type="table" w:styleId="a" w:customStyle="1">
+  <w:style w:type="table" w:customStyle="1" w:styleId="a">
     <w:basedOn w:val="Tablanormal"/>
     <w:tblPr>
       <w:tblStyleRowBandSize w:val="1"/>
@@ -40790,7 +39989,7 @@
       </w:tblCellMar>
     </w:tblPr>
   </w:style>
-  <w:style w:type="table" w:styleId="a0" w:customStyle="1">
+  <w:style w:type="table" w:customStyle="1" w:styleId="a0">
     <w:basedOn w:val="Tablanormal"/>
     <w:tblPr>
       <w:tblStyleRowBandSize w:val="1"/>
@@ -40803,7 +40002,7 @@
       </w:tblCellMar>
     </w:tblPr>
   </w:style>
-  <w:style w:type="table" w:styleId="a1" w:customStyle="1">
+  <w:style w:type="table" w:customStyle="1" w:styleId="a1">
     <w:basedOn w:val="Tablanormal"/>
     <w:tblPr>
       <w:tblStyleRowBandSize w:val="1"/>
@@ -40826,12 +40025,12 @@
     </w:pPr>
     <w:tblPr>
       <w:tblBorders>
-        <w:top w:val="single" w:color="auto" w:sz="4" w:space="0"/>
-        <w:left w:val="single" w:color="auto" w:sz="4" w:space="0"/>
-        <w:bottom w:val="single" w:color="auto" w:sz="4" w:space="0"/>
-        <w:right w:val="single" w:color="auto" w:sz="4" w:space="0"/>
-        <w:insideH w:val="single" w:color="auto" w:sz="4" w:space="0"/>
-        <w:insideV w:val="single" w:color="auto" w:sz="4" w:space="0"/>
+        <w:top w:val="single" w:sz="4" w:space="0" w:color="auto"/>
+        <w:left w:val="single" w:sz="4" w:space="0" w:color="auto"/>
+        <w:bottom w:val="single" w:sz="4" w:space="0" w:color="auto"/>
+        <w:right w:val="single" w:sz="4" w:space="0" w:color="auto"/>
+        <w:insideH w:val="single" w:sz="4" w:space="0" w:color="auto"/>
+        <w:insideV w:val="single" w:sz="4" w:space="0" w:color="auto"/>
       </w:tblBorders>
     </w:tblPr>
   </w:style>
@@ -40850,7 +40049,7 @@
       <w:spacing w:line="240" w:lineRule="auto"/>
     </w:pPr>
   </w:style>
-  <w:style w:type="character" w:styleId="EncabezadoCar" w:customStyle="1">
+  <w:style w:type="character" w:customStyle="1" w:styleId="EncabezadoCar">
     <w:name w:val="Encabezado Car"/>
     <w:basedOn w:val="Fuentedeprrafopredeter"/>
     <w:link w:val="Encabezado"/>
@@ -40872,7 +40071,7 @@
       <w:spacing w:line="240" w:lineRule="auto"/>
     </w:pPr>
   </w:style>
-  <w:style w:type="character" w:styleId="PiedepginaCar" w:customStyle="1">
+  <w:style w:type="character" w:customStyle="1" w:styleId="PiedepginaCar">
     <w:name w:val="Pie de página Car"/>
     <w:basedOn w:val="Fuentedeprrafopredeter"/>
     <w:link w:val="Piedepgina"/>
@@ -40889,12 +40088,12 @@
       <w:spacing w:before="100" w:beforeAutospacing="1" w:after="100" w:afterAutospacing="1" w:line="240" w:lineRule="auto"/>
     </w:pPr>
     <w:rPr>
-      <w:rFonts w:ascii="Times New Roman" w:hAnsi="Times New Roman" w:eastAsia="Times New Roman" w:cs="Times New Roman"/>
+      <w:rFonts w:ascii="Times New Roman" w:eastAsia="Times New Roman" w:hAnsi="Times New Roman" w:cs="Times New Roman"/>
       <w:sz w:val="24"/>
       <w:szCs w:val="24"/>
     </w:rPr>
   </w:style>
-  <w:style w:type="character" w:styleId="Listavistosa-nfasis1Car" w:customStyle="1">
+  <w:style w:type="character" w:customStyle="1" w:styleId="Listavistosa-nfasis1Car">
     <w:name w:val="Lista vistosa - Énfasis 1 Car"/>
     <w:link w:val="Listavistosa-nfasis1"/>
     <w:uiPriority w:val="34"/>
@@ -40935,7 +40134,7 @@
       <w:tblPr/>
       <w:tcPr>
         <w:tcBorders>
-          <w:bottom w:val="single" w:color="FFFFFF" w:themeColor="background1" w:sz="12" w:space="0"/>
+          <w:bottom w:val="single" w:sz="12" w:space="0" w:color="FFFFFF" w:themeColor="background1"/>
         </w:tcBorders>
         <w:shd w:val="clear" w:color="auto" w:fill="9E3A38" w:themeFill="accent2" w:themeFillShade="CC"/>
       </w:tcPr>
@@ -40944,7 +40143,7 @@
       <w:tblPr/>
       <w:tcPr>
         <w:tcBorders>
-          <w:top w:val="single" w:color="000000" w:themeColor="text1" w:sz="12" w:space="0"/>
+          <w:top w:val="single" w:sz="12" w:space="0" w:color="000000" w:themeColor="text1"/>
         </w:tcBorders>
         <w:shd w:val="clear" w:color="auto" w:fill="FFFFFF" w:themeFill="background1"/>
       </w:tcPr>
@@ -40992,7 +40191,7 @@
       <w:u w:val="single"/>
     </w:rPr>
   </w:style>
-  <w:style w:type="character" w:styleId="Mencinsinresolver1" w:customStyle="1">
+  <w:style w:type="character" w:customStyle="1" w:styleId="Mencinsinresolver1">
     <w:name w:val="Mención sin resolver1"/>
     <w:basedOn w:val="Fuentedeprrafopredeter"/>
     <w:uiPriority w:val="99"/>
@@ -41033,7 +40232,7 @@
       <w:szCs w:val="18"/>
     </w:rPr>
   </w:style>
-  <w:style w:type="character" w:styleId="TextodegloboCar" w:customStyle="1">
+  <w:style w:type="character" w:customStyle="1" w:styleId="TextodegloboCar">
     <w:name w:val="Texto de globo Car"/>
     <w:basedOn w:val="Fuentedeprrafopredeter"/>
     <w:link w:val="Textodeglobo"/>
@@ -41073,7 +40272,7 @@
       <w:szCs w:val="20"/>
     </w:rPr>
   </w:style>
-  <w:style w:type="character" w:styleId="TextocomentarioCar" w:customStyle="1">
+  <w:style w:type="character" w:customStyle="1" w:styleId="TextocomentarioCar">
     <w:name w:val="Texto comentario Car"/>
     <w:basedOn w:val="Fuentedeprrafopredeter"/>
     <w:link w:val="Textocomentario"/>
@@ -41098,7 +40297,7 @@
       <w:bCs/>
     </w:rPr>
   </w:style>
-  <w:style w:type="character" w:styleId="AsuntodelcomentarioCar" w:customStyle="1">
+  <w:style w:type="character" w:customStyle="1" w:styleId="AsuntodelcomentarioCar">
     <w:name w:val="Asunto del comentario Car"/>
     <w:basedOn w:val="TextocomentarioCar"/>
     <w:link w:val="Asuntodelcomentario"/>
@@ -41112,7 +40311,7 @@
       <w:szCs w:val="20"/>
     </w:rPr>
   </w:style>
-  <w:style w:type="table" w:styleId="a2" w:customStyle="1">
+  <w:style w:type="table" w:customStyle="1" w:styleId="a2">
     <w:basedOn w:val="TableNormal2"/>
     <w:pPr>
       <w:spacing w:line="240" w:lineRule="auto"/>
@@ -41134,7 +40333,7 @@
       <w:shd w:val="clear" w:color="auto" w:fill="EDF2F8"/>
     </w:tcPr>
   </w:style>
-  <w:style w:type="table" w:styleId="a3" w:customStyle="1">
+  <w:style w:type="table" w:customStyle="1" w:styleId="a3">
     <w:basedOn w:val="TableNormal2"/>
     <w:pPr>
       <w:spacing w:line="240" w:lineRule="auto"/>
@@ -41156,7 +40355,7 @@
       <w:shd w:val="clear" w:color="auto" w:fill="EDF2F8"/>
     </w:tcPr>
   </w:style>
-  <w:style w:type="table" w:styleId="a4" w:customStyle="1">
+  <w:style w:type="table" w:customStyle="1" w:styleId="a4">
     <w:basedOn w:val="TableNormal2"/>
     <w:pPr>
       <w:spacing w:line="240" w:lineRule="auto"/>
@@ -41178,7 +40377,7 @@
       <w:shd w:val="clear" w:color="auto" w:fill="EDF2F8"/>
     </w:tcPr>
   </w:style>
-  <w:style w:type="table" w:styleId="a5" w:customStyle="1">
+  <w:style w:type="table" w:customStyle="1" w:styleId="a5">
     <w:basedOn w:val="TableNormal2"/>
     <w:pPr>
       <w:spacing w:line="240" w:lineRule="auto"/>
@@ -41200,7 +40399,7 @@
       <w:shd w:val="clear" w:color="auto" w:fill="EDF2F8"/>
     </w:tcPr>
   </w:style>
-  <w:style w:type="table" w:styleId="a6" w:customStyle="1">
+  <w:style w:type="table" w:customStyle="1" w:styleId="a6">
     <w:basedOn w:val="TableNormal2"/>
     <w:tblPr>
       <w:tblStyleRowBandSize w:val="1"/>
@@ -41211,7 +40410,7 @@
       </w:tblCellMar>
     </w:tblPr>
   </w:style>
-  <w:style w:type="table" w:styleId="a7" w:customStyle="1">
+  <w:style w:type="table" w:customStyle="1" w:styleId="a7">
     <w:basedOn w:val="TableNormal2"/>
     <w:tblPr>
       <w:tblStyleRowBandSize w:val="1"/>
@@ -41224,7 +40423,7 @@
       </w:tblCellMar>
     </w:tblPr>
   </w:style>
-  <w:style w:type="table" w:styleId="a8" w:customStyle="1">
+  <w:style w:type="table" w:customStyle="1" w:styleId="a8">
     <w:basedOn w:val="TableNormal2"/>
     <w:tblPr>
       <w:tblStyleRowBandSize w:val="1"/>
@@ -41237,7 +40436,7 @@
       </w:tblCellMar>
     </w:tblPr>
   </w:style>
-  <w:style w:type="table" w:styleId="a9" w:customStyle="1">
+  <w:style w:type="table" w:customStyle="1" w:styleId="a9">
     <w:basedOn w:val="TableNormal2"/>
     <w:tblPr>
       <w:tblStyleRowBandSize w:val="1"/>
@@ -41248,7 +40447,7 @@
       </w:tblCellMar>
     </w:tblPr>
   </w:style>
-  <w:style w:type="table" w:styleId="aa" w:customStyle="1">
+  <w:style w:type="table" w:customStyle="1" w:styleId="aa">
     <w:basedOn w:val="TableNormal2"/>
     <w:tblPr>
       <w:tblStyleRowBandSize w:val="1"/>
@@ -41259,7 +40458,7 @@
       </w:tblCellMar>
     </w:tblPr>
   </w:style>
-  <w:style w:type="table" w:styleId="ab" w:customStyle="1">
+  <w:style w:type="table" w:customStyle="1" w:styleId="ab">
     <w:basedOn w:val="TableNormal2"/>
     <w:pPr>
       <w:spacing w:line="240" w:lineRule="auto"/>
@@ -41281,7 +40480,7 @@
       <w:shd w:val="clear" w:color="auto" w:fill="EDF2F8"/>
     </w:tcPr>
   </w:style>
-  <w:style w:type="table" w:styleId="ac" w:customStyle="1">
+  <w:style w:type="table" w:customStyle="1" w:styleId="ac">
     <w:basedOn w:val="TableNormal2"/>
     <w:pPr>
       <w:spacing w:line="240" w:lineRule="auto"/>
@@ -41303,7 +40502,7 @@
       <w:shd w:val="clear" w:color="auto" w:fill="EDF2F8"/>
     </w:tcPr>
   </w:style>
-  <w:style w:type="table" w:styleId="ad" w:customStyle="1">
+  <w:style w:type="table" w:customStyle="1" w:styleId="ad">
     <w:basedOn w:val="TableNormal2"/>
     <w:pPr>
       <w:spacing w:line="240" w:lineRule="auto"/>
@@ -41325,7 +40524,7 @@
       <w:shd w:val="clear" w:color="auto" w:fill="EDF2F8"/>
     </w:tcPr>
   </w:style>
-  <w:style w:type="table" w:styleId="ae" w:customStyle="1">
+  <w:style w:type="table" w:customStyle="1" w:styleId="ae">
     <w:basedOn w:val="TableNormal2"/>
     <w:pPr>
       <w:spacing w:line="240" w:lineRule="auto"/>
@@ -41347,7 +40546,7 @@
       <w:shd w:val="clear" w:color="auto" w:fill="EDF2F8"/>
     </w:tcPr>
   </w:style>
-  <w:style w:type="table" w:styleId="af" w:customStyle="1">
+  <w:style w:type="table" w:customStyle="1" w:styleId="af">
     <w:basedOn w:val="TableNormal2"/>
     <w:pPr>
       <w:spacing w:line="240" w:lineRule="auto"/>
@@ -41369,7 +40568,7 @@
       <w:shd w:val="clear" w:color="auto" w:fill="EDF2F8"/>
     </w:tcPr>
   </w:style>
-  <w:style w:type="table" w:styleId="af0" w:customStyle="1">
+  <w:style w:type="table" w:customStyle="1" w:styleId="af0">
     <w:basedOn w:val="TableNormal2"/>
     <w:pPr>
       <w:spacing w:line="240" w:lineRule="auto"/>
@@ -41391,7 +40590,7 @@
       <w:shd w:val="clear" w:color="auto" w:fill="EDF2F8"/>
     </w:tcPr>
   </w:style>
-  <w:style w:type="table" w:styleId="af1" w:customStyle="1">
+  <w:style w:type="table" w:customStyle="1" w:styleId="af1">
     <w:basedOn w:val="TableNormal2"/>
     <w:pPr>
       <w:spacing w:line="240" w:lineRule="auto"/>
@@ -41413,7 +40612,7 @@
       <w:shd w:val="clear" w:color="auto" w:fill="EDF2F8"/>
     </w:tcPr>
   </w:style>
-  <w:style w:type="table" w:styleId="af2" w:customStyle="1">
+  <w:style w:type="table" w:customStyle="1" w:styleId="af2">
     <w:basedOn w:val="TableNormal2"/>
     <w:pPr>
       <w:spacing w:line="240" w:lineRule="auto"/>
@@ -41435,7 +40634,7 @@
       <w:shd w:val="clear" w:color="auto" w:fill="EDF2F8"/>
     </w:tcPr>
   </w:style>
-  <w:style w:type="table" w:styleId="af3" w:customStyle="1">
+  <w:style w:type="table" w:customStyle="1" w:styleId="af3">
     <w:basedOn w:val="TableNormal2"/>
     <w:pPr>
       <w:spacing w:line="240" w:lineRule="auto"/>
@@ -41469,7 +40668,7 @@
       <w:shd w:val="clear" w:color="auto" w:fill="E1DFDD"/>
     </w:rPr>
   </w:style>
-  <w:style w:type="paragraph" w:styleId="Normal0" w:customStyle="1">
+  <w:style w:type="paragraph" w:customStyle="1" w:styleId="Normal0">
     <w:name w:val="Normal0"/>
     <w:qFormat/>
     <w:rsid w:val="00EF6422"/>
@@ -41521,7 +40720,7 @@
       <w:tblPr/>
       <w:tcPr>
         <w:tcBorders>
-          <w:bottom w:val="single" w:color="7F7F7F" w:themeColor="text1" w:themeTint="80" w:sz="4" w:space="0"/>
+          <w:bottom w:val="single" w:sz="4" w:space="0" w:color="7F7F7F" w:themeColor="text1" w:themeTint="80"/>
         </w:tcBorders>
       </w:tcPr>
     </w:tblStylePr>
@@ -41547,7 +40746,7 @@
       <w:tblPr/>
       <w:tcPr>
         <w:tcBorders>
-          <w:right w:val="single" w:color="7F7F7F" w:themeColor="text1" w:themeTint="80" w:sz="4" w:space="0"/>
+          <w:right w:val="single" w:sz="4" w:space="0" w:color="7F7F7F" w:themeColor="text1" w:themeTint="80"/>
         </w:tcBorders>
       </w:tcPr>
     </w:tblStylePr>
@@ -41607,7 +40806,7 @@
     </w:tblPr>
     <w:tblStylePr w:type="firstRow">
       <w:rPr>
-        <w:rFonts w:asciiTheme="majorHAnsi" w:hAnsiTheme="majorHAnsi" w:eastAsiaTheme="majorEastAsia" w:cstheme="majorBidi"/>
+        <w:rFonts w:asciiTheme="majorHAnsi" w:eastAsiaTheme="majorEastAsia" w:hAnsiTheme="majorHAnsi" w:cstheme="majorBidi"/>
         <w:i/>
         <w:iCs/>
         <w:sz w:val="26"/>
@@ -41615,14 +40814,14 @@
       <w:tblPr/>
       <w:tcPr>
         <w:tcBorders>
-          <w:bottom w:val="single" w:color="7F7F7F" w:themeColor="text1" w:themeTint="80" w:sz="4" w:space="0"/>
+          <w:bottom w:val="single" w:sz="4" w:space="0" w:color="7F7F7F" w:themeColor="text1" w:themeTint="80"/>
         </w:tcBorders>
         <w:shd w:val="clear" w:color="auto" w:fill="FFFFFF" w:themeFill="background1"/>
       </w:tcPr>
     </w:tblStylePr>
     <w:tblStylePr w:type="lastRow">
       <w:rPr>
-        <w:rFonts w:asciiTheme="majorHAnsi" w:hAnsiTheme="majorHAnsi" w:eastAsiaTheme="majorEastAsia" w:cstheme="majorBidi"/>
+        <w:rFonts w:asciiTheme="majorHAnsi" w:eastAsiaTheme="majorEastAsia" w:hAnsiTheme="majorHAnsi" w:cstheme="majorBidi"/>
         <w:i/>
         <w:iCs/>
         <w:sz w:val="26"/>
@@ -41630,7 +40829,7 @@
       <w:tblPr/>
       <w:tcPr>
         <w:tcBorders>
-          <w:top w:val="single" w:color="7F7F7F" w:themeColor="text1" w:themeTint="80" w:sz="4" w:space="0"/>
+          <w:top w:val="single" w:sz="4" w:space="0" w:color="7F7F7F" w:themeColor="text1" w:themeTint="80"/>
         </w:tcBorders>
         <w:shd w:val="clear" w:color="auto" w:fill="FFFFFF" w:themeFill="background1"/>
       </w:tcPr>
@@ -41640,7 +40839,7 @@
         <w:jc w:val="right"/>
       </w:pPr>
       <w:rPr>
-        <w:rFonts w:asciiTheme="majorHAnsi" w:hAnsiTheme="majorHAnsi" w:eastAsiaTheme="majorEastAsia" w:cstheme="majorBidi"/>
+        <w:rFonts w:asciiTheme="majorHAnsi" w:eastAsiaTheme="majorEastAsia" w:hAnsiTheme="majorHAnsi" w:cstheme="majorBidi"/>
         <w:i/>
         <w:iCs/>
         <w:sz w:val="26"/>
@@ -41648,14 +40847,14 @@
       <w:tblPr/>
       <w:tcPr>
         <w:tcBorders>
-          <w:right w:val="single" w:color="7F7F7F" w:themeColor="text1" w:themeTint="80" w:sz="4" w:space="0"/>
+          <w:right w:val="single" w:sz="4" w:space="0" w:color="7F7F7F" w:themeColor="text1" w:themeTint="80"/>
         </w:tcBorders>
         <w:shd w:val="clear" w:color="auto" w:fill="FFFFFF" w:themeFill="background1"/>
       </w:tcPr>
     </w:tblStylePr>
     <w:tblStylePr w:type="lastCol">
       <w:rPr>
-        <w:rFonts w:asciiTheme="majorHAnsi" w:hAnsiTheme="majorHAnsi" w:eastAsiaTheme="majorEastAsia" w:cstheme="majorBidi"/>
+        <w:rFonts w:asciiTheme="majorHAnsi" w:eastAsiaTheme="majorEastAsia" w:hAnsiTheme="majorHAnsi" w:cstheme="majorBidi"/>
         <w:i/>
         <w:iCs/>
         <w:sz w:val="26"/>
@@ -41663,7 +40862,7 @@
       <w:tblPr/>
       <w:tcPr>
         <w:tcBorders>
-          <w:left w:val="single" w:color="7F7F7F" w:themeColor="text1" w:themeTint="80" w:sz="4" w:space="0"/>
+          <w:left w:val="single" w:sz="4" w:space="0" w:color="7F7F7F" w:themeColor="text1" w:themeTint="80"/>
         </w:tcBorders>
         <w:shd w:val="clear" w:color="auto" w:fill="FFFFFF" w:themeFill="background1"/>
       </w:tcPr>
@@ -41728,10 +40927,10 @@
       <w:tblStyleRowBandSize w:val="1"/>
       <w:tblStyleColBandSize w:val="1"/>
       <w:tblBorders>
-        <w:top w:val="single" w:color="C0504D" w:themeColor="accent2" w:sz="24" w:space="0"/>
-        <w:left w:val="single" w:color="C0504D" w:themeColor="accent2" w:sz="24" w:space="0"/>
-        <w:bottom w:val="single" w:color="C0504D" w:themeColor="accent2" w:sz="24" w:space="0"/>
-        <w:right w:val="single" w:color="C0504D" w:themeColor="accent2" w:sz="24" w:space="0"/>
+        <w:top w:val="single" w:sz="24" w:space="0" w:color="C0504D" w:themeColor="accent2"/>
+        <w:left w:val="single" w:sz="24" w:space="0" w:color="C0504D" w:themeColor="accent2"/>
+        <w:bottom w:val="single" w:sz="24" w:space="0" w:color="C0504D" w:themeColor="accent2"/>
+        <w:right w:val="single" w:sz="24" w:space="0" w:color="C0504D" w:themeColor="accent2"/>
       </w:tblBorders>
     </w:tblPr>
     <w:tcPr>
@@ -41745,7 +40944,7 @@
       <w:tblPr/>
       <w:tcPr>
         <w:tcBorders>
-          <w:bottom w:val="single" w:color="FFFFFF" w:themeColor="background1" w:sz="18" w:space="0"/>
+          <w:bottom w:val="single" w:sz="18" w:space="0" w:color="FFFFFF" w:themeColor="background1"/>
         </w:tcBorders>
       </w:tcPr>
     </w:tblStylePr>
@@ -41757,7 +40956,7 @@
       <w:tblPr/>
       <w:tcPr>
         <w:tcBorders>
-          <w:top w:val="single" w:color="FFFFFF" w:themeColor="background1" w:sz="4" w:space="0"/>
+          <w:top w:val="single" w:sz="4" w:space="0" w:color="FFFFFF" w:themeColor="background1"/>
         </w:tcBorders>
       </w:tcPr>
     </w:tblStylePr>
@@ -41769,7 +40968,7 @@
       <w:tblPr/>
       <w:tcPr>
         <w:tcBorders>
-          <w:right w:val="single" w:color="FFFFFF" w:themeColor="background1" w:sz="4" w:space="0"/>
+          <w:right w:val="single" w:sz="4" w:space="0" w:color="FFFFFF" w:themeColor="background1"/>
         </w:tcBorders>
       </w:tcPr>
     </w:tblStylePr>
@@ -41781,7 +40980,7 @@
       <w:tblPr/>
       <w:tcPr>
         <w:tcBorders>
-          <w:left w:val="single" w:color="FFFFFF" w:themeColor="background1" w:sz="4" w:space="0"/>
+          <w:left w:val="single" w:sz="4" w:space="0" w:color="FFFFFF" w:themeColor="background1"/>
         </w:tcBorders>
       </w:tcPr>
     </w:tblStylePr>
@@ -41789,8 +40988,8 @@
       <w:tblPr/>
       <w:tcPr>
         <w:tcBorders>
-          <w:left w:val="single" w:color="FFFFFF" w:themeColor="background1" w:sz="4" w:space="0"/>
-          <w:right w:val="single" w:color="FFFFFF" w:themeColor="background1" w:sz="4" w:space="0"/>
+          <w:left w:val="single" w:sz="4" w:space="0" w:color="FFFFFF" w:themeColor="background1"/>
+          <w:right w:val="single" w:sz="4" w:space="0" w:color="FFFFFF" w:themeColor="background1"/>
         </w:tcBorders>
       </w:tcPr>
     </w:tblStylePr>
@@ -41798,8 +40997,8 @@
       <w:tblPr/>
       <w:tcPr>
         <w:tcBorders>
-          <w:left w:val="single" w:color="FFFFFF" w:themeColor="background1" w:sz="4" w:space="0"/>
-          <w:right w:val="single" w:color="FFFFFF" w:themeColor="background1" w:sz="4" w:space="0"/>
+          <w:left w:val="single" w:sz="4" w:space="0" w:color="FFFFFF" w:themeColor="background1"/>
+          <w:right w:val="single" w:sz="4" w:space="0" w:color="FFFFFF" w:themeColor="background1"/>
         </w:tcBorders>
       </w:tcPr>
     </w:tblStylePr>
@@ -41807,8 +41006,8 @@
       <w:tblPr/>
       <w:tcPr>
         <w:tcBorders>
-          <w:top w:val="single" w:color="FFFFFF" w:themeColor="background1" w:sz="4" w:space="0"/>
-          <w:bottom w:val="single" w:color="FFFFFF" w:themeColor="background1" w:sz="4" w:space="0"/>
+          <w:top w:val="single" w:sz="4" w:space="0" w:color="FFFFFF" w:themeColor="background1"/>
+          <w:bottom w:val="single" w:sz="4" w:space="0" w:color="FFFFFF" w:themeColor="background1"/>
         </w:tcBorders>
       </w:tcPr>
     </w:tblStylePr>
@@ -41862,8 +41061,8 @@
       <w:tblStyleRowBandSize w:val="1"/>
       <w:tblStyleColBandSize w:val="1"/>
       <w:tblBorders>
-        <w:top w:val="single" w:color="000000" w:themeColor="text1" w:sz="4" w:space="0"/>
-        <w:bottom w:val="single" w:color="000000" w:themeColor="text1" w:sz="4" w:space="0"/>
+        <w:top w:val="single" w:sz="4" w:space="0" w:color="000000" w:themeColor="text1"/>
+        <w:bottom w:val="single" w:sz="4" w:space="0" w:color="000000" w:themeColor="text1"/>
       </w:tblBorders>
     </w:tblPr>
     <w:tblStylePr w:type="firstRow">
@@ -41874,7 +41073,7 @@
       <w:tblPr/>
       <w:tcPr>
         <w:tcBorders>
-          <w:bottom w:val="single" w:color="000000" w:themeColor="text1" w:sz="4" w:space="0"/>
+          <w:bottom w:val="single" w:sz="4" w:space="0" w:color="000000" w:themeColor="text1"/>
         </w:tcBorders>
       </w:tcPr>
     </w:tblStylePr>
@@ -41886,7 +41085,7 @@
       <w:tblPr/>
       <w:tcPr>
         <w:tcBorders>
-          <w:top w:val="double" w:color="000000" w:themeColor="text1" w:sz="4" w:space="0"/>
+          <w:top w:val="double" w:sz="4" w:space="0" w:color="000000" w:themeColor="text1"/>
         </w:tcBorders>
       </w:tcPr>
     </w:tblStylePr>
@@ -41930,10 +41129,10 @@
       <w:tblStyleRowBandSize w:val="1"/>
       <w:tblStyleColBandSize w:val="1"/>
       <w:tblBorders>
-        <w:top w:val="single" w:color="4BACC6" w:themeColor="accent5" w:sz="24" w:space="0"/>
-        <w:left w:val="single" w:color="4BACC6" w:themeColor="accent5" w:sz="24" w:space="0"/>
-        <w:bottom w:val="single" w:color="4BACC6" w:themeColor="accent5" w:sz="24" w:space="0"/>
-        <w:right w:val="single" w:color="4BACC6" w:themeColor="accent5" w:sz="24" w:space="0"/>
+        <w:top w:val="single" w:sz="24" w:space="0" w:color="4BACC6" w:themeColor="accent5"/>
+        <w:left w:val="single" w:sz="24" w:space="0" w:color="4BACC6" w:themeColor="accent5"/>
+        <w:bottom w:val="single" w:sz="24" w:space="0" w:color="4BACC6" w:themeColor="accent5"/>
+        <w:right w:val="single" w:sz="24" w:space="0" w:color="4BACC6" w:themeColor="accent5"/>
       </w:tblBorders>
     </w:tblPr>
     <w:tcPr>
@@ -41947,7 +41146,7 @@
       <w:tblPr/>
       <w:tcPr>
         <w:tcBorders>
-          <w:bottom w:val="single" w:color="FFFFFF" w:themeColor="background1" w:sz="18" w:space="0"/>
+          <w:bottom w:val="single" w:sz="18" w:space="0" w:color="FFFFFF" w:themeColor="background1"/>
         </w:tcBorders>
       </w:tcPr>
     </w:tblStylePr>
@@ -41959,7 +41158,7 @@
       <w:tblPr/>
       <w:tcPr>
         <w:tcBorders>
-          <w:top w:val="single" w:color="FFFFFF" w:themeColor="background1" w:sz="4" w:space="0"/>
+          <w:top w:val="single" w:sz="4" w:space="0" w:color="FFFFFF" w:themeColor="background1"/>
         </w:tcBorders>
       </w:tcPr>
     </w:tblStylePr>
@@ -41971,7 +41170,7 @@
       <w:tblPr/>
       <w:tcPr>
         <w:tcBorders>
-          <w:right w:val="single" w:color="FFFFFF" w:themeColor="background1" w:sz="4" w:space="0"/>
+          <w:right w:val="single" w:sz="4" w:space="0" w:color="FFFFFF" w:themeColor="background1"/>
         </w:tcBorders>
       </w:tcPr>
     </w:tblStylePr>
@@ -41983,7 +41182,7 @@
       <w:tblPr/>
       <w:tcPr>
         <w:tcBorders>
-          <w:left w:val="single" w:color="FFFFFF" w:themeColor="background1" w:sz="4" w:space="0"/>
+          <w:left w:val="single" w:sz="4" w:space="0" w:color="FFFFFF" w:themeColor="background1"/>
         </w:tcBorders>
       </w:tcPr>
     </w:tblStylePr>
@@ -41991,8 +41190,8 @@
       <w:tblPr/>
       <w:tcPr>
         <w:tcBorders>
-          <w:left w:val="single" w:color="FFFFFF" w:themeColor="background1" w:sz="4" w:space="0"/>
-          <w:right w:val="single" w:color="FFFFFF" w:themeColor="background1" w:sz="4" w:space="0"/>
+          <w:left w:val="single" w:sz="4" w:space="0" w:color="FFFFFF" w:themeColor="background1"/>
+          <w:right w:val="single" w:sz="4" w:space="0" w:color="FFFFFF" w:themeColor="background1"/>
         </w:tcBorders>
       </w:tcPr>
     </w:tblStylePr>
@@ -42000,8 +41199,8 @@
       <w:tblPr/>
       <w:tcPr>
         <w:tcBorders>
-          <w:left w:val="single" w:color="FFFFFF" w:themeColor="background1" w:sz="4" w:space="0"/>
-          <w:right w:val="single" w:color="FFFFFF" w:themeColor="background1" w:sz="4" w:space="0"/>
+          <w:left w:val="single" w:sz="4" w:space="0" w:color="FFFFFF" w:themeColor="background1"/>
+          <w:right w:val="single" w:sz="4" w:space="0" w:color="FFFFFF" w:themeColor="background1"/>
         </w:tcBorders>
       </w:tcPr>
     </w:tblStylePr>
@@ -42009,8 +41208,8 @@
       <w:tblPr/>
       <w:tcPr>
         <w:tcBorders>
-          <w:top w:val="single" w:color="FFFFFF" w:themeColor="background1" w:sz="4" w:space="0"/>
-          <w:bottom w:val="single" w:color="FFFFFF" w:themeColor="background1" w:sz="4" w:space="0"/>
+          <w:top w:val="single" w:sz="4" w:space="0" w:color="FFFFFF" w:themeColor="background1"/>
+          <w:bottom w:val="single" w:sz="4" w:space="0" w:color="FFFFFF" w:themeColor="background1"/>
         </w:tcBorders>
       </w:tcPr>
     </w:tblStylePr>
@@ -42061,12 +41260,12 @@
       <w:tblStyleRowBandSize w:val="1"/>
       <w:tblStyleColBandSize w:val="1"/>
       <w:tblBorders>
-        <w:top w:val="single" w:color="FFFFFF" w:themeColor="background1" w:sz="4" w:space="0"/>
-        <w:left w:val="single" w:color="FFFFFF" w:themeColor="background1" w:sz="4" w:space="0"/>
-        <w:bottom w:val="single" w:color="FFFFFF" w:themeColor="background1" w:sz="4" w:space="0"/>
-        <w:right w:val="single" w:color="FFFFFF" w:themeColor="background1" w:sz="4" w:space="0"/>
-        <w:insideH w:val="single" w:color="FFFFFF" w:themeColor="background1" w:sz="4" w:space="0"/>
-        <w:insideV w:val="single" w:color="FFFFFF" w:themeColor="background1" w:sz="4" w:space="0"/>
+        <w:top w:val="single" w:sz="4" w:space="0" w:color="FFFFFF" w:themeColor="background1"/>
+        <w:left w:val="single" w:sz="4" w:space="0" w:color="FFFFFF" w:themeColor="background1"/>
+        <w:bottom w:val="single" w:sz="4" w:space="0" w:color="FFFFFF" w:themeColor="background1"/>
+        <w:right w:val="single" w:sz="4" w:space="0" w:color="FFFFFF" w:themeColor="background1"/>
+        <w:insideH w:val="single" w:sz="4" w:space="0" w:color="FFFFFF" w:themeColor="background1"/>
+        <w:insideV w:val="single" w:sz="4" w:space="0" w:color="FFFFFF" w:themeColor="background1"/>
       </w:tblBorders>
     </w:tblPr>
     <w:tcPr>
@@ -42081,9 +41280,9 @@
       <w:tblPr/>
       <w:tcPr>
         <w:tcBorders>
-          <w:top w:val="single" w:color="FFFFFF" w:themeColor="background1" w:sz="4" w:space="0"/>
-          <w:left w:val="single" w:color="FFFFFF" w:themeColor="background1" w:sz="4" w:space="0"/>
-          <w:right w:val="single" w:color="FFFFFF" w:themeColor="background1" w:sz="4" w:space="0"/>
+          <w:top w:val="single" w:sz="4" w:space="0" w:color="FFFFFF" w:themeColor="background1"/>
+          <w:left w:val="single" w:sz="4" w:space="0" w:color="FFFFFF" w:themeColor="background1"/>
+          <w:right w:val="single" w:sz="4" w:space="0" w:color="FFFFFF" w:themeColor="background1"/>
           <w:insideH w:val="nil"/>
           <w:insideV w:val="nil"/>
         </w:tcBorders>
@@ -42099,9 +41298,9 @@
       <w:tblPr/>
       <w:tcPr>
         <w:tcBorders>
-          <w:left w:val="single" w:color="FFFFFF" w:themeColor="background1" w:sz="4" w:space="0"/>
-          <w:bottom w:val="single" w:color="FFFFFF" w:themeColor="background1" w:sz="4" w:space="0"/>
-          <w:right w:val="single" w:color="FFFFFF" w:themeColor="background1" w:sz="4" w:space="0"/>
+          <w:left w:val="single" w:sz="4" w:space="0" w:color="FFFFFF" w:themeColor="background1"/>
+          <w:bottom w:val="single" w:sz="4" w:space="0" w:color="FFFFFF" w:themeColor="background1"/>
+          <w:right w:val="single" w:sz="4" w:space="0" w:color="FFFFFF" w:themeColor="background1"/>
           <w:insideH w:val="nil"/>
           <w:insideV w:val="nil"/>
         </w:tcBorders>
@@ -42117,9 +41316,9 @@
       <w:tblPr/>
       <w:tcPr>
         <w:tcBorders>
-          <w:top w:val="single" w:color="FFFFFF" w:themeColor="background1" w:sz="4" w:space="0"/>
-          <w:left w:val="single" w:color="FFFFFF" w:themeColor="background1" w:sz="4" w:space="0"/>
-          <w:bottom w:val="single" w:color="FFFFFF" w:themeColor="background1" w:sz="4" w:space="0"/>
+          <w:top w:val="single" w:sz="4" w:space="0" w:color="FFFFFF" w:themeColor="background1"/>
+          <w:left w:val="single" w:sz="4" w:space="0" w:color="FFFFFF" w:themeColor="background1"/>
+          <w:bottom w:val="single" w:sz="4" w:space="0" w:color="FFFFFF" w:themeColor="background1"/>
           <w:insideV w:val="nil"/>
         </w:tcBorders>
         <w:shd w:val="clear" w:color="auto" w:fill="000000" w:themeFill="text1"/>
@@ -42134,9 +41333,9 @@
       <w:tblPr/>
       <w:tcPr>
         <w:tcBorders>
-          <w:top w:val="single" w:color="FFFFFF" w:themeColor="background1" w:sz="4" w:space="0"/>
-          <w:bottom w:val="single" w:color="FFFFFF" w:themeColor="background1" w:sz="4" w:space="0"/>
-          <w:right w:val="single" w:color="FFFFFF" w:themeColor="background1" w:sz="4" w:space="0"/>
+          <w:top w:val="single" w:sz="4" w:space="0" w:color="FFFFFF" w:themeColor="background1"/>
+          <w:bottom w:val="single" w:sz="4" w:space="0" w:color="FFFFFF" w:themeColor="background1"/>
+          <w:right w:val="single" w:sz="4" w:space="0" w:color="FFFFFF" w:themeColor="background1"/>
           <w:insideV w:val="nil"/>
         </w:tcBorders>
         <w:shd w:val="clear" w:color="auto" w:fill="000000" w:themeFill="text1"/>
@@ -42167,12 +41366,12 @@
       <w:tblStyleRowBandSize w:val="1"/>
       <w:tblStyleColBandSize w:val="1"/>
       <w:tblBorders>
-        <w:top w:val="single" w:color="FFFFFF" w:themeColor="background1" w:sz="4" w:space="0"/>
-        <w:left w:val="single" w:color="FFFFFF" w:themeColor="background1" w:sz="4" w:space="0"/>
-        <w:bottom w:val="single" w:color="FFFFFF" w:themeColor="background1" w:sz="4" w:space="0"/>
-        <w:right w:val="single" w:color="FFFFFF" w:themeColor="background1" w:sz="4" w:space="0"/>
-        <w:insideH w:val="single" w:color="FFFFFF" w:themeColor="background1" w:sz="4" w:space="0"/>
-        <w:insideV w:val="single" w:color="FFFFFF" w:themeColor="background1" w:sz="4" w:space="0"/>
+        <w:top w:val="single" w:sz="4" w:space="0" w:color="FFFFFF" w:themeColor="background1"/>
+        <w:left w:val="single" w:sz="4" w:space="0" w:color="FFFFFF" w:themeColor="background1"/>
+        <w:bottom w:val="single" w:sz="4" w:space="0" w:color="FFFFFF" w:themeColor="background1"/>
+        <w:right w:val="single" w:sz="4" w:space="0" w:color="FFFFFF" w:themeColor="background1"/>
+        <w:insideH w:val="single" w:sz="4" w:space="0" w:color="FFFFFF" w:themeColor="background1"/>
+        <w:insideV w:val="single" w:sz="4" w:space="0" w:color="FFFFFF" w:themeColor="background1"/>
       </w:tblBorders>
     </w:tblPr>
     <w:tcPr>
@@ -42187,9 +41386,9 @@
       <w:tblPr/>
       <w:tcPr>
         <w:tcBorders>
-          <w:top w:val="single" w:color="FFFFFF" w:themeColor="background1" w:sz="4" w:space="0"/>
-          <w:left w:val="single" w:color="FFFFFF" w:themeColor="background1" w:sz="4" w:space="0"/>
-          <w:right w:val="single" w:color="FFFFFF" w:themeColor="background1" w:sz="4" w:space="0"/>
+          <w:top w:val="single" w:sz="4" w:space="0" w:color="FFFFFF" w:themeColor="background1"/>
+          <w:left w:val="single" w:sz="4" w:space="0" w:color="FFFFFF" w:themeColor="background1"/>
+          <w:right w:val="single" w:sz="4" w:space="0" w:color="FFFFFF" w:themeColor="background1"/>
           <w:insideH w:val="nil"/>
           <w:insideV w:val="nil"/>
         </w:tcBorders>
@@ -42205,9 +41404,9 @@
       <w:tblPr/>
       <w:tcPr>
         <w:tcBorders>
-          <w:left w:val="single" w:color="FFFFFF" w:themeColor="background1" w:sz="4" w:space="0"/>
-          <w:bottom w:val="single" w:color="FFFFFF" w:themeColor="background1" w:sz="4" w:space="0"/>
-          <w:right w:val="single" w:color="FFFFFF" w:themeColor="background1" w:sz="4" w:space="0"/>
+          <w:left w:val="single" w:sz="4" w:space="0" w:color="FFFFFF" w:themeColor="background1"/>
+          <w:bottom w:val="single" w:sz="4" w:space="0" w:color="FFFFFF" w:themeColor="background1"/>
+          <w:right w:val="single" w:sz="4" w:space="0" w:color="FFFFFF" w:themeColor="background1"/>
           <w:insideH w:val="nil"/>
           <w:insideV w:val="nil"/>
         </w:tcBorders>
@@ -42223,9 +41422,9 @@
       <w:tblPr/>
       <w:tcPr>
         <w:tcBorders>
-          <w:top w:val="single" w:color="FFFFFF" w:themeColor="background1" w:sz="4" w:space="0"/>
-          <w:left w:val="single" w:color="FFFFFF" w:themeColor="background1" w:sz="4" w:space="0"/>
-          <w:bottom w:val="single" w:color="FFFFFF" w:themeColor="background1" w:sz="4" w:space="0"/>
+          <w:top w:val="single" w:sz="4" w:space="0" w:color="FFFFFF" w:themeColor="background1"/>
+          <w:left w:val="single" w:sz="4" w:space="0" w:color="FFFFFF" w:themeColor="background1"/>
+          <w:bottom w:val="single" w:sz="4" w:space="0" w:color="FFFFFF" w:themeColor="background1"/>
           <w:insideV w:val="nil"/>
         </w:tcBorders>
         <w:shd w:val="clear" w:color="auto" w:fill="4F81BD" w:themeFill="accent1"/>
@@ -42240,9 +41439,9 @@
       <w:tblPr/>
       <w:tcPr>
         <w:tcBorders>
-          <w:top w:val="single" w:color="FFFFFF" w:themeColor="background1" w:sz="4" w:space="0"/>
-          <w:bottom w:val="single" w:color="FFFFFF" w:themeColor="background1" w:sz="4" w:space="0"/>
-          <w:right w:val="single" w:color="FFFFFF" w:themeColor="background1" w:sz="4" w:space="0"/>
+          <w:top w:val="single" w:sz="4" w:space="0" w:color="FFFFFF" w:themeColor="background1"/>
+          <w:bottom w:val="single" w:sz="4" w:space="0" w:color="FFFFFF" w:themeColor="background1"/>
+          <w:right w:val="single" w:sz="4" w:space="0" w:color="FFFFFF" w:themeColor="background1"/>
           <w:insideV w:val="nil"/>
         </w:tcBorders>
         <w:shd w:val="clear" w:color="auto" w:fill="4F81BD" w:themeFill="accent1"/>
@@ -42273,9 +41472,9 @@
       <w:tblStyleRowBandSize w:val="1"/>
       <w:tblStyleColBandSize w:val="1"/>
       <w:tblBorders>
-        <w:top w:val="single" w:color="B2A1C7" w:themeColor="accent4" w:themeTint="99" w:sz="4" w:space="0"/>
-        <w:bottom w:val="single" w:color="B2A1C7" w:themeColor="accent4" w:themeTint="99" w:sz="4" w:space="0"/>
-        <w:insideH w:val="single" w:color="B2A1C7" w:themeColor="accent4" w:themeTint="99" w:sz="4" w:space="0"/>
+        <w:top w:val="single" w:sz="4" w:space="0" w:color="B2A1C7" w:themeColor="accent4" w:themeTint="99"/>
+        <w:bottom w:val="single" w:sz="4" w:space="0" w:color="B2A1C7" w:themeColor="accent4" w:themeTint="99"/>
+        <w:insideH w:val="single" w:sz="4" w:space="0" w:color="B2A1C7" w:themeColor="accent4" w:themeTint="99"/>
       </w:tblBorders>
     </w:tblPr>
     <w:tblStylePr w:type="firstRow">
@@ -42324,7 +41523,7 @@
       <w:spacing w:line="240" w:lineRule="auto"/>
     </w:pPr>
     <w:rPr>
-      <w:rFonts w:asciiTheme="minorHAnsi" w:hAnsiTheme="minorHAnsi" w:eastAsiaTheme="minorHAnsi" w:cstheme="minorBidi"/>
+      <w:rFonts w:asciiTheme="minorHAnsi" w:eastAsiaTheme="minorHAnsi" w:hAnsiTheme="minorHAnsi" w:cstheme="minorBidi"/>
       <w:kern w:val="2"/>
       <w:sz w:val="24"/>
       <w:szCs w:val="24"/>
@@ -42335,12 +41534,12 @@
       <w:tblStyleRowBandSize w:val="1"/>
       <w:tblStyleColBandSize w:val="1"/>
       <w:tblBorders>
-        <w:top w:val="single" w:color="95B3D7" w:themeColor="accent1" w:themeTint="99" w:sz="4" w:space="0"/>
-        <w:left w:val="single" w:color="95B3D7" w:themeColor="accent1" w:themeTint="99" w:sz="4" w:space="0"/>
-        <w:bottom w:val="single" w:color="95B3D7" w:themeColor="accent1" w:themeTint="99" w:sz="4" w:space="0"/>
-        <w:right w:val="single" w:color="95B3D7" w:themeColor="accent1" w:themeTint="99" w:sz="4" w:space="0"/>
-        <w:insideH w:val="single" w:color="95B3D7" w:themeColor="accent1" w:themeTint="99" w:sz="4" w:space="0"/>
-        <w:insideV w:val="single" w:color="95B3D7" w:themeColor="accent1" w:themeTint="99" w:sz="4" w:space="0"/>
+        <w:top w:val="single" w:sz="4" w:space="0" w:color="95B3D7" w:themeColor="accent1" w:themeTint="99"/>
+        <w:left w:val="single" w:sz="4" w:space="0" w:color="95B3D7" w:themeColor="accent1" w:themeTint="99"/>
+        <w:bottom w:val="single" w:sz="4" w:space="0" w:color="95B3D7" w:themeColor="accent1" w:themeTint="99"/>
+        <w:right w:val="single" w:sz="4" w:space="0" w:color="95B3D7" w:themeColor="accent1" w:themeTint="99"/>
+        <w:insideH w:val="single" w:sz="4" w:space="0" w:color="95B3D7" w:themeColor="accent1" w:themeTint="99"/>
+        <w:insideV w:val="single" w:sz="4" w:space="0" w:color="95B3D7" w:themeColor="accent1" w:themeTint="99"/>
       </w:tblBorders>
     </w:tblPr>
     <w:tblStylePr w:type="firstRow">
@@ -42352,10 +41551,10 @@
       <w:tblPr/>
       <w:tcPr>
         <w:tcBorders>
-          <w:top w:val="single" w:color="4F81BD" w:themeColor="accent1" w:sz="4" w:space="0"/>
-          <w:left w:val="single" w:color="4F81BD" w:themeColor="accent1" w:sz="4" w:space="0"/>
-          <w:bottom w:val="single" w:color="4F81BD" w:themeColor="accent1" w:sz="4" w:space="0"/>
-          <w:right w:val="single" w:color="4F81BD" w:themeColor="accent1" w:sz="4" w:space="0"/>
+          <w:top w:val="single" w:sz="4" w:space="0" w:color="4F81BD" w:themeColor="accent1"/>
+          <w:left w:val="single" w:sz="4" w:space="0" w:color="4F81BD" w:themeColor="accent1"/>
+          <w:bottom w:val="single" w:sz="4" w:space="0" w:color="4F81BD" w:themeColor="accent1"/>
+          <w:right w:val="single" w:sz="4" w:space="0" w:color="4F81BD" w:themeColor="accent1"/>
           <w:insideH w:val="nil"/>
           <w:insideV w:val="nil"/>
         </w:tcBorders>
@@ -42370,7 +41569,7 @@
       <w:tblPr/>
       <w:tcPr>
         <w:tcBorders>
-          <w:top w:val="double" w:color="4F81BD" w:themeColor="accent1" w:sz="4" w:space="0"/>
+          <w:top w:val="double" w:sz="4" w:space="0" w:color="4F81BD" w:themeColor="accent1"/>
         </w:tcBorders>
       </w:tcPr>
     </w:tblStylePr>
@@ -42411,12 +41610,12 @@
       <w:tblStyleRowBandSize w:val="1"/>
       <w:tblStyleColBandSize w:val="1"/>
       <w:tblBorders>
-        <w:top w:val="single" w:color="92CDDC" w:themeColor="accent5" w:themeTint="99" w:sz="4" w:space="0"/>
-        <w:left w:val="single" w:color="92CDDC" w:themeColor="accent5" w:themeTint="99" w:sz="4" w:space="0"/>
-        <w:bottom w:val="single" w:color="92CDDC" w:themeColor="accent5" w:themeTint="99" w:sz="4" w:space="0"/>
-        <w:right w:val="single" w:color="92CDDC" w:themeColor="accent5" w:themeTint="99" w:sz="4" w:space="0"/>
-        <w:insideH w:val="single" w:color="92CDDC" w:themeColor="accent5" w:themeTint="99" w:sz="4" w:space="0"/>
-        <w:insideV w:val="single" w:color="92CDDC" w:themeColor="accent5" w:themeTint="99" w:sz="4" w:space="0"/>
+        <w:top w:val="single" w:sz="4" w:space="0" w:color="92CDDC" w:themeColor="accent5" w:themeTint="99"/>
+        <w:left w:val="single" w:sz="4" w:space="0" w:color="92CDDC" w:themeColor="accent5" w:themeTint="99"/>
+        <w:bottom w:val="single" w:sz="4" w:space="0" w:color="92CDDC" w:themeColor="accent5" w:themeTint="99"/>
+        <w:right w:val="single" w:sz="4" w:space="0" w:color="92CDDC" w:themeColor="accent5" w:themeTint="99"/>
+        <w:insideH w:val="single" w:sz="4" w:space="0" w:color="92CDDC" w:themeColor="accent5" w:themeTint="99"/>
+        <w:insideV w:val="single" w:sz="4" w:space="0" w:color="92CDDC" w:themeColor="accent5" w:themeTint="99"/>
       </w:tblBorders>
     </w:tblPr>
     <w:tblStylePr w:type="firstRow">
@@ -42428,10 +41627,10 @@
       <w:tblPr/>
       <w:tcPr>
         <w:tcBorders>
-          <w:top w:val="single" w:color="4BACC6" w:themeColor="accent5" w:sz="4" w:space="0"/>
-          <w:left w:val="single" w:color="4BACC6" w:themeColor="accent5" w:sz="4" w:space="0"/>
-          <w:bottom w:val="single" w:color="4BACC6" w:themeColor="accent5" w:sz="4" w:space="0"/>
-          <w:right w:val="single" w:color="4BACC6" w:themeColor="accent5" w:sz="4" w:space="0"/>
+          <w:top w:val="single" w:sz="4" w:space="0" w:color="4BACC6" w:themeColor="accent5"/>
+          <w:left w:val="single" w:sz="4" w:space="0" w:color="4BACC6" w:themeColor="accent5"/>
+          <w:bottom w:val="single" w:sz="4" w:space="0" w:color="4BACC6" w:themeColor="accent5"/>
+          <w:right w:val="single" w:sz="4" w:space="0" w:color="4BACC6" w:themeColor="accent5"/>
           <w:insideH w:val="nil"/>
           <w:insideV w:val="nil"/>
         </w:tcBorders>
@@ -42446,7 +41645,7 @@
       <w:tblPr/>
       <w:tcPr>
         <w:tcBorders>
-          <w:top w:val="double" w:color="4BACC6" w:themeColor="accent5" w:sz="4" w:space="0"/>
+          <w:top w:val="double" w:sz="4" w:space="0" w:color="4BACC6" w:themeColor="accent5"/>
         </w:tcBorders>
       </w:tcPr>
     </w:tblStylePr>
@@ -42498,10 +41697,10 @@
       <w:tblStyleRowBandSize w:val="1"/>
       <w:tblStyleColBandSize w:val="1"/>
       <w:tblBorders>
-        <w:top w:val="single" w:color="92CDDC" w:themeColor="accent5" w:themeTint="99" w:sz="2" w:space="0"/>
-        <w:bottom w:val="single" w:color="92CDDC" w:themeColor="accent5" w:themeTint="99" w:sz="2" w:space="0"/>
-        <w:insideH w:val="single" w:color="92CDDC" w:themeColor="accent5" w:themeTint="99" w:sz="2" w:space="0"/>
-        <w:insideV w:val="single" w:color="92CDDC" w:themeColor="accent5" w:themeTint="99" w:sz="2" w:space="0"/>
+        <w:top w:val="single" w:sz="2" w:space="0" w:color="92CDDC" w:themeColor="accent5" w:themeTint="99"/>
+        <w:bottom w:val="single" w:sz="2" w:space="0" w:color="92CDDC" w:themeColor="accent5" w:themeTint="99"/>
+        <w:insideH w:val="single" w:sz="2" w:space="0" w:color="92CDDC" w:themeColor="accent5" w:themeTint="99"/>
+        <w:insideV w:val="single" w:sz="2" w:space="0" w:color="92CDDC" w:themeColor="accent5" w:themeTint="99"/>
       </w:tblBorders>
     </w:tblPr>
     <w:tblStylePr w:type="firstRow">
@@ -42513,7 +41712,7 @@
       <w:tcPr>
         <w:tcBorders>
           <w:top w:val="nil"/>
-          <w:bottom w:val="single" w:color="92CDDC" w:themeColor="accent5" w:themeTint="99" w:sz="12" w:space="0"/>
+          <w:bottom w:val="single" w:sz="12" w:space="0" w:color="92CDDC" w:themeColor="accent5" w:themeTint="99"/>
           <w:insideH w:val="nil"/>
           <w:insideV w:val="nil"/>
         </w:tcBorders>
@@ -42528,7 +41727,7 @@
       <w:tblPr/>
       <w:tcPr>
         <w:tcBorders>
-          <w:top w:val="double" w:color="92CDDC" w:themeColor="accent5" w:themeTint="99" w:sz="2" w:space="0"/>
+          <w:top w:val="double" w:sz="2" w:space="0" w:color="92CDDC" w:themeColor="accent5" w:themeTint="99"/>
           <w:bottom w:val="nil"/>
           <w:insideH w:val="nil"/>
           <w:insideV w:val="nil"/>
@@ -42573,12 +41772,12 @@
       <w:tblStyleRowBandSize w:val="1"/>
       <w:tblStyleColBandSize w:val="1"/>
       <w:tblBorders>
-        <w:top w:val="single" w:color="FFFFFF" w:themeColor="background1" w:sz="4" w:space="0"/>
-        <w:left w:val="single" w:color="FFFFFF" w:themeColor="background1" w:sz="4" w:space="0"/>
-        <w:bottom w:val="single" w:color="FFFFFF" w:themeColor="background1" w:sz="4" w:space="0"/>
-        <w:right w:val="single" w:color="FFFFFF" w:themeColor="background1" w:sz="4" w:space="0"/>
-        <w:insideH w:val="single" w:color="FFFFFF" w:themeColor="background1" w:sz="4" w:space="0"/>
-        <w:insideV w:val="single" w:color="FFFFFF" w:themeColor="background1" w:sz="4" w:space="0"/>
+        <w:top w:val="single" w:sz="4" w:space="0" w:color="FFFFFF" w:themeColor="background1"/>
+        <w:left w:val="single" w:sz="4" w:space="0" w:color="FFFFFF" w:themeColor="background1"/>
+        <w:bottom w:val="single" w:sz="4" w:space="0" w:color="FFFFFF" w:themeColor="background1"/>
+        <w:right w:val="single" w:sz="4" w:space="0" w:color="FFFFFF" w:themeColor="background1"/>
+        <w:insideH w:val="single" w:sz="4" w:space="0" w:color="FFFFFF" w:themeColor="background1"/>
+        <w:insideV w:val="single" w:sz="4" w:space="0" w:color="FFFFFF" w:themeColor="background1"/>
       </w:tblBorders>
     </w:tblPr>
     <w:tcPr>
@@ -42593,9 +41792,9 @@
       <w:tblPr/>
       <w:tcPr>
         <w:tcBorders>
-          <w:top w:val="single" w:color="FFFFFF" w:themeColor="background1" w:sz="4" w:space="0"/>
-          <w:left w:val="single" w:color="FFFFFF" w:themeColor="background1" w:sz="4" w:space="0"/>
-          <w:right w:val="single" w:color="FFFFFF" w:themeColor="background1" w:sz="4" w:space="0"/>
+          <w:top w:val="single" w:sz="4" w:space="0" w:color="FFFFFF" w:themeColor="background1"/>
+          <w:left w:val="single" w:sz="4" w:space="0" w:color="FFFFFF" w:themeColor="background1"/>
+          <w:right w:val="single" w:sz="4" w:space="0" w:color="FFFFFF" w:themeColor="background1"/>
           <w:insideH w:val="nil"/>
           <w:insideV w:val="nil"/>
         </w:tcBorders>
@@ -42611,9 +41810,9 @@
       <w:tblPr/>
       <w:tcPr>
         <w:tcBorders>
-          <w:left w:val="single" w:color="FFFFFF" w:themeColor="background1" w:sz="4" w:space="0"/>
-          <w:bottom w:val="single" w:color="FFFFFF" w:themeColor="background1" w:sz="4" w:space="0"/>
-          <w:right w:val="single" w:color="FFFFFF" w:themeColor="background1" w:sz="4" w:space="0"/>
+          <w:left w:val="single" w:sz="4" w:space="0" w:color="FFFFFF" w:themeColor="background1"/>
+          <w:bottom w:val="single" w:sz="4" w:space="0" w:color="FFFFFF" w:themeColor="background1"/>
+          <w:right w:val="single" w:sz="4" w:space="0" w:color="FFFFFF" w:themeColor="background1"/>
           <w:insideH w:val="nil"/>
           <w:insideV w:val="nil"/>
         </w:tcBorders>
@@ -42629,9 +41828,9 @@
       <w:tblPr/>
       <w:tcPr>
         <w:tcBorders>
-          <w:top w:val="single" w:color="FFFFFF" w:themeColor="background1" w:sz="4" w:space="0"/>
-          <w:left w:val="single" w:color="FFFFFF" w:themeColor="background1" w:sz="4" w:space="0"/>
-          <w:bottom w:val="single" w:color="FFFFFF" w:themeColor="background1" w:sz="4" w:space="0"/>
+          <w:top w:val="single" w:sz="4" w:space="0" w:color="FFFFFF" w:themeColor="background1"/>
+          <w:left w:val="single" w:sz="4" w:space="0" w:color="FFFFFF" w:themeColor="background1"/>
+          <w:bottom w:val="single" w:sz="4" w:space="0" w:color="FFFFFF" w:themeColor="background1"/>
           <w:insideV w:val="nil"/>
         </w:tcBorders>
         <w:shd w:val="clear" w:color="auto" w:fill="4BACC6" w:themeFill="accent5"/>
@@ -42646,9 +41845,9 @@
       <w:tblPr/>
       <w:tcPr>
         <w:tcBorders>
-          <w:top w:val="single" w:color="FFFFFF" w:themeColor="background1" w:sz="4" w:space="0"/>
-          <w:bottom w:val="single" w:color="FFFFFF" w:themeColor="background1" w:sz="4" w:space="0"/>
-          <w:right w:val="single" w:color="FFFFFF" w:themeColor="background1" w:sz="4" w:space="0"/>
+          <w:top w:val="single" w:sz="4" w:space="0" w:color="FFFFFF" w:themeColor="background1"/>
+          <w:bottom w:val="single" w:sz="4" w:space="0" w:color="FFFFFF" w:themeColor="background1"/>
+          <w:right w:val="single" w:sz="4" w:space="0" w:color="FFFFFF" w:themeColor="background1"/>
           <w:insideV w:val="nil"/>
         </w:tcBorders>
         <w:shd w:val="clear" w:color="auto" w:fill="4BACC6" w:themeFill="accent5"/>
@@ -42679,12 +41878,12 @@
       <w:tblStyleRowBandSize w:val="1"/>
       <w:tblStyleColBandSize w:val="1"/>
       <w:tblBorders>
-        <w:top w:val="single" w:color="B6DDE8" w:themeColor="accent5" w:themeTint="66" w:sz="4" w:space="0"/>
-        <w:left w:val="single" w:color="B6DDE8" w:themeColor="accent5" w:themeTint="66" w:sz="4" w:space="0"/>
-        <w:bottom w:val="single" w:color="B6DDE8" w:themeColor="accent5" w:themeTint="66" w:sz="4" w:space="0"/>
-        <w:right w:val="single" w:color="B6DDE8" w:themeColor="accent5" w:themeTint="66" w:sz="4" w:space="0"/>
-        <w:insideH w:val="single" w:color="B6DDE8" w:themeColor="accent5" w:themeTint="66" w:sz="4" w:space="0"/>
-        <w:insideV w:val="single" w:color="B6DDE8" w:themeColor="accent5" w:themeTint="66" w:sz="4" w:space="0"/>
+        <w:top w:val="single" w:sz="4" w:space="0" w:color="B6DDE8" w:themeColor="accent5" w:themeTint="66"/>
+        <w:left w:val="single" w:sz="4" w:space="0" w:color="B6DDE8" w:themeColor="accent5" w:themeTint="66"/>
+        <w:bottom w:val="single" w:sz="4" w:space="0" w:color="B6DDE8" w:themeColor="accent5" w:themeTint="66"/>
+        <w:right w:val="single" w:sz="4" w:space="0" w:color="B6DDE8" w:themeColor="accent5" w:themeTint="66"/>
+        <w:insideH w:val="single" w:sz="4" w:space="0" w:color="B6DDE8" w:themeColor="accent5" w:themeTint="66"/>
+        <w:insideV w:val="single" w:sz="4" w:space="0" w:color="B6DDE8" w:themeColor="accent5" w:themeTint="66"/>
       </w:tblBorders>
     </w:tblPr>
     <w:tblStylePr w:type="firstRow">
@@ -42695,7 +41894,7 @@
       <w:tblPr/>
       <w:tcPr>
         <w:tcBorders>
-          <w:bottom w:val="single" w:color="92CDDC" w:themeColor="accent5" w:themeTint="99" w:sz="12" w:space="0"/>
+          <w:bottom w:val="single" w:sz="12" w:space="0" w:color="92CDDC" w:themeColor="accent5" w:themeTint="99"/>
         </w:tcBorders>
       </w:tcPr>
     </w:tblStylePr>
@@ -42707,7 +41906,7 @@
       <w:tblPr/>
       <w:tcPr>
         <w:tcBorders>
-          <w:top w:val="double" w:color="92CDDC" w:themeColor="accent5" w:themeTint="99" w:sz="2" w:space="0"/>
+          <w:top w:val="double" w:sz="2" w:space="0" w:color="92CDDC" w:themeColor="accent5" w:themeTint="99"/>
         </w:tcBorders>
       </w:tcPr>
     </w:tblStylePr>
@@ -42733,7 +41932,7 @@
       <w:spacing w:line="240" w:lineRule="auto"/>
     </w:pPr>
     <w:rPr>
-      <w:rFonts w:asciiTheme="minorHAnsi" w:hAnsiTheme="minorHAnsi" w:eastAsiaTheme="minorHAnsi" w:cstheme="minorBidi"/>
+      <w:rFonts w:asciiTheme="minorHAnsi" w:eastAsiaTheme="minorHAnsi" w:hAnsiTheme="minorHAnsi" w:cstheme="minorBidi"/>
       <w:kern w:val="2"/>
       <w:sz w:val="24"/>
       <w:szCs w:val="24"/>
@@ -42744,12 +41943,12 @@
       <w:tblStyleRowBandSize w:val="1"/>
       <w:tblStyleColBandSize w:val="1"/>
       <w:tblBorders>
-        <w:top w:val="single" w:color="666666" w:themeColor="text1" w:themeTint="99" w:sz="4" w:space="0"/>
-        <w:left w:val="single" w:color="666666" w:themeColor="text1" w:themeTint="99" w:sz="4" w:space="0"/>
-        <w:bottom w:val="single" w:color="666666" w:themeColor="text1" w:themeTint="99" w:sz="4" w:space="0"/>
-        <w:right w:val="single" w:color="666666" w:themeColor="text1" w:themeTint="99" w:sz="4" w:space="0"/>
-        <w:insideH w:val="single" w:color="666666" w:themeColor="text1" w:themeTint="99" w:sz="4" w:space="0"/>
-        <w:insideV w:val="single" w:color="666666" w:themeColor="text1" w:themeTint="99" w:sz="4" w:space="0"/>
+        <w:top w:val="single" w:sz="4" w:space="0" w:color="666666" w:themeColor="text1" w:themeTint="99"/>
+        <w:left w:val="single" w:sz="4" w:space="0" w:color="666666" w:themeColor="text1" w:themeTint="99"/>
+        <w:bottom w:val="single" w:sz="4" w:space="0" w:color="666666" w:themeColor="text1" w:themeTint="99"/>
+        <w:right w:val="single" w:sz="4" w:space="0" w:color="666666" w:themeColor="text1" w:themeTint="99"/>
+        <w:insideH w:val="single" w:sz="4" w:space="0" w:color="666666" w:themeColor="text1" w:themeTint="99"/>
+        <w:insideV w:val="single" w:sz="4" w:space="0" w:color="666666" w:themeColor="text1" w:themeTint="99"/>
       </w:tblBorders>
     </w:tblPr>
     <w:tblStylePr w:type="firstRow">
@@ -42839,7 +42038,7 @@
       <w:tblPr/>
       <w:tcPr>
         <w:tcBorders>
-          <w:bottom w:val="single" w:color="666666" w:themeColor="text1" w:themeTint="99" w:sz="4" w:space="0"/>
+          <w:bottom w:val="single" w:sz="4" w:space="0" w:color="666666" w:themeColor="text1" w:themeTint="99"/>
         </w:tcBorders>
       </w:tcPr>
     </w:tblStylePr>
@@ -42847,7 +42046,7 @@
       <w:tblPr/>
       <w:tcPr>
         <w:tcBorders>
-          <w:bottom w:val="single" w:color="666666" w:themeColor="text1" w:themeTint="99" w:sz="4" w:space="0"/>
+          <w:bottom w:val="single" w:sz="4" w:space="0" w:color="666666" w:themeColor="text1" w:themeTint="99"/>
         </w:tcBorders>
       </w:tcPr>
     </w:tblStylePr>
@@ -42855,7 +42054,7 @@
       <w:tblPr/>
       <w:tcPr>
         <w:tcBorders>
-          <w:top w:val="single" w:color="666666" w:themeColor="text1" w:themeTint="99" w:sz="4" w:space="0"/>
+          <w:top w:val="single" w:sz="4" w:space="0" w:color="666666" w:themeColor="text1" w:themeTint="99"/>
         </w:tcBorders>
       </w:tcPr>
     </w:tblStylePr>
@@ -42863,7 +42062,7 @@
       <w:tblPr/>
       <w:tcPr>
         <w:tcBorders>
-          <w:top w:val="single" w:color="666666" w:themeColor="text1" w:themeTint="99" w:sz="4" w:space="0"/>
+          <w:top w:val="single" w:sz="4" w:space="0" w:color="666666" w:themeColor="text1" w:themeTint="99"/>
         </w:tcBorders>
       </w:tcPr>
     </w:tblStylePr>
@@ -42877,7 +42076,7 @@
       <w:spacing w:line="240" w:lineRule="auto"/>
     </w:pPr>
     <w:rPr>
-      <w:rFonts w:asciiTheme="minorHAnsi" w:hAnsiTheme="minorHAnsi" w:eastAsiaTheme="minorHAnsi" w:cstheme="minorBidi"/>
+      <w:rFonts w:asciiTheme="minorHAnsi" w:eastAsiaTheme="minorHAnsi" w:hAnsiTheme="minorHAnsi" w:cstheme="minorBidi"/>
       <w:kern w:val="2"/>
       <w:sz w:val="24"/>
       <w:szCs w:val="24"/>
@@ -42888,12 +42087,12 @@
       <w:tblStyleRowBandSize w:val="1"/>
       <w:tblStyleColBandSize w:val="1"/>
       <w:tblBorders>
-        <w:top w:val="single" w:color="B2A1C7" w:themeColor="accent4" w:themeTint="99" w:sz="4" w:space="0"/>
-        <w:left w:val="single" w:color="B2A1C7" w:themeColor="accent4" w:themeTint="99" w:sz="4" w:space="0"/>
-        <w:bottom w:val="single" w:color="B2A1C7" w:themeColor="accent4" w:themeTint="99" w:sz="4" w:space="0"/>
-        <w:right w:val="single" w:color="B2A1C7" w:themeColor="accent4" w:themeTint="99" w:sz="4" w:space="0"/>
-        <w:insideH w:val="single" w:color="B2A1C7" w:themeColor="accent4" w:themeTint="99" w:sz="4" w:space="0"/>
-        <w:insideV w:val="single" w:color="B2A1C7" w:themeColor="accent4" w:themeTint="99" w:sz="4" w:space="0"/>
+        <w:top w:val="single" w:sz="4" w:space="0" w:color="B2A1C7" w:themeColor="accent4" w:themeTint="99"/>
+        <w:left w:val="single" w:sz="4" w:space="0" w:color="B2A1C7" w:themeColor="accent4" w:themeTint="99"/>
+        <w:bottom w:val="single" w:sz="4" w:space="0" w:color="B2A1C7" w:themeColor="accent4" w:themeTint="99"/>
+        <w:right w:val="single" w:sz="4" w:space="0" w:color="B2A1C7" w:themeColor="accent4" w:themeTint="99"/>
+        <w:insideH w:val="single" w:sz="4" w:space="0" w:color="B2A1C7" w:themeColor="accent4" w:themeTint="99"/>
+        <w:insideV w:val="single" w:sz="4" w:space="0" w:color="B2A1C7" w:themeColor="accent4" w:themeTint="99"/>
       </w:tblBorders>
     </w:tblPr>
     <w:tblStylePr w:type="firstRow">
@@ -42983,7 +42182,7 @@
       <w:tblPr/>
       <w:tcPr>
         <w:tcBorders>
-          <w:bottom w:val="single" w:color="B2A1C7" w:themeColor="accent4" w:themeTint="99" w:sz="4" w:space="0"/>
+          <w:bottom w:val="single" w:sz="4" w:space="0" w:color="B2A1C7" w:themeColor="accent4" w:themeTint="99"/>
         </w:tcBorders>
       </w:tcPr>
     </w:tblStylePr>
@@ -42991,7 +42190,7 @@
       <w:tblPr/>
       <w:tcPr>
         <w:tcBorders>
-          <w:bottom w:val="single" w:color="B2A1C7" w:themeColor="accent4" w:themeTint="99" w:sz="4" w:space="0"/>
+          <w:bottom w:val="single" w:sz="4" w:space="0" w:color="B2A1C7" w:themeColor="accent4" w:themeTint="99"/>
         </w:tcBorders>
       </w:tcPr>
     </w:tblStylePr>
@@ -42999,7 +42198,7 @@
       <w:tblPr/>
       <w:tcPr>
         <w:tcBorders>
-          <w:top w:val="single" w:color="B2A1C7" w:themeColor="accent4" w:themeTint="99" w:sz="4" w:space="0"/>
+          <w:top w:val="single" w:sz="4" w:space="0" w:color="B2A1C7" w:themeColor="accent4" w:themeTint="99"/>
         </w:tcBorders>
       </w:tcPr>
     </w:tblStylePr>
@@ -43007,7 +42206,7 @@
       <w:tblPr/>
       <w:tcPr>
         <w:tcBorders>
-          <w:top w:val="single" w:color="B2A1C7" w:themeColor="accent4" w:themeTint="99" w:sz="4" w:space="0"/>
+          <w:top w:val="single" w:sz="4" w:space="0" w:color="B2A1C7" w:themeColor="accent4" w:themeTint="99"/>
         </w:tcBorders>
       </w:tcPr>
     </w:tblStylePr>
@@ -43021,7 +42220,7 @@
       <w:spacing w:line="240" w:lineRule="auto"/>
     </w:pPr>
     <w:rPr>
-      <w:rFonts w:asciiTheme="minorHAnsi" w:hAnsiTheme="minorHAnsi" w:eastAsiaTheme="minorHAnsi" w:cstheme="minorBidi"/>
+      <w:rFonts w:asciiTheme="minorHAnsi" w:eastAsiaTheme="minorHAnsi" w:hAnsiTheme="minorHAnsi" w:cstheme="minorBidi"/>
       <w:kern w:val="2"/>
       <w:sz w:val="24"/>
       <w:szCs w:val="24"/>
@@ -43032,12 +42231,12 @@
       <w:tblStyleRowBandSize w:val="1"/>
       <w:tblStyleColBandSize w:val="1"/>
       <w:tblBorders>
-        <w:top w:val="single" w:color="C2D69B" w:themeColor="accent3" w:themeTint="99" w:sz="4" w:space="0"/>
-        <w:left w:val="single" w:color="C2D69B" w:themeColor="accent3" w:themeTint="99" w:sz="4" w:space="0"/>
-        <w:bottom w:val="single" w:color="C2D69B" w:themeColor="accent3" w:themeTint="99" w:sz="4" w:space="0"/>
-        <w:right w:val="single" w:color="C2D69B" w:themeColor="accent3" w:themeTint="99" w:sz="4" w:space="0"/>
-        <w:insideH w:val="single" w:color="C2D69B" w:themeColor="accent3" w:themeTint="99" w:sz="4" w:space="0"/>
-        <w:insideV w:val="single" w:color="C2D69B" w:themeColor="accent3" w:themeTint="99" w:sz="4" w:space="0"/>
+        <w:top w:val="single" w:sz="4" w:space="0" w:color="C2D69B" w:themeColor="accent3" w:themeTint="99"/>
+        <w:left w:val="single" w:sz="4" w:space="0" w:color="C2D69B" w:themeColor="accent3" w:themeTint="99"/>
+        <w:bottom w:val="single" w:sz="4" w:space="0" w:color="C2D69B" w:themeColor="accent3" w:themeTint="99"/>
+        <w:right w:val="single" w:sz="4" w:space="0" w:color="C2D69B" w:themeColor="accent3" w:themeTint="99"/>
+        <w:insideH w:val="single" w:sz="4" w:space="0" w:color="C2D69B" w:themeColor="accent3" w:themeTint="99"/>
+        <w:insideV w:val="single" w:sz="4" w:space="0" w:color="C2D69B" w:themeColor="accent3" w:themeTint="99"/>
       </w:tblBorders>
     </w:tblPr>
     <w:tblStylePr w:type="firstRow">
@@ -43127,7 +42326,7 @@
       <w:tblPr/>
       <w:tcPr>
         <w:tcBorders>
-          <w:bottom w:val="single" w:color="C2D69B" w:themeColor="accent3" w:themeTint="99" w:sz="4" w:space="0"/>
+          <w:bottom w:val="single" w:sz="4" w:space="0" w:color="C2D69B" w:themeColor="accent3" w:themeTint="99"/>
         </w:tcBorders>
       </w:tcPr>
     </w:tblStylePr>
@@ -43135,7 +42334,7 @@
       <w:tblPr/>
       <w:tcPr>
         <w:tcBorders>
-          <w:bottom w:val="single" w:color="C2D69B" w:themeColor="accent3" w:themeTint="99" w:sz="4" w:space="0"/>
+          <w:bottom w:val="single" w:sz="4" w:space="0" w:color="C2D69B" w:themeColor="accent3" w:themeTint="99"/>
         </w:tcBorders>
       </w:tcPr>
     </w:tblStylePr>
@@ -43143,7 +42342,7 @@
       <w:tblPr/>
       <w:tcPr>
         <w:tcBorders>
-          <w:top w:val="single" w:color="C2D69B" w:themeColor="accent3" w:themeTint="99" w:sz="4" w:space="0"/>
+          <w:top w:val="single" w:sz="4" w:space="0" w:color="C2D69B" w:themeColor="accent3" w:themeTint="99"/>
         </w:tcBorders>
       </w:tcPr>
     </w:tblStylePr>
@@ -43151,7 +42350,7 @@
       <w:tblPr/>
       <w:tcPr>
         <w:tcBorders>
-          <w:top w:val="single" w:color="C2D69B" w:themeColor="accent3" w:themeTint="99" w:sz="4" w:space="0"/>
+          <w:top w:val="single" w:sz="4" w:space="0" w:color="C2D69B" w:themeColor="accent3" w:themeTint="99"/>
         </w:tcBorders>
       </w:tcPr>
     </w:tblStylePr>
@@ -43168,12 +42367,12 @@
       <w:tblStyleRowBandSize w:val="1"/>
       <w:tblStyleColBandSize w:val="1"/>
       <w:tblBorders>
-        <w:top w:val="single" w:color="C2D69B" w:themeColor="accent3" w:themeTint="99" w:sz="4" w:space="0"/>
-        <w:left w:val="single" w:color="C2D69B" w:themeColor="accent3" w:themeTint="99" w:sz="4" w:space="0"/>
-        <w:bottom w:val="single" w:color="C2D69B" w:themeColor="accent3" w:themeTint="99" w:sz="4" w:space="0"/>
-        <w:right w:val="single" w:color="C2D69B" w:themeColor="accent3" w:themeTint="99" w:sz="4" w:space="0"/>
-        <w:insideH w:val="single" w:color="C2D69B" w:themeColor="accent3" w:themeTint="99" w:sz="4" w:space="0"/>
-        <w:insideV w:val="single" w:color="C2D69B" w:themeColor="accent3" w:themeTint="99" w:sz="4" w:space="0"/>
+        <w:top w:val="single" w:sz="4" w:space="0" w:color="C2D69B" w:themeColor="accent3" w:themeTint="99"/>
+        <w:left w:val="single" w:sz="4" w:space="0" w:color="C2D69B" w:themeColor="accent3" w:themeTint="99"/>
+        <w:bottom w:val="single" w:sz="4" w:space="0" w:color="C2D69B" w:themeColor="accent3" w:themeTint="99"/>
+        <w:right w:val="single" w:sz="4" w:space="0" w:color="C2D69B" w:themeColor="accent3" w:themeTint="99"/>
+        <w:insideH w:val="single" w:sz="4" w:space="0" w:color="C2D69B" w:themeColor="accent3" w:themeTint="99"/>
+        <w:insideV w:val="single" w:sz="4" w:space="0" w:color="C2D69B" w:themeColor="accent3" w:themeTint="99"/>
       </w:tblBorders>
     </w:tblPr>
     <w:tblStylePr w:type="firstRow">
@@ -43185,10 +42384,10 @@
       <w:tblPr/>
       <w:tcPr>
         <w:tcBorders>
-          <w:top w:val="single" w:color="9BBB59" w:themeColor="accent3" w:sz="4" w:space="0"/>
-          <w:left w:val="single" w:color="9BBB59" w:themeColor="accent3" w:sz="4" w:space="0"/>
-          <w:bottom w:val="single" w:color="9BBB59" w:themeColor="accent3" w:sz="4" w:space="0"/>
-          <w:right w:val="single" w:color="9BBB59" w:themeColor="accent3" w:sz="4" w:space="0"/>
+          <w:top w:val="single" w:sz="4" w:space="0" w:color="9BBB59" w:themeColor="accent3"/>
+          <w:left w:val="single" w:sz="4" w:space="0" w:color="9BBB59" w:themeColor="accent3"/>
+          <w:bottom w:val="single" w:sz="4" w:space="0" w:color="9BBB59" w:themeColor="accent3"/>
+          <w:right w:val="single" w:sz="4" w:space="0" w:color="9BBB59" w:themeColor="accent3"/>
           <w:insideH w:val="nil"/>
           <w:insideV w:val="nil"/>
         </w:tcBorders>
@@ -43203,7 +42402,7 @@
       <w:tblPr/>
       <w:tcPr>
         <w:tcBorders>
-          <w:top w:val="double" w:color="9BBB59" w:themeColor="accent3" w:sz="4" w:space="0"/>
+          <w:top w:val="double" w:sz="4" w:space="0" w:color="9BBB59" w:themeColor="accent3"/>
         </w:tcBorders>
       </w:tcPr>
     </w:tblStylePr>
@@ -43244,12 +42443,12 @@
       <w:tblStyleRowBandSize w:val="1"/>
       <w:tblStyleColBandSize w:val="1"/>
       <w:tblBorders>
-        <w:top w:val="single" w:color="92CDDC" w:themeColor="accent5" w:themeTint="99" w:sz="4" w:space="0"/>
-        <w:left w:val="single" w:color="92CDDC" w:themeColor="accent5" w:themeTint="99" w:sz="4" w:space="0"/>
-        <w:bottom w:val="single" w:color="92CDDC" w:themeColor="accent5" w:themeTint="99" w:sz="4" w:space="0"/>
-        <w:right w:val="single" w:color="92CDDC" w:themeColor="accent5" w:themeTint="99" w:sz="4" w:space="0"/>
-        <w:insideH w:val="single" w:color="92CDDC" w:themeColor="accent5" w:themeTint="99" w:sz="4" w:space="0"/>
-        <w:insideV w:val="single" w:color="92CDDC" w:themeColor="accent5" w:themeTint="99" w:sz="4" w:space="0"/>
+        <w:top w:val="single" w:sz="4" w:space="0" w:color="92CDDC" w:themeColor="accent5" w:themeTint="99"/>
+        <w:left w:val="single" w:sz="4" w:space="0" w:color="92CDDC" w:themeColor="accent5" w:themeTint="99"/>
+        <w:bottom w:val="single" w:sz="4" w:space="0" w:color="92CDDC" w:themeColor="accent5" w:themeTint="99"/>
+        <w:right w:val="single" w:sz="4" w:space="0" w:color="92CDDC" w:themeColor="accent5" w:themeTint="99"/>
+        <w:insideH w:val="single" w:sz="4" w:space="0" w:color="92CDDC" w:themeColor="accent5" w:themeTint="99"/>
+        <w:insideV w:val="single" w:sz="4" w:space="0" w:color="92CDDC" w:themeColor="accent5" w:themeTint="99"/>
       </w:tblBorders>
     </w:tblPr>
     <w:tblStylePr w:type="firstRow">
@@ -43339,7 +42538,7 @@
       <w:tblPr/>
       <w:tcPr>
         <w:tcBorders>
-          <w:bottom w:val="single" w:color="92CDDC" w:themeColor="accent5" w:themeTint="99" w:sz="4" w:space="0"/>
+          <w:bottom w:val="single" w:sz="4" w:space="0" w:color="92CDDC" w:themeColor="accent5" w:themeTint="99"/>
         </w:tcBorders>
       </w:tcPr>
     </w:tblStylePr>
@@ -43347,7 +42546,7 @@
       <w:tblPr/>
       <w:tcPr>
         <w:tcBorders>
-          <w:bottom w:val="single" w:color="92CDDC" w:themeColor="accent5" w:themeTint="99" w:sz="4" w:space="0"/>
+          <w:bottom w:val="single" w:sz="4" w:space="0" w:color="92CDDC" w:themeColor="accent5" w:themeTint="99"/>
         </w:tcBorders>
       </w:tcPr>
     </w:tblStylePr>
@@ -43355,7 +42554,7 @@
       <w:tblPr/>
       <w:tcPr>
         <w:tcBorders>
-          <w:top w:val="single" w:color="92CDDC" w:themeColor="accent5" w:themeTint="99" w:sz="4" w:space="0"/>
+          <w:top w:val="single" w:sz="4" w:space="0" w:color="92CDDC" w:themeColor="accent5" w:themeTint="99"/>
         </w:tcBorders>
       </w:tcPr>
     </w:tblStylePr>
@@ -43363,7 +42562,7 @@
       <w:tblPr/>
       <w:tcPr>
         <w:tcBorders>
-          <w:top w:val="single" w:color="92CDDC" w:themeColor="accent5" w:themeTint="99" w:sz="4" w:space="0"/>
+          <w:top w:val="single" w:sz="4" w:space="0" w:color="92CDDC" w:themeColor="accent5" w:themeTint="99"/>
         </w:tcBorders>
       </w:tcPr>
     </w:tblStylePr>
@@ -43377,7 +42576,7 @@
       <w:spacing w:line="240" w:lineRule="auto"/>
     </w:pPr>
     <w:rPr>
-      <w:rFonts w:asciiTheme="minorHAnsi" w:hAnsiTheme="minorHAnsi" w:eastAsiaTheme="minorHAnsi" w:cstheme="minorBidi"/>
+      <w:rFonts w:asciiTheme="minorHAnsi" w:eastAsiaTheme="minorHAnsi" w:hAnsiTheme="minorHAnsi" w:cstheme="minorBidi"/>
       <w:kern w:val="2"/>
       <w:sz w:val="24"/>
       <w:szCs w:val="24"/>
@@ -43388,12 +42587,12 @@
       <w:tblStyleRowBandSize w:val="1"/>
       <w:tblStyleColBandSize w:val="1"/>
       <w:tblBorders>
-        <w:top w:val="single" w:color="FFFFFF" w:themeColor="background1" w:sz="4" w:space="0"/>
-        <w:left w:val="single" w:color="FFFFFF" w:themeColor="background1" w:sz="4" w:space="0"/>
-        <w:bottom w:val="single" w:color="FFFFFF" w:themeColor="background1" w:sz="4" w:space="0"/>
-        <w:right w:val="single" w:color="FFFFFF" w:themeColor="background1" w:sz="4" w:space="0"/>
-        <w:insideH w:val="single" w:color="FFFFFF" w:themeColor="background1" w:sz="4" w:space="0"/>
-        <w:insideV w:val="single" w:color="FFFFFF" w:themeColor="background1" w:sz="4" w:space="0"/>
+        <w:top w:val="single" w:sz="4" w:space="0" w:color="FFFFFF" w:themeColor="background1"/>
+        <w:left w:val="single" w:sz="4" w:space="0" w:color="FFFFFF" w:themeColor="background1"/>
+        <w:bottom w:val="single" w:sz="4" w:space="0" w:color="FFFFFF" w:themeColor="background1"/>
+        <w:right w:val="single" w:sz="4" w:space="0" w:color="FFFFFF" w:themeColor="background1"/>
+        <w:insideH w:val="single" w:sz="4" w:space="0" w:color="FFFFFF" w:themeColor="background1"/>
+        <w:insideV w:val="single" w:sz="4" w:space="0" w:color="FFFFFF" w:themeColor="background1"/>
       </w:tblBorders>
     </w:tblPr>
     <w:tcPr>
@@ -43408,9 +42607,9 @@
       <w:tblPr/>
       <w:tcPr>
         <w:tcBorders>
-          <w:top w:val="single" w:color="FFFFFF" w:themeColor="background1" w:sz="4" w:space="0"/>
-          <w:left w:val="single" w:color="FFFFFF" w:themeColor="background1" w:sz="4" w:space="0"/>
-          <w:right w:val="single" w:color="FFFFFF" w:themeColor="background1" w:sz="4" w:space="0"/>
+          <w:top w:val="single" w:sz="4" w:space="0" w:color="FFFFFF" w:themeColor="background1"/>
+          <w:left w:val="single" w:sz="4" w:space="0" w:color="FFFFFF" w:themeColor="background1"/>
+          <w:right w:val="single" w:sz="4" w:space="0" w:color="FFFFFF" w:themeColor="background1"/>
           <w:insideH w:val="nil"/>
           <w:insideV w:val="nil"/>
         </w:tcBorders>
@@ -43426,9 +42625,9 @@
       <w:tblPr/>
       <w:tcPr>
         <w:tcBorders>
-          <w:left w:val="single" w:color="FFFFFF" w:themeColor="background1" w:sz="4" w:space="0"/>
-          <w:bottom w:val="single" w:color="FFFFFF" w:themeColor="background1" w:sz="4" w:space="0"/>
-          <w:right w:val="single" w:color="FFFFFF" w:themeColor="background1" w:sz="4" w:space="0"/>
+          <w:left w:val="single" w:sz="4" w:space="0" w:color="FFFFFF" w:themeColor="background1"/>
+          <w:bottom w:val="single" w:sz="4" w:space="0" w:color="FFFFFF" w:themeColor="background1"/>
+          <w:right w:val="single" w:sz="4" w:space="0" w:color="FFFFFF" w:themeColor="background1"/>
           <w:insideH w:val="nil"/>
           <w:insideV w:val="nil"/>
         </w:tcBorders>
@@ -43444,9 +42643,9 @@
       <w:tblPr/>
       <w:tcPr>
         <w:tcBorders>
-          <w:top w:val="single" w:color="FFFFFF" w:themeColor="background1" w:sz="4" w:space="0"/>
-          <w:left w:val="single" w:color="FFFFFF" w:themeColor="background1" w:sz="4" w:space="0"/>
-          <w:bottom w:val="single" w:color="FFFFFF" w:themeColor="background1" w:sz="4" w:space="0"/>
+          <w:top w:val="single" w:sz="4" w:space="0" w:color="FFFFFF" w:themeColor="background1"/>
+          <w:left w:val="single" w:sz="4" w:space="0" w:color="FFFFFF" w:themeColor="background1"/>
+          <w:bottom w:val="single" w:sz="4" w:space="0" w:color="FFFFFF" w:themeColor="background1"/>
           <w:insideV w:val="nil"/>
         </w:tcBorders>
         <w:shd w:val="clear" w:color="auto" w:fill="8064A2" w:themeFill="accent4"/>
@@ -43461,9 +42660,9 @@
       <w:tblPr/>
       <w:tcPr>
         <w:tcBorders>
-          <w:top w:val="single" w:color="FFFFFF" w:themeColor="background1" w:sz="4" w:space="0"/>
-          <w:bottom w:val="single" w:color="FFFFFF" w:themeColor="background1" w:sz="4" w:space="0"/>
-          <w:right w:val="single" w:color="FFFFFF" w:themeColor="background1" w:sz="4" w:space="0"/>
+          <w:top w:val="single" w:sz="4" w:space="0" w:color="FFFFFF" w:themeColor="background1"/>
+          <w:bottom w:val="single" w:sz="4" w:space="0" w:color="FFFFFF" w:themeColor="background1"/>
+          <w:right w:val="single" w:sz="4" w:space="0" w:color="FFFFFF" w:themeColor="background1"/>
           <w:insideV w:val="nil"/>
         </w:tcBorders>
         <w:shd w:val="clear" w:color="auto" w:fill="8064A2" w:themeFill="accent4"/>
@@ -43491,7 +42690,7 @@
       <w:spacing w:line="240" w:lineRule="auto"/>
     </w:pPr>
     <w:rPr>
-      <w:rFonts w:asciiTheme="minorHAnsi" w:hAnsiTheme="minorHAnsi" w:eastAsiaTheme="minorHAnsi" w:cstheme="minorBidi"/>
+      <w:rFonts w:asciiTheme="minorHAnsi" w:eastAsiaTheme="minorHAnsi" w:hAnsiTheme="minorHAnsi" w:cstheme="minorBidi"/>
       <w:kern w:val="2"/>
       <w:sz w:val="24"/>
       <w:szCs w:val="24"/>
@@ -43502,12 +42701,12 @@
       <w:tblStyleRowBandSize w:val="1"/>
       <w:tblStyleColBandSize w:val="1"/>
       <w:tblBorders>
-        <w:top w:val="single" w:color="B2A1C7" w:themeColor="accent4" w:themeTint="99" w:sz="4" w:space="0"/>
-        <w:left w:val="single" w:color="B2A1C7" w:themeColor="accent4" w:themeTint="99" w:sz="4" w:space="0"/>
-        <w:bottom w:val="single" w:color="B2A1C7" w:themeColor="accent4" w:themeTint="99" w:sz="4" w:space="0"/>
-        <w:right w:val="single" w:color="B2A1C7" w:themeColor="accent4" w:themeTint="99" w:sz="4" w:space="0"/>
-        <w:insideH w:val="single" w:color="B2A1C7" w:themeColor="accent4" w:themeTint="99" w:sz="4" w:space="0"/>
-        <w:insideV w:val="single" w:color="B2A1C7" w:themeColor="accent4" w:themeTint="99" w:sz="4" w:space="0"/>
+        <w:top w:val="single" w:sz="4" w:space="0" w:color="B2A1C7" w:themeColor="accent4" w:themeTint="99"/>
+        <w:left w:val="single" w:sz="4" w:space="0" w:color="B2A1C7" w:themeColor="accent4" w:themeTint="99"/>
+        <w:bottom w:val="single" w:sz="4" w:space="0" w:color="B2A1C7" w:themeColor="accent4" w:themeTint="99"/>
+        <w:right w:val="single" w:sz="4" w:space="0" w:color="B2A1C7" w:themeColor="accent4" w:themeTint="99"/>
+        <w:insideH w:val="single" w:sz="4" w:space="0" w:color="B2A1C7" w:themeColor="accent4" w:themeTint="99"/>
+        <w:insideV w:val="single" w:sz="4" w:space="0" w:color="B2A1C7" w:themeColor="accent4" w:themeTint="99"/>
       </w:tblBorders>
     </w:tblPr>
     <w:tblStylePr w:type="firstRow">
@@ -43519,10 +42718,10 @@
       <w:tblPr/>
       <w:tcPr>
         <w:tcBorders>
-          <w:top w:val="single" w:color="8064A2" w:themeColor="accent4" w:sz="4" w:space="0"/>
-          <w:left w:val="single" w:color="8064A2" w:themeColor="accent4" w:sz="4" w:space="0"/>
-          <w:bottom w:val="single" w:color="8064A2" w:themeColor="accent4" w:sz="4" w:space="0"/>
-          <w:right w:val="single" w:color="8064A2" w:themeColor="accent4" w:sz="4" w:space="0"/>
+          <w:top w:val="single" w:sz="4" w:space="0" w:color="8064A2" w:themeColor="accent4"/>
+          <w:left w:val="single" w:sz="4" w:space="0" w:color="8064A2" w:themeColor="accent4"/>
+          <w:bottom w:val="single" w:sz="4" w:space="0" w:color="8064A2" w:themeColor="accent4"/>
+          <w:right w:val="single" w:sz="4" w:space="0" w:color="8064A2" w:themeColor="accent4"/>
           <w:insideH w:val="nil"/>
           <w:insideV w:val="nil"/>
         </w:tcBorders>
@@ -43537,7 +42736,7 @@
       <w:tblPr/>
       <w:tcPr>
         <w:tcBorders>
-          <w:top w:val="double" w:color="8064A2" w:themeColor="accent4" w:sz="4" w:space="0"/>
+          <w:top w:val="double" w:sz="4" w:space="0" w:color="8064A2" w:themeColor="accent4"/>
         </w:tcBorders>
       </w:tcPr>
     </w:tblStylePr>
@@ -43566,7 +42765,7 @@
       </w:tcPr>
     </w:tblStylePr>
   </w:style>
-  <w:style w:type="character" w:styleId="Ttulo7Car" w:customStyle="1">
+  <w:style w:type="character" w:customStyle="1" w:styleId="Ttulo7Car">
     <w:name w:val="Título 7 Car"/>
     <w:basedOn w:val="Fuentedeprrafopredeter"/>
     <w:link w:val="Ttulo7"/>
@@ -43574,7 +42773,7 @@
     <w:semiHidden/>
     <w:rsid w:val="00124DA0"/>
     <w:rPr>
-      <w:rFonts w:asciiTheme="minorHAnsi" w:hAnsiTheme="minorHAnsi" w:eastAsiaTheme="majorEastAsia" w:cstheme="majorBidi"/>
+      <w:rFonts w:asciiTheme="minorHAnsi" w:eastAsiaTheme="majorEastAsia" w:hAnsiTheme="minorHAnsi" w:cstheme="majorBidi"/>
       <w:color w:val="595959" w:themeColor="text1" w:themeTint="A6"/>
       <w:kern w:val="2"/>
       <w:sz w:val="24"/>
@@ -43583,7 +42782,7 @@
       <w14:ligatures w14:val="standardContextual"/>
     </w:rPr>
   </w:style>
-  <w:style w:type="character" w:styleId="Ttulo8Car" w:customStyle="1">
+  <w:style w:type="character" w:customStyle="1" w:styleId="Ttulo8Car">
     <w:name w:val="Título 8 Car"/>
     <w:basedOn w:val="Fuentedeprrafopredeter"/>
     <w:link w:val="Ttulo8"/>
@@ -43591,7 +42790,7 @@
     <w:semiHidden/>
     <w:rsid w:val="00124DA0"/>
     <w:rPr>
-      <w:rFonts w:asciiTheme="minorHAnsi" w:hAnsiTheme="minorHAnsi" w:eastAsiaTheme="majorEastAsia" w:cstheme="majorBidi"/>
+      <w:rFonts w:asciiTheme="minorHAnsi" w:eastAsiaTheme="majorEastAsia" w:hAnsiTheme="minorHAnsi" w:cstheme="majorBidi"/>
       <w:i/>
       <w:iCs/>
       <w:color w:val="272727" w:themeColor="text1" w:themeTint="D8"/>
@@ -43602,7 +42801,7 @@
       <w14:ligatures w14:val="standardContextual"/>
     </w:rPr>
   </w:style>
-  <w:style w:type="character" w:styleId="Ttulo9Car" w:customStyle="1">
+  <w:style w:type="character" w:customStyle="1" w:styleId="Ttulo9Car">
     <w:name w:val="Título 9 Car"/>
     <w:basedOn w:val="Fuentedeprrafopredeter"/>
     <w:link w:val="Ttulo9"/>
@@ -43610,7 +42809,7 @@
     <w:semiHidden/>
     <w:rsid w:val="00124DA0"/>
     <w:rPr>
-      <w:rFonts w:asciiTheme="minorHAnsi" w:hAnsiTheme="minorHAnsi" w:eastAsiaTheme="majorEastAsia" w:cstheme="majorBidi"/>
+      <w:rFonts w:asciiTheme="minorHAnsi" w:eastAsiaTheme="majorEastAsia" w:hAnsiTheme="minorHAnsi" w:cstheme="majorBidi"/>
       <w:color w:val="272727" w:themeColor="text1" w:themeTint="D8"/>
       <w:kern w:val="2"/>
       <w:sz w:val="24"/>
@@ -43619,7 +42818,7 @@
       <w14:ligatures w14:val="standardContextual"/>
     </w:rPr>
   </w:style>
-  <w:style w:type="character" w:styleId="Ttulo1Car" w:customStyle="1">
+  <w:style w:type="character" w:customStyle="1" w:styleId="Ttulo1Car">
     <w:name w:val="Título 1 Car"/>
     <w:basedOn w:val="Fuentedeprrafopredeter"/>
     <w:link w:val="Ttulo1"/>
@@ -43630,7 +42829,7 @@
       <w:szCs w:val="40"/>
     </w:rPr>
   </w:style>
-  <w:style w:type="character" w:styleId="Ttulo2Car" w:customStyle="1">
+  <w:style w:type="character" w:customStyle="1" w:styleId="Ttulo2Car">
     <w:name w:val="Título 2 Car"/>
     <w:basedOn w:val="Fuentedeprrafopredeter"/>
     <w:link w:val="Ttulo2"/>
@@ -43642,7 +42841,7 @@
       <w:szCs w:val="32"/>
     </w:rPr>
   </w:style>
-  <w:style w:type="character" w:styleId="Ttulo3Car" w:customStyle="1">
+  <w:style w:type="character" w:customStyle="1" w:styleId="Ttulo3Car">
     <w:name w:val="Título 3 Car"/>
     <w:basedOn w:val="Fuentedeprrafopredeter"/>
     <w:link w:val="Ttulo3"/>
@@ -43655,7 +42854,7 @@
       <w:szCs w:val="28"/>
     </w:rPr>
   </w:style>
-  <w:style w:type="character" w:styleId="Ttulo4Car" w:customStyle="1">
+  <w:style w:type="character" w:customStyle="1" w:styleId="Ttulo4Car">
     <w:name w:val="Título 4 Car"/>
     <w:basedOn w:val="Fuentedeprrafopredeter"/>
     <w:link w:val="Ttulo4"/>
@@ -43668,7 +42867,7 @@
       <w:szCs w:val="24"/>
     </w:rPr>
   </w:style>
-  <w:style w:type="character" w:styleId="Ttulo5Car" w:customStyle="1">
+  <w:style w:type="character" w:customStyle="1" w:styleId="Ttulo5Car">
     <w:name w:val="Título 5 Car"/>
     <w:basedOn w:val="Fuentedeprrafopredeter"/>
     <w:link w:val="Ttulo5"/>
@@ -43679,7 +42878,7 @@
       <w:color w:val="666666"/>
     </w:rPr>
   </w:style>
-  <w:style w:type="character" w:styleId="Ttulo6Car" w:customStyle="1">
+  <w:style w:type="character" w:customStyle="1" w:styleId="Ttulo6Car">
     <w:name w:val="Título 6 Car"/>
     <w:basedOn w:val="Fuentedeprrafopredeter"/>
     <w:link w:val="Ttulo6"/>
@@ -43691,7 +42890,7 @@
       <w:color w:val="666666"/>
     </w:rPr>
   </w:style>
-  <w:style w:type="character" w:styleId="TtuloCar" w:customStyle="1">
+  <w:style w:type="character" w:customStyle="1" w:styleId="TtuloCar">
     <w:name w:val="Título Car"/>
     <w:basedOn w:val="Fuentedeprrafopredeter"/>
     <w:link w:val="Ttulo"/>
@@ -43702,7 +42901,7 @@
       <w:szCs w:val="52"/>
     </w:rPr>
   </w:style>
-  <w:style w:type="character" w:styleId="SubttuloCar" w:customStyle="1">
+  <w:style w:type="character" w:customStyle="1" w:styleId="SubttuloCar">
     <w:name w:val="Subtítulo Car"/>
     <w:basedOn w:val="Fuentedeprrafopredeter"/>
     <w:link w:val="Subttulo"/>
@@ -43727,7 +42926,7 @@
       <w:jc w:val="center"/>
     </w:pPr>
     <w:rPr>
-      <w:rFonts w:asciiTheme="minorHAnsi" w:hAnsiTheme="minorHAnsi" w:eastAsiaTheme="minorHAnsi" w:cstheme="minorBidi"/>
+      <w:rFonts w:asciiTheme="minorHAnsi" w:eastAsiaTheme="minorHAnsi" w:hAnsiTheme="minorHAnsi" w:cstheme="minorBidi"/>
       <w:i/>
       <w:iCs/>
       <w:color w:val="404040" w:themeColor="text1" w:themeTint="BF"/>
@@ -43738,14 +42937,14 @@
       <w14:ligatures w14:val="standardContextual"/>
     </w:rPr>
   </w:style>
-  <w:style w:type="character" w:styleId="CitaCar" w:customStyle="1">
+  <w:style w:type="character" w:customStyle="1" w:styleId="CitaCar">
     <w:name w:val="Cita Car"/>
     <w:basedOn w:val="Fuentedeprrafopredeter"/>
     <w:link w:val="Cita"/>
     <w:uiPriority w:val="29"/>
     <w:rsid w:val="00124DA0"/>
     <w:rPr>
-      <w:rFonts w:asciiTheme="minorHAnsi" w:hAnsiTheme="minorHAnsi" w:eastAsiaTheme="minorHAnsi" w:cstheme="minorBidi"/>
+      <w:rFonts w:asciiTheme="minorHAnsi" w:eastAsiaTheme="minorHAnsi" w:hAnsiTheme="minorHAnsi" w:cstheme="minorBidi"/>
       <w:i/>
       <w:iCs/>
       <w:color w:val="404040" w:themeColor="text1" w:themeTint="BF"/>
@@ -43778,15 +42977,15 @@
     <w:rsid w:val="00124DA0"/>
     <w:pPr>
       <w:pBdr>
-        <w:top w:val="single" w:color="365F91" w:themeColor="accent1" w:themeShade="BF" w:sz="4" w:space="10"/>
-        <w:bottom w:val="single" w:color="365F91" w:themeColor="accent1" w:themeShade="BF" w:sz="4" w:space="10"/>
+        <w:top w:val="single" w:sz="4" w:space="10" w:color="365F91" w:themeColor="accent1" w:themeShade="BF"/>
+        <w:bottom w:val="single" w:sz="4" w:space="10" w:color="365F91" w:themeColor="accent1" w:themeShade="BF"/>
       </w:pBdr>
       <w:spacing w:before="360" w:after="360" w:line="278" w:lineRule="auto"/>
       <w:ind w:left="864" w:right="864"/>
       <w:jc w:val="center"/>
     </w:pPr>
     <w:rPr>
-      <w:rFonts w:asciiTheme="minorHAnsi" w:hAnsiTheme="minorHAnsi" w:eastAsiaTheme="minorHAnsi" w:cstheme="minorBidi"/>
+      <w:rFonts w:asciiTheme="minorHAnsi" w:eastAsiaTheme="minorHAnsi" w:hAnsiTheme="minorHAnsi" w:cstheme="minorBidi"/>
       <w:i/>
       <w:iCs/>
       <w:color w:val="365F91" w:themeColor="accent1" w:themeShade="BF"/>
@@ -43797,14 +42996,14 @@
       <w14:ligatures w14:val="standardContextual"/>
     </w:rPr>
   </w:style>
-  <w:style w:type="character" w:styleId="CitadestacadaCar" w:customStyle="1">
+  <w:style w:type="character" w:customStyle="1" w:styleId="CitadestacadaCar">
     <w:name w:val="Cita destacada Car"/>
     <w:basedOn w:val="Fuentedeprrafopredeter"/>
     <w:link w:val="Citadestacada"/>
     <w:uiPriority w:val="30"/>
     <w:rsid w:val="00124DA0"/>
     <w:rPr>
-      <w:rFonts w:asciiTheme="minorHAnsi" w:hAnsiTheme="minorHAnsi" w:eastAsiaTheme="minorHAnsi" w:cstheme="minorBidi"/>
+      <w:rFonts w:asciiTheme="minorHAnsi" w:eastAsiaTheme="minorHAnsi" w:hAnsiTheme="minorHAnsi" w:cstheme="minorBidi"/>
       <w:i/>
       <w:iCs/>
       <w:color w:val="365F91" w:themeColor="accent1" w:themeShade="BF"/>
@@ -43841,12 +43040,12 @@
       <w:tblStyleRowBandSize w:val="1"/>
       <w:tblStyleColBandSize w:val="1"/>
       <w:tblBorders>
-        <w:top w:val="single" w:color="666666" w:themeColor="text1" w:themeTint="99" w:sz="4" w:space="0"/>
-        <w:left w:val="single" w:color="666666" w:themeColor="text1" w:themeTint="99" w:sz="4" w:space="0"/>
-        <w:bottom w:val="single" w:color="666666" w:themeColor="text1" w:themeTint="99" w:sz="4" w:space="0"/>
-        <w:right w:val="single" w:color="666666" w:themeColor="text1" w:themeTint="99" w:sz="4" w:space="0"/>
-        <w:insideH w:val="single" w:color="666666" w:themeColor="text1" w:themeTint="99" w:sz="4" w:space="0"/>
-        <w:insideV w:val="single" w:color="666666" w:themeColor="text1" w:themeTint="99" w:sz="4" w:space="0"/>
+        <w:top w:val="single" w:sz="4" w:space="0" w:color="666666" w:themeColor="text1" w:themeTint="99"/>
+        <w:left w:val="single" w:sz="4" w:space="0" w:color="666666" w:themeColor="text1" w:themeTint="99"/>
+        <w:bottom w:val="single" w:sz="4" w:space="0" w:color="666666" w:themeColor="text1" w:themeTint="99"/>
+        <w:right w:val="single" w:sz="4" w:space="0" w:color="666666" w:themeColor="text1" w:themeTint="99"/>
+        <w:insideH w:val="single" w:sz="4" w:space="0" w:color="666666" w:themeColor="text1" w:themeTint="99"/>
+        <w:insideV w:val="single" w:sz="4" w:space="0" w:color="666666" w:themeColor="text1" w:themeTint="99"/>
       </w:tblBorders>
     </w:tblPr>
     <w:tblStylePr w:type="firstRow">
@@ -43858,10 +43057,10 @@
       <w:tblPr/>
       <w:tcPr>
         <w:tcBorders>
-          <w:top w:val="single" w:color="000000" w:themeColor="text1" w:sz="4" w:space="0"/>
-          <w:left w:val="single" w:color="000000" w:themeColor="text1" w:sz="4" w:space="0"/>
-          <w:bottom w:val="single" w:color="000000" w:themeColor="text1" w:sz="4" w:space="0"/>
-          <w:right w:val="single" w:color="000000" w:themeColor="text1" w:sz="4" w:space="0"/>
+          <w:top w:val="single" w:sz="4" w:space="0" w:color="000000" w:themeColor="text1"/>
+          <w:left w:val="single" w:sz="4" w:space="0" w:color="000000" w:themeColor="text1"/>
+          <w:bottom w:val="single" w:sz="4" w:space="0" w:color="000000" w:themeColor="text1"/>
+          <w:right w:val="single" w:sz="4" w:space="0" w:color="000000" w:themeColor="text1"/>
           <w:insideH w:val="nil"/>
           <w:insideV w:val="nil"/>
         </w:tcBorders>
@@ -43876,7 +43075,7 @@
       <w:tblPr/>
       <w:tcPr>
         <w:tcBorders>
-          <w:top w:val="double" w:color="000000" w:themeColor="text1" w:sz="4" w:space="0"/>
+          <w:top w:val="double" w:sz="4" w:space="0" w:color="000000" w:themeColor="text1"/>
         </w:tcBorders>
       </w:tcPr>
     </w:tblStylePr>
@@ -43905,7 +43104,7 @@
       </w:tcPr>
     </w:tblStylePr>
   </w:style>
-  <w:style w:type="paragraph" w:styleId="msonormal0" w:customStyle="1">
+  <w:style w:type="paragraph" w:customStyle="1" w:styleId="msonormal0">
     <w:name w:val="msonormal"/>
     <w:basedOn w:val="Normal"/>
     <w:rsid w:val="00185B42"/>
@@ -43913,7 +43112,7 @@
       <w:spacing w:before="100" w:beforeAutospacing="1" w:after="100" w:afterAutospacing="1" w:line="240" w:lineRule="auto"/>
     </w:pPr>
     <w:rPr>
-      <w:rFonts w:ascii="Times New Roman" w:hAnsi="Times New Roman" w:eastAsia="Times New Roman" w:cs="Times New Roman"/>
+      <w:rFonts w:ascii="Times New Roman" w:eastAsia="Times New Roman" w:hAnsi="Times New Roman" w:cs="Times New Roman"/>
       <w:sz w:val="24"/>
       <w:szCs w:val="24"/>
     </w:rPr>
@@ -43927,7 +43126,7 @@
       <w:spacing w:line="240" w:lineRule="auto"/>
     </w:pPr>
     <w:rPr>
-      <w:rFonts w:asciiTheme="minorHAnsi" w:hAnsiTheme="minorHAnsi" w:eastAsiaTheme="minorHAnsi" w:cstheme="minorBidi"/>
+      <w:rFonts w:asciiTheme="minorHAnsi" w:eastAsiaTheme="minorHAnsi" w:hAnsiTheme="minorHAnsi" w:cstheme="minorBidi"/>
       <w:kern w:val="2"/>
       <w:sz w:val="24"/>
       <w:szCs w:val="24"/>
@@ -43938,11 +43137,11 @@
       <w:tblStyleRowBandSize w:val="1"/>
       <w:tblStyleColBandSize w:val="1"/>
       <w:tblBorders>
-        <w:top w:val="single" w:color="92CDDC" w:themeColor="accent5" w:themeTint="99" w:sz="4" w:space="0"/>
-        <w:left w:val="single" w:color="92CDDC" w:themeColor="accent5" w:themeTint="99" w:sz="4" w:space="0"/>
-        <w:bottom w:val="single" w:color="92CDDC" w:themeColor="accent5" w:themeTint="99" w:sz="4" w:space="0"/>
-        <w:right w:val="single" w:color="92CDDC" w:themeColor="accent5" w:themeTint="99" w:sz="4" w:space="0"/>
-        <w:insideH w:val="single" w:color="92CDDC" w:themeColor="accent5" w:themeTint="99" w:sz="4" w:space="0"/>
+        <w:top w:val="single" w:sz="4" w:space="0" w:color="92CDDC" w:themeColor="accent5" w:themeTint="99"/>
+        <w:left w:val="single" w:sz="4" w:space="0" w:color="92CDDC" w:themeColor="accent5" w:themeTint="99"/>
+        <w:bottom w:val="single" w:sz="4" w:space="0" w:color="92CDDC" w:themeColor="accent5" w:themeTint="99"/>
+        <w:right w:val="single" w:sz="4" w:space="0" w:color="92CDDC" w:themeColor="accent5" w:themeTint="99"/>
+        <w:insideH w:val="single" w:sz="4" w:space="0" w:color="92CDDC" w:themeColor="accent5" w:themeTint="99"/>
       </w:tblBorders>
     </w:tblPr>
     <w:tblStylePr w:type="firstRow">
@@ -43954,10 +43153,10 @@
       <w:tblPr/>
       <w:tcPr>
         <w:tcBorders>
-          <w:top w:val="single" w:color="4BACC6" w:themeColor="accent5" w:sz="4" w:space="0"/>
-          <w:left w:val="single" w:color="4BACC6" w:themeColor="accent5" w:sz="4" w:space="0"/>
-          <w:bottom w:val="single" w:color="4BACC6" w:themeColor="accent5" w:sz="4" w:space="0"/>
-          <w:right w:val="single" w:color="4BACC6" w:themeColor="accent5" w:sz="4" w:space="0"/>
+          <w:top w:val="single" w:sz="4" w:space="0" w:color="4BACC6" w:themeColor="accent5"/>
+          <w:left w:val="single" w:sz="4" w:space="0" w:color="4BACC6" w:themeColor="accent5"/>
+          <w:bottom w:val="single" w:sz="4" w:space="0" w:color="4BACC6" w:themeColor="accent5"/>
+          <w:right w:val="single" w:sz="4" w:space="0" w:color="4BACC6" w:themeColor="accent5"/>
           <w:insideH w:val="nil"/>
         </w:tcBorders>
         <w:shd w:val="clear" w:color="auto" w:fill="4BACC6" w:themeFill="accent5"/>
@@ -43971,7 +43170,7 @@
       <w:tblPr/>
       <w:tcPr>
         <w:tcBorders>
-          <w:top w:val="double" w:color="92CDDC" w:themeColor="accent5" w:themeTint="99" w:sz="4" w:space="0"/>
+          <w:top w:val="double" w:sz="4" w:space="0" w:color="92CDDC" w:themeColor="accent5" w:themeTint="99"/>
         </w:tcBorders>
       </w:tcPr>
     </w:tblStylePr>
@@ -44012,10 +43211,10 @@
       <w:tblStyleRowBandSize w:val="1"/>
       <w:tblStyleColBandSize w:val="1"/>
       <w:tblBorders>
-        <w:top w:val="single" w:color="666666" w:themeColor="text1" w:themeTint="99" w:sz="2" w:space="0"/>
-        <w:bottom w:val="single" w:color="666666" w:themeColor="text1" w:themeTint="99" w:sz="2" w:space="0"/>
-        <w:insideH w:val="single" w:color="666666" w:themeColor="text1" w:themeTint="99" w:sz="2" w:space="0"/>
-        <w:insideV w:val="single" w:color="666666" w:themeColor="text1" w:themeTint="99" w:sz="2" w:space="0"/>
+        <w:top w:val="single" w:sz="2" w:space="0" w:color="666666" w:themeColor="text1" w:themeTint="99"/>
+        <w:bottom w:val="single" w:sz="2" w:space="0" w:color="666666" w:themeColor="text1" w:themeTint="99"/>
+        <w:insideH w:val="single" w:sz="2" w:space="0" w:color="666666" w:themeColor="text1" w:themeTint="99"/>
+        <w:insideV w:val="single" w:sz="2" w:space="0" w:color="666666" w:themeColor="text1" w:themeTint="99"/>
       </w:tblBorders>
     </w:tblPr>
     <w:tblStylePr w:type="firstRow">
@@ -44027,7 +43226,7 @@
       <w:tcPr>
         <w:tcBorders>
           <w:top w:val="nil"/>
-          <w:bottom w:val="single" w:color="666666" w:themeColor="text1" w:themeTint="99" w:sz="12" w:space="0"/>
+          <w:bottom w:val="single" w:sz="12" w:space="0" w:color="666666" w:themeColor="text1" w:themeTint="99"/>
           <w:insideH w:val="nil"/>
           <w:insideV w:val="nil"/>
         </w:tcBorders>
@@ -44042,7 +43241,7 @@
       <w:tblPr/>
       <w:tcPr>
         <w:tcBorders>
-          <w:top w:val="double" w:color="666666" w:themeColor="text1" w:themeTint="99" w:sz="2" w:space="0"/>
+          <w:top w:val="double" w:sz="2" w:space="0" w:color="666666" w:themeColor="text1" w:themeTint="99"/>
           <w:bottom w:val="nil"/>
           <w:insideH w:val="nil"/>
           <w:insideV w:val="nil"/>
@@ -44075,7 +43274,7 @@
       </w:tcPr>
     </w:tblStylePr>
   </w:style>
-  <w:style w:type="paragraph" w:styleId="isselectedend" w:customStyle="1">
+  <w:style w:type="paragraph" w:customStyle="1" w:styleId="isselectedend">
     <w:name w:val="isselectedend"/>
     <w:basedOn w:val="Normal"/>
     <w:rsid w:val="00AE3EF0"/>
@@ -44083,7 +43282,7 @@
       <w:spacing w:before="100" w:beforeAutospacing="1" w:after="100" w:afterAutospacing="1" w:line="240" w:lineRule="auto"/>
     </w:pPr>
     <w:rPr>
-      <w:rFonts w:ascii="Times New Roman" w:hAnsi="Times New Roman" w:eastAsia="Times New Roman" w:cs="Times New Roman"/>
+      <w:rFonts w:ascii="Times New Roman" w:eastAsia="Times New Roman" w:hAnsi="Times New Roman" w:cs="Times New Roman"/>
       <w:sz w:val="24"/>
       <w:szCs w:val="24"/>
     </w:rPr>
@@ -44423,21 +43622,10 @@
 </file>
 
 <file path=customXml/item1.xml><?xml version="1.0" encoding="utf-8"?>
-<p:properties xmlns:p="http://schemas.microsoft.com/office/2006/metadata/properties" xmlns:xsi="http://www.w3.org/2001/XMLSchema-instance" xmlns:pc="http://schemas.microsoft.com/office/infopath/2007/PartnerControls">
-  <documentManagement>
-    <TaxCatchAll xmlns="13c90a0b-73bc-4dc0-be5f-28d77b615beb" xsi:nil="true"/>
-    <lcf76f155ced4ddcb4097134ff3c332f xmlns="13c93bba-48ce-428c-bfe5-88b42c19b028">
-      <Terms xmlns="http://schemas.microsoft.com/office/infopath/2007/PartnerControls"/>
-    </lcf76f155ced4ddcb4097134ff3c332f>
-  </documentManagement>
-</p:properties>
+<b:Sources xmlns:b="http://schemas.openxmlformats.org/officeDocument/2006/bibliography" xmlns="http://schemas.openxmlformats.org/officeDocument/2006/bibliography" SelectedStyle="\APASixthEditionOfficeOnline.xsl" StyleName="APA" Version="6"/>
 </file>
 
 <file path=customXml/item2.xml><?xml version="1.0" encoding="utf-8"?>
-<b:Sources xmlns:b="http://schemas.openxmlformats.org/officeDocument/2006/bibliography" xmlns="http://schemas.openxmlformats.org/officeDocument/2006/bibliography" SelectedStyle="\APASixthEditionOfficeOnline.xsl" StyleName="APA" Version="6"/>
-</file>
-
-<file path=customXml/item3.xml><?xml version="1.0" encoding="utf-8"?>
 <?mso-contentType ?>
 <FormTemplates xmlns="http://schemas.microsoft.com/sharepoint/v3/contenttype/forms">
   <Display>DocumentLibraryForm</Display>
@@ -44446,13 +43634,13 @@
 </FormTemplates>
 </file>
 
-<file path=customXml/item4.xml><?xml version="1.0" encoding="utf-8"?>
+<file path=customXml/item3.xml><?xml version="1.0" encoding="utf-8"?>
 <go:gDocsCustomXmlDataStorage xmlns:go="http://customooxmlschemas.google.com/" xmlns:r="http://schemas.openxmlformats.org/officeDocument/2006/relationships">
   <go:docsCustomData xmlns:go="http://customooxmlschemas.google.com/" roundtripDataSignature="AMtx7mgVwfTnThMJ3osM2v0+q+LoagmeAQ==">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</go:docsCustomData>
 </go:gDocsCustomXmlDataStorage>
 </file>
 
-<file path=customXml/item5.xml><?xml version="1.0" encoding="utf-8"?>
+<file path=customXml/item4.xml><?xml version="1.0" encoding="utf-8"?>
 <ct:contentTypeSchema xmlns:ct="http://schemas.microsoft.com/office/2006/metadata/contentType" xmlns:ma="http://schemas.microsoft.com/office/2006/metadata/properties/metaAttributes" ct:_="" ma:_="" ma:contentTypeName="Documento" ma:contentTypeID="0x0101006A81D6BD42E8DF4C91013959704817E1" ma:contentTypeVersion="15" ma:contentTypeDescription="Crear nuevo documento." ma:contentTypeScope="" ma:versionID="bf4f72ffd194f0963ff564daca6869f7">
   <xsd:schema xmlns:xsd="http://www.w3.org/2001/XMLSchema" xmlns:xs="http://www.w3.org/2001/XMLSchema" xmlns:p="http://schemas.microsoft.com/office/2006/metadata/properties" xmlns:ns2="13c90a0b-73bc-4dc0-be5f-28d77b615beb" xmlns:ns3="13c93bba-48ce-428c-bfe5-88b42c19b028" targetNamespace="http://schemas.microsoft.com/office/2006/metadata/properties" ma:root="true" ma:fieldsID="8718d6f4873a5b1392a45044efa78385" ns2:_="" ns3:_="">
     <xsd:import namespace="13c90a0b-73bc-4dc0-be5f-28d77b615beb"/>
@@ -44687,18 +43875,18 @@
 </ct:contentTypeSchema>
 </file>
 
-<file path=customXml/itemProps1.xml><?xml version="1.0" encoding="utf-8"?>
-<ds:datastoreItem xmlns:ds="http://schemas.openxmlformats.org/officeDocument/2006/customXml" ds:itemID="{F37F9110-465B-45DF-8B3C-CE0F643F750C}">
-  <ds:schemaRefs>
-    <ds:schemaRef ds:uri="http://schemas.microsoft.com/office/2006/metadata/properties"/>
-    <ds:schemaRef ds:uri="http://schemas.microsoft.com/office/infopath/2007/PartnerControls"/>
-    <ds:schemaRef ds:uri="13c90a0b-73bc-4dc0-be5f-28d77b615beb"/>
-    <ds:schemaRef ds:uri="13c93bba-48ce-428c-bfe5-88b42c19b028"/>
-  </ds:schemaRefs>
-</ds:datastoreItem>
+<file path=customXml/item5.xml><?xml version="1.0" encoding="utf-8"?>
+<p:properties xmlns:p="http://schemas.microsoft.com/office/2006/metadata/properties" xmlns:xsi="http://www.w3.org/2001/XMLSchema-instance" xmlns:pc="http://schemas.microsoft.com/office/infopath/2007/PartnerControls">
+  <documentManagement>
+    <TaxCatchAll xmlns="13c90a0b-73bc-4dc0-be5f-28d77b615beb" xsi:nil="true"/>
+    <lcf76f155ced4ddcb4097134ff3c332f xmlns="13c93bba-48ce-428c-bfe5-88b42c19b028">
+      <Terms xmlns="http://schemas.microsoft.com/office/infopath/2007/PartnerControls"/>
+    </lcf76f155ced4ddcb4097134ff3c332f>
+  </documentManagement>
+</p:properties>
 </file>
 
-<file path=customXml/itemProps2.xml><?xml version="1.0" encoding="utf-8"?>
+<file path=customXml/itemProps1.xml><?xml version="1.0" encoding="utf-8"?>
 <ds:datastoreItem xmlns:ds="http://schemas.openxmlformats.org/officeDocument/2006/customXml" ds:itemID="{C89CCF24-26B8-4CD2-A8D8-0B590468495C}">
   <ds:schemaRefs>
     <ds:schemaRef ds:uri="http://schemas.openxmlformats.org/officeDocument/2006/bibliography"/>
@@ -44706,7 +43894,7 @@
 </ds:datastoreItem>
 </file>
 
-<file path=customXml/itemProps3.xml><?xml version="1.0" encoding="utf-8"?>
+<file path=customXml/itemProps2.xml><?xml version="1.0" encoding="utf-8"?>
 <ds:datastoreItem xmlns:ds="http://schemas.openxmlformats.org/officeDocument/2006/customXml" ds:itemID="{7E446165-1B4B-4805-A1B6-93D4094688E3}">
   <ds:schemaRefs>
     <ds:schemaRef ds:uri="http://schemas.microsoft.com/sharepoint/v3/contenttype/forms"/>
@@ -44714,7 +43902,7 @@
 </ds:datastoreItem>
 </file>
 
-<file path=customXml/itemProps4.xml><?xml version="1.0" encoding="utf-8"?>
+<file path=customXml/itemProps3.xml><?xml version="1.0" encoding="utf-8"?>
 <ds:datastoreItem xmlns:ds="http://schemas.openxmlformats.org/officeDocument/2006/customXml" ds:itemID="{11111111-1234-1234-1234-123412341234}">
   <ds:schemaRefs>
     <ds:schemaRef ds:uri="http://customooxmlschemas.google.com/"/>
@@ -44723,7 +43911,7 @@
 </ds:datastoreItem>
 </file>
 
-<file path=customXml/itemProps5.xml><?xml version="1.0" encoding="utf-8"?>
+<file path=customXml/itemProps4.xml><?xml version="1.0" encoding="utf-8"?>
 <ds:datastoreItem xmlns:ds="http://schemas.openxmlformats.org/officeDocument/2006/customXml" ds:itemID="{DA91C028-B2BA-447A-ABF6-F343C877A5CF}">
   <ds:schemaRefs>
     <ds:schemaRef ds:uri="http://schemas.microsoft.com/office/2006/metadata/contentType"/>
@@ -44740,4 +43928,15 @@
     <ds:schemaRef ds:uri="http://schemas.microsoft.com/internal/obd"/>
   </ds:schemaRefs>
 </ds:datastoreItem>
+</file>
+
+<file path=customXml/itemProps5.xml><?xml version="1.0" encoding="utf-8"?>
+<ds:datastoreItem xmlns:ds="http://schemas.openxmlformats.org/officeDocument/2006/customXml" ds:itemID="{F37F9110-465B-45DF-8B3C-CE0F643F750C}">
+  <ds:schemaRefs>
+    <ds:schemaRef ds:uri="http://schemas.microsoft.com/office/2006/metadata/properties"/>
+    <ds:schemaRef ds:uri="http://schemas.microsoft.com/office/infopath/2007/PartnerControls"/>
+    <ds:schemaRef ds:uri="13c90a0b-73bc-4dc0-be5f-28d77b615beb"/>
+    <ds:schemaRef ds:uri="13c93bba-48ce-428c-bfe5-88b42c19b028"/>
+  </ds:schemaRefs>
+</ds:datastoreItem>
 </file>